--- a/CMA_Summaries_B2_Ch01.docx
+++ b/CMA_Summaries_B2_Ch01.docx
@@ -5575,7 +5575,7 @@
       <w:r>
         <w:drawing>
           <wp:inline distT="0" distB="0" distL="0" distR="0">
-            <wp:extent cx="5734050" cy="2421875"/>
+            <wp:extent cx="5734050" cy="2074825"/>
             <wp:effectExtent t="0" r="0" b="0" l="0"/>
             <wp:docPr id="1" name="" descr="" title=""/>
             <wp:cNvGraphicFramePr>
@@ -5600,7 +5600,7 @@
                   <pic:spPr bwMode="auto">
                     <a:xfrm>
                       <a:off x="0" y="0"/>
-                      <a:ext cx="5734050" cy="2421875"/>
+                      <a:ext cx="5734050" cy="2074825"/>
                     </a:xfrm>
                     <a:prstGeom prst="rect">
                       <a:avLst/>
@@ -5668,7 +5668,7 @@
                 <w:sz w:val="16"/>
                 <w:szCs w:val="16"/>
               </w:rPr>
-              <w:t xml:space="preserve">cost object   ·   cost driver   ·   allocation base</w:t>
+              <w:t xml:space="preserve">indirect cost   ·   volume-based cost driver   ·   allocation base</w:t>
             </w:r>
           </w:p>
         </w:tc>
@@ -6536,7 +6536,7 @@
                 <w:sz w:val="16"/>
                 <w:szCs w:val="16"/>
               </w:rPr>
-              <w:t xml:space="preserve">cost driver</w:t>
+              <w:t xml:space="preserve">volume-based cost driver</w:t>
             </w:r>
           </w:p>
         </w:tc>

--- a/CMA_Summaries_B2_Ch01.docx
+++ b/CMA_Summaries_B2_Ch01.docx
@@ -231,7 +231,7 @@
           <w:sz w:val="16"/>
           <w:szCs w:val="16"/>
         </w:rPr>
-        <w:t xml:space="preserve">      gaps 4–9</w:t>
+        <w:t xml:space="preserve">      gaps 4–10</w:t>
       </w:r>
     </w:p>
     <w:p>
@@ -457,7 +457,46 @@
           <w:sz w:val="19"/>
           <w:szCs w:val="19"/>
         </w:rPr>
-        <w:t xml:space="preserve">What does job T-0303 cost? Is the halva line profitable? How much does it cost to serve Barada? Each question needs a different cost object. </w:t>
+        <w:t xml:space="preserve">What does job T-0303 cost? Is the halva line </w:t>
+      </w:r>
+      <w:r>
+        <w:rPr>
+          <w:b/>
+          <w:bCs/>
+          <w:color w:val="8186EF"/>
+          <w:sz w:val="15"/>
+          <w:szCs w:val="15"/>
+        </w:rPr>
+        <w:t xml:space="preserve"> (10) </w:t>
+      </w:r>
+      <w:r>
+        <w:rPr>
+          <w:u w:val="single"/>
+          <w:sz w:val="19"/>
+          <w:szCs w:val="19"/>
+        </w:rPr>
+        <w:t xml:space="preserve">            </w:t>
+      </w:r>
+      <w:r>
+        <w:rPr>
+          <w:sz w:val="19"/>
+          <w:szCs w:val="19"/>
+        </w:rPr>
+        <w:t xml:space="preserve"> </w:t>
+      </w:r>
+      <w:r>
+        <w:rPr>
+          <w:sz w:val="19"/>
+          <w:szCs w:val="19"/>
+        </w:rPr>
+        <w:t xml:space="preserve">? How much does it cost to serve Barada? Each question needs a different cost object. </w:t>
+      </w:r>
+      <w:r>
+        <w:rPr>
+          <w:sz w:val="19"/>
+          <w:szCs w:val="19"/>
+        </w:rPr>
+        <w:t xml:space="preserve">The same cost can be treated differently for different cost objects. </w:t>
       </w:r>
     </w:p>
     <w:tbl>
@@ -515,7 +554,7 @@
                 <w:sz w:val="16"/>
                 <w:szCs w:val="16"/>
               </w:rPr>
-              <w:t xml:space="preserve">Wholesale   ·   profitable   ·   separate   ·   private-label   ·   Managers   ·   anything   ·   questions</w:t>
+              <w:t xml:space="preserve">separate   ·   product   ·   Wholesale   ·   profitable   ·   private-label   ·   Managers   ·   questions   ·   anything</w:t>
             </w:r>
           </w:p>
         </w:tc>
@@ -907,14 +946,24 @@
           </w:tcPr>
           <w:p>
             <w:pPr>
-              <w:spacing w:before="24" w:after="24"/>
-            </w:pPr>
-            <w:r>
-              <w:rPr>
-                <w:sz w:val="16"/>
-                <w:szCs w:val="16"/>
-              </w:rPr>
-              <w:t xml:space="preserve"/>
+              <w:spacing w:before="12" w:after="12"/>
+            </w:pPr>
+            <w:r>
+              <w:rPr>
+                <w:b/>
+                <w:bCs/>
+                <w:color w:val="8186EF"/>
+                <w:sz w:val="16"/>
+                <w:szCs w:val="16"/>
+              </w:rPr>
+              <w:t xml:space="preserve">10  </w:t>
+            </w:r>
+            <w:r>
+              <w:rPr>
+                <w:sz w:val="16"/>
+                <w:szCs w:val="16"/>
+              </w:rPr>
+              <w:t xml:space="preserve">profitable</w:t>
             </w:r>
           </w:p>
         </w:tc>
@@ -957,7 +1006,7 @@
           <w:sz w:val="15"/>
           <w:szCs w:val="15"/>
         </w:rPr>
-        <w:t xml:space="preserve">A cost object is anything for which a separate cost is measured. At Orontes it can be a division, a product line, one private-label job, a customer such as Barada Wholesale, or an activity such as machine setups. Managers choose cost objects to answer questions. What does job T-0303 cost? Is the halva line profitable? How much does it cost to serve Barada? Each question needs a different cost object.</w:t>
+        <w:t xml:space="preserve">A cost object is anything for which a separate cost is measured. At Orontes it can be a division, a product line, one private-label job, a customer such as Barada Wholesale, or an activity such as machine setups. Managers choose cost objects to answer questions. What does job T-0303 cost? Is the halva line profitable? How much does it cost to serve Barada? Each question needs a different cost object. The same cost can be treated differently for different cost objects.</w:t>
       </w:r>
     </w:p>
     <w:p>
@@ -1479,7 +1528,7 @@
                 <w:sz w:val="16"/>
                 <w:szCs w:val="16"/>
               </w:rPr>
-              <w:t xml:space="preserve">economical   ·   supervisor   ·   allocated   ·   classification   ·   administrative   ·   indirect   ·   traced   ·   inventory   ·   questions   ·   Conversion</w:t>
+              <w:t xml:space="preserve">economical   ·   supervisor   ·   allocated   ·   classification   ·   administrative   ·   through   ·   traced   ·   inventory   ·   questions   ·   Conversion</w:t>
             </w:r>
           </w:p>
         </w:tc>
@@ -1527,6 +1576,207 @@
                 <w:szCs w:val="19"/>
               </w:rPr>
               <w:t xml:space="preserve">Worked example: classifying Tahini &amp; Spreads costs</w:t>
+            </w:r>
+          </w:p>
+        </w:tc>
+      </w:tr>
+    </w:tbl>
+    <w:p/>
+    <w:p>
+      <w:pPr>
+        <w:spacing w:before="44" w:after="14"/>
+      </w:pPr>
+      <w:r>
+        <w:rPr>
+          <w:b/>
+          <w:bCs/>
+          <w:color w:val="353A7C"/>
+          <w:sz w:val="18"/>
+          <w:szCs w:val="18"/>
+        </w:rPr>
+        <w:t xml:space="preserve">Summary 2</w:t>
+      </w:r>
+      <w:r>
+        <w:rPr>
+          <w:color w:val="6B7280"/>
+          <w:sz w:val="16"/>
+          <w:szCs w:val="16"/>
+        </w:rPr>
+        <w:t xml:space="preserve">      gaps 10–12</w:t>
+      </w:r>
+    </w:p>
+    <w:p>
+      <w:pPr>
+        <w:spacing w:before="20" w:after="20" w:line="360" w:lineRule="auto"/>
+        <w:ind w:left="200"/>
+      </w:pPr>
+      <w:r>
+        <w:rPr>
+          <w:sz w:val="19"/>
+          <w:szCs w:val="19"/>
+        </w:rPr>
+        <w:t xml:space="preserve">Notice that supervision, </w:t>
+      </w:r>
+      <w:r>
+        <w:rPr>
+          <w:b/>
+          <w:bCs/>
+          <w:color w:val="8186EF"/>
+          <w:sz w:val="15"/>
+          <w:szCs w:val="15"/>
+        </w:rPr>
+        <w:t xml:space="preserve"> (10) </w:t>
+      </w:r>
+      <w:r>
+        <w:rPr>
+          <w:u w:val="single"/>
+          <w:sz w:val="19"/>
+          <w:szCs w:val="19"/>
+        </w:rPr>
+        <w:t xml:space="preserve">              </w:t>
+      </w:r>
+      <w:r>
+        <w:rPr>
+          <w:sz w:val="19"/>
+          <w:szCs w:val="19"/>
+        </w:rPr>
+        <w:t xml:space="preserve"> </w:t>
+      </w:r>
+      <w:r>
+        <w:rPr>
+          <w:sz w:val="19"/>
+          <w:szCs w:val="19"/>
+        </w:rPr>
+        <w:t xml:space="preserve"> and the Quality Lab charge are product costs but </w:t>
+      </w:r>
+      <w:r>
+        <w:rPr>
+          <w:b/>
+          <w:bCs/>
+          <w:color w:val="8186EF"/>
+          <w:sz w:val="15"/>
+          <w:szCs w:val="15"/>
+        </w:rPr>
+        <w:t xml:space="preserve"> (11) </w:t>
+      </w:r>
+      <w:r>
+        <w:rPr>
+          <w:u w:val="single"/>
+          <w:sz w:val="19"/>
+          <w:szCs w:val="19"/>
+        </w:rPr>
+        <w:t xml:space="preserve">           </w:t>
+      </w:r>
+      <w:r>
+        <w:rPr>
+          <w:sz w:val="19"/>
+          <w:szCs w:val="19"/>
+        </w:rPr>
+        <w:t xml:space="preserve"> </w:t>
+      </w:r>
+      <w:r>
+        <w:rPr>
+          <w:sz w:val="19"/>
+          <w:szCs w:val="19"/>
+        </w:rPr>
+        <w:t xml:space="preserve">: they reach the job only through overhead. </w:t>
+      </w:r>
+      <w:r>
+        <w:rPr>
+          <w:sz w:val="19"/>
+          <w:szCs w:val="19"/>
+        </w:rPr>
+        <w:t xml:space="preserve"/>
+      </w:r>
+      <w:r>
+        <w:rPr>
+          <w:b/>
+          <w:bCs/>
+          <w:color w:val="8186EF"/>
+          <w:sz w:val="15"/>
+          <w:szCs w:val="15"/>
+        </w:rPr>
+        <w:t xml:space="preserve"> (12) </w:t>
+      </w:r>
+      <w:r>
+        <w:rPr>
+          <w:u w:val="single"/>
+          <w:sz w:val="19"/>
+          <w:szCs w:val="19"/>
+        </w:rPr>
+        <w:t xml:space="preserve">           </w:t>
+      </w:r>
+      <w:r>
+        <w:rPr>
+          <w:sz w:val="19"/>
+          <w:szCs w:val="19"/>
+        </w:rPr>
+        <w:t xml:space="preserve"> </w:t>
+      </w:r>
+      <w:r>
+        <w:rPr>
+          <w:sz w:val="19"/>
+          <w:szCs w:val="19"/>
+        </w:rPr>
+        <w:t xml:space="preserve"> to Barada is a period cost, even though it relates to a sale. </w:t>
+      </w:r>
+    </w:p>
+    <w:tbl>
+      <w:tblPr>
+        <w:tblW w:type="pct" w:w="100%"/>
+        <w:tblLayout w:type="fixed"/>
+        <w:tblBorders>
+          <w:top w:val="single" w:color="FBFAF6" w:sz="4"/>
+          <w:left w:val="single" w:color="FBFAF6" w:sz="4"/>
+          <w:bottom w:val="single" w:color="FBFAF6" w:sz="4"/>
+          <w:right w:val="single" w:color="FBFAF6" w:sz="4"/>
+          <w:insideH w:val="single" w:color="FBFAF6" w:sz="4"/>
+          <w:insideV w:val="single" w:color="FBFAF6" w:sz="4"/>
+        </w:tblBorders>
+      </w:tblPr>
+      <w:tblGrid>
+        <w:gridCol w:w="9600"/>
+      </w:tblGrid>
+      <w:tr>
+        <w:tc>
+          <w:tcPr>
+            <w:tcW w:type="pct" w:w="5000"/>
+            <w:shd w:fill="FBFAF6" w:val="clear"/>
+            <w:tcMar>
+              <w:top w:type="dxa" w:w="40"/>
+              <w:left w:type="dxa" w:w="100"/>
+              <w:bottom w:type="dxa" w:w="40"/>
+              <w:right w:type="dxa" w:w="100"/>
+            </w:tcMar>
+          </w:tcPr>
+          <w:p>
+            <w:pPr>
+              <w:spacing w:before="18" w:after="6"/>
+            </w:pPr>
+            <w:r>
+              <w:rPr>
+                <w:b/>
+                <w:bCs/>
+                <w:color w:val="6B7280"/>
+                <w:sz w:val="14"/>
+                <w:szCs w:val="14"/>
+              </w:rPr>
+              <w:t xml:space="preserve">word list</w:t>
+            </w:r>
+          </w:p>
+          <w:p>
+            <w:pPr>
+              <w:spacing w:before="0" w:after="18"/>
+            </w:pPr>
+            <w:r>
+              <w:rPr>
+                <w:b/>
+                <w:bCs/>
+                <w:color w:val="353A7C"/>
+                <w:sz w:val="16"/>
+                <w:szCs w:val="16"/>
+              </w:rPr>
+              <w:t xml:space="preserve">manufacturing   ·   Delivery   ·   indirect   ·   depreciation</w:t>
             </w:r>
           </w:p>
         </w:tc>
@@ -1662,7 +1912,7 @@
                 <w:sz w:val="16"/>
                 <w:szCs w:val="16"/>
               </w:rPr>
-              <w:t xml:space="preserve">Sesame paste used in job T-0303   ·   Head-office salaries   ·   Depreciation of the grinding mill   ·   Delivery of goods to Barada   ·   Factory supervisor's salary   ·   finished goods inventory   ·   Wages of operators working on job T-0303</w:t>
+              <w:t xml:space="preserve">Head-office salaries   ·   Quality Lab charge to the division   ·   Wages of operators working on job T-0303   ·   Delivery of goods to Barada   ·   Cleaning chemicals for the factory   ·   Jars and labels for job T-0303   ·   Factory supervisor's salary</w:t>
             </w:r>
           </w:p>
         </w:tc>
@@ -1679,7 +1929,7 @@
           <w:sz w:val="19"/>
           <w:szCs w:val="19"/>
         </w:rPr>
-        <w:t xml:space="preserve">Including distribution. It is not the U.S. product cost used for inventory.</w:t>
+        <w:t xml:space="preserve">It is not the U.S. product cost used for inventory.</w:t>
       </w:r>
     </w:p>
     <w:p>
@@ -2362,14 +2612,14 @@
                 <w:sz w:val="16"/>
                 <w:szCs w:val="16"/>
               </w:rPr>
-              <w:t xml:space="preserve">10  </w:t>
-            </w:r>
-            <w:r>
-              <w:rPr>
-                <w:sz w:val="16"/>
-                <w:szCs w:val="16"/>
-              </w:rPr>
-              <w:t xml:space="preserve">Sesame paste used in job T-0303</w:t>
+              <w:t xml:space="preserve">12  </w:t>
+            </w:r>
+            <w:r>
+              <w:rPr>
+                <w:sz w:val="16"/>
+                <w:szCs w:val="16"/>
+              </w:rPr>
+              <w:t xml:space="preserve">Delivery</w:t>
             </w:r>
           </w:p>
         </w:tc>
@@ -2430,14 +2680,14 @@
                 <w:sz w:val="16"/>
                 <w:szCs w:val="16"/>
               </w:rPr>
-              <w:t xml:space="preserve">11  </w:t>
-            </w:r>
-            <w:r>
-              <w:rPr>
-                <w:sz w:val="16"/>
-                <w:szCs w:val="16"/>
-              </w:rPr>
-              <w:t xml:space="preserve">Wages of operators working on job T-0303</w:t>
+              <w:t xml:space="preserve">13  </w:t>
+            </w:r>
+            <w:r>
+              <w:rPr>
+                <w:sz w:val="16"/>
+                <w:szCs w:val="16"/>
+              </w:rPr>
+              <w:t xml:space="preserve">Jars and labels for job T-0303</w:t>
             </w:r>
           </w:p>
         </w:tc>
@@ -2498,14 +2748,14 @@
                 <w:sz w:val="16"/>
                 <w:szCs w:val="16"/>
               </w:rPr>
-              <w:t xml:space="preserve">12  </w:t>
-            </w:r>
-            <w:r>
-              <w:rPr>
-                <w:sz w:val="16"/>
-                <w:szCs w:val="16"/>
-              </w:rPr>
-              <w:t xml:space="preserve">Factory supervisor's salary</w:t>
+              <w:t xml:space="preserve">14  </w:t>
+            </w:r>
+            <w:r>
+              <w:rPr>
+                <w:sz w:val="16"/>
+                <w:szCs w:val="16"/>
+              </w:rPr>
+              <w:t xml:space="preserve">Wages of operators working on job T-0303</w:t>
             </w:r>
           </w:p>
         </w:tc>
@@ -2566,14 +2816,14 @@
                 <w:sz w:val="16"/>
                 <w:szCs w:val="16"/>
               </w:rPr>
-              <w:t xml:space="preserve">13  </w:t>
-            </w:r>
-            <w:r>
-              <w:rPr>
-                <w:sz w:val="16"/>
-                <w:szCs w:val="16"/>
-              </w:rPr>
-              <w:t xml:space="preserve">Depreciation of the grinding mill</w:t>
+              <w:t xml:space="preserve">15  </w:t>
+            </w:r>
+            <w:r>
+              <w:rPr>
+                <w:sz w:val="16"/>
+                <w:szCs w:val="16"/>
+              </w:rPr>
+              <w:t xml:space="preserve">Factory supervisor's salary</w:t>
             </w:r>
           </w:p>
         </w:tc>
@@ -2634,14 +2884,14 @@
                 <w:sz w:val="16"/>
                 <w:szCs w:val="16"/>
               </w:rPr>
-              <w:t xml:space="preserve">14  </w:t>
-            </w:r>
-            <w:r>
-              <w:rPr>
-                <w:sz w:val="16"/>
-                <w:szCs w:val="16"/>
-              </w:rPr>
-              <w:t xml:space="preserve">Head-office salaries</w:t>
+              <w:t xml:space="preserve">16  </w:t>
+            </w:r>
+            <w:r>
+              <w:rPr>
+                <w:sz w:val="16"/>
+                <w:szCs w:val="16"/>
+              </w:rPr>
+              <w:t xml:space="preserve">Quality Lab charge to the division</w:t>
             </w:r>
           </w:p>
         </w:tc>
@@ -2702,14 +2952,14 @@
                 <w:sz w:val="16"/>
                 <w:szCs w:val="16"/>
               </w:rPr>
-              <w:t xml:space="preserve">15  </w:t>
-            </w:r>
-            <w:r>
-              <w:rPr>
-                <w:sz w:val="16"/>
-                <w:szCs w:val="16"/>
-              </w:rPr>
-              <w:t xml:space="preserve">Delivery of goods to Barada</w:t>
+              <w:t xml:space="preserve">17  </w:t>
+            </w:r>
+            <w:r>
+              <w:rPr>
+                <w:sz w:val="16"/>
+                <w:szCs w:val="16"/>
+              </w:rPr>
+              <w:t xml:space="preserve">Head-office salaries</w:t>
             </w:r>
           </w:p>
         </w:tc>
@@ -2770,14 +3020,14 @@
                 <w:sz w:val="16"/>
                 <w:szCs w:val="16"/>
               </w:rPr>
-              <w:t xml:space="preserve">16  </w:t>
-            </w:r>
-            <w:r>
-              <w:rPr>
-                <w:sz w:val="16"/>
-                <w:szCs w:val="16"/>
-              </w:rPr>
-              <w:t xml:space="preserve">direct cost</w:t>
+              <w:t xml:space="preserve">18  </w:t>
+            </w:r>
+            <w:r>
+              <w:rPr>
+                <w:sz w:val="16"/>
+                <w:szCs w:val="16"/>
+              </w:rPr>
+              <w:t xml:space="preserve">Delivery of goods to Barada</w:t>
             </w:r>
           </w:p>
         </w:tc>
@@ -2838,14 +3088,14 @@
                 <w:sz w:val="16"/>
                 <w:szCs w:val="16"/>
               </w:rPr>
-              <w:t xml:space="preserve">17  </w:t>
-            </w:r>
-            <w:r>
-              <w:rPr>
-                <w:sz w:val="16"/>
-                <w:szCs w:val="16"/>
-              </w:rPr>
-              <w:t xml:space="preserve">product cost</w:t>
+              <w:t xml:space="preserve">19  </w:t>
+            </w:r>
+            <w:r>
+              <w:rPr>
+                <w:sz w:val="16"/>
+                <w:szCs w:val="16"/>
+              </w:rPr>
+              <w:t xml:space="preserve">direct cost</w:t>
             </w:r>
           </w:p>
         </w:tc>
@@ -2906,7 +3156,75 @@
                 <w:sz w:val="16"/>
                 <w:szCs w:val="16"/>
               </w:rPr>
-              <w:t xml:space="preserve">18  </w:t>
+              <w:t xml:space="preserve">20  </w:t>
+            </w:r>
+            <w:r>
+              <w:rPr>
+                <w:sz w:val="16"/>
+                <w:szCs w:val="16"/>
+              </w:rPr>
+              <w:t xml:space="preserve">product cost</w:t>
+            </w:r>
+          </w:p>
+        </w:tc>
+      </w:tr>
+      <w:tr>
+        <w:tc>
+          <w:tcPr>
+            <w:tcW w:type="pct" w:w="2500"/>
+            <w:tcMar>
+              <w:top w:type="dxa" w:w="20"/>
+              <w:left w:type="dxa" w:w="80"/>
+              <w:bottom w:type="dxa" w:w="20"/>
+              <w:right w:type="dxa" w:w="80"/>
+            </w:tcMar>
+          </w:tcPr>
+          <w:p>
+            <w:pPr>
+              <w:spacing w:before="12" w:after="12"/>
+            </w:pPr>
+            <w:r>
+              <w:rPr>
+                <w:b/>
+                <w:bCs/>
+                <w:color w:val="8186EF"/>
+                <w:sz w:val="16"/>
+                <w:szCs w:val="16"/>
+              </w:rPr>
+              <w:t xml:space="preserve">10  </w:t>
+            </w:r>
+            <w:r>
+              <w:rPr>
+                <w:sz w:val="16"/>
+                <w:szCs w:val="16"/>
+              </w:rPr>
+              <w:t xml:space="preserve">depreciation</w:t>
+            </w:r>
+          </w:p>
+        </w:tc>
+        <w:tc>
+          <w:tcPr>
+            <w:tcW w:type="pct" w:w="2500"/>
+            <w:tcMar>
+              <w:top w:type="dxa" w:w="20"/>
+              <w:left w:type="dxa" w:w="80"/>
+              <w:bottom w:type="dxa" w:w="20"/>
+              <w:right w:type="dxa" w:w="80"/>
+            </w:tcMar>
+          </w:tcPr>
+          <w:p>
+            <w:pPr>
+              <w:spacing w:before="12" w:after="12"/>
+            </w:pPr>
+            <w:r>
+              <w:rPr>
+                <w:b/>
+                <w:bCs/>
+                <w:color w:val="8186EF"/>
+                <w:sz w:val="16"/>
+                <w:szCs w:val="16"/>
+              </w:rPr>
+              <w:t xml:space="preserve">21  </w:t>
             </w:r>
             <w:r>
               <w:rPr>
@@ -2914,6 +3232,64 @@
                 <w:szCs w:val="16"/>
               </w:rPr>
               <w:t xml:space="preserve">prime cost</w:t>
+            </w:r>
+          </w:p>
+        </w:tc>
+      </w:tr>
+      <w:tr>
+        <w:tc>
+          <w:tcPr>
+            <w:tcW w:type="pct" w:w="2500"/>
+            <w:tcMar>
+              <w:top w:type="dxa" w:w="20"/>
+              <w:left w:type="dxa" w:w="80"/>
+              <w:bottom w:type="dxa" w:w="20"/>
+              <w:right w:type="dxa" w:w="80"/>
+            </w:tcMar>
+          </w:tcPr>
+          <w:p>
+            <w:pPr>
+              <w:spacing w:before="12" w:after="12"/>
+            </w:pPr>
+            <w:r>
+              <w:rPr>
+                <w:b/>
+                <w:bCs/>
+                <w:color w:val="8186EF"/>
+                <w:sz w:val="16"/>
+                <w:szCs w:val="16"/>
+              </w:rPr>
+              <w:t xml:space="preserve">11  </w:t>
+            </w:r>
+            <w:r>
+              <w:rPr>
+                <w:sz w:val="16"/>
+                <w:szCs w:val="16"/>
+              </w:rPr>
+              <w:t xml:space="preserve">indirect</w:t>
+            </w:r>
+          </w:p>
+        </w:tc>
+        <w:tc>
+          <w:tcPr>
+            <w:tcW w:type="pct" w:w="2500"/>
+            <w:tcMar>
+              <w:top w:type="dxa" w:w="20"/>
+              <w:left w:type="dxa" w:w="80"/>
+              <w:bottom w:type="dxa" w:w="20"/>
+              <w:right w:type="dxa" w:w="80"/>
+            </w:tcMar>
+          </w:tcPr>
+          <w:p>
+            <w:pPr>
+              <w:spacing w:before="24" w:after="24"/>
+            </w:pPr>
+            <w:r>
+              <w:rPr>
+                <w:sz w:val="16"/>
+                <w:szCs w:val="16"/>
+              </w:rPr>
+              <w:t xml:space="preserve"/>
             </w:r>
           </w:p>
         </w:tc>
@@ -2957,6 +3333,30 @@
           <w:szCs w:val="15"/>
         </w:rPr>
         <w:t xml:space="preserve">A direct cost can be traced to a cost object in an economical way. An indirect cost cannot, so it must be allocated. The supervisor of the tahini line is indirect for one job, but direct for the Tahini &amp; Spreads division. A second classification matters for the statements. Product costs are direct materials, direct labor and manufacturing overhead; they go to inventory first. Period costs are selling and administrative costs; they are expensed when incurred. Two totals appear often in exam questions. Prime cost is direct materials plus direct labor. Conversion cost is direct labor plus manufacturing overhead: the cost of turning materials into products.</w:t>
+      </w:r>
+    </w:p>
+    <w:p>
+      <w:pPr>
+        <w:spacing w:before="20" w:after="20"/>
+        <w:ind w:left="240" w:hanging="240"/>
+      </w:pPr>
+      <w:r>
+        <w:rPr>
+          <w:b/>
+          <w:bCs/>
+          <w:color w:val="353A7C"/>
+          <w:sz w:val="15"/>
+          <w:szCs w:val="15"/>
+        </w:rPr>
+        <w:t xml:space="preserve">Summary 2   </w:t>
+      </w:r>
+      <w:r>
+        <w:rPr>
+          <w:color w:val="6B7280"/>
+          <w:sz w:val="15"/>
+          <w:szCs w:val="15"/>
+        </w:rPr>
+        <w:t xml:space="preserve">Notice that supervision, depreciation and the Quality Lab charge are product costs but indirect: they reach the job only through overhead. Delivery to Barada is a period cost, even though it relates to a sale.</w:t>
       </w:r>
     </w:p>
     <w:p>
@@ -8046,7 +8446,7 @@
                 <w:sz w:val="16"/>
                 <w:szCs w:val="16"/>
               </w:rPr>
-              <w:t xml:space="preserve">Whatever   ·   partly   ·   Extended   ·   through   ·   manufacturing   ·   manufacturer's   ·   accounts   ·   completed</w:t>
+              <w:t xml:space="preserve">questions   ·   partly   ·   Extended   ·   through   ·   manufacturing   ·   manufacturer's   ·   accounts   ·   completed</w:t>
             </w:r>
           </w:p>
         </w:tc>
@@ -8102,6 +8502,31 @@
     <w:p/>
     <w:p>
       <w:pPr>
+        <w:spacing w:before="20" w:after="20" w:line="360" w:lineRule="auto"/>
+        <w:ind w:left="200"/>
+      </w:pPr>
+      <w:r>
+        <w:rPr>
+          <w:sz w:val="19"/>
+          <w:szCs w:val="19"/>
+        </w:rPr>
+        <w:t xml:space="preserve">The first two are done. Classify the rest, with one batch as the cost object.</w:t>
+      </w:r>
+    </w:p>
+    <w:p>
+      <w:pPr>
+        <w:pageBreakBefore w:val="true"/>
+        <w:spacing w:after="0"/>
+      </w:pPr>
+      <w:r>
+        <w:rPr>
+          <w:sz w:val="2"/>
+        </w:rPr>
+        <w:t xml:space="preserve"> </w:t>
+      </w:r>
+    </w:p>
+    <w:p>
+      <w:pPr>
         <w:spacing w:before="44" w:after="10"/>
       </w:pPr>
       <w:r>
@@ -8136,7 +8561,7 @@
       <w:r>
         <w:drawing>
           <wp:inline distT="0" distB="0" distL="0" distR="0">
-            <wp:extent cx="5734050" cy="2323800"/>
+            <wp:extent cx="5734050" cy="2225725"/>
             <wp:effectExtent t="0" r="0" b="0" l="0"/>
             <wp:docPr id="1" name="" descr="" title=""/>
             <wp:cNvGraphicFramePr>
@@ -8161,7 +8586,7 @@
                   <pic:spPr bwMode="auto">
                     <a:xfrm>
                       <a:off x="0" y="0"/>
-                      <a:ext cx="5734050" cy="2323800"/>
+                      <a:ext cx="5734050" cy="2225725"/>
                     </a:xfrm>
                     <a:prstGeom prst="rect">
                       <a:avLst/>
@@ -8236,18 +8661,6 @@
       </w:tr>
     </w:tbl>
     <w:p/>
-    <w:p>
-      <w:pPr>
-        <w:pageBreakBefore w:val="true"/>
-        <w:spacing w:after="0"/>
-      </w:pPr>
-      <w:r>
-        <w:rPr>
-          <w:sz w:val="2"/>
-        </w:rPr>
-        <w:t xml:space="preserve"> </w:t>
-      </w:r>
-    </w:p>
     <w:p>
       <w:pPr>
         <w:spacing w:before="44" w:after="10"/>
@@ -9161,7 +9574,7 @@
                 <w:sz w:val="16"/>
                 <w:szCs w:val="16"/>
               </w:rPr>
-              <w:t xml:space="preserve">Wages of halva line operators</w:t>
+              <w:t xml:space="preserve">Maintenance of the halva mixer</w:t>
             </w:r>
           </w:p>
         </w:tc>
@@ -9229,7 +9642,7 @@
                 <w:sz w:val="16"/>
                 <w:szCs w:val="16"/>
               </w:rPr>
-              <w:t xml:space="preserve">Office rent at head office</w:t>
+              <w:t xml:space="preserve">Wages of halva line operators</w:t>
             </w:r>
           </w:p>
         </w:tc>
@@ -9677,7 +10090,7 @@
           <w:sz w:val="19"/>
           <w:szCs w:val="19"/>
         </w:rPr>
-        <w:t xml:space="preserve">Materials: </w:t>
+        <w:t xml:space="preserve">On </w:t>
       </w:r>
       <w:r>
         <w:rPr>
@@ -9709,21 +10122,14 @@
           <w:sz w:val="19"/>
           <w:szCs w:val="19"/>
         </w:rPr>
-        <w:t xml:space="preserve"> $3,260,000; direct materials used $3,000,000; indirect materials $240,000. </w:t>
-      </w:r>
-      <w:r>
-        <w:rPr>
-          <w:sz w:val="19"/>
-          <w:szCs w:val="19"/>
-        </w:rPr>
-        <w:t xml:space="preserve">Labor: direct labor $1,800,000; indirect labor $480,000. </w:t>
-      </w:r>
-      <w:r>
-        <w:rPr>
-          <w:sz w:val="19"/>
-          <w:szCs w:val="19"/>
-        </w:rPr>
-        <w:t xml:space="preserve">Other factory overhead: service department charges $690,000; </w:t>
+        <w:t xml:space="preserve"> 1, 2027 Tahini &amp; Spreads held raw materials of $130,000, work in process of $180,000 and finished goods of $420,000. </w:t>
+      </w:r>
+      <w:r>
+        <w:rPr>
+          <w:sz w:val="19"/>
+          <w:szCs w:val="19"/>
+        </w:rPr>
+        <w:t xml:space="preserve">Materials: </w:t>
       </w:r>
       <w:r>
         <w:rPr>
@@ -9741,7 +10147,7 @@
           <w:sz w:val="19"/>
           <w:szCs w:val="19"/>
         </w:rPr>
-        <w:t xml:space="preserve">              </w:t>
+        <w:t xml:space="preserve">           </w:t>
       </w:r>
       <w:r>
         <w:rPr>
@@ -9755,14 +10161,21 @@
           <w:sz w:val="19"/>
           <w:szCs w:val="19"/>
         </w:rPr>
-        <w:t xml:space="preserve"> $840,000; utilities and other costs $740,000. </w:t>
-      </w:r>
-      <w:r>
-        <w:rPr>
-          <w:sz w:val="19"/>
-          <w:szCs w:val="19"/>
-        </w:rPr>
-        <w:t xml:space="preserve">Overhead </w:t>
+        <w:t xml:space="preserve"> $3,260,000; direct materials used $3,000,000; indirect materials $240,000. </w:t>
+      </w:r>
+      <w:r>
+        <w:rPr>
+          <w:sz w:val="19"/>
+          <w:szCs w:val="19"/>
+        </w:rPr>
+        <w:t xml:space="preserve">Labor: direct labor $1,800,000; indirect labor $480,000. </w:t>
+      </w:r>
+      <w:r>
+        <w:rPr>
+          <w:sz w:val="19"/>
+          <w:szCs w:val="19"/>
+        </w:rPr>
+        <w:t xml:space="preserve">Other factory overhead: service department charges $690,000; </w:t>
       </w:r>
       <w:r>
         <w:rPr>
@@ -9780,7 +10193,7 @@
           <w:sz w:val="19"/>
           <w:szCs w:val="19"/>
         </w:rPr>
-        <w:t xml:space="preserve">           </w:t>
+        <w:t xml:space="preserve">              </w:t>
       </w:r>
       <w:r>
         <w:rPr>
@@ -9794,14 +10207,14 @@
           <w:sz w:val="19"/>
           <w:szCs w:val="19"/>
         </w:rPr>
-        <w:t xml:space="preserve">: 92,000 machine hours × $30 = $2,760,000. </w:t>
-      </w:r>
-      <w:r>
-        <w:rPr>
-          <w:sz w:val="19"/>
-          <w:szCs w:val="19"/>
-        </w:rPr>
-        <w:t xml:space="preserve"/>
+        <w:t xml:space="preserve"> $840,000; utilities and other costs $740,000. </w:t>
+      </w:r>
+      <w:r>
+        <w:rPr>
+          <w:sz w:val="19"/>
+          <w:szCs w:val="19"/>
+        </w:rPr>
+        <w:t xml:space="preserve">Overhead </w:t>
       </w:r>
       <w:r>
         <w:rPr>
@@ -9833,14 +10246,14 @@
           <w:sz w:val="19"/>
           <w:szCs w:val="19"/>
         </w:rPr>
-        <w:t xml:space="preserve"> balances: work in process $690,000; finished goods $1,380,000. </w:t>
-      </w:r>
-      <w:r>
-        <w:rPr>
-          <w:sz w:val="19"/>
-          <w:szCs w:val="19"/>
-        </w:rPr>
-        <w:t xml:space="preserve">Sales and period costs: sales $8,700,000; selling expense $610,000; </w:t>
+        <w:t xml:space="preserve">: 92,000 machine hours × $30 = $2,760,000. </w:t>
+      </w:r>
+      <w:r>
+        <w:rPr>
+          <w:sz w:val="19"/>
+          <w:szCs w:val="19"/>
+        </w:rPr>
+        <w:t xml:space="preserve"/>
       </w:r>
       <w:r>
         <w:rPr>
@@ -9858,7 +10271,7 @@
           <w:sz w:val="19"/>
           <w:szCs w:val="19"/>
         </w:rPr>
-        <w:t xml:space="preserve">                </w:t>
+        <w:t xml:space="preserve">           </w:t>
       </w:r>
       <w:r>
         <w:rPr>
@@ -9872,14 +10285,14 @@
           <w:sz w:val="19"/>
           <w:szCs w:val="19"/>
         </w:rPr>
-        <w:t xml:space="preserve"> expense $390,000. </w:t>
-      </w:r>
-      <w:r>
-        <w:rPr>
-          <w:sz w:val="19"/>
-          <w:szCs w:val="19"/>
-        </w:rPr>
-        <w:t xml:space="preserve"/>
+        <w:t xml:space="preserve"> balances: work in process $690,000; finished goods $1,380,000. </w:t>
+      </w:r>
+      <w:r>
+        <w:rPr>
+          <w:sz w:val="19"/>
+          <w:szCs w:val="19"/>
+        </w:rPr>
+        <w:t xml:space="preserve">Sales and period costs: sales $8,700,000; selling expense $610,000; </w:t>
       </w:r>
       <w:r>
         <w:rPr>
@@ -9897,7 +10310,7 @@
           <w:sz w:val="19"/>
           <w:szCs w:val="19"/>
         </w:rPr>
-        <w:t xml:space="preserve">           </w:t>
+        <w:t xml:space="preserve">                </w:t>
       </w:r>
       <w:r>
         <w:rPr>
@@ -9911,14 +10324,14 @@
           <w:sz w:val="19"/>
           <w:szCs w:val="19"/>
         </w:rPr>
-        <w:t xml:space="preserve"> product costs from period costs. </w:t>
-      </w:r>
-      <w:r>
-        <w:rPr>
-          <w:sz w:val="19"/>
-          <w:szCs w:val="19"/>
-        </w:rPr>
-        <w:t xml:space="preserve">Record the entries, post them, </w:t>
+        <w:t xml:space="preserve"> expense $390,000. </w:t>
+      </w:r>
+      <w:r>
+        <w:rPr>
+          <w:sz w:val="19"/>
+          <w:szCs w:val="19"/>
+        </w:rPr>
+        <w:t xml:space="preserve"/>
       </w:r>
       <w:r>
         <w:rPr>
@@ -9950,14 +10363,14 @@
           <w:sz w:val="19"/>
           <w:szCs w:val="19"/>
         </w:rPr>
-        <w:t xml:space="preserve"> the schedule of cost of goods manufactured and the income statement, and check that the balances tie. </w:t>
-      </w:r>
-      <w:r>
-        <w:rPr>
-          <w:sz w:val="19"/>
-          <w:szCs w:val="19"/>
-        </w:rPr>
-        <w:t xml:space="preserve">Total </w:t>
+        <w:t xml:space="preserve"> product costs from period costs. </w:t>
+      </w:r>
+      <w:r>
+        <w:rPr>
+          <w:sz w:val="19"/>
+          <w:szCs w:val="19"/>
+        </w:rPr>
+        <w:t xml:space="preserve">Record the entries, post them, </w:t>
       </w:r>
       <w:r>
         <w:rPr>
@@ -9975,7 +10388,7 @@
           <w:sz w:val="19"/>
           <w:szCs w:val="19"/>
         </w:rPr>
-        <w:t xml:space="preserve">               </w:t>
+        <w:t xml:space="preserve">           </w:t>
       </w:r>
       <w:r>
         <w:rPr>
@@ -9989,7 +10402,7 @@
           <w:sz w:val="19"/>
           <w:szCs w:val="19"/>
         </w:rPr>
-        <w:t xml:space="preserve"> costs = $3,000,000 + $1,800,000 + $2,760,000 = $7,560,000. </w:t>
+        <w:t xml:space="preserve"> the schedule of cost of goods manufactured and the income statement, and check that the balances tie. </w:t>
       </w:r>
     </w:p>
     <w:tbl>
@@ -10047,7 +10460,7 @@
                 <w:sz w:val="16"/>
                 <w:szCs w:val="16"/>
               </w:rPr>
-              <w:t xml:space="preserve">manufacturing   ·   Year-end   ·   machine   ·   purchases   ·   follows   ·   prepare   ·   schedules   ·   applied   ·   Separate   ·   depreciation   ·   accounts   ·   division's   ·   administrative</w:t>
+              <w:t xml:space="preserve">prepare   ·   applied   ·   entries   ·   January   ·   follows   ·   Separate   ·   schedules   ·   depreciation   ·   administrative   ·   purchases   ·   accounts   ·   division's   ·   Year-end</w:t>
             </w:r>
           </w:p>
         </w:tc>
@@ -10074,7 +10487,7 @@
           <w:sz w:val="16"/>
           <w:szCs w:val="16"/>
         </w:rPr>
-        <w:t xml:space="preserve">      gaps 13–15</w:t>
+        <w:t xml:space="preserve">      gaps 13–18</w:t>
       </w:r>
     </w:p>
     <w:p>
@@ -10087,7 +10500,7 @@
           <w:sz w:val="19"/>
           <w:szCs w:val="19"/>
         </w:rPr>
-        <w:t xml:space="preserve">Cost of goods </w:t>
+        <w:t xml:space="preserve">Total </w:t>
       </w:r>
       <w:r>
         <w:rPr>
@@ -10105,7 +10518,7 @@
           <w:sz w:val="19"/>
           <w:szCs w:val="19"/>
         </w:rPr>
-        <w:t xml:space="preserve">              </w:t>
+        <w:t xml:space="preserve">               </w:t>
       </w:r>
       <w:r>
         <w:rPr>
@@ -10119,7 +10532,14 @@
           <w:sz w:val="19"/>
           <w:szCs w:val="19"/>
         </w:rPr>
-        <w:t xml:space="preserve"> = $180,000 + $7,560,000 − $690,000 = $7,050,000. </w:t>
+        <w:t xml:space="preserve"> costs = $3,000,000 + $1,800,000 + $2,760,000 = $7,560,000. </w:t>
+      </w:r>
+      <w:r>
+        <w:rPr>
+          <w:sz w:val="19"/>
+          <w:szCs w:val="19"/>
+        </w:rPr>
+        <w:t xml:space="preserve">Cost of goods manufactured = $180,000 + $7,560,000 − $690,000 = $7,050,000. </w:t>
       </w:r>
       <w:r>
         <w:rPr>
@@ -10198,6 +10618,116 @@
           <w:szCs w:val="19"/>
         </w:rPr>
         <w:t xml:space="preserve"> by $230,000. </w:t>
+      </w:r>
+      <w:r>
+        <w:rPr>
+          <w:sz w:val="19"/>
+          <w:szCs w:val="19"/>
+        </w:rPr>
+        <w:t xml:space="preserve"/>
+      </w:r>
+      <w:r>
+        <w:rPr>
+          <w:b/>
+          <w:bCs/>
+          <w:color w:val="8186EF"/>
+          <w:sz w:val="15"/>
+          <w:szCs w:val="15"/>
+        </w:rPr>
+        <w:t xml:space="preserve"> (16) </w:t>
+      </w:r>
+      <w:r>
+        <w:rPr>
+          <w:u w:val="single"/>
+          <w:sz w:val="19"/>
+          <w:szCs w:val="19"/>
+        </w:rPr>
+        <w:t xml:space="preserve">           </w:t>
+      </w:r>
+      <w:r>
+        <w:rPr>
+          <w:sz w:val="19"/>
+          <w:szCs w:val="19"/>
+        </w:rPr>
+        <w:t xml:space="preserve"> </w:t>
+      </w:r>
+      <w:r>
+        <w:rPr>
+          <w:sz w:val="19"/>
+          <w:szCs w:val="19"/>
+        </w:rPr>
+        <w:t xml:space="preserve"> 1 to 8 are product costs; entry 9 records the period costs, which never touch </w:t>
+      </w:r>
+      <w:r>
+        <w:rPr>
+          <w:b/>
+          <w:bCs/>
+          <w:color w:val="8186EF"/>
+          <w:sz w:val="15"/>
+          <w:szCs w:val="15"/>
+        </w:rPr>
+        <w:t xml:space="preserve"> (17) </w:t>
+      </w:r>
+      <w:r>
+        <w:rPr>
+          <w:u w:val="single"/>
+          <w:sz w:val="19"/>
+          <w:szCs w:val="19"/>
+        </w:rPr>
+        <w:t xml:space="preserve">           </w:t>
+      </w:r>
+      <w:r>
+        <w:rPr>
+          <w:sz w:val="19"/>
+          <w:szCs w:val="19"/>
+        </w:rPr>
+        <w:t xml:space="preserve"> </w:t>
+      </w:r>
+      <w:r>
+        <w:rPr>
+          <w:sz w:val="19"/>
+          <w:szCs w:val="19"/>
+        </w:rPr>
+        <w:t xml:space="preserve">. </w:t>
+      </w:r>
+      <w:r>
+        <w:rPr>
+          <w:sz w:val="19"/>
+          <w:szCs w:val="19"/>
+        </w:rPr>
+        <w:t xml:space="preserve">The </w:t>
+      </w:r>
+      <w:r>
+        <w:rPr>
+          <w:b/>
+          <w:bCs/>
+          <w:color w:val="8186EF"/>
+          <w:sz w:val="15"/>
+          <w:szCs w:val="15"/>
+        </w:rPr>
+        <w:t xml:space="preserve"> (18) </w:t>
+      </w:r>
+      <w:r>
+        <w:rPr>
+          <w:u w:val="single"/>
+          <w:sz w:val="19"/>
+          <w:szCs w:val="19"/>
+        </w:rPr>
+        <w:t xml:space="preserve">           </w:t>
+      </w:r>
+      <w:r>
+        <w:rPr>
+          <w:sz w:val="19"/>
+          <w:szCs w:val="19"/>
+        </w:rPr>
+        <w:t xml:space="preserve"> </w:t>
+      </w:r>
+      <w:r>
+        <w:rPr>
+          <w:sz w:val="19"/>
+          <w:szCs w:val="19"/>
+        </w:rPr>
+        <w:t xml:space="preserve"> totals $36,650,000 on both sides. </w:t>
       </w:r>
     </w:p>
     <w:tbl>
@@ -10255,7 +10785,7 @@
                 <w:sz w:val="16"/>
                 <w:szCs w:val="16"/>
               </w:rPr>
-              <w:t xml:space="preserve">underapplied   ·   utilities   ·   Actual   ·   manufactured</w:t>
+              <w:t xml:space="preserve">journal   ·   materials   ·   underapplied   ·   inventory   ·   Actual   ·   Entries   ·   manufacturing</w:t>
             </w:r>
           </w:p>
         </w:tc>
@@ -10480,7 +11010,7 @@
                 <w:sz w:val="14"/>
                 <w:szCs w:val="14"/>
               </w:rPr>
-              <w:t xml:space="preserve">(16)</w:t>
+              <w:t xml:space="preserve">(19)</w:t>
             </w:r>
           </w:p>
         </w:tc>
@@ -10579,7 +11109,7 @@
                 <w:sz w:val="14"/>
                 <w:szCs w:val="14"/>
               </w:rPr>
-              <w:t xml:space="preserve">(17)</w:t>
+              <w:t xml:space="preserve">(20)</w:t>
             </w:r>
           </w:p>
         </w:tc>
@@ -10679,7 +11209,7 @@
                 <w:sz w:val="14"/>
                 <w:szCs w:val="14"/>
               </w:rPr>
-              <w:t xml:space="preserve">(18)</w:t>
+              <w:t xml:space="preserve">(21)</w:t>
             </w:r>
           </w:p>
         </w:tc>
@@ -11162,7 +11692,7 @@
                 <w:sz w:val="14"/>
                 <w:szCs w:val="14"/>
               </w:rPr>
-              <w:t xml:space="preserve">(19)</w:t>
+              <w:t xml:space="preserve">(22)</w:t>
             </w:r>
           </w:p>
         </w:tc>
@@ -11262,7 +11792,7 @@
                 <w:sz w:val="14"/>
                 <w:szCs w:val="14"/>
               </w:rPr>
-              <w:t xml:space="preserve">(20)</w:t>
+              <w:t xml:space="preserve">(23)</w:t>
             </w:r>
           </w:p>
         </w:tc>
@@ -11458,7 +11988,7 @@
                 <w:sz w:val="14"/>
                 <w:szCs w:val="14"/>
               </w:rPr>
-              <w:t xml:space="preserve">(21)</w:t>
+              <w:t xml:space="preserve">(24)</w:t>
             </w:r>
           </w:p>
         </w:tc>
@@ -11846,7 +12376,7 @@
                 <w:sz w:val="14"/>
                 <w:szCs w:val="14"/>
               </w:rPr>
-              <w:t xml:space="preserve">(22)</w:t>
+              <w:t xml:space="preserve">(25)</w:t>
             </w:r>
           </w:p>
         </w:tc>
@@ -12042,7 +12572,7 @@
                 <w:sz w:val="14"/>
                 <w:szCs w:val="14"/>
               </w:rPr>
-              <w:t xml:space="preserve">(23)</w:t>
+              <w:t xml:space="preserve">(26)</w:t>
             </w:r>
           </w:p>
         </w:tc>
@@ -12430,7 +12960,7 @@
                 <w:sz w:val="14"/>
                 <w:szCs w:val="14"/>
               </w:rPr>
-              <w:t xml:space="preserve">(24)</w:t>
+              <w:t xml:space="preserve">(27)</w:t>
             </w:r>
           </w:p>
         </w:tc>
@@ -12529,7 +13059,7 @@
                 <w:sz w:val="14"/>
                 <w:szCs w:val="14"/>
               </w:rPr>
-              <w:t xml:space="preserve">(25)</w:t>
+              <w:t xml:space="preserve">(28)</w:t>
             </w:r>
           </w:p>
         </w:tc>
@@ -12838,6 +13368,19 @@
       </w:tr>
     </w:tbl>
     <w:p/>
+    <w:p>
+      <w:pPr>
+        <w:spacing w:before="20" w:after="20" w:line="360" w:lineRule="auto"/>
+        <w:ind w:left="200"/>
+      </w:pPr>
+      <w:r>
+        <w:rPr>
+          <w:sz w:val="19"/>
+          <w:szCs w:val="19"/>
+        </w:rPr>
+        <w:t xml:space="preserve">Raw materials close at $150,000, work in process at $690,000 and finished goods at $1,380,000.</w:t>
+      </w:r>
+    </w:p>
     <w:p>
       <w:pPr>
         <w:pageBreakBefore w:val="true"/>
@@ -12979,7 +13522,7 @@
                 <w:sz w:val="16"/>
                 <w:szCs w:val="16"/>
               </w:rPr>
-              <w:t xml:space="preserve">Manufacturing overhead applied   ·   Direct materials used   ·   Add: beginning WIP   ·   Cost of goods manufactured   ·   Direct labor</w:t>
+              <w:t xml:space="preserve">Cost of goods manufactured   ·   Add: beginning WIP   ·   cost pool   ·   Gross margin   ·   Direct materials used</w:t>
             </w:r>
           </w:p>
         </w:tc>
@@ -13053,7 +13596,7 @@
           <w:sz w:val="16"/>
           <w:szCs w:val="16"/>
         </w:rPr>
-        <w:t xml:space="preserve">      gaps 30–33</w:t>
+        <w:t xml:space="preserve">      gaps 33–36</w:t>
       </w:r>
     </w:p>
     <w:p>
@@ -13076,7 +13619,7 @@
           <w:sz w:val="15"/>
           <w:szCs w:val="15"/>
         </w:rPr>
-        <w:t xml:space="preserve"> (30) </w:t>
+        <w:t xml:space="preserve"> (33) </w:t>
       </w:r>
       <w:r>
         <w:rPr>
@@ -13129,7 +13672,7 @@
           <w:sz w:val="15"/>
           <w:szCs w:val="15"/>
         </w:rPr>
-        <w:t xml:space="preserve"> (31) </w:t>
+        <w:t xml:space="preserve"> (34) </w:t>
       </w:r>
       <w:r>
         <w:rPr>
@@ -13168,7 +13711,7 @@
           <w:sz w:val="15"/>
           <w:szCs w:val="15"/>
         </w:rPr>
-        <w:t xml:space="preserve"> (32) </w:t>
+        <w:t xml:space="preserve"> (35) </w:t>
       </w:r>
       <w:r>
         <w:rPr>
@@ -13200,7 +13743,7 @@
           <w:sz w:val="15"/>
           <w:szCs w:val="15"/>
         </w:rPr>
-        <w:t xml:space="preserve"> (33) </w:t>
+        <w:t xml:space="preserve"> (36) </w:t>
       </w:r>
       <w:r>
         <w:rPr>
@@ -13280,7 +13823,7 @@
                 <w:sz w:val="16"/>
                 <w:szCs w:val="16"/>
               </w:rPr>
-              <w:t xml:space="preserve">credits   ·   Ending   ·   statement   ·   Finished   ·   overhead</w:t>
+              <w:t xml:space="preserve">manufactured   ·   Ending   ·   credits   ·   overhead   ·   Finished</w:t>
             </w:r>
           </w:p>
         </w:tc>
@@ -13354,7 +13897,7 @@
           <w:sz w:val="16"/>
           <w:szCs w:val="16"/>
         </w:rPr>
-        <w:t xml:space="preserve">      gaps 34–36</w:t>
+        <w:t xml:space="preserve">      gaps 37–39</w:t>
       </w:r>
     </w:p>
     <w:p>
@@ -13377,7 +13920,7 @@
           <w:sz w:val="15"/>
           <w:szCs w:val="15"/>
         </w:rPr>
-        <w:t xml:space="preserve"> (34) </w:t>
+        <w:t xml:space="preserve"> (37) </w:t>
       </w:r>
       <w:r>
         <w:rPr>
@@ -13409,7 +13952,7 @@
           <w:sz w:val="15"/>
           <w:szCs w:val="15"/>
         </w:rPr>
-        <w:t xml:space="preserve"> (35) </w:t>
+        <w:t xml:space="preserve"> (38) </w:t>
       </w:r>
       <w:r>
         <w:rPr>
@@ -13448,7 +13991,7 @@
           <w:sz w:val="15"/>
           <w:szCs w:val="15"/>
         </w:rPr>
-        <w:t xml:space="preserve"> (36) </w:t>
+        <w:t xml:space="preserve"> (39) </w:t>
       </w:r>
       <w:r>
         <w:rPr>
@@ -13528,7 +14071,7 @@
                 <w:sz w:val="16"/>
                 <w:szCs w:val="16"/>
               </w:rPr>
-              <w:t xml:space="preserve">schedule   ·   inventory   ·   exam-core   ·   manufactured</w:t>
+              <w:t xml:space="preserve">inventory   ·   schedule   ·   utilities   ·   manufactured</w:t>
             </w:r>
           </w:p>
         </w:tc>
@@ -13702,56 +14245,6 @@
         <w:tc>
           <w:tcPr>
             <w:tcW w:type="pct" w:w="2600"/>
-            <w:shd w:fill="FBFAF6" w:val="clear"/>
-            <w:tcMar>
-              <w:top w:type="dxa" w:w="50"/>
-              <w:left w:type="dxa" w:w="110"/>
-              <w:bottom w:type="dxa" w:w="50"/>
-              <w:right w:type="dxa" w:w="110"/>
-            </w:tcMar>
-          </w:tcPr>
-          <w:p>
-            <w:pPr>
-              <w:spacing w:before="28" w:after="28"/>
-            </w:pPr>
-            <w:r>
-              <w:rPr>
-                <w:sz w:val="15"/>
-                <w:szCs w:val="15"/>
-              </w:rPr>
-              <w:t xml:space="preserve">Sugar and flavors</w:t>
-            </w:r>
-          </w:p>
-        </w:tc>
-        <w:tc>
-          <w:tcPr>
-            <w:tcW w:type="pct" w:w="2400"/>
-            <w:shd w:fill="FBFAF6" w:val="clear"/>
-            <w:tcMar>
-              <w:top w:type="dxa" w:w="50"/>
-              <w:left w:type="dxa" w:w="110"/>
-              <w:bottom w:type="dxa" w:w="50"/>
-              <w:right w:type="dxa" w:w="110"/>
-            </w:tcMar>
-          </w:tcPr>
-          <w:p>
-            <w:pPr>
-              <w:spacing w:before="28" w:after="28"/>
-            </w:pPr>
-            <w:r>
-              <w:rPr>
-                <w:sz w:val="15"/>
-                <w:szCs w:val="15"/>
-              </w:rPr>
-              <w:t xml:space="preserve">60,000</w:t>
-            </w:r>
-          </w:p>
-        </w:tc>
-      </w:tr>
-      <w:tr>
-        <w:tc>
-          <w:tcPr>
-            <w:tcW w:type="pct" w:w="2600"/>
             <w:shd w:fill="FFFFFF" w:val="clear"/>
             <w:tcMar>
               <w:top w:type="dxa" w:w="50"/>
@@ -13772,13 +14265,14 @@
                 <w:sz w:val="14"/>
                 <w:szCs w:val="14"/>
               </w:rPr>
-              <w:t xml:space="preserve">(37)</w:t>
+              <w:t xml:space="preserve">(40)</w:t>
             </w:r>
           </w:p>
         </w:tc>
         <w:tc>
           <w:tcPr>
             <w:tcW w:type="pct" w:w="2400"/>
+            <w:shd w:fill="FBFAF6" w:val="clear"/>
             <w:tcMar>
               <w:top w:type="dxa" w:w="50"/>
               <w:left w:type="dxa" w:w="110"/>
@@ -13795,105 +14289,7 @@
                 <w:sz w:val="15"/>
                 <w:szCs w:val="15"/>
               </w:rPr>
-              <w:t xml:space="preserve">40,000</w:t>
-            </w:r>
-          </w:p>
-        </w:tc>
-      </w:tr>
-      <w:tr>
-        <w:tc>
-          <w:tcPr>
-            <w:tcW w:type="pct" w:w="2600"/>
-            <w:shd w:fill="FBFAF6" w:val="clear"/>
-            <w:tcMar>
-              <w:top w:type="dxa" w:w="50"/>
-              <w:left w:type="dxa" w:w="110"/>
-              <w:bottom w:type="dxa" w:w="50"/>
-              <w:right w:type="dxa" w:w="110"/>
-            </w:tcMar>
-          </w:tcPr>
-          <w:p>
-            <w:pPr>
-              <w:spacing w:before="28" w:after="28"/>
-            </w:pPr>
-            <w:r>
-              <w:rPr>
-                <w:sz w:val="15"/>
-                <w:szCs w:val="15"/>
-              </w:rPr>
-              <w:t xml:space="preserve">Line operators' wages</w:t>
-            </w:r>
-          </w:p>
-        </w:tc>
-        <w:tc>
-          <w:tcPr>
-            <w:tcW w:type="pct" w:w="2400"/>
-            <w:shd w:fill="FBFAF6" w:val="clear"/>
-            <w:tcMar>
-              <w:top w:type="dxa" w:w="50"/>
-              <w:left w:type="dxa" w:w="110"/>
-              <w:bottom w:type="dxa" w:w="50"/>
-              <w:right w:type="dxa" w:w="110"/>
-            </w:tcMar>
-          </w:tcPr>
-          <w:p>
-            <w:pPr>
-              <w:spacing w:before="28" w:after="28"/>
-            </w:pPr>
-            <w:r>
-              <w:rPr>
-                <w:sz w:val="15"/>
-                <w:szCs w:val="15"/>
-              </w:rPr>
-              <w:t xml:space="preserve">120,000</w:t>
-            </w:r>
-          </w:p>
-        </w:tc>
-      </w:tr>
-      <w:tr>
-        <w:tc>
-          <w:tcPr>
-            <w:tcW w:type="pct" w:w="2600"/>
-            <w:tcMar>
-              <w:top w:type="dxa" w:w="50"/>
-              <w:left w:type="dxa" w:w="110"/>
-              <w:bottom w:type="dxa" w:w="50"/>
-              <w:right w:type="dxa" w:w="110"/>
-            </w:tcMar>
-          </w:tcPr>
-          <w:p>
-            <w:pPr>
-              <w:spacing w:before="28" w:after="28"/>
-            </w:pPr>
-            <w:r>
-              <w:rPr>
-                <w:sz w:val="15"/>
-                <w:szCs w:val="15"/>
-              </w:rPr>
-              <w:t xml:space="preserve">Factory supervision</w:t>
-            </w:r>
-          </w:p>
-        </w:tc>
-        <w:tc>
-          <w:tcPr>
-            <w:tcW w:type="pct" w:w="2400"/>
-            <w:tcMar>
-              <w:top w:type="dxa" w:w="50"/>
-              <w:left w:type="dxa" w:w="110"/>
-              <w:bottom w:type="dxa" w:w="50"/>
-              <w:right w:type="dxa" w:w="110"/>
-            </w:tcMar>
-          </w:tcPr>
-          <w:p>
-            <w:pPr>
-              <w:spacing w:before="28" w:after="28"/>
-            </w:pPr>
-            <w:r>
-              <w:rPr>
-                <w:sz w:val="15"/>
-                <w:szCs w:val="15"/>
-              </w:rPr>
-              <w:t xml:space="preserve">30,000</w:t>
+              <w:t xml:space="preserve">60,000</w:t>
             </w:r>
           </w:p>
         </w:tc>
@@ -13922,7 +14318,56 @@
                 <w:sz w:val="14"/>
                 <w:szCs w:val="14"/>
               </w:rPr>
-              <w:t xml:space="preserve">(38)</w:t>
+              <w:t xml:space="preserve">(41)</w:t>
+            </w:r>
+          </w:p>
+        </w:tc>
+        <w:tc>
+          <w:tcPr>
+            <w:tcW w:type="pct" w:w="2400"/>
+            <w:tcMar>
+              <w:top w:type="dxa" w:w="50"/>
+              <w:left w:type="dxa" w:w="110"/>
+              <w:bottom w:type="dxa" w:w="50"/>
+              <w:right w:type="dxa" w:w="110"/>
+            </w:tcMar>
+          </w:tcPr>
+          <w:p>
+            <w:pPr>
+              <w:spacing w:before="28" w:after="28"/>
+            </w:pPr>
+            <w:r>
+              <w:rPr>
+                <w:sz w:val="15"/>
+                <w:szCs w:val="15"/>
+              </w:rPr>
+              <w:t xml:space="preserve">40,000</w:t>
+            </w:r>
+          </w:p>
+        </w:tc>
+      </w:tr>
+      <w:tr>
+        <w:tc>
+          <w:tcPr>
+            <w:tcW w:type="pct" w:w="2600"/>
+            <w:shd w:fill="FBFAF6" w:val="clear"/>
+            <w:tcMar>
+              <w:top w:type="dxa" w:w="50"/>
+              <w:left w:type="dxa" w:w="110"/>
+              <w:bottom w:type="dxa" w:w="50"/>
+              <w:right w:type="dxa" w:w="110"/>
+            </w:tcMar>
+          </w:tcPr>
+          <w:p>
+            <w:pPr>
+              <w:spacing w:before="28" w:after="28"/>
+            </w:pPr>
+            <w:r>
+              <w:rPr>
+                <w:sz w:val="15"/>
+                <w:szCs w:val="15"/>
+              </w:rPr>
+              <w:t xml:space="preserve">Line operators' wages</w:t>
             </w:r>
           </w:p>
         </w:tc>
@@ -13946,7 +14391,7 @@
                 <w:sz w:val="15"/>
                 <w:szCs w:val="15"/>
               </w:rPr>
-              <w:t xml:space="preserve">45,000</w:t>
+              <w:t xml:space="preserve">120,000</w:t>
             </w:r>
           </w:p>
         </w:tc>
@@ -13975,7 +14420,7 @@
                 <w:sz w:val="14"/>
                 <w:szCs w:val="14"/>
               </w:rPr>
-              <w:t xml:space="preserve">(39)</w:t>
+              <w:t xml:space="preserve">(42)</w:t>
             </w:r>
           </w:p>
         </w:tc>
@@ -13998,7 +14443,7 @@
                 <w:sz w:val="15"/>
                 <w:szCs w:val="15"/>
               </w:rPr>
-              <w:t xml:space="preserve">25,000</w:t>
+              <w:t xml:space="preserve">30,000</w:t>
             </w:r>
           </w:p>
         </w:tc>
@@ -14024,7 +14469,7 @@
                 <w:sz w:val="15"/>
                 <w:szCs w:val="15"/>
               </w:rPr>
-              <w:t xml:space="preserve">Indirect materials</w:t>
+              <w:t xml:space="preserve">Depreciation of halva equipment</w:t>
             </w:r>
           </w:p>
         </w:tc>
@@ -14048,55 +14493,7 @@
                 <w:sz w:val="15"/>
                 <w:szCs w:val="15"/>
               </w:rPr>
-              <w:t xml:space="preserve">10,000</w:t>
-            </w:r>
-          </w:p>
-        </w:tc>
-      </w:tr>
-      <w:tr>
-        <w:tc>
-          <w:tcPr>
-            <w:tcW w:type="pct" w:w="2600"/>
-            <w:tcMar>
-              <w:top w:type="dxa" w:w="50"/>
-              <w:left w:type="dxa" w:w="110"/>
-              <w:bottom w:type="dxa" w:w="50"/>
-              <w:right w:type="dxa" w:w="110"/>
-            </w:tcMar>
-          </w:tcPr>
-          <w:p>
-            <w:pPr>
-              <w:spacing w:before="28" w:after="28"/>
-            </w:pPr>
-            <w:r>
-              <w:rPr>
-                <w:sz w:val="15"/>
-                <w:szCs w:val="15"/>
-              </w:rPr>
-              <w:t xml:space="preserve">Sales commissions</w:t>
-            </w:r>
-          </w:p>
-        </w:tc>
-        <w:tc>
-          <w:tcPr>
-            <w:tcW w:type="pct" w:w="2400"/>
-            <w:tcMar>
-              <w:top w:type="dxa" w:w="50"/>
-              <w:left w:type="dxa" w:w="110"/>
-              <w:bottom w:type="dxa" w:w="50"/>
-              <w:right w:type="dxa" w:w="110"/>
-            </w:tcMar>
-          </w:tcPr>
-          <w:p>
-            <w:pPr>
-              <w:spacing w:before="28" w:after="28"/>
-            </w:pPr>
-            <w:r>
-              <w:rPr>
-                <w:sz w:val="15"/>
-                <w:szCs w:val="15"/>
-              </w:rPr>
-              <w:t xml:space="preserve">35,000</w:t>
+              <w:t xml:space="preserve">45,000</w:t>
             </w:r>
           </w:p>
         </w:tc>
@@ -14125,7 +14522,56 @@
                 <w:sz w:val="14"/>
                 <w:szCs w:val="14"/>
               </w:rPr>
-              <w:t xml:space="preserve">(40)</w:t>
+              <w:t xml:space="preserve">(43)</w:t>
+            </w:r>
+          </w:p>
+        </w:tc>
+        <w:tc>
+          <w:tcPr>
+            <w:tcW w:type="pct" w:w="2400"/>
+            <w:tcMar>
+              <w:top w:type="dxa" w:w="50"/>
+              <w:left w:type="dxa" w:w="110"/>
+              <w:bottom w:type="dxa" w:w="50"/>
+              <w:right w:type="dxa" w:w="110"/>
+            </w:tcMar>
+          </w:tcPr>
+          <w:p>
+            <w:pPr>
+              <w:spacing w:before="28" w:after="28"/>
+            </w:pPr>
+            <w:r>
+              <w:rPr>
+                <w:sz w:val="15"/>
+                <w:szCs w:val="15"/>
+              </w:rPr>
+              <w:t xml:space="preserve">25,000</w:t>
+            </w:r>
+          </w:p>
+        </w:tc>
+      </w:tr>
+      <w:tr>
+        <w:tc>
+          <w:tcPr>
+            <w:tcW w:type="pct" w:w="2600"/>
+            <w:shd w:fill="FBFAF6" w:val="clear"/>
+            <w:tcMar>
+              <w:top w:type="dxa" w:w="50"/>
+              <w:left w:type="dxa" w:w="110"/>
+              <w:bottom w:type="dxa" w:w="50"/>
+              <w:right w:type="dxa" w:w="110"/>
+            </w:tcMar>
+          </w:tcPr>
+          <w:p>
+            <w:pPr>
+              <w:spacing w:before="28" w:after="28"/>
+            </w:pPr>
+            <w:r>
+              <w:rPr>
+                <w:sz w:val="15"/>
+                <w:szCs w:val="15"/>
+              </w:rPr>
+              <w:t xml:space="preserve">Indirect materials</w:t>
             </w:r>
           </w:p>
         </w:tc>
@@ -14149,7 +14595,7 @@
                 <w:sz w:val="15"/>
                 <w:szCs w:val="15"/>
               </w:rPr>
-              <w:t xml:space="preserve">20,000</w:t>
+              <w:t xml:space="preserve">10,000</w:t>
             </w:r>
           </w:p>
         </w:tc>
@@ -14174,7 +14620,7 @@
                 <w:sz w:val="15"/>
                 <w:szCs w:val="15"/>
               </w:rPr>
-              <w:t xml:space="preserve">Head-office salaries</w:t>
+              <w:t xml:space="preserve">Sales commissions</w:t>
             </w:r>
           </w:p>
         </w:tc>
@@ -14197,7 +14643,155 @@
                 <w:sz w:val="15"/>
                 <w:szCs w:val="15"/>
               </w:rPr>
+              <w:t xml:space="preserve">35,000</w:t>
+            </w:r>
+          </w:p>
+        </w:tc>
+      </w:tr>
+      <w:tr>
+        <w:tc>
+          <w:tcPr>
+            <w:tcW w:type="pct" w:w="2600"/>
+            <w:shd w:fill="FBFAF6" w:val="clear"/>
+            <w:tcMar>
+              <w:top w:type="dxa" w:w="50"/>
+              <w:left w:type="dxa" w:w="110"/>
+              <w:bottom w:type="dxa" w:w="50"/>
+              <w:right w:type="dxa" w:w="110"/>
+            </w:tcMar>
+          </w:tcPr>
+          <w:p>
+            <w:pPr>
+              <w:spacing w:before="28" w:after="28"/>
+            </w:pPr>
+            <w:r>
+              <w:rPr>
+                <w:sz w:val="15"/>
+                <w:szCs w:val="15"/>
+              </w:rPr>
+              <w:t xml:space="preserve">Advertising</w:t>
+            </w:r>
+          </w:p>
+        </w:tc>
+        <w:tc>
+          <w:tcPr>
+            <w:tcW w:type="pct" w:w="2400"/>
+            <w:shd w:fill="FBFAF6" w:val="clear"/>
+            <w:tcMar>
+              <w:top w:type="dxa" w:w="50"/>
+              <w:left w:type="dxa" w:w="110"/>
+              <w:bottom w:type="dxa" w:w="50"/>
+              <w:right w:type="dxa" w:w="110"/>
+            </w:tcMar>
+          </w:tcPr>
+          <w:p>
+            <w:pPr>
+              <w:spacing w:before="28" w:after="28"/>
+            </w:pPr>
+            <w:r>
+              <w:rPr>
+                <w:sz w:val="15"/>
+                <w:szCs w:val="15"/>
+              </w:rPr>
+              <w:t xml:space="preserve">20,000</w:t>
+            </w:r>
+          </w:p>
+        </w:tc>
+      </w:tr>
+      <w:tr>
+        <w:tc>
+          <w:tcPr>
+            <w:tcW w:type="pct" w:w="2600"/>
+            <w:tcMar>
+              <w:top w:type="dxa" w:w="50"/>
+              <w:left w:type="dxa" w:w="110"/>
+              <w:bottom w:type="dxa" w:w="50"/>
+              <w:right w:type="dxa" w:w="110"/>
+            </w:tcMar>
+          </w:tcPr>
+          <w:p>
+            <w:pPr>
+              <w:spacing w:before="28" w:after="28"/>
+            </w:pPr>
+            <w:r>
+              <w:rPr>
+                <w:sz w:val="15"/>
+                <w:szCs w:val="15"/>
+              </w:rPr>
+              <w:t xml:space="preserve">Head-office salaries</w:t>
+            </w:r>
+          </w:p>
+        </w:tc>
+        <w:tc>
+          <w:tcPr>
+            <w:tcW w:type="pct" w:w="2400"/>
+            <w:tcMar>
+              <w:top w:type="dxa" w:w="50"/>
+              <w:left w:type="dxa" w:w="110"/>
+              <w:bottom w:type="dxa" w:w="50"/>
+              <w:right w:type="dxa" w:w="110"/>
+            </w:tcMar>
+          </w:tcPr>
+          <w:p>
+            <w:pPr>
+              <w:spacing w:before="28" w:after="28"/>
+            </w:pPr>
+            <w:r>
+              <w:rPr>
+                <w:sz w:val="15"/>
+                <w:szCs w:val="15"/>
+              </w:rPr>
               <w:t xml:space="preserve">50,000</w:t>
+            </w:r>
+          </w:p>
+        </w:tc>
+      </w:tr>
+      <w:tr>
+        <w:tc>
+          <w:tcPr>
+            <w:tcW w:type="pct" w:w="2600"/>
+            <w:shd w:fill="FBFAF6" w:val="clear"/>
+            <w:tcMar>
+              <w:top w:type="dxa" w:w="50"/>
+              <w:left w:type="dxa" w:w="110"/>
+              <w:bottom w:type="dxa" w:w="50"/>
+              <w:right w:type="dxa" w:w="110"/>
+            </w:tcMar>
+          </w:tcPr>
+          <w:p>
+            <w:pPr>
+              <w:spacing w:before="28" w:after="28"/>
+            </w:pPr>
+            <w:r>
+              <w:rPr>
+                <w:sz w:val="15"/>
+                <w:szCs w:val="15"/>
+              </w:rPr>
+              <w:t xml:space="preserve">Delivery to customers</w:t>
+            </w:r>
+          </w:p>
+        </w:tc>
+        <w:tc>
+          <w:tcPr>
+            <w:tcW w:type="pct" w:w="2400"/>
+            <w:shd w:fill="FBFAF6" w:val="clear"/>
+            <w:tcMar>
+              <w:top w:type="dxa" w:w="50"/>
+              <w:left w:type="dxa" w:w="110"/>
+              <w:bottom w:type="dxa" w:w="50"/>
+              <w:right w:type="dxa" w:w="110"/>
+            </w:tcMar>
+          </w:tcPr>
+          <w:p>
+            <w:pPr>
+              <w:spacing w:before="28" w:after="28"/>
+            </w:pPr>
+            <w:r>
+              <w:rPr>
+                <w:sz w:val="15"/>
+                <w:szCs w:val="15"/>
+              </w:rPr>
+              <w:t xml:space="preserve">15,000</w:t>
             </w:r>
           </w:p>
         </w:tc>
@@ -14226,14 +14820,13 @@
                 <w:sz w:val="14"/>
                 <w:szCs w:val="14"/>
               </w:rPr>
-              <w:t xml:space="preserve">(41)</w:t>
+              <w:t xml:space="preserve">(44)</w:t>
             </w:r>
           </w:p>
         </w:tc>
         <w:tc>
           <w:tcPr>
             <w:tcW w:type="pct" w:w="2400"/>
-            <w:shd w:fill="FBFAF6" w:val="clear"/>
             <w:tcMar>
               <w:top w:type="dxa" w:w="50"/>
               <w:left w:type="dxa" w:w="110"/>
@@ -14250,7 +14843,7 @@
                 <w:sz w:val="15"/>
                 <w:szCs w:val="15"/>
               </w:rPr>
-              <w:t xml:space="preserve">15,000</w:t>
+              <w:t xml:space="preserve">25,000 / 40,000</w:t>
             </w:r>
           </w:p>
         </w:tc>
@@ -14279,56 +14872,7 @@
                 <w:sz w:val="14"/>
                 <w:szCs w:val="14"/>
               </w:rPr>
-              <w:t xml:space="preserve">(42)</w:t>
-            </w:r>
-          </w:p>
-        </w:tc>
-        <w:tc>
-          <w:tcPr>
-            <w:tcW w:type="pct" w:w="2400"/>
-            <w:tcMar>
-              <w:top w:type="dxa" w:w="50"/>
-              <w:left w:type="dxa" w:w="110"/>
-              <w:bottom w:type="dxa" w:w="50"/>
-              <w:right w:type="dxa" w:w="110"/>
-            </w:tcMar>
-          </w:tcPr>
-          <w:p>
-            <w:pPr>
-              <w:spacing w:before="28" w:after="28"/>
-            </w:pPr>
-            <w:r>
-              <w:rPr>
-                <w:sz w:val="15"/>
-                <w:szCs w:val="15"/>
-              </w:rPr>
-              <w:t xml:space="preserve">25,000 / 40,000</w:t>
-            </w:r>
-          </w:p>
-        </w:tc>
-      </w:tr>
-      <w:tr>
-        <w:tc>
-          <w:tcPr>
-            <w:tcW w:type="pct" w:w="2600"/>
-            <w:shd w:fill="FBFAF6" w:val="clear"/>
-            <w:tcMar>
-              <w:top w:type="dxa" w:w="50"/>
-              <w:left w:type="dxa" w:w="110"/>
-              <w:bottom w:type="dxa" w:w="50"/>
-              <w:right w:type="dxa" w:w="110"/>
-            </w:tcMar>
-          </w:tcPr>
-          <w:p>
-            <w:pPr>
-              <w:spacing w:before="28" w:after="28"/>
-            </w:pPr>
-            <w:r>
-              <w:rPr>
-                <w:sz w:val="15"/>
-                <w:szCs w:val="15"/>
-              </w:rPr>
-              <w:t xml:space="preserve">Finished goods: beginning / ending</w:t>
+              <w:t xml:space="preserve">(45)</w:t>
             </w:r>
           </w:p>
         </w:tc>
@@ -14462,7 +15006,7 @@
                 <w:sz w:val="16"/>
                 <w:szCs w:val="16"/>
               </w:rPr>
-              <w:t xml:space="preserve">Manufacturing Overhead Control   ·   Delivery to customers   ·   Depreciation of halva equipment   ·   Jars   ·   Factory utilities   ·   Advertising   ·   WIP: beginning / ending</w:t>
+              <w:t xml:space="preserve">Sugar and flavors   ·   Factory supervision   ·   Finished goods: beginning / ending   ·   Jars   ·   Factory utilities   ·   Work-in-Process Inventory   ·   WIP: beginning / ending</w:t>
             </w:r>
           </w:p>
         </w:tc>
@@ -14599,6 +15143,55 @@
         <w:tc>
           <w:tcPr>
             <w:tcW w:type="pct" w:w="2400"/>
+            <w:tcMar>
+              <w:top w:type="dxa" w:w="50"/>
+              <w:left w:type="dxa" w:w="110"/>
+              <w:bottom w:type="dxa" w:w="50"/>
+              <w:right w:type="dxa" w:w="110"/>
+            </w:tcMar>
+          </w:tcPr>
+          <w:p>
+            <w:pPr>
+              <w:spacing w:before="28" w:after="28"/>
+            </w:pPr>
+            <w:r>
+              <w:rPr>
+                <w:sz w:val="15"/>
+                <w:szCs w:val="15"/>
+              </w:rPr>
+              <w:t xml:space="preserve">Indirect; product cost</w:t>
+            </w:r>
+          </w:p>
+        </w:tc>
+      </w:tr>
+      <w:tr>
+        <w:tc>
+          <w:tcPr>
+            <w:tcW w:type="pct" w:w="2600"/>
+            <w:shd w:fill="FBFAF6" w:val="clear"/>
+            <w:tcMar>
+              <w:top w:type="dxa" w:w="50"/>
+              <w:left w:type="dxa" w:w="110"/>
+              <w:bottom w:type="dxa" w:w="50"/>
+              <w:right w:type="dxa" w:w="110"/>
+            </w:tcMar>
+          </w:tcPr>
+          <w:p>
+            <w:pPr>
+              <w:spacing w:before="28" w:after="28"/>
+            </w:pPr>
+            <w:r>
+              <w:rPr>
+                <w:sz w:val="15"/>
+                <w:szCs w:val="15"/>
+              </w:rPr>
+              <w:t xml:space="preserve">Wages of halva line operators</w:t>
+            </w:r>
+          </w:p>
+        </w:tc>
+        <w:tc>
+          <w:tcPr>
+            <w:tcW w:type="pct" w:w="2400"/>
             <w:shd w:fill="FFFFFF" w:val="clear"/>
             <w:tcMar>
               <w:top w:type="dxa" w:w="50"/>
@@ -14619,57 +15212,7 @@
                 <w:sz w:val="14"/>
                 <w:szCs w:val="14"/>
               </w:rPr>
-              <w:t xml:space="preserve">(43)</w:t>
-            </w:r>
-          </w:p>
-        </w:tc>
-      </w:tr>
-      <w:tr>
-        <w:tc>
-          <w:tcPr>
-            <w:tcW w:type="pct" w:w="2600"/>
-            <w:shd w:fill="FBFAF6" w:val="clear"/>
-            <w:tcMar>
-              <w:top w:type="dxa" w:w="50"/>
-              <w:left w:type="dxa" w:w="110"/>
-              <w:bottom w:type="dxa" w:w="50"/>
-              <w:right w:type="dxa" w:w="110"/>
-            </w:tcMar>
-          </w:tcPr>
-          <w:p>
-            <w:pPr>
-              <w:spacing w:before="28" w:after="28"/>
-            </w:pPr>
-            <w:r>
-              <w:rPr>
-                <w:sz w:val="15"/>
-                <w:szCs w:val="15"/>
-              </w:rPr>
-              <w:t xml:space="preserve">Wages of halva line operators</w:t>
-            </w:r>
-          </w:p>
-        </w:tc>
-        <w:tc>
-          <w:tcPr>
-            <w:tcW w:type="pct" w:w="2400"/>
-            <w:shd w:fill="FBFAF6" w:val="clear"/>
-            <w:tcMar>
-              <w:top w:type="dxa" w:w="50"/>
-              <w:left w:type="dxa" w:w="110"/>
-              <w:bottom w:type="dxa" w:w="50"/>
-              <w:right w:type="dxa" w:w="110"/>
-            </w:tcMar>
-          </w:tcPr>
-          <w:p>
-            <w:pPr>
-              <w:spacing w:before="28" w:after="28"/>
-            </w:pPr>
-            <w:r>
-              <w:rPr>
-                <w:sz w:val="15"/>
-                <w:szCs w:val="15"/>
-              </w:rPr>
-              <w:t xml:space="preserve">Direct; product cost</w:t>
+              <w:t xml:space="preserve">(46)</w:t>
             </w:r>
           </w:p>
         </w:tc>
@@ -14721,7 +15264,7 @@
                 <w:sz w:val="14"/>
                 <w:szCs w:val="14"/>
               </w:rPr>
-              <w:t xml:space="preserve">(44)</w:t>
+              <w:t xml:space="preserve">(47)</w:t>
             </w:r>
           </w:p>
         </w:tc>
@@ -14833,7 +15376,7 @@
                 <w:sz w:val="16"/>
                 <w:szCs w:val="16"/>
               </w:rPr>
-              <w:t xml:space="preserve">Indirect; product cost   ·   Not a production cost; period cost   ·   Finished goods: beginning / ending</w:t>
+              <w:t xml:space="preserve">Tahini &amp; Spreads · FY2027   ·   Not a production cost; period cost   ·   Direct; product cost</w:t>
             </w:r>
           </w:p>
         </w:tc>
@@ -14981,7 +15524,7 @@
                 <w:sz w:val="16"/>
                 <w:szCs w:val="16"/>
               </w:rPr>
-              <w:t xml:space="preserve">Head-office salaries   ·   Factory utilities   ·   Sales commissions   ·   Sesame</w:t>
+              <w:t xml:space="preserve">Factory utilities   ·   Jars   ·   cost driver   ·   Head-office salaries</w:t>
             </w:r>
           </w:p>
         </w:tc>
@@ -15604,14 +16147,14 @@
                 <w:sz w:val="16"/>
                 <w:szCs w:val="16"/>
               </w:rPr>
-              <w:t xml:space="preserve">26  </w:t>
-            </w:r>
-            <w:r>
-              <w:rPr>
-                <w:sz w:val="16"/>
-                <w:szCs w:val="16"/>
-              </w:rPr>
-              <w:t xml:space="preserve">Direct materials used</w:t>
+              <w:t xml:space="preserve">27  </w:t>
+            </w:r>
+            <w:r>
+              <w:rPr>
+                <w:sz w:val="16"/>
+                <w:szCs w:val="16"/>
+              </w:rPr>
+              <w:t xml:space="preserve">Selling Expense</w:t>
             </w:r>
           </w:p>
         </w:tc>
@@ -15672,14 +16215,14 @@
                 <w:sz w:val="16"/>
                 <w:szCs w:val="16"/>
               </w:rPr>
-              <w:t xml:space="preserve">27  </w:t>
-            </w:r>
-            <w:r>
-              <w:rPr>
-                <w:sz w:val="16"/>
-                <w:szCs w:val="16"/>
-              </w:rPr>
-              <w:t xml:space="preserve">Direct labor</w:t>
+              <w:t xml:space="preserve">28  </w:t>
+            </w:r>
+            <w:r>
+              <w:rPr>
+                <w:sz w:val="16"/>
+                <w:szCs w:val="16"/>
+              </w:rPr>
+              <w:t xml:space="preserve">Administrative Expense</w:t>
             </w:r>
           </w:p>
         </w:tc>
@@ -15740,14 +16283,14 @@
                 <w:sz w:val="16"/>
                 <w:szCs w:val="16"/>
               </w:rPr>
-              <w:t xml:space="preserve">28  </w:t>
-            </w:r>
-            <w:r>
-              <w:rPr>
-                <w:sz w:val="16"/>
-                <w:szCs w:val="16"/>
-              </w:rPr>
-              <w:t xml:space="preserve">Manufacturing overhead applied</w:t>
+              <w:t xml:space="preserve">29  </w:t>
+            </w:r>
+            <w:r>
+              <w:rPr>
+                <w:sz w:val="16"/>
+                <w:szCs w:val="16"/>
+              </w:rPr>
+              <w:t xml:space="preserve">Direct materials used</w:t>
             </w:r>
           </w:p>
         </w:tc>
@@ -15808,14 +16351,14 @@
                 <w:sz w:val="16"/>
                 <w:szCs w:val="16"/>
               </w:rPr>
-              <w:t xml:space="preserve">29  </w:t>
-            </w:r>
-            <w:r>
-              <w:rPr>
-                <w:sz w:val="16"/>
-                <w:szCs w:val="16"/>
-              </w:rPr>
-              <w:t xml:space="preserve">Cost of goods manufactured</w:t>
+              <w:t xml:space="preserve">30  </w:t>
+            </w:r>
+            <w:r>
+              <w:rPr>
+                <w:sz w:val="16"/>
+                <w:szCs w:val="16"/>
+              </w:rPr>
+              <w:t xml:space="preserve">Add: beginning WIP</w:t>
             </w:r>
           </w:p>
         </w:tc>
@@ -15850,7 +16393,7 @@
                 <w:sz w:val="16"/>
                 <w:szCs w:val="16"/>
               </w:rPr>
-              <w:t xml:space="preserve">purchases</w:t>
+              <w:t xml:space="preserve">January</w:t>
             </w:r>
           </w:p>
         </w:tc>
@@ -15876,14 +16419,14 @@
                 <w:sz w:val="16"/>
                 <w:szCs w:val="16"/>
               </w:rPr>
-              <w:t xml:space="preserve">30  </w:t>
-            </w:r>
-            <w:r>
-              <w:rPr>
-                <w:sz w:val="16"/>
-                <w:szCs w:val="16"/>
-              </w:rPr>
-              <w:t xml:space="preserve">credits</w:t>
+              <w:t xml:space="preserve">31  </w:t>
+            </w:r>
+            <w:r>
+              <w:rPr>
+                <w:sz w:val="16"/>
+                <w:szCs w:val="16"/>
+              </w:rPr>
+              <w:t xml:space="preserve">Cost of goods manufactured</w:t>
             </w:r>
           </w:p>
         </w:tc>
@@ -15918,7 +16461,7 @@
                 <w:sz w:val="16"/>
                 <w:szCs w:val="16"/>
               </w:rPr>
-              <w:t xml:space="preserve">depreciation</w:t>
+              <w:t xml:space="preserve">purchases</w:t>
             </w:r>
           </w:p>
         </w:tc>
@@ -15944,14 +16487,14 @@
                 <w:sz w:val="16"/>
                 <w:szCs w:val="16"/>
               </w:rPr>
-              <w:t xml:space="preserve">31  </w:t>
-            </w:r>
-            <w:r>
-              <w:rPr>
-                <w:sz w:val="16"/>
-                <w:szCs w:val="16"/>
-              </w:rPr>
-              <w:t xml:space="preserve">Finished</w:t>
+              <w:t xml:space="preserve">32  </w:t>
+            </w:r>
+            <w:r>
+              <w:rPr>
+                <w:sz w:val="16"/>
+                <w:szCs w:val="16"/>
+              </w:rPr>
+              <w:t xml:space="preserve">Gross margin</w:t>
             </w:r>
           </w:p>
         </w:tc>
@@ -15986,7 +16529,7 @@
                 <w:sz w:val="16"/>
                 <w:szCs w:val="16"/>
               </w:rPr>
-              <w:t xml:space="preserve">applied</w:t>
+              <w:t xml:space="preserve">depreciation</w:t>
             </w:r>
           </w:p>
         </w:tc>
@@ -16012,14 +16555,14 @@
                 <w:sz w:val="16"/>
                 <w:szCs w:val="16"/>
               </w:rPr>
-              <w:t xml:space="preserve">32  </w:t>
-            </w:r>
-            <w:r>
-              <w:rPr>
-                <w:sz w:val="16"/>
-                <w:szCs w:val="16"/>
-              </w:rPr>
-              <w:t xml:space="preserve">Ending</w:t>
+              <w:t xml:space="preserve">33  </w:t>
+            </w:r>
+            <w:r>
+              <w:rPr>
+                <w:sz w:val="16"/>
+                <w:szCs w:val="16"/>
+              </w:rPr>
+              <w:t xml:space="preserve">credits</w:t>
             </w:r>
           </w:p>
         </w:tc>
@@ -16054,7 +16597,7 @@
                 <w:sz w:val="16"/>
                 <w:szCs w:val="16"/>
               </w:rPr>
-              <w:t xml:space="preserve">Year-end</w:t>
+              <w:t xml:space="preserve">applied</w:t>
             </w:r>
           </w:p>
         </w:tc>
@@ -16080,14 +16623,14 @@
                 <w:sz w:val="16"/>
                 <w:szCs w:val="16"/>
               </w:rPr>
-              <w:t xml:space="preserve">33  </w:t>
-            </w:r>
-            <w:r>
-              <w:rPr>
-                <w:sz w:val="16"/>
-                <w:szCs w:val="16"/>
-              </w:rPr>
-              <w:t xml:space="preserve">overhead</w:t>
+              <w:t xml:space="preserve">34  </w:t>
+            </w:r>
+            <w:r>
+              <w:rPr>
+                <w:sz w:val="16"/>
+                <w:szCs w:val="16"/>
+              </w:rPr>
+              <w:t xml:space="preserve">Finished</w:t>
             </w:r>
           </w:p>
         </w:tc>
@@ -16122,7 +16665,7 @@
                 <w:sz w:val="16"/>
                 <w:szCs w:val="16"/>
               </w:rPr>
-              <w:t xml:space="preserve">administrative</w:t>
+              <w:t xml:space="preserve">Year-end</w:t>
             </w:r>
           </w:p>
         </w:tc>
@@ -16148,14 +16691,14 @@
                 <w:sz w:val="16"/>
                 <w:szCs w:val="16"/>
               </w:rPr>
-              <w:t xml:space="preserve">34  </w:t>
-            </w:r>
-            <w:r>
-              <w:rPr>
-                <w:sz w:val="16"/>
-                <w:szCs w:val="16"/>
-              </w:rPr>
-              <w:t xml:space="preserve">inventory</w:t>
+              <w:t xml:space="preserve">35  </w:t>
+            </w:r>
+            <w:r>
+              <w:rPr>
+                <w:sz w:val="16"/>
+                <w:szCs w:val="16"/>
+              </w:rPr>
+              <w:t xml:space="preserve">Ending</w:t>
             </w:r>
           </w:p>
         </w:tc>
@@ -16190,7 +16733,7 @@
                 <w:sz w:val="16"/>
                 <w:szCs w:val="16"/>
               </w:rPr>
-              <w:t xml:space="preserve">Separate</w:t>
+              <w:t xml:space="preserve">administrative</w:t>
             </w:r>
           </w:p>
         </w:tc>
@@ -16216,14 +16759,14 @@
                 <w:sz w:val="16"/>
                 <w:szCs w:val="16"/>
               </w:rPr>
-              <w:t xml:space="preserve">35  </w:t>
-            </w:r>
-            <w:r>
-              <w:rPr>
-                <w:sz w:val="16"/>
-                <w:szCs w:val="16"/>
-              </w:rPr>
-              <w:t xml:space="preserve">manufactured</w:t>
+              <w:t xml:space="preserve">36  </w:t>
+            </w:r>
+            <w:r>
+              <w:rPr>
+                <w:sz w:val="16"/>
+                <w:szCs w:val="16"/>
+              </w:rPr>
+              <w:t xml:space="preserve">overhead</w:t>
             </w:r>
           </w:p>
         </w:tc>
@@ -16258,7 +16801,7 @@
                 <w:sz w:val="16"/>
                 <w:szCs w:val="16"/>
               </w:rPr>
-              <w:t xml:space="preserve">prepare</w:t>
+              <w:t xml:space="preserve">Separate</w:t>
             </w:r>
           </w:p>
         </w:tc>
@@ -16284,14 +16827,14 @@
                 <w:sz w:val="16"/>
                 <w:szCs w:val="16"/>
               </w:rPr>
-              <w:t xml:space="preserve">36  </w:t>
-            </w:r>
-            <w:r>
-              <w:rPr>
-                <w:sz w:val="16"/>
-                <w:szCs w:val="16"/>
-              </w:rPr>
-              <w:t xml:space="preserve">schedule</w:t>
+              <w:t xml:space="preserve">37  </w:t>
+            </w:r>
+            <w:r>
+              <w:rPr>
+                <w:sz w:val="16"/>
+                <w:szCs w:val="16"/>
+              </w:rPr>
+              <w:t xml:space="preserve">inventory</w:t>
             </w:r>
           </w:p>
         </w:tc>
@@ -16326,7 +16869,7 @@
                 <w:sz w:val="16"/>
                 <w:szCs w:val="16"/>
               </w:rPr>
-              <w:t xml:space="preserve">manufacturing</w:t>
+              <w:t xml:space="preserve">prepare</w:t>
             </w:r>
           </w:p>
         </w:tc>
@@ -16352,14 +16895,14 @@
                 <w:sz w:val="16"/>
                 <w:szCs w:val="16"/>
               </w:rPr>
-              <w:t xml:space="preserve">37  </w:t>
-            </w:r>
-            <w:r>
-              <w:rPr>
-                <w:sz w:val="16"/>
-                <w:szCs w:val="16"/>
-              </w:rPr>
-              <w:t xml:space="preserve">Jars</w:t>
+              <w:t xml:space="preserve">38  </w:t>
+            </w:r>
+            <w:r>
+              <w:rPr>
+                <w:sz w:val="16"/>
+                <w:szCs w:val="16"/>
+              </w:rPr>
+              <w:t xml:space="preserve">manufactured</w:t>
             </w:r>
           </w:p>
         </w:tc>
@@ -16394,7 +16937,7 @@
                 <w:sz w:val="16"/>
                 <w:szCs w:val="16"/>
               </w:rPr>
-              <w:t xml:space="preserve">manufactured</w:t>
+              <w:t xml:space="preserve">manufacturing</w:t>
             </w:r>
           </w:p>
         </w:tc>
@@ -16420,14 +16963,14 @@
                 <w:sz w:val="16"/>
                 <w:szCs w:val="16"/>
               </w:rPr>
-              <w:t xml:space="preserve">38  </w:t>
-            </w:r>
-            <w:r>
-              <w:rPr>
-                <w:sz w:val="16"/>
-                <w:szCs w:val="16"/>
-              </w:rPr>
-              <w:t xml:space="preserve">Depreciation of halva equipment</w:t>
+              <w:t xml:space="preserve">39  </w:t>
+            </w:r>
+            <w:r>
+              <w:rPr>
+                <w:sz w:val="16"/>
+                <w:szCs w:val="16"/>
+              </w:rPr>
+              <w:t xml:space="preserve">schedule</w:t>
             </w:r>
           </w:p>
         </w:tc>
@@ -16488,14 +17031,14 @@
                 <w:sz w:val="16"/>
                 <w:szCs w:val="16"/>
               </w:rPr>
-              <w:t xml:space="preserve">39  </w:t>
-            </w:r>
-            <w:r>
-              <w:rPr>
-                <w:sz w:val="16"/>
-                <w:szCs w:val="16"/>
-              </w:rPr>
-              <w:t xml:space="preserve">Factory utilities</w:t>
+              <w:t xml:space="preserve">40  </w:t>
+            </w:r>
+            <w:r>
+              <w:rPr>
+                <w:sz w:val="16"/>
+                <w:szCs w:val="16"/>
+              </w:rPr>
+              <w:t xml:space="preserve">Sugar and flavors</w:t>
             </w:r>
           </w:p>
         </w:tc>
@@ -16556,14 +17099,14 @@
                 <w:sz w:val="16"/>
                 <w:szCs w:val="16"/>
               </w:rPr>
-              <w:t xml:space="preserve">40  </w:t>
-            </w:r>
-            <w:r>
-              <w:rPr>
-                <w:sz w:val="16"/>
-                <w:szCs w:val="16"/>
-              </w:rPr>
-              <w:t xml:space="preserve">Advertising</w:t>
+              <w:t xml:space="preserve">41  </w:t>
+            </w:r>
+            <w:r>
+              <w:rPr>
+                <w:sz w:val="16"/>
+                <w:szCs w:val="16"/>
+              </w:rPr>
+              <w:t xml:space="preserve">Jars</w:t>
             </w:r>
           </w:p>
         </w:tc>
@@ -16598,7 +17141,7 @@
                 <w:sz w:val="16"/>
                 <w:szCs w:val="16"/>
               </w:rPr>
-              <w:t xml:space="preserve">Raw Materials Inventory</w:t>
+              <w:t xml:space="preserve">Entries</w:t>
             </w:r>
           </w:p>
         </w:tc>
@@ -16624,14 +17167,14 @@
                 <w:sz w:val="16"/>
                 <w:szCs w:val="16"/>
               </w:rPr>
-              <w:t xml:space="preserve">41  </w:t>
-            </w:r>
-            <w:r>
-              <w:rPr>
-                <w:sz w:val="16"/>
-                <w:szCs w:val="16"/>
-              </w:rPr>
-              <w:t xml:space="preserve">Delivery to customers</w:t>
+              <w:t xml:space="preserve">42  </w:t>
+            </w:r>
+            <w:r>
+              <w:rPr>
+                <w:sz w:val="16"/>
+                <w:szCs w:val="16"/>
+              </w:rPr>
+              <w:t xml:space="preserve">Factory supervision</w:t>
             </w:r>
           </w:p>
         </w:tc>
@@ -16666,7 +17209,7 @@
                 <w:sz w:val="16"/>
                 <w:szCs w:val="16"/>
               </w:rPr>
-              <w:t xml:space="preserve">Accounts Payable</w:t>
+              <w:t xml:space="preserve">inventory</w:t>
             </w:r>
           </w:p>
         </w:tc>
@@ -16692,14 +17235,14 @@
                 <w:sz w:val="16"/>
                 <w:szCs w:val="16"/>
               </w:rPr>
-              <w:t xml:space="preserve">42  </w:t>
-            </w:r>
-            <w:r>
-              <w:rPr>
-                <w:sz w:val="16"/>
-                <w:szCs w:val="16"/>
-              </w:rPr>
-              <w:t xml:space="preserve">WIP: beginning / ending</w:t>
+              <w:t xml:space="preserve">43  </w:t>
+            </w:r>
+            <w:r>
+              <w:rPr>
+                <w:sz w:val="16"/>
+                <w:szCs w:val="16"/>
+              </w:rPr>
+              <w:t xml:space="preserve">Factory utilities</w:t>
             </w:r>
           </w:p>
         </w:tc>
@@ -16734,7 +17277,7 @@
                 <w:sz w:val="16"/>
                 <w:szCs w:val="16"/>
               </w:rPr>
-              <w:t xml:space="preserve">Work-in-Process Inventory</w:t>
+              <w:t xml:space="preserve">journal</w:t>
             </w:r>
           </w:p>
         </w:tc>
@@ -16760,14 +17303,14 @@
                 <w:sz w:val="16"/>
                 <w:szCs w:val="16"/>
               </w:rPr>
-              <w:t xml:space="preserve">43  </w:t>
-            </w:r>
-            <w:r>
-              <w:rPr>
-                <w:sz w:val="16"/>
-                <w:szCs w:val="16"/>
-              </w:rPr>
-              <w:t xml:space="preserve">Indirect; product cost</w:t>
+              <w:t xml:space="preserve">44  </w:t>
+            </w:r>
+            <w:r>
+              <w:rPr>
+                <w:sz w:val="16"/>
+                <w:szCs w:val="16"/>
+              </w:rPr>
+              <w:t xml:space="preserve">WIP: beginning / ending</w:t>
             </w:r>
           </w:p>
         </w:tc>
@@ -16802,7 +17345,7 @@
                 <w:sz w:val="16"/>
                 <w:szCs w:val="16"/>
               </w:rPr>
-              <w:t xml:space="preserve">Wages Payable</w:t>
+              <w:t xml:space="preserve">Raw Materials Inventory</w:t>
             </w:r>
           </w:p>
         </w:tc>
@@ -16828,14 +17371,14 @@
                 <w:sz w:val="16"/>
                 <w:szCs w:val="16"/>
               </w:rPr>
-              <w:t xml:space="preserve">44  </w:t>
-            </w:r>
-            <w:r>
-              <w:rPr>
-                <w:sz w:val="16"/>
-                <w:szCs w:val="16"/>
-              </w:rPr>
-              <w:t xml:space="preserve">Not a production cost; period cost</w:t>
+              <w:t xml:space="preserve">45  </w:t>
+            </w:r>
+            <w:r>
+              <w:rPr>
+                <w:sz w:val="16"/>
+                <w:szCs w:val="16"/>
+              </w:rPr>
+              <w:t xml:space="preserve">Finished goods: beginning / ending</w:t>
             </w:r>
           </w:p>
         </w:tc>
@@ -16870,7 +17413,7 @@
                 <w:sz w:val="16"/>
                 <w:szCs w:val="16"/>
               </w:rPr>
-              <w:t xml:space="preserve">Manufacturing Overhead Control</w:t>
+              <w:t xml:space="preserve">Accounts Payable</w:t>
             </w:r>
           </w:p>
         </w:tc>
@@ -16896,14 +17439,14 @@
                 <w:sz w:val="16"/>
                 <w:szCs w:val="16"/>
               </w:rPr>
-              <w:t xml:space="preserve">45  </w:t>
-            </w:r>
-            <w:r>
-              <w:rPr>
-                <w:sz w:val="16"/>
-                <w:szCs w:val="16"/>
-              </w:rPr>
-              <w:t xml:space="preserve">Sesame</w:t>
+              <w:t xml:space="preserve">46  </w:t>
+            </w:r>
+            <w:r>
+              <w:rPr>
+                <w:sz w:val="16"/>
+                <w:szCs w:val="16"/>
+              </w:rPr>
+              <w:t xml:space="preserve">Direct; product cost</w:t>
             </w:r>
           </w:p>
         </w:tc>
@@ -16938,7 +17481,7 @@
                 <w:sz w:val="16"/>
                 <w:szCs w:val="16"/>
               </w:rPr>
-              <w:t xml:space="preserve">Accumulated Depreciation</w:t>
+              <w:t xml:space="preserve">Work-in-Process Inventory</w:t>
             </w:r>
           </w:p>
         </w:tc>
@@ -16964,14 +17507,14 @@
                 <w:sz w:val="16"/>
                 <w:szCs w:val="16"/>
               </w:rPr>
-              <w:t xml:space="preserve">46  </w:t>
-            </w:r>
-            <w:r>
-              <w:rPr>
-                <w:sz w:val="16"/>
-                <w:szCs w:val="16"/>
-              </w:rPr>
-              <w:t xml:space="preserve">Factory utilities</w:t>
+              <w:t xml:space="preserve">47  </w:t>
+            </w:r>
+            <w:r>
+              <w:rPr>
+                <w:sz w:val="16"/>
+                <w:szCs w:val="16"/>
+              </w:rPr>
+              <w:t xml:space="preserve">Not a production cost; period cost</w:t>
             </w:r>
           </w:p>
         </w:tc>
@@ -17006,7 +17549,7 @@
                 <w:sz w:val="16"/>
                 <w:szCs w:val="16"/>
               </w:rPr>
-              <w:t xml:space="preserve">Finished Goods Inventory</w:t>
+              <w:t xml:space="preserve">Wages Payable</w:t>
             </w:r>
           </w:p>
         </w:tc>
@@ -17032,14 +17575,14 @@
                 <w:sz w:val="16"/>
                 <w:szCs w:val="16"/>
               </w:rPr>
-              <w:t xml:space="preserve">47  </w:t>
-            </w:r>
-            <w:r>
-              <w:rPr>
-                <w:sz w:val="16"/>
-                <w:szCs w:val="16"/>
-              </w:rPr>
-              <w:t xml:space="preserve">Sales commissions</w:t>
+              <w:t xml:space="preserve">48  </w:t>
+            </w:r>
+            <w:r>
+              <w:rPr>
+                <w:sz w:val="16"/>
+                <w:szCs w:val="16"/>
+              </w:rPr>
+              <w:t xml:space="preserve">Jars</w:t>
             </w:r>
           </w:p>
         </w:tc>
@@ -17074,7 +17617,7 @@
                 <w:sz w:val="16"/>
                 <w:szCs w:val="16"/>
               </w:rPr>
-              <w:t xml:space="preserve">Accounts Receivable</w:t>
+              <w:t xml:space="preserve">Manufacturing Overhead Control</w:t>
             </w:r>
           </w:p>
         </w:tc>
@@ -17100,14 +17643,14 @@
                 <w:sz w:val="16"/>
                 <w:szCs w:val="16"/>
               </w:rPr>
-              <w:t xml:space="preserve">48  </w:t>
-            </w:r>
-            <w:r>
-              <w:rPr>
-                <w:sz w:val="16"/>
-                <w:szCs w:val="16"/>
-              </w:rPr>
-              <w:t xml:space="preserve">raw materials inventory</w:t>
+              <w:t xml:space="preserve">49  </w:t>
+            </w:r>
+            <w:r>
+              <w:rPr>
+                <w:sz w:val="16"/>
+                <w:szCs w:val="16"/>
+              </w:rPr>
+              <w:t xml:space="preserve">Factory utilities</w:t>
             </w:r>
           </w:p>
         </w:tc>
@@ -17142,7 +17685,7 @@
                 <w:sz w:val="16"/>
                 <w:szCs w:val="16"/>
               </w:rPr>
-              <w:t xml:space="preserve">Selling Expense</w:t>
+              <w:t xml:space="preserve">Accumulated Depreciation</w:t>
             </w:r>
           </w:p>
         </w:tc>
@@ -17168,14 +17711,14 @@
                 <w:sz w:val="16"/>
                 <w:szCs w:val="16"/>
               </w:rPr>
-              <w:t xml:space="preserve">49  </w:t>
-            </w:r>
-            <w:r>
-              <w:rPr>
-                <w:sz w:val="16"/>
-                <w:szCs w:val="16"/>
-              </w:rPr>
-              <w:t xml:space="preserve">product cost</w:t>
+              <w:t xml:space="preserve">50  </w:t>
+            </w:r>
+            <w:r>
+              <w:rPr>
+                <w:sz w:val="16"/>
+                <w:szCs w:val="16"/>
+              </w:rPr>
+              <w:t xml:space="preserve">Head-office salaries</w:t>
             </w:r>
           </w:p>
         </w:tc>
@@ -17210,7 +17753,7 @@
                 <w:sz w:val="16"/>
                 <w:szCs w:val="16"/>
               </w:rPr>
-              <w:t xml:space="preserve">Administrative Expense</w:t>
+              <w:t xml:space="preserve">Finished Goods Inventory</w:t>
             </w:r>
           </w:p>
         </w:tc>
@@ -17226,14 +17769,92 @@
           </w:tcPr>
           <w:p>
             <w:pPr>
-              <w:spacing w:before="24" w:after="24"/>
-            </w:pPr>
-            <w:r>
-              <w:rPr>
-                <w:sz w:val="16"/>
-                <w:szCs w:val="16"/>
-              </w:rPr>
-              <w:t xml:space="preserve"/>
+              <w:spacing w:before="12" w:after="12"/>
+            </w:pPr>
+            <w:r>
+              <w:rPr>
+                <w:b/>
+                <w:bCs/>
+                <w:color w:val="8186EF"/>
+                <w:sz w:val="16"/>
+                <w:szCs w:val="16"/>
+              </w:rPr>
+              <w:t xml:space="preserve">51  </w:t>
+            </w:r>
+            <w:r>
+              <w:rPr>
+                <w:sz w:val="16"/>
+                <w:szCs w:val="16"/>
+              </w:rPr>
+              <w:t xml:space="preserve">raw materials inventory</w:t>
+            </w:r>
+          </w:p>
+        </w:tc>
+      </w:tr>
+      <w:tr>
+        <w:tc>
+          <w:tcPr>
+            <w:tcW w:type="pct" w:w="2500"/>
+            <w:tcMar>
+              <w:top w:type="dxa" w:w="20"/>
+              <w:left w:type="dxa" w:w="80"/>
+              <w:bottom w:type="dxa" w:w="20"/>
+              <w:right w:type="dxa" w:w="80"/>
+            </w:tcMar>
+          </w:tcPr>
+          <w:p>
+            <w:pPr>
+              <w:spacing w:before="12" w:after="12"/>
+            </w:pPr>
+            <w:r>
+              <w:rPr>
+                <w:b/>
+                <w:bCs/>
+                <w:color w:val="8186EF"/>
+                <w:sz w:val="16"/>
+                <w:szCs w:val="16"/>
+              </w:rPr>
+              <w:t xml:space="preserve">26  </w:t>
+            </w:r>
+            <w:r>
+              <w:rPr>
+                <w:sz w:val="16"/>
+                <w:szCs w:val="16"/>
+              </w:rPr>
+              <w:t xml:space="preserve">Accounts Receivable</w:t>
+            </w:r>
+          </w:p>
+        </w:tc>
+        <w:tc>
+          <w:tcPr>
+            <w:tcW w:type="pct" w:w="2500"/>
+            <w:tcMar>
+              <w:top w:type="dxa" w:w="20"/>
+              <w:left w:type="dxa" w:w="80"/>
+              <w:bottom w:type="dxa" w:w="20"/>
+              <w:right w:type="dxa" w:w="80"/>
+            </w:tcMar>
+          </w:tcPr>
+          <w:p>
+            <w:pPr>
+              <w:spacing w:before="12" w:after="12"/>
+            </w:pPr>
+            <w:r>
+              <w:rPr>
+                <w:b/>
+                <w:bCs/>
+                <w:color w:val="8186EF"/>
+                <w:sz w:val="16"/>
+                <w:szCs w:val="16"/>
+              </w:rPr>
+              <w:t xml:space="preserve">52  </w:t>
+            </w:r>
+            <w:r>
+              <w:rPr>
+                <w:sz w:val="16"/>
+                <w:szCs w:val="16"/>
+              </w:rPr>
+              <w:t xml:space="preserve">product cost</w:t>
             </w:r>
           </w:p>
         </w:tc>
@@ -17276,7 +17897,7 @@
           <w:sz w:val="15"/>
           <w:szCs w:val="15"/>
         </w:rPr>
-        <w:t xml:space="preserve">This example follows one full year of costs through the accounts and into the division's income statement. The schedules are exam-core: questions often ask for cost of goods manufactured or cost of goods sold. The entries are for depth. Materials: purchases $3,260,000; direct materials used $3,000,000; indirect materials $240,000. Labor: direct labor $1,800,000; indirect labor $480,000. Other factory overhead: service department charges $690,000; depreciation $840,000; utilities and other costs $740,000. Overhead applied: 92,000 machine hours × $30 = $2,760,000. Year-end balances: work in process $690,000; finished goods $1,380,000. Sales and period costs: sales $8,700,000; selling expense $610,000; administrative expense $390,000. Separate product costs from period costs. Record the entries, post them, prepare the schedule of cost of goods manufactured and the income statement, and check that the balances tie. Total manufacturing costs = $3,000,000 + $1,800,000 + $2,760,000 = $7,560,000.</w:t>
+        <w:t xml:space="preserve">This example follows one full year of costs through the accounts and into the division's income statement. The schedules are exam-core: questions often ask for cost of goods manufactured or cost of goods sold. The entries are for depth. On January 1, 2027 Tahini &amp; Spreads held raw materials of $130,000, work in process of $180,000 and finished goods of $420,000. Materials: purchases $3,260,000; direct materials used $3,000,000; indirect materials $240,000. Labor: direct labor $1,800,000; indirect labor $480,000. Other factory overhead: service department charges $690,000; depreciation $840,000; utilities and other costs $740,000. Overhead applied: 92,000 machine hours × $30 = $2,760,000. Year-end balances: work in process $690,000; finished goods $1,380,000. Sales and period costs: sales $8,700,000; selling expense $610,000; administrative expense $390,000. Separate product costs from period costs. Record the entries, post them, prepare the schedule of cost of goods manufactured and the income statement, and check that the balances tie.</w:t>
       </w:r>
     </w:p>
     <w:p>
@@ -17300,7 +17921,7 @@
           <w:sz w:val="15"/>
           <w:szCs w:val="15"/>
         </w:rPr>
-        <w:t xml:space="preserve">Cost of goods manufactured = $180,000 + $7,560,000 − $690,000 = $7,050,000. Cost of goods sold = $420,000 + $7,050,000 − $1,380,000 = $6,090,000. Actual overhead = $240,000 + $480,000 + $2,270,000 = $2,990,000, so overhead is underapplied by $230,000.</w:t>
+        <w:t xml:space="preserve">Total manufacturing costs = $3,000,000 + $1,800,000 + $2,760,000 = $7,560,000. Cost of goods manufactured = $180,000 + $7,560,000 − $690,000 = $7,050,000. Cost of goods sold = $420,000 + $7,050,000 − $1,380,000 = $6,090,000. Actual overhead = $240,000 + $480,000 + $2,270,000 = $2,990,000, so overhead is underapplied by $230,000. Entries 1 to 8 are product costs; entry 9 records the period costs, which never touch inventory. The journal totals $36,650,000 on both sides.</w:t>
       </w:r>
     </w:p>
     <w:p>

--- a/CMA_Summaries_B2_Ch01.docx
+++ b/CMA_Summaries_B2_Ch01.docx
@@ -7160,6 +7160,29 @@
     </w:p>
     <w:p>
       <w:pPr>
+        <w:spacing w:before="44" w:after="14"/>
+      </w:pPr>
+      <w:r>
+        <w:rPr>
+          <w:b/>
+          <w:bCs/>
+          <w:color w:val="353A7C"/>
+          <w:sz w:val="18"/>
+          <w:szCs w:val="18"/>
+        </w:rPr>
+        <w:t xml:space="preserve">Summary 1</w:t>
+      </w:r>
+      <w:r>
+        <w:rPr>
+          <w:color w:val="6B7280"/>
+          <w:sz w:val="16"/>
+          <w:szCs w:val="16"/>
+        </w:rPr>
+        <w:t xml:space="preserve">      gaps 1–2</w:t>
+      </w:r>
+    </w:p>
+    <w:p>
+      <w:pPr>
         <w:spacing w:before="20" w:after="20" w:line="360" w:lineRule="auto"/>
         <w:ind w:left="200"/>
       </w:pPr>
@@ -7168,9 +7191,142 @@
           <w:sz w:val="19"/>
           <w:szCs w:val="19"/>
         </w:rPr>
-        <w:t xml:space="preserve">A cost system answers two questions.</w:t>
+        <w:t xml:space="preserve">A cost system answers two </w:t>
+      </w:r>
+      <w:r>
+        <w:rPr>
+          <w:b/>
+          <w:bCs/>
+          <w:color w:val="8186EF"/>
+          <w:sz w:val="15"/>
+          <w:szCs w:val="15"/>
+        </w:rPr>
+        <w:t xml:space="preserve"> (1) </w:t>
+      </w:r>
+      <w:r>
+        <w:rPr>
+          <w:u w:val="single"/>
+          <w:sz w:val="19"/>
+          <w:szCs w:val="19"/>
+        </w:rPr>
+        <w:t xml:space="preserve">           </w:t>
+      </w:r>
+      <w:r>
+        <w:rPr>
+          <w:sz w:val="19"/>
+          <w:szCs w:val="19"/>
+        </w:rPr>
+        <w:t xml:space="preserve"> </w:t>
+      </w:r>
+      <w:r>
+        <w:rPr>
+          <w:sz w:val="19"/>
+          <w:szCs w:val="19"/>
+        </w:rPr>
+        <w:t xml:space="preserve">. </w:t>
+      </w:r>
+      <w:r>
+        <w:rPr>
+          <w:sz w:val="19"/>
+          <w:szCs w:val="19"/>
+        </w:rPr>
+        <w:t xml:space="preserve">How is cost measured: at actual amounts, with a </w:t>
+      </w:r>
+      <w:r>
+        <w:rPr>
+          <w:b/>
+          <w:bCs/>
+          <w:color w:val="8186EF"/>
+          <w:sz w:val="15"/>
+          <w:szCs w:val="15"/>
+        </w:rPr>
+        <w:t xml:space="preserve"> (2) </w:t>
+      </w:r>
+      <w:r>
+        <w:rPr>
+          <w:u w:val="single"/>
+          <w:sz w:val="19"/>
+          <w:szCs w:val="19"/>
+        </w:rPr>
+        <w:t xml:space="preserve">               </w:t>
+      </w:r>
+      <w:r>
+        <w:rPr>
+          <w:sz w:val="19"/>
+          <w:szCs w:val="19"/>
+        </w:rPr>
+        <w:t xml:space="preserve"> </w:t>
+      </w:r>
+      <w:r>
+        <w:rPr>
+          <w:sz w:val="19"/>
+          <w:szCs w:val="19"/>
+        </w:rPr>
+        <w:t xml:space="preserve"> overhead rate, or at standard? And how is cost collected: by job, by process, by activity. </w:t>
       </w:r>
     </w:p>
+    <w:tbl>
+      <w:tblPr>
+        <w:tblW w:type="pct" w:w="100%"/>
+        <w:tblLayout w:type="fixed"/>
+        <w:tblBorders>
+          <w:top w:val="single" w:color="FBFAF6" w:sz="4"/>
+          <w:left w:val="single" w:color="FBFAF6" w:sz="4"/>
+          <w:bottom w:val="single" w:color="FBFAF6" w:sz="4"/>
+          <w:right w:val="single" w:color="FBFAF6" w:sz="4"/>
+          <w:insideH w:val="single" w:color="FBFAF6" w:sz="4"/>
+          <w:insideV w:val="single" w:color="FBFAF6" w:sz="4"/>
+        </w:tblBorders>
+      </w:tblPr>
+      <w:tblGrid>
+        <w:gridCol w:w="9600"/>
+      </w:tblGrid>
+      <w:tr>
+        <w:tc>
+          <w:tcPr>
+            <w:tcW w:type="pct" w:w="5000"/>
+            <w:shd w:fill="FBFAF6" w:val="clear"/>
+            <w:tcMar>
+              <w:top w:type="dxa" w:w="40"/>
+              <w:left w:type="dxa" w:w="100"/>
+              <w:bottom w:type="dxa" w:w="40"/>
+              <w:right w:type="dxa" w:w="100"/>
+            </w:tcMar>
+          </w:tcPr>
+          <w:p>
+            <w:pPr>
+              <w:spacing w:before="18" w:after="6"/>
+            </w:pPr>
+            <w:r>
+              <w:rPr>
+                <w:b/>
+                <w:bCs/>
+                <w:color w:val="6B7280"/>
+                <w:sz w:val="14"/>
+                <w:szCs w:val="14"/>
+              </w:rPr>
+              <w:t xml:space="preserve">word list</w:t>
+            </w:r>
+          </w:p>
+          <w:p>
+            <w:pPr>
+              <w:spacing w:before="0" w:after="18"/>
+            </w:pPr>
+            <w:r>
+              <w:rPr>
+                <w:b/>
+                <w:bCs/>
+                <w:color w:val="353A7C"/>
+                <w:sz w:val="16"/>
+                <w:szCs w:val="16"/>
+              </w:rPr>
+              <w:t xml:space="preserve">questions   ·   measured   ·   predetermined</w:t>
+            </w:r>
+          </w:p>
+        </w:tc>
+      </w:tr>
+    </w:tbl>
+    <w:p/>
     <w:tbl>
       <w:tblPr>
         <w:tblW w:type="pct" w:w="100%"/>
@@ -7377,7 +7533,7 @@
                 <w:sz w:val="14"/>
                 <w:szCs w:val="14"/>
               </w:rPr>
-              <w:t xml:space="preserve">(1)</w:t>
+              <w:t xml:space="preserve">(3)</w:t>
             </w:r>
           </w:p>
         </w:tc>
@@ -7476,7 +7632,7 @@
                 <w:sz w:val="14"/>
                 <w:szCs w:val="14"/>
               </w:rPr>
-              <w:t xml:space="preserve">(2)</w:t>
+              <w:t xml:space="preserve">(4)</w:t>
             </w:r>
           </w:p>
         </w:tc>
@@ -7599,7 +7755,7 @@
                 <w:sz w:val="14"/>
                 <w:szCs w:val="14"/>
               </w:rPr>
-              <w:t xml:space="preserve">(3)</w:t>
+              <w:t xml:space="preserve">(5)</w:t>
             </w:r>
           </w:p>
         </w:tc>
@@ -7699,7 +7855,7 @@
                 <w:sz w:val="14"/>
                 <w:szCs w:val="14"/>
               </w:rPr>
-              <w:t xml:space="preserve">(4)</w:t>
+              <w:t xml:space="preserve">(6)</w:t>
             </w:r>
           </w:p>
         </w:tc>
@@ -7798,7 +7954,7 @@
                 <w:sz w:val="14"/>
                 <w:szCs w:val="14"/>
               </w:rPr>
-              <w:t xml:space="preserve">(5)</w:t>
+              <w:t xml:space="preserve">(7)</w:t>
             </w:r>
           </w:p>
         </w:tc>
@@ -7898,7 +8054,7 @@
                 <w:sz w:val="14"/>
                 <w:szCs w:val="14"/>
               </w:rPr>
-              <w:t xml:space="preserve">(6)</w:t>
+              <w:t xml:space="preserve">(8)</w:t>
             </w:r>
           </w:p>
         </w:tc>
@@ -7974,7 +8130,7 @@
                 <w:sz w:val="14"/>
                 <w:szCs w:val="14"/>
               </w:rPr>
-              <w:t xml:space="preserve">(7)</w:t>
+              <w:t xml:space="preserve">(9)</w:t>
             </w:r>
           </w:p>
         </w:tc>
@@ -8101,7 +8257,7 @@
           <w:sz w:val="18"/>
           <w:szCs w:val="18"/>
         </w:rPr>
-        <w:t xml:space="preserve">Summary 1</w:t>
+        <w:t xml:space="preserve">Summary 2</w:t>
       </w:r>
       <w:r>
         <w:rPr>
@@ -8109,7 +8265,7 @@
           <w:sz w:val="16"/>
           <w:szCs w:val="16"/>
         </w:rPr>
-        <w:t xml:space="preserve">      gaps 8–14</w:t>
+        <w:t xml:space="preserve">      gaps 10–16</w:t>
       </w:r>
     </w:p>
     <w:p>
@@ -8132,7 +8288,7 @@
           <w:sz w:val="15"/>
           <w:szCs w:val="15"/>
         </w:rPr>
-        <w:t xml:space="preserve"> (8) </w:t>
+        <w:t xml:space="preserve"> (10) </w:t>
       </w:r>
       <w:r>
         <w:rPr>
@@ -8164,7 +8320,7 @@
           <w:sz w:val="15"/>
           <w:szCs w:val="15"/>
         </w:rPr>
-        <w:t xml:space="preserve"> (9) </w:t>
+        <w:t xml:space="preserve"> (11) </w:t>
       </w:r>
       <w:r>
         <w:rPr>
@@ -8196,7 +8352,7 @@
           <w:sz w:val="15"/>
           <w:szCs w:val="15"/>
         </w:rPr>
-        <w:t xml:space="preserve"> (10) </w:t>
+        <w:t xml:space="preserve"> (12) </w:t>
       </w:r>
       <w:r>
         <w:rPr>
@@ -8242,7 +8398,7 @@
           <w:sz w:val="15"/>
           <w:szCs w:val="15"/>
         </w:rPr>
-        <w:t xml:space="preserve"> (11) </w:t>
+        <w:t xml:space="preserve"> (13) </w:t>
       </w:r>
       <w:r>
         <w:rPr>
@@ -8281,7 +8437,7 @@
           <w:sz w:val="15"/>
           <w:szCs w:val="15"/>
         </w:rPr>
-        <w:t xml:space="preserve"> (12) </w:t>
+        <w:t xml:space="preserve"> (14) </w:t>
       </w:r>
       <w:r>
         <w:rPr>
@@ -8327,7 +8483,7 @@
           <w:sz w:val="15"/>
           <w:szCs w:val="15"/>
         </w:rPr>
-        <w:t xml:space="preserve"> (13) </w:t>
+        <w:t xml:space="preserve"> (15) </w:t>
       </w:r>
       <w:r>
         <w:rPr>
@@ -8366,7 +8522,7 @@
           <w:sz w:val="15"/>
           <w:szCs w:val="15"/>
         </w:rPr>
-        <w:t xml:space="preserve"> (14) </w:t>
+        <w:t xml:space="preserve"> (16) </w:t>
       </w:r>
       <w:r>
         <w:rPr>
@@ -8446,7 +8602,7 @@
                 <w:sz w:val="16"/>
                 <w:szCs w:val="16"/>
               </w:rPr>
-              <w:t xml:space="preserve">questions   ·   partly   ·   Extended   ·   through   ·   manufacturing   ·   manufacturer's   ·   accounts   ·   completed</w:t>
+              <w:t xml:space="preserve">overhead   ·   partly   ·   Extended   ·   through   ·   manufacturing   ·   manufacturer's   ·   accounts   ·   completed</w:t>
             </w:r>
           </w:p>
         </w:tc>
@@ -9201,7 +9357,7 @@
                 <w:sz w:val="16"/>
                 <w:szCs w:val="16"/>
               </w:rPr>
-              <w:t xml:space="preserve">Actual costing</w:t>
+              <w:t xml:space="preserve">questions</w:t>
             </w:r>
           </w:p>
         </w:tc>
@@ -9227,14 +9383,14 @@
                 <w:sz w:val="16"/>
                 <w:szCs w:val="16"/>
               </w:rPr>
-              <w:t xml:space="preserve">10  </w:t>
-            </w:r>
-            <w:r>
-              <w:rPr>
-                <w:sz w:val="16"/>
-                <w:szCs w:val="16"/>
-              </w:rPr>
-              <w:t xml:space="preserve">accounts</w:t>
+              <w:t xml:space="preserve">11  </w:t>
+            </w:r>
+            <w:r>
+              <w:rPr>
+                <w:sz w:val="16"/>
+                <w:szCs w:val="16"/>
+              </w:rPr>
+              <w:t xml:space="preserve">through</w:t>
             </w:r>
           </w:p>
         </w:tc>
@@ -9269,7 +9425,7 @@
                 <w:sz w:val="16"/>
                 <w:szCs w:val="16"/>
               </w:rPr>
-              <w:t xml:space="preserve">Normal costing</w:t>
+              <w:t xml:space="preserve">predetermined</w:t>
             </w:r>
           </w:p>
         </w:tc>
@@ -9295,14 +9451,14 @@
                 <w:sz w:val="16"/>
                 <w:szCs w:val="16"/>
               </w:rPr>
-              <w:t xml:space="preserve">11  </w:t>
-            </w:r>
-            <w:r>
-              <w:rPr>
-                <w:sz w:val="16"/>
-                <w:szCs w:val="16"/>
-              </w:rPr>
-              <w:t xml:space="preserve">partly</w:t>
+              <w:t xml:space="preserve">12  </w:t>
+            </w:r>
+            <w:r>
+              <w:rPr>
+                <w:sz w:val="16"/>
+                <w:szCs w:val="16"/>
+              </w:rPr>
+              <w:t xml:space="preserve">accounts</w:t>
             </w:r>
           </w:p>
         </w:tc>
@@ -9337,7 +9493,7 @@
                 <w:sz w:val="16"/>
                 <w:szCs w:val="16"/>
               </w:rPr>
-              <w:t xml:space="preserve">Standard quantities and prices</w:t>
+              <w:t xml:space="preserve">Actual costing</w:t>
             </w:r>
           </w:p>
         </w:tc>
@@ -9363,14 +9519,14 @@
                 <w:sz w:val="16"/>
                 <w:szCs w:val="16"/>
               </w:rPr>
-              <w:t xml:space="preserve">12  </w:t>
-            </w:r>
-            <w:r>
-              <w:rPr>
-                <w:sz w:val="16"/>
-                <w:szCs w:val="16"/>
-              </w:rPr>
-              <w:t xml:space="preserve">completed</w:t>
+              <w:t xml:space="preserve">13  </w:t>
+            </w:r>
+            <w:r>
+              <w:rPr>
+                <w:sz w:val="16"/>
+                <w:szCs w:val="16"/>
+              </w:rPr>
+              <w:t xml:space="preserve">partly</w:t>
             </w:r>
           </w:p>
         </w:tc>
@@ -9405,7 +9561,7 @@
                 <w:sz w:val="16"/>
                 <w:szCs w:val="16"/>
               </w:rPr>
-              <w:t xml:space="preserve">Costs collected by job</w:t>
+              <w:t xml:space="preserve">Normal costing</w:t>
             </w:r>
           </w:p>
         </w:tc>
@@ -9431,14 +9587,14 @@
                 <w:sz w:val="16"/>
                 <w:szCs w:val="16"/>
               </w:rPr>
-              <w:t xml:space="preserve">13  </w:t>
-            </w:r>
-            <w:r>
-              <w:rPr>
-                <w:sz w:val="16"/>
-                <w:szCs w:val="16"/>
-              </w:rPr>
-              <w:t xml:space="preserve">manufacturing</w:t>
+              <w:t xml:space="preserve">14  </w:t>
+            </w:r>
+            <w:r>
+              <w:rPr>
+                <w:sz w:val="16"/>
+                <w:szCs w:val="16"/>
+              </w:rPr>
+              <w:t xml:space="preserve">completed</w:t>
             </w:r>
           </w:p>
         </w:tc>
@@ -9473,7 +9629,7 @@
                 <w:sz w:val="16"/>
                 <w:szCs w:val="16"/>
               </w:rPr>
-              <w:t xml:space="preserve">Costs collected by department</w:t>
+              <w:t xml:space="preserve">Standard quantities and prices</w:t>
             </w:r>
           </w:p>
         </w:tc>
@@ -9499,14 +9655,14 @@
                 <w:sz w:val="16"/>
                 <w:szCs w:val="16"/>
               </w:rPr>
-              <w:t xml:space="preserve">14  </w:t>
-            </w:r>
-            <w:r>
-              <w:rPr>
-                <w:sz w:val="16"/>
-                <w:szCs w:val="16"/>
-              </w:rPr>
-              <w:t xml:space="preserve">Extended</w:t>
+              <w:t xml:space="preserve">15  </w:t>
+            </w:r>
+            <w:r>
+              <w:rPr>
+                <w:sz w:val="16"/>
+                <w:szCs w:val="16"/>
+              </w:rPr>
+              <w:t xml:space="preserve">manufacturing</w:t>
             </w:r>
           </w:p>
         </w:tc>
@@ -9541,7 +9697,7 @@
                 <w:sz w:val="16"/>
                 <w:szCs w:val="16"/>
               </w:rPr>
-              <w:t xml:space="preserve">Costs collected by activity</w:t>
+              <w:t xml:space="preserve">Costs collected by job</w:t>
             </w:r>
           </w:p>
         </w:tc>
@@ -9567,14 +9723,14 @@
                 <w:sz w:val="16"/>
                 <w:szCs w:val="16"/>
               </w:rPr>
-              <w:t xml:space="preserve">15  </w:t>
-            </w:r>
-            <w:r>
-              <w:rPr>
-                <w:sz w:val="16"/>
-                <w:szCs w:val="16"/>
-              </w:rPr>
-              <w:t xml:space="preserve">Maintenance of the halva mixer</w:t>
+              <w:t xml:space="preserve">16  </w:t>
+            </w:r>
+            <w:r>
+              <w:rPr>
+                <w:sz w:val="16"/>
+                <w:szCs w:val="16"/>
+              </w:rPr>
+              <w:t xml:space="preserve">Extended</w:t>
             </w:r>
           </w:p>
         </w:tc>
@@ -9609,7 +9765,7 @@
                 <w:sz w:val="16"/>
                 <w:szCs w:val="16"/>
               </w:rPr>
-              <w:t xml:space="preserve">Backflush costing</w:t>
+              <w:t xml:space="preserve">Costs collected by department</w:t>
             </w:r>
           </w:p>
         </w:tc>
@@ -9635,14 +9791,14 @@
                 <w:sz w:val="16"/>
                 <w:szCs w:val="16"/>
               </w:rPr>
-              <w:t xml:space="preserve">16  </w:t>
-            </w:r>
-            <w:r>
-              <w:rPr>
-                <w:sz w:val="16"/>
-                <w:szCs w:val="16"/>
-              </w:rPr>
-              <w:t xml:space="preserve">Wages of halva line operators</w:t>
+              <w:t xml:space="preserve">17  </w:t>
+            </w:r>
+            <w:r>
+              <w:rPr>
+                <w:sz w:val="16"/>
+                <w:szCs w:val="16"/>
+              </w:rPr>
+              <w:t xml:space="preserve">Maintenance of the halva mixer</w:t>
             </w:r>
           </w:p>
         </w:tc>
@@ -9677,7 +9833,7 @@
                 <w:sz w:val="16"/>
                 <w:szCs w:val="16"/>
               </w:rPr>
-              <w:t xml:space="preserve">manufacturer's</w:t>
+              <w:t xml:space="preserve">Costs collected by activity</w:t>
             </w:r>
           </w:p>
         </w:tc>
@@ -9703,14 +9859,14 @@
                 <w:sz w:val="16"/>
                 <w:szCs w:val="16"/>
               </w:rPr>
-              <w:t xml:space="preserve">17  </w:t>
-            </w:r>
-            <w:r>
-              <w:rPr>
-                <w:sz w:val="16"/>
-                <w:szCs w:val="16"/>
-              </w:rPr>
-              <w:t xml:space="preserve">finished goods inventory</w:t>
+              <w:t xml:space="preserve">18  </w:t>
+            </w:r>
+            <w:r>
+              <w:rPr>
+                <w:sz w:val="16"/>
+                <w:szCs w:val="16"/>
+              </w:rPr>
+              <w:t xml:space="preserve">Wages of halva line operators</w:t>
             </w:r>
           </w:p>
         </w:tc>
@@ -9745,7 +9901,7 @@
                 <w:sz w:val="16"/>
                 <w:szCs w:val="16"/>
               </w:rPr>
-              <w:t xml:space="preserve">through</w:t>
+              <w:t xml:space="preserve">Backflush costing</w:t>
             </w:r>
           </w:p>
         </w:tc>
@@ -9771,7 +9927,75 @@
                 <w:sz w:val="16"/>
                 <w:szCs w:val="16"/>
               </w:rPr>
-              <w:t xml:space="preserve">18  </w:t>
+              <w:t xml:space="preserve">19  </w:t>
+            </w:r>
+            <w:r>
+              <w:rPr>
+                <w:sz w:val="16"/>
+                <w:szCs w:val="16"/>
+              </w:rPr>
+              <w:t xml:space="preserve">finished goods inventory</w:t>
+            </w:r>
+          </w:p>
+        </w:tc>
+      </w:tr>
+      <w:tr>
+        <w:tc>
+          <w:tcPr>
+            <w:tcW w:type="pct" w:w="2500"/>
+            <w:tcMar>
+              <w:top w:type="dxa" w:w="20"/>
+              <w:left w:type="dxa" w:w="80"/>
+              <w:bottom w:type="dxa" w:w="20"/>
+              <w:right w:type="dxa" w:w="80"/>
+            </w:tcMar>
+          </w:tcPr>
+          <w:p>
+            <w:pPr>
+              <w:spacing w:before="12" w:after="12"/>
+            </w:pPr>
+            <w:r>
+              <w:rPr>
+                <w:b/>
+                <w:bCs/>
+                <w:color w:val="8186EF"/>
+                <w:sz w:val="16"/>
+                <w:szCs w:val="16"/>
+              </w:rPr>
+              <w:t xml:space="preserve">10  </w:t>
+            </w:r>
+            <w:r>
+              <w:rPr>
+                <w:sz w:val="16"/>
+                <w:szCs w:val="16"/>
+              </w:rPr>
+              <w:t xml:space="preserve">manufacturer's</w:t>
+            </w:r>
+          </w:p>
+        </w:tc>
+        <w:tc>
+          <w:tcPr>
+            <w:tcW w:type="pct" w:w="2500"/>
+            <w:tcMar>
+              <w:top w:type="dxa" w:w="20"/>
+              <w:left w:type="dxa" w:w="80"/>
+              <w:bottom w:type="dxa" w:w="20"/>
+              <w:right w:type="dxa" w:w="80"/>
+            </w:tcMar>
+          </w:tcPr>
+          <w:p>
+            <w:pPr>
+              <w:spacing w:before="12" w:after="12"/>
+            </w:pPr>
+            <w:r>
+              <w:rPr>
+                <w:b/>
+                <w:bCs/>
+                <w:color w:val="8186EF"/>
+                <w:sz w:val="16"/>
+                <w:szCs w:val="16"/>
+              </w:rPr>
+              <w:t xml:space="preserve">20  </w:t>
             </w:r>
             <w:r>
               <w:rPr>
@@ -9814,6 +10038,30 @@
           <w:szCs w:val="15"/>
         </w:rPr>
         <w:t xml:space="preserve">Summary 1   </w:t>
+      </w:r>
+      <w:r>
+        <w:rPr>
+          <w:color w:val="6B7280"/>
+          <w:sz w:val="15"/>
+          <w:szCs w:val="15"/>
+        </w:rPr>
+        <w:t xml:space="preserve">A cost system answers two questions. How is cost measured: at actual amounts, with a predetermined overhead rate, or at standard? And how is cost collected: by job, by process, by activity.</w:t>
+      </w:r>
+    </w:p>
+    <w:p>
+      <w:pPr>
+        <w:spacing w:before="20" w:after="20"/>
+        <w:ind w:left="240" w:hanging="240"/>
+      </w:pPr>
+      <w:r>
+        <w:rPr>
+          <w:b/>
+          <w:bCs/>
+          <w:color w:val="353A7C"/>
+          <w:sz w:val="15"/>
+          <w:szCs w:val="15"/>
+        </w:rPr>
+        <w:t xml:space="preserve">Summary 2   </w:t>
       </w:r>
       <w:r>
         <w:rPr>

--- a/CMA_Summaries_B2_Ch01.docx
+++ b/CMA_Summaries_B2_Ch01.docx
@@ -1197,7 +1197,7 @@
           <w:sz w:val="19"/>
           <w:szCs w:val="19"/>
         </w:rPr>
-        <w:t xml:space="preserve">An indirect cost cannot, so it must be </w:t>
+        <w:t xml:space="preserve">An indirect cost </w:t>
       </w:r>
       <w:r>
         <w:rPr>
@@ -1229,14 +1229,7 @@
           <w:sz w:val="19"/>
           <w:szCs w:val="19"/>
         </w:rPr>
-        <w:t xml:space="preserve">. </w:t>
-      </w:r>
-      <w:r>
-        <w:rPr>
-          <w:sz w:val="19"/>
-          <w:szCs w:val="19"/>
-        </w:rPr>
-        <w:t xml:space="preserve">The </w:t>
+        <w:t xml:space="preserve">, so it must be </w:t>
       </w:r>
       <w:r>
         <w:rPr>
@@ -1254,7 +1247,7 @@
           <w:sz w:val="19"/>
           <w:szCs w:val="19"/>
         </w:rPr>
-        <w:t xml:space="preserve">            </w:t>
+        <w:t xml:space="preserve">           </w:t>
       </w:r>
       <w:r>
         <w:rPr>
@@ -1268,14 +1261,14 @@
           <w:sz w:val="19"/>
           <w:szCs w:val="19"/>
         </w:rPr>
-        <w:t xml:space="preserve"> of the tahini line is indirect for one job, but direct for the Tahini &amp; Spreads division. </w:t>
-      </w:r>
-      <w:r>
-        <w:rPr>
-          <w:sz w:val="19"/>
-          <w:szCs w:val="19"/>
-        </w:rPr>
-        <w:t xml:space="preserve">A second </w:t>
+        <w:t xml:space="preserve">. </w:t>
+      </w:r>
+      <w:r>
+        <w:rPr>
+          <w:sz w:val="19"/>
+          <w:szCs w:val="19"/>
+        </w:rPr>
+        <w:t xml:space="preserve">The </w:t>
       </w:r>
       <w:r>
         <w:rPr>
@@ -1293,7 +1286,7 @@
           <w:sz w:val="19"/>
           <w:szCs w:val="19"/>
         </w:rPr>
-        <w:t xml:space="preserve">                </w:t>
+        <w:t xml:space="preserve">            </w:t>
       </w:r>
       <w:r>
         <w:rPr>
@@ -1307,14 +1300,14 @@
           <w:sz w:val="19"/>
           <w:szCs w:val="19"/>
         </w:rPr>
-        <w:t xml:space="preserve"> matters for the statements. </w:t>
-      </w:r>
-      <w:r>
-        <w:rPr>
-          <w:sz w:val="19"/>
-          <w:szCs w:val="19"/>
-        </w:rPr>
-        <w:t xml:space="preserve">Product costs are direct materials, direct labor and manufacturing overhead; they go to </w:t>
+        <w:t xml:space="preserve"> of the tahini line is indirect for one job, but direct for the Tahini &amp; Spreads division. </w:t>
+      </w:r>
+      <w:r>
+        <w:rPr>
+          <w:sz w:val="19"/>
+          <w:szCs w:val="19"/>
+        </w:rPr>
+        <w:t xml:space="preserve">A second </w:t>
       </w:r>
       <w:r>
         <w:rPr>
@@ -1332,7 +1325,7 @@
           <w:sz w:val="19"/>
           <w:szCs w:val="19"/>
         </w:rPr>
-        <w:t xml:space="preserve">           </w:t>
+        <w:t xml:space="preserve">                </w:t>
       </w:r>
       <w:r>
         <w:rPr>
@@ -1346,7 +1339,14 @@
           <w:sz w:val="19"/>
           <w:szCs w:val="19"/>
         </w:rPr>
-        <w:t xml:space="preserve"> first. </w:t>
+        <w:t xml:space="preserve"> matters for the statements. </w:t>
+      </w:r>
+      <w:r>
+        <w:rPr>
+          <w:sz w:val="19"/>
+          <w:szCs w:val="19"/>
+        </w:rPr>
+        <w:t xml:space="preserve">Product costs are direct materials, direct labor and manufacturing overhead; they go to inventory first. </w:t>
       </w:r>
       <w:r>
         <w:rPr>
@@ -1528,7 +1528,7 @@
                 <w:sz w:val="16"/>
                 <w:szCs w:val="16"/>
               </w:rPr>
-              <w:t xml:space="preserve">economical   ·   supervisor   ·   allocated   ·   classification   ·   administrative   ·   through   ·   traced   ·   inventory   ·   questions   ·   Conversion</w:t>
+              <w:t xml:space="preserve">economical   ·   allocated   ·   cannot   ·   supervisor   ·   administrative   ·   Product   ·   traced   ·   classification   ·   questions   ·   Conversion</w:t>
             </w:r>
           </w:p>
         </w:tc>
@@ -1647,7 +1647,7 @@
           <w:sz w:val="19"/>
           <w:szCs w:val="19"/>
         </w:rPr>
-        <w:t xml:space="preserve"> and the Quality Lab charge are product costs but </w:t>
+        <w:t xml:space="preserve"> and the Quality Lab charge are product costs but indirect: they reach the job only </w:t>
       </w:r>
       <w:r>
         <w:rPr>
@@ -1679,7 +1679,7 @@
           <w:sz w:val="19"/>
           <w:szCs w:val="19"/>
         </w:rPr>
-        <w:t xml:space="preserve">: they reach the job only through overhead. </w:t>
+        <w:t xml:space="preserve"> overhead. </w:t>
       </w:r>
       <w:r>
         <w:rPr>
@@ -1776,7 +1776,7 @@
                 <w:sz w:val="16"/>
                 <w:szCs w:val="16"/>
               </w:rPr>
-              <w:t xml:space="preserve">manufacturing   ·   Delivery   ·   indirect   ·   depreciation</w:t>
+              <w:t xml:space="preserve">products   ·   Delivery   ·   through   ·   depreciation</w:t>
             </w:r>
           </w:p>
         </w:tc>
@@ -1819,7 +1819,7 @@
       <w:r>
         <w:drawing>
           <wp:inline distT="0" distB="0" distL="0" distR="0">
-            <wp:extent cx="5734050" cy="2323800"/>
+            <wp:extent cx="5734050" cy="3146175"/>
             <wp:effectExtent t="0" r="0" b="0" l="0"/>
             <wp:docPr id="1" name="" descr="" title=""/>
             <wp:cNvGraphicFramePr>
@@ -1844,7 +1844,7 @@
                   <pic:spPr bwMode="auto">
                     <a:xfrm>
                       <a:off x="0" y="0"/>
-                      <a:ext cx="5734050" cy="2323800"/>
+                      <a:ext cx="5734050" cy="3146175"/>
                     </a:xfrm>
                     <a:prstGeom prst="rect">
                       <a:avLst/>
@@ -1921,6 +1921,18 @@
     <w:p/>
     <w:p>
       <w:pPr>
+        <w:pageBreakBefore w:val="true"/>
+        <w:spacing w:after="0"/>
+      </w:pPr>
+      <w:r>
+        <w:rPr>
+          <w:sz w:val="2"/>
+        </w:rPr>
+        <w:t xml:space="preserve"> </w:t>
+      </w:r>
+    </w:p>
+    <w:p>
+      <w:pPr>
         <w:spacing w:before="20" w:after="20" w:line="360" w:lineRule="auto"/>
         <w:ind w:left="200"/>
       </w:pPr>
@@ -1930,18 +1942,6 @@
           <w:szCs w:val="19"/>
         </w:rPr>
         <w:t xml:space="preserve">It is not the U.S. product cost used for inventory.</w:t>
-      </w:r>
-    </w:p>
-    <w:p>
-      <w:pPr>
-        <w:pageBreakBefore w:val="true"/>
-        <w:spacing w:after="0"/>
-      </w:pPr>
-      <w:r>
-        <w:rPr>
-          <w:sz w:val="2"/>
-        </w:rPr>
-        <w:t xml:space="preserve"> </w:t>
       </w:r>
     </w:p>
     <w:p>
@@ -2722,7 +2722,7 @@
                 <w:sz w:val="16"/>
                 <w:szCs w:val="16"/>
               </w:rPr>
-              <w:t xml:space="preserve">allocated</w:t>
+              <w:t xml:space="preserve">cannot</w:t>
             </w:r>
           </w:p>
         </w:tc>
@@ -2790,7 +2790,7 @@
                 <w:sz w:val="16"/>
                 <w:szCs w:val="16"/>
               </w:rPr>
-              <w:t xml:space="preserve">supervisor</w:t>
+              <w:t xml:space="preserve">allocated</w:t>
             </w:r>
           </w:p>
         </w:tc>
@@ -2858,7 +2858,7 @@
                 <w:sz w:val="16"/>
                 <w:szCs w:val="16"/>
               </w:rPr>
-              <w:t xml:space="preserve">classification</w:t>
+              <w:t xml:space="preserve">supervisor</w:t>
             </w:r>
           </w:p>
         </w:tc>
@@ -2926,7 +2926,7 @@
                 <w:sz w:val="16"/>
                 <w:szCs w:val="16"/>
               </w:rPr>
-              <w:t xml:space="preserve">inventory</w:t>
+              <w:t xml:space="preserve">classification</w:t>
             </w:r>
           </w:p>
         </w:tc>
@@ -3266,7 +3266,7 @@
                 <w:sz w:val="16"/>
                 <w:szCs w:val="16"/>
               </w:rPr>
-              <w:t xml:space="preserve">indirect</w:t>
+              <w:t xml:space="preserve">through</w:t>
             </w:r>
           </w:p>
         </w:tc>
@@ -3508,7 +3508,7 @@
           <w:sz w:val="19"/>
           <w:szCs w:val="19"/>
         </w:rPr>
-        <w:t xml:space="preserve"> costs that are </w:t>
+        <w:t xml:space="preserve"> costs that are assigned </w:t>
       </w:r>
       <w:r>
         <w:rPr>
@@ -3540,7 +3540,7 @@
           <w:sz w:val="19"/>
           <w:szCs w:val="19"/>
         </w:rPr>
-        <w:t xml:space="preserve"> together. </w:t>
+        <w:t xml:space="preserve">. </w:t>
       </w:r>
       <w:r>
         <w:rPr>
@@ -3708,7 +3708,7 @@
                 <w:sz w:val="16"/>
                 <w:szCs w:val="16"/>
               </w:rPr>
-              <w:t xml:space="preserve">supervisor's   ·   individual   ·   electricity   ·   plantwide   ·   assigned   ·   salaries</w:t>
+              <w:t xml:space="preserve">supervisor's   ·   individual   ·   electricity   ·   plantwide   ·   together   ·   salaries</w:t>
             </w:r>
           </w:p>
         </w:tc>
@@ -4293,7 +4293,7 @@
                 <w:sz w:val="16"/>
                 <w:szCs w:val="16"/>
               </w:rPr>
-              <w:t xml:space="preserve">assigned</w:t>
+              <w:t xml:space="preserve">together</w:t>
             </w:r>
           </w:p>
         </w:tc>
@@ -4759,7 +4759,7 @@
           <w:sz w:val="19"/>
           <w:szCs w:val="19"/>
         </w:rPr>
-        <w:t xml:space="preserve">A new </w:t>
+        <w:t xml:space="preserve">A new recipe needs a setup, so the number of setups </w:t>
       </w:r>
       <w:r>
         <w:rPr>
@@ -4791,7 +4791,21 @@
           <w:sz w:val="19"/>
           <w:szCs w:val="19"/>
         </w:rPr>
-        <w:t xml:space="preserve"> needs a setup, so the number of </w:t>
+        <w:t xml:space="preserve"> setup costs. </w:t>
+      </w:r>
+      <w:r>
+        <w:rPr>
+          <w:sz w:val="19"/>
+          <w:szCs w:val="19"/>
+        </w:rPr>
+        <w:t xml:space="preserve">The link must be causal. </w:t>
+      </w:r>
+      <w:r>
+        <w:rPr>
+          <w:sz w:val="19"/>
+          <w:szCs w:val="19"/>
+        </w:rPr>
+        <w:t xml:space="preserve">Sales revenue may move with factory power costs, but </w:t>
       </w:r>
       <w:r>
         <w:rPr>
@@ -4823,14 +4837,7 @@
           <w:sz w:val="19"/>
           <w:szCs w:val="19"/>
         </w:rPr>
-        <w:t xml:space="preserve"> drives setup costs. </w:t>
-      </w:r>
-      <w:r>
-        <w:rPr>
-          <w:sz w:val="19"/>
-          <w:szCs w:val="19"/>
-        </w:rPr>
-        <w:t xml:space="preserve">The link must be </w:t>
+        <w:t xml:space="preserve"> more at higher </w:t>
       </w:r>
       <w:r>
         <w:rPr>
@@ -4862,14 +4869,14 @@
           <w:sz w:val="19"/>
           <w:szCs w:val="19"/>
         </w:rPr>
-        <w:t xml:space="preserve">. </w:t>
-      </w:r>
-      <w:r>
-        <w:rPr>
-          <w:sz w:val="19"/>
-          <w:szCs w:val="19"/>
-        </w:rPr>
-        <w:t xml:space="preserve">Sales </w:t>
+        <w:t xml:space="preserve"> does not cause more power use. </w:t>
+      </w:r>
+      <w:r>
+        <w:rPr>
+          <w:sz w:val="19"/>
+          <w:szCs w:val="19"/>
+        </w:rPr>
+        <w:t xml:space="preserve">A driver chosen only </w:t>
       </w:r>
       <w:r>
         <w:rPr>
@@ -4901,7 +4908,7 @@
           <w:sz w:val="19"/>
           <w:szCs w:val="19"/>
         </w:rPr>
-        <w:t xml:space="preserve"> may move with factory power costs, but </w:t>
+        <w:t xml:space="preserve"> it moves with the cost can give wrong product costs when </w:t>
       </w:r>
       <w:r>
         <w:rPr>
@@ -4919,7 +4926,7 @@
           <w:sz w:val="19"/>
           <w:szCs w:val="19"/>
         </w:rPr>
-        <w:t xml:space="preserve">           </w:t>
+        <w:t xml:space="preserve">            </w:t>
       </w:r>
       <w:r>
         <w:rPr>
@@ -4933,14 +4940,14 @@
           <w:sz w:val="19"/>
           <w:szCs w:val="19"/>
         </w:rPr>
-        <w:t xml:space="preserve"> more at higher prices does not cause more power use. </w:t>
-      </w:r>
-      <w:r>
-        <w:rPr>
-          <w:sz w:val="19"/>
-          <w:szCs w:val="19"/>
-        </w:rPr>
-        <w:t xml:space="preserve">A driver chosen only </w:t>
+        <w:t xml:space="preserve"> change. </w:t>
+      </w:r>
+      <w:r>
+        <w:rPr>
+          <w:sz w:val="19"/>
+          <w:szCs w:val="19"/>
+        </w:rPr>
+        <w:t xml:space="preserve">Drivers work at </w:t>
       </w:r>
       <w:r>
         <w:rPr>
@@ -4972,7 +4979,21 @@
           <w:sz w:val="19"/>
           <w:szCs w:val="19"/>
         </w:rPr>
-        <w:t xml:space="preserve"> it moves with the cost can give wrong product costs when </w:t>
+        <w:t xml:space="preserve"> levels. </w:t>
+      </w:r>
+      <w:r>
+        <w:rPr>
+          <w:sz w:val="19"/>
+          <w:szCs w:val="19"/>
+        </w:rPr>
+        <w:t xml:space="preserve">A volume-based cost driver rises with each unit or hour. </w:t>
+      </w:r>
+      <w:r>
+        <w:rPr>
+          <w:sz w:val="19"/>
+          <w:szCs w:val="19"/>
+        </w:rPr>
+        <w:t xml:space="preserve">Other drivers rise with </w:t>
       </w:r>
       <w:r>
         <w:rPr>
@@ -4990,7 +5011,7 @@
           <w:sz w:val="19"/>
           <w:szCs w:val="19"/>
         </w:rPr>
-        <w:t xml:space="preserve">            </w:t>
+        <w:t xml:space="preserve">           </w:t>
       </w:r>
       <w:r>
         <w:rPr>
@@ -5004,28 +5025,7 @@
           <w:sz w:val="19"/>
           <w:szCs w:val="19"/>
         </w:rPr>
-        <w:t xml:space="preserve"> change. </w:t>
-      </w:r>
-      <w:r>
-        <w:rPr>
-          <w:sz w:val="19"/>
-          <w:szCs w:val="19"/>
-        </w:rPr>
-        <w:t xml:space="preserve">Drivers work at different levels. </w:t>
-      </w:r>
-      <w:r>
-        <w:rPr>
-          <w:sz w:val="19"/>
-          <w:szCs w:val="19"/>
-        </w:rPr>
-        <w:t xml:space="preserve">A volume-based cost driver rises with each unit or hour. </w:t>
-      </w:r>
-      <w:r>
-        <w:rPr>
-          <w:sz w:val="19"/>
-          <w:szCs w:val="19"/>
-        </w:rPr>
-        <w:t xml:space="preserve">Other drivers rise with batches, with the number of products, or not at all, as with facility costs. </w:t>
+        <w:t xml:space="preserve">, with the number of products, or not at all, as with facility costs. </w:t>
       </w:r>
     </w:p>
     <w:tbl>
@@ -5083,7 +5083,7 @@
                 <w:sz w:val="16"/>
                 <w:szCs w:val="16"/>
               </w:rPr>
-              <w:t xml:space="preserve">revenue   ·   because   ·   recipe   ·   setups   ·   conditions   ·   maintenance   ·   products   ·   factor   ·   selling   ·   sesame   ·   causal</w:t>
+              <w:t xml:space="preserve">because   ·   different   ·   drives   ·   selling   ·   batches   ·   maintenance   ·   facility   ·   factor   ·   conditions   ·   sesame   ·   prices</w:t>
             </w:r>
           </w:p>
         </w:tc>
@@ -5104,10 +5104,10 @@
         </w:tblBorders>
       </w:tblPr>
       <w:tblGrid>
-        <w:gridCol w:w="1855"/>
-        <w:gridCol w:w="1916"/>
-        <w:gridCol w:w="3210"/>
-        <w:gridCol w:w="2619"/>
+        <w:gridCol w:w="2001"/>
+        <w:gridCol w:w="2066"/>
+        <w:gridCol w:w="2681"/>
+        <w:gridCol w:w="2851"/>
       </w:tblGrid>
       <w:tr>
         <w:tc>
@@ -5142,7 +5142,7 @@
       <w:tr>
         <w:tc>
           <w:tcPr>
-            <w:tcW w:type="pct" w:w="966"/>
+            <w:tcW w:type="pct" w:w="1042"/>
             <w:shd w:fill="353A7C" w:val="clear"/>
             <w:tcMar>
               <w:top w:type="dxa" w:w="50"/>
@@ -5169,7 +5169,7 @@
         </w:tc>
         <w:tc>
           <w:tcPr>
-            <w:tcW w:type="pct" w:w="998"/>
+            <w:tcW w:type="pct" w:w="1076"/>
             <w:shd w:fill="353A7C" w:val="clear"/>
             <w:tcMar>
               <w:top w:type="dxa" w:w="50"/>
@@ -5196,7 +5196,7 @@
         </w:tc>
         <w:tc>
           <w:tcPr>
-            <w:tcW w:type="pct" w:w="1672"/>
+            <w:tcW w:type="pct" w:w="1397"/>
             <w:shd w:fill="353A7C" w:val="clear"/>
             <w:tcMar>
               <w:top w:type="dxa" w:w="50"/>
@@ -5223,7 +5223,7 @@
         </w:tc>
         <w:tc>
           <w:tcPr>
-            <w:tcW w:type="pct" w:w="1364"/>
+            <w:tcW w:type="pct" w:w="1485"/>
             <w:shd w:fill="353A7C" w:val="clear"/>
             <w:tcMar>
               <w:top w:type="dxa" w:w="50"/>
@@ -5252,7 +5252,7 @@
       <w:tr>
         <w:tc>
           <w:tcPr>
-            <w:tcW w:type="pct" w:w="966"/>
+            <w:tcW w:type="pct" w:w="1042"/>
             <w:tcMar>
               <w:top w:type="dxa" w:w="50"/>
               <w:left w:type="dxa" w:w="110"/>
@@ -5275,7 +5275,7 @@
         </w:tc>
         <w:tc>
           <w:tcPr>
-            <w:tcW w:type="pct" w:w="998"/>
+            <w:tcW w:type="pct" w:w="1076"/>
             <w:tcMar>
               <w:top w:type="dxa" w:w="50"/>
               <w:left w:type="dxa" w:w="110"/>
@@ -5298,30 +5298,7 @@
         </w:tc>
         <w:tc>
           <w:tcPr>
-            <w:tcW w:type="pct" w:w="1672"/>
-            <w:tcMar>
-              <w:top w:type="dxa" w:w="50"/>
-              <w:left w:type="dxa" w:w="110"/>
-              <w:bottom w:type="dxa" w:w="50"/>
-              <w:right w:type="dxa" w:w="110"/>
-            </w:tcMar>
-          </w:tcPr>
-          <w:p>
-            <w:pPr>
-              <w:spacing w:before="28" w:after="28"/>
-            </w:pPr>
-            <w:r>
-              <w:rPr>
-                <w:sz w:val="15"/>
-                <w:szCs w:val="15"/>
-              </w:rPr>
-              <w:t xml:space="preserve">Machine hours in grinding; direct labor hours</w:t>
-            </w:r>
-          </w:p>
-        </w:tc>
-        <w:tc>
-          <w:tcPr>
-            <w:tcW w:type="pct" w:w="1364"/>
+            <w:tcW w:type="pct" w:w="1397"/>
             <w:shd w:fill="FFFFFF" w:val="clear"/>
             <w:tcMar>
               <w:top w:type="dxa" w:w="50"/>
@@ -5346,11 +5323,34 @@
             </w:r>
           </w:p>
         </w:tc>
-      </w:tr>
-      <w:tr>
-        <w:tc>
-          <w:tcPr>
-            <w:tcW w:type="pct" w:w="966"/>
+        <w:tc>
+          <w:tcPr>
+            <w:tcW w:type="pct" w:w="1485"/>
+            <w:tcMar>
+              <w:top w:type="dxa" w:w="50"/>
+              <w:left w:type="dxa" w:w="110"/>
+              <w:bottom w:type="dxa" w:w="50"/>
+              <w:right w:type="dxa" w:w="110"/>
+            </w:tcMar>
+          </w:tcPr>
+          <w:p>
+            <w:pPr>
+              <w:spacing w:before="28" w:after="28"/>
+            </w:pPr>
+            <w:r>
+              <w:rPr>
+                <w:sz w:val="15"/>
+                <w:szCs w:val="15"/>
+              </w:rPr>
+              <w:t xml:space="preserve">Strong for machine and energy costs</w:t>
+            </w:r>
+          </w:p>
+        </w:tc>
+      </w:tr>
+      <w:tr>
+        <w:tc>
+          <w:tcPr>
+            <w:tcW w:type="pct" w:w="1042"/>
             <w:shd w:fill="FBFAF6" w:val="clear"/>
             <w:tcMar>
               <w:top w:type="dxa" w:w="50"/>
@@ -5374,7 +5374,7 @@
         </w:tc>
         <w:tc>
           <w:tcPr>
-            <w:tcW w:type="pct" w:w="998"/>
+            <w:tcW w:type="pct" w:w="1076"/>
             <w:shd w:fill="FFFFFF" w:val="clear"/>
             <w:tcMar>
               <w:top w:type="dxa" w:w="50"/>
@@ -5401,7 +5401,7 @@
         </w:tc>
         <w:tc>
           <w:tcPr>
-            <w:tcW w:type="pct" w:w="1672"/>
+            <w:tcW w:type="pct" w:w="1397"/>
             <w:shd w:fill="FBFAF6" w:val="clear"/>
             <w:tcMar>
               <w:top w:type="dxa" w:w="50"/>
@@ -5425,7 +5425,7 @@
         </w:tc>
         <w:tc>
           <w:tcPr>
-            <w:tcW w:type="pct" w:w="1364"/>
+            <w:tcW w:type="pct" w:w="1485"/>
             <w:shd w:fill="FBFAF6" w:val="clear"/>
             <w:tcMar>
               <w:top w:type="dxa" w:w="50"/>
@@ -5451,7 +5451,7 @@
       <w:tr>
         <w:tc>
           <w:tcPr>
-            <w:tcW w:type="pct" w:w="966"/>
+            <w:tcW w:type="pct" w:w="1042"/>
             <w:tcMar>
               <w:top w:type="dxa" w:w="50"/>
               <w:left w:type="dxa" w:w="110"/>
@@ -5474,7 +5474,7 @@
         </w:tc>
         <w:tc>
           <w:tcPr>
-            <w:tcW w:type="pct" w:w="998"/>
+            <w:tcW w:type="pct" w:w="1076"/>
             <w:shd w:fill="FFFFFF" w:val="clear"/>
             <w:tcMar>
               <w:top w:type="dxa" w:w="50"/>
@@ -5501,7 +5501,7 @@
         </w:tc>
         <w:tc>
           <w:tcPr>
-            <w:tcW w:type="pct" w:w="1672"/>
+            <w:tcW w:type="pct" w:w="1397"/>
             <w:tcMar>
               <w:top w:type="dxa" w:w="50"/>
               <w:left w:type="dxa" w:w="110"/>
@@ -5524,7 +5524,7 @@
         </w:tc>
         <w:tc>
           <w:tcPr>
-            <w:tcW w:type="pct" w:w="1364"/>
+            <w:tcW w:type="pct" w:w="1485"/>
             <w:tcMar>
               <w:top w:type="dxa" w:w="50"/>
               <w:left w:type="dxa" w:w="110"/>
@@ -5549,7 +5549,7 @@
       <w:tr>
         <w:tc>
           <w:tcPr>
-            <w:tcW w:type="pct" w:w="966"/>
+            <w:tcW w:type="pct" w:w="1042"/>
             <w:shd w:fill="FBFAF6" w:val="clear"/>
             <w:tcMar>
               <w:top w:type="dxa" w:w="50"/>
@@ -5573,7 +5573,7 @@
         </w:tc>
         <w:tc>
           <w:tcPr>
-            <w:tcW w:type="pct" w:w="998"/>
+            <w:tcW w:type="pct" w:w="1076"/>
             <w:shd w:fill="FBFAF6" w:val="clear"/>
             <w:tcMar>
               <w:top w:type="dxa" w:w="50"/>
@@ -5597,7 +5597,31 @@
         </w:tc>
         <w:tc>
           <w:tcPr>
-            <w:tcW w:type="pct" w:w="1672"/>
+            <w:tcW w:type="pct" w:w="1397"/>
+            <w:shd w:fill="FBFAF6" w:val="clear"/>
+            <w:tcMar>
+              <w:top w:type="dxa" w:w="50"/>
+              <w:left w:type="dxa" w:w="110"/>
+              <w:bottom w:type="dxa" w:w="50"/>
+              <w:right w:type="dxa" w:w="110"/>
+            </w:tcMar>
+          </w:tcPr>
+          <w:p>
+            <w:pPr>
+              <w:spacing w:before="28" w:after="28"/>
+            </w:pPr>
+            <w:r>
+              <w:rPr>
+                <w:sz w:val="15"/>
+                <w:szCs w:val="15"/>
+              </w:rPr>
+              <w:t xml:space="preserve">Square meters of factory space</w:t>
+            </w:r>
+          </w:p>
+        </w:tc>
+        <w:tc>
+          <w:tcPr>
+            <w:tcW w:type="pct" w:w="1485"/>
             <w:shd w:fill="FFFFFF" w:val="clear"/>
             <w:tcMar>
               <w:top w:type="dxa" w:w="50"/>
@@ -5619,30 +5643,6 @@
                 <w:szCs w:val="14"/>
               </w:rPr>
               <w:t xml:space="preserve">(14)</w:t>
-            </w:r>
-          </w:p>
-        </w:tc>
-        <w:tc>
-          <w:tcPr>
-            <w:tcW w:type="pct" w:w="1364"/>
-            <w:shd w:fill="FBFAF6" w:val="clear"/>
-            <w:tcMar>
-              <w:top w:type="dxa" w:w="50"/>
-              <w:left w:type="dxa" w:w="110"/>
-              <w:bottom w:type="dxa" w:w="50"/>
-              <w:right w:type="dxa" w:w="110"/>
-            </w:tcMar>
-          </w:tcPr>
-          <w:p>
-            <w:pPr>
-              <w:spacing w:before="28" w:after="28"/>
-            </w:pPr>
-            <w:r>
-              <w:rPr>
-                <w:sz w:val="15"/>
-                <w:szCs w:val="15"/>
-              </w:rPr>
-              <w:t xml:space="preserve">Weak: an allocation, not a cause</w:t>
             </w:r>
           </w:p>
         </w:tc>
@@ -5704,7 +5704,7 @@
                 <w:sz w:val="16"/>
                 <w:szCs w:val="16"/>
               </w:rPr>
-              <w:t xml:space="preserve">Strong for machine and energy costs   ·   Strong for design and label costs   ·   Rises with the number of products   ·   Rises with each batch or order   ·   Square meters of factory space</w:t>
+              <w:t xml:space="preserve">Machine hours in grinding; direct labor hours   ·   Strong for setup and cleaning costs   ·   Rises with the number of products   ·   Rises with each batch or order   ·   Weak: an allocation, not a cause</w:t>
             </w:r>
           </w:p>
         </w:tc>
@@ -6460,7 +6460,7 @@
                 <w:sz w:val="16"/>
                 <w:szCs w:val="16"/>
               </w:rPr>
-              <w:t xml:space="preserve">conditions</w:t>
+              <w:t xml:space="preserve">batches</w:t>
             </w:r>
           </w:p>
         </w:tc>
@@ -6528,7 +6528,7 @@
                 <w:sz w:val="16"/>
                 <w:szCs w:val="16"/>
               </w:rPr>
-              <w:t xml:space="preserve">Strong for machine and energy costs</w:t>
+              <w:t xml:space="preserve">Machine hours in grinding; direct labor hours</w:t>
             </w:r>
           </w:p>
         </w:tc>
@@ -6631,7 +6631,7 @@
                 <w:sz w:val="16"/>
                 <w:szCs w:val="16"/>
               </w:rPr>
-              <w:t xml:space="preserve">recipe</w:t>
+              <w:t xml:space="preserve">drives</w:t>
             </w:r>
           </w:p>
         </w:tc>
@@ -6699,7 +6699,7 @@
                 <w:sz w:val="16"/>
                 <w:szCs w:val="16"/>
               </w:rPr>
-              <w:t xml:space="preserve">setups</w:t>
+              <w:t xml:space="preserve">selling</w:t>
             </w:r>
           </w:p>
         </w:tc>
@@ -6732,7 +6732,7 @@
                 <w:sz w:val="16"/>
                 <w:szCs w:val="16"/>
               </w:rPr>
-              <w:t xml:space="preserve">Square meters of factory space</w:t>
+              <w:t xml:space="preserve">Weak: an allocation, not a cause</w:t>
             </w:r>
           </w:p>
         </w:tc>
@@ -6767,7 +6767,7 @@
                 <w:sz w:val="16"/>
                 <w:szCs w:val="16"/>
               </w:rPr>
-              <w:t xml:space="preserve">causal</w:t>
+              <w:t xml:space="preserve">prices</w:t>
             </w:r>
           </w:p>
         </w:tc>
@@ -6835,7 +6835,7 @@
                 <w:sz w:val="16"/>
                 <w:szCs w:val="16"/>
               </w:rPr>
-              <w:t xml:space="preserve">revenue</w:t>
+              <w:t xml:space="preserve">because</w:t>
             </w:r>
           </w:p>
         </w:tc>
@@ -6903,7 +6903,7 @@
                 <w:sz w:val="16"/>
                 <w:szCs w:val="16"/>
               </w:rPr>
-              <w:t xml:space="preserve">selling</w:t>
+              <w:t xml:space="preserve">conditions</w:t>
             </w:r>
           </w:p>
         </w:tc>
@@ -6971,7 +6971,7 @@
                 <w:sz w:val="16"/>
                 <w:szCs w:val="16"/>
               </w:rPr>
-              <w:t xml:space="preserve">because</w:t>
+              <w:t xml:space="preserve">different</w:t>
             </w:r>
           </w:p>
         </w:tc>
@@ -8238,7 +8238,7 @@
                 <w:sz w:val="16"/>
                 <w:szCs w:val="16"/>
               </w:rPr>
-              <w:t xml:space="preserve">Chapter 6   ·   Normal costing   ·   Actual costing   ·   Standard quantities and prices   ·   Costs collected by department   ·   Costs collected by job   ·   Costs collected by activity   ·   Backflush costing</w:t>
+              <w:t xml:space="preserve">Process costing   ·   Normal costing   ·   Actual costing   ·   Standard quantities and prices   ·   Costs collected by department   ·   Costs collected by job   ·   Costs collected by activity   ·   Backflush costing</w:t>
             </w:r>
           </w:p>
         </w:tc>
@@ -8717,7 +8717,7 @@
       <w:r>
         <w:drawing>
           <wp:inline distT="0" distB="0" distL="0" distR="0">
-            <wp:extent cx="5734050" cy="2225725"/>
+            <wp:extent cx="5734050" cy="2414325"/>
             <wp:effectExtent t="0" r="0" b="0" l="0"/>
             <wp:docPr id="1" name="" descr="" title=""/>
             <wp:cNvGraphicFramePr>
@@ -8742,7 +8742,7 @@
                   <pic:spPr bwMode="auto">
                     <a:xfrm>
                       <a:off x="0" y="0"/>
-                      <a:ext cx="5734050" cy="2225725"/>
+                      <a:ext cx="5734050" cy="2414325"/>
                     </a:xfrm>
                     <a:prstGeom prst="rect">
                       <a:avLst/>
@@ -10176,7 +10176,7 @@
           <w:sz w:val="16"/>
           <w:szCs w:val="16"/>
         </w:rPr>
-        <w:t xml:space="preserve">      gaps 1–12</w:t>
+        <w:t xml:space="preserve">      gaps 1–11</w:t>
       </w:r>
     </w:p>
     <w:p>
@@ -10221,7 +10221,7 @@
           <w:sz w:val="19"/>
           <w:szCs w:val="19"/>
         </w:rPr>
-        <w:t xml:space="preserve"> one full year of costs through the </w:t>
+        <w:t xml:space="preserve"> one full year of costs </w:t>
       </w:r>
       <w:r>
         <w:rPr>
@@ -10253,7 +10253,7 @@
           <w:sz w:val="19"/>
           <w:szCs w:val="19"/>
         </w:rPr>
-        <w:t xml:space="preserve"> and into the </w:t>
+        <w:t xml:space="preserve"> the accounts and into the </w:t>
       </w:r>
       <w:r>
         <w:rPr>
@@ -10324,21 +10324,7 @@
           <w:sz w:val="19"/>
           <w:szCs w:val="19"/>
         </w:rPr>
-        <w:t xml:space="preserve"> are exam-core: questions often ask for cost of goods manufactured or cost of goods sold. </w:t>
-      </w:r>
-      <w:r>
-        <w:rPr>
-          <w:sz w:val="19"/>
-          <w:szCs w:val="19"/>
-        </w:rPr>
-        <w:t xml:space="preserve">The entries are for depth. </w:t>
-      </w:r>
-      <w:r>
-        <w:rPr>
-          <w:sz w:val="19"/>
-          <w:szCs w:val="19"/>
-        </w:rPr>
-        <w:t xml:space="preserve">On </w:t>
+        <w:t xml:space="preserve"> are exam-core: </w:t>
       </w:r>
       <w:r>
         <w:rPr>
@@ -10370,14 +10356,21 @@
           <w:sz w:val="19"/>
           <w:szCs w:val="19"/>
         </w:rPr>
-        <w:t xml:space="preserve"> 1, 2027 Tahini &amp; Spreads held raw materials of $130,000, work in process of $180,000 and finished goods of $420,000. </w:t>
-      </w:r>
-      <w:r>
-        <w:rPr>
-          <w:sz w:val="19"/>
-          <w:szCs w:val="19"/>
-        </w:rPr>
-        <w:t xml:space="preserve">Materials: </w:t>
+        <w:t xml:space="preserve"> often ask for cost of goods manufactured or cost of goods sold. </w:t>
+      </w:r>
+      <w:r>
+        <w:rPr>
+          <w:sz w:val="19"/>
+          <w:szCs w:val="19"/>
+        </w:rPr>
+        <w:t xml:space="preserve">The entries are for depth. </w:t>
+      </w:r>
+      <w:r>
+        <w:rPr>
+          <w:sz w:val="19"/>
+          <w:szCs w:val="19"/>
+        </w:rPr>
+        <w:t xml:space="preserve">On </w:t>
       </w:r>
       <w:r>
         <w:rPr>
@@ -10409,21 +10402,14 @@
           <w:sz w:val="19"/>
           <w:szCs w:val="19"/>
         </w:rPr>
-        <w:t xml:space="preserve"> $3,260,000; direct materials used $3,000,000; indirect materials $240,000. </w:t>
-      </w:r>
-      <w:r>
-        <w:rPr>
-          <w:sz w:val="19"/>
-          <w:szCs w:val="19"/>
-        </w:rPr>
-        <w:t xml:space="preserve">Labor: direct labor $1,800,000; indirect labor $480,000. </w:t>
-      </w:r>
-      <w:r>
-        <w:rPr>
-          <w:sz w:val="19"/>
-          <w:szCs w:val="19"/>
-        </w:rPr>
-        <w:t xml:space="preserve">Other factory overhead: service department charges $690,000; </w:t>
+        <w:t xml:space="preserve"> 1, 2027 Tahini &amp; Spreads held raw materials of $130,000, work in process of $180,000 and finished goods of $420,000. </w:t>
+      </w:r>
+      <w:r>
+        <w:rPr>
+          <w:sz w:val="19"/>
+          <w:szCs w:val="19"/>
+        </w:rPr>
+        <w:t xml:space="preserve">Materials: </w:t>
       </w:r>
       <w:r>
         <w:rPr>
@@ -10441,7 +10427,7 @@
           <w:sz w:val="19"/>
           <w:szCs w:val="19"/>
         </w:rPr>
-        <w:t xml:space="preserve">              </w:t>
+        <w:t xml:space="preserve">           </w:t>
       </w:r>
       <w:r>
         <w:rPr>
@@ -10455,14 +10441,28 @@
           <w:sz w:val="19"/>
           <w:szCs w:val="19"/>
         </w:rPr>
-        <w:t xml:space="preserve"> $840,000; utilities and other costs $740,000. </w:t>
-      </w:r>
-      <w:r>
-        <w:rPr>
-          <w:sz w:val="19"/>
-          <w:szCs w:val="19"/>
-        </w:rPr>
-        <w:t xml:space="preserve">Overhead </w:t>
+        <w:t xml:space="preserve"> $3,260,000; direct materials used $3,000,000; indirect materials $240,000. </w:t>
+      </w:r>
+      <w:r>
+        <w:rPr>
+          <w:sz w:val="19"/>
+          <w:szCs w:val="19"/>
+        </w:rPr>
+        <w:t xml:space="preserve">Labor: direct labor $1,800,000; indirect labor $480,000. </w:t>
+      </w:r>
+      <w:r>
+        <w:rPr>
+          <w:sz w:val="19"/>
+          <w:szCs w:val="19"/>
+        </w:rPr>
+        <w:t xml:space="preserve">Other factory overhead: service department charges $690,000; depreciation $840,000; utilities and other costs $740,000. </w:t>
+      </w:r>
+      <w:r>
+        <w:rPr>
+          <w:sz w:val="19"/>
+          <w:szCs w:val="19"/>
+        </w:rPr>
+        <w:t xml:space="preserve">Overhead applied: 92,000 </w:t>
       </w:r>
       <w:r>
         <w:rPr>
@@ -10494,7 +10494,21 @@
           <w:sz w:val="19"/>
           <w:szCs w:val="19"/>
         </w:rPr>
-        <w:t xml:space="preserve">: 92,000 machine hours × $30 = $2,760,000. </w:t>
+        <w:t xml:space="preserve"> hours × $30 = $2,760,000. </w:t>
+      </w:r>
+      <w:r>
+        <w:rPr>
+          <w:sz w:val="19"/>
+          <w:szCs w:val="19"/>
+        </w:rPr>
+        <w:t xml:space="preserve">Year-end balances: work in process $690,000; finished goods $1,380,000. </w:t>
+      </w:r>
+      <w:r>
+        <w:rPr>
+          <w:sz w:val="19"/>
+          <w:szCs w:val="19"/>
+        </w:rPr>
+        <w:t xml:space="preserve">Sales and period costs: sales $8,700,000; selling expense $610,000; administrative expense $390,000. </w:t>
       </w:r>
       <w:r>
         <w:rPr>
@@ -10533,14 +10547,14 @@
           <w:sz w:val="19"/>
           <w:szCs w:val="19"/>
         </w:rPr>
-        <w:t xml:space="preserve"> balances: work in process $690,000; finished goods $1,380,000. </w:t>
-      </w:r>
-      <w:r>
-        <w:rPr>
-          <w:sz w:val="19"/>
-          <w:szCs w:val="19"/>
-        </w:rPr>
-        <w:t xml:space="preserve">Sales and period costs: sales $8,700,000; selling expense $610,000; </w:t>
+        <w:t xml:space="preserve"> product costs from period costs. </w:t>
+      </w:r>
+      <w:r>
+        <w:rPr>
+          <w:sz w:val="19"/>
+          <w:szCs w:val="19"/>
+        </w:rPr>
+        <w:t xml:space="preserve"/>
       </w:r>
       <w:r>
         <w:rPr>
@@ -10558,7 +10572,7 @@
           <w:sz w:val="19"/>
           <w:szCs w:val="19"/>
         </w:rPr>
-        <w:t xml:space="preserve">                </w:t>
+        <w:t xml:space="preserve">           </w:t>
       </w:r>
       <w:r>
         <w:rPr>
@@ -10572,14 +10586,7 @@
           <w:sz w:val="19"/>
           <w:szCs w:val="19"/>
         </w:rPr>
-        <w:t xml:space="preserve"> expense $390,000. </w:t>
-      </w:r>
-      <w:r>
-        <w:rPr>
-          <w:sz w:val="19"/>
-          <w:szCs w:val="19"/>
-        </w:rPr>
-        <w:t xml:space="preserve"/>
+        <w:t xml:space="preserve"> the entries, post them, </w:t>
       </w:r>
       <w:r>
         <w:rPr>
@@ -10590,45 +10597,6 @@
           <w:szCs w:val="15"/>
         </w:rPr>
         <w:t xml:space="preserve"> (11) </w:t>
-      </w:r>
-      <w:r>
-        <w:rPr>
-          <w:u w:val="single"/>
-          <w:sz w:val="19"/>
-          <w:szCs w:val="19"/>
-        </w:rPr>
-        <w:t xml:space="preserve">           </w:t>
-      </w:r>
-      <w:r>
-        <w:rPr>
-          <w:sz w:val="19"/>
-          <w:szCs w:val="19"/>
-        </w:rPr>
-        <w:t xml:space="preserve"> </w:t>
-      </w:r>
-      <w:r>
-        <w:rPr>
-          <w:sz w:val="19"/>
-          <w:szCs w:val="19"/>
-        </w:rPr>
-        <w:t xml:space="preserve"> product costs from period costs. </w:t>
-      </w:r>
-      <w:r>
-        <w:rPr>
-          <w:sz w:val="19"/>
-          <w:szCs w:val="19"/>
-        </w:rPr>
-        <w:t xml:space="preserve">Record the entries, post them, </w:t>
-      </w:r>
-      <w:r>
-        <w:rPr>
-          <w:b/>
-          <w:bCs/>
-          <w:color w:val="8186EF"/>
-          <w:sz w:val="15"/>
-          <w:szCs w:val="15"/>
-        </w:rPr>
-        <w:t xml:space="preserve"> (12) </w:t>
       </w:r>
       <w:r>
         <w:rPr>
@@ -10708,7 +10676,7 @@
                 <w:sz w:val="16"/>
                 <w:szCs w:val="16"/>
               </w:rPr>
-              <w:t xml:space="preserve">prepare   ·   applied   ·   entries   ·   January   ·   follows   ·   Separate   ·   schedules   ·   depreciation   ·   administrative   ·   purchases   ·   accounts   ·   division's   ·   Year-end</w:t>
+              <w:t xml:space="preserve">questions   ·   follows   ·   prepare   ·   Record   ·   machine   ·   schedules   ·   purchases   ·   expense   ·   January   ·   through   ·   division's   ·   Separate</w:t>
             </w:r>
           </w:p>
         </w:tc>
@@ -10735,7 +10703,7 @@
           <w:sz w:val="16"/>
           <w:szCs w:val="16"/>
         </w:rPr>
-        <w:t xml:space="preserve">      gaps 13–18</w:t>
+        <w:t xml:space="preserve">      gaps 12–14</w:t>
       </w:r>
     </w:p>
     <w:p>
@@ -10748,7 +10716,28 @@
           <w:sz w:val="19"/>
           <w:szCs w:val="19"/>
         </w:rPr>
-        <w:t xml:space="preserve">Total </w:t>
+        <w:t xml:space="preserve">Total manufacturing costs = $3,000,000 + $1,800,000 + $2,760,000 = $7,560,000. </w:t>
+      </w:r>
+      <w:r>
+        <w:rPr>
+          <w:sz w:val="19"/>
+          <w:szCs w:val="19"/>
+        </w:rPr>
+        <w:t xml:space="preserve">Cost of goods manufactured = $180,000 + $7,560,000 − $690,000 = $7,050,000. </w:t>
+      </w:r>
+      <w:r>
+        <w:rPr>
+          <w:sz w:val="19"/>
+          <w:szCs w:val="19"/>
+        </w:rPr>
+        <w:t xml:space="preserve">Cost of goods sold = $420,000 + $7,050,000 − $1,380,000 = $6,090,000. </w:t>
+      </w:r>
+      <w:r>
+        <w:rPr>
+          <w:sz w:val="19"/>
+          <w:szCs w:val="19"/>
+        </w:rPr>
+        <w:t xml:space="preserve">Actual overhead = $240,000 + $480,000 + $2,270,000 = $2,990,000, so overhead is </w:t>
       </w:r>
       <w:r>
         <w:rPr>
@@ -10758,7 +10747,7 @@
           <w:sz w:val="15"/>
           <w:szCs w:val="15"/>
         </w:rPr>
-        <w:t xml:space="preserve"> (13) </w:t>
+        <w:t xml:space="preserve"> (12) </w:t>
       </w:r>
       <w:r>
         <w:rPr>
@@ -10766,7 +10755,7 @@
           <w:sz w:val="19"/>
           <w:szCs w:val="19"/>
         </w:rPr>
-        <w:t xml:space="preserve">               </w:t>
+        <w:t xml:space="preserve">              </w:t>
       </w:r>
       <w:r>
         <w:rPr>
@@ -10780,28 +10769,14 @@
           <w:sz w:val="19"/>
           <w:szCs w:val="19"/>
         </w:rPr>
-        <w:t xml:space="preserve"> costs = $3,000,000 + $1,800,000 + $2,760,000 = $7,560,000. </w:t>
-      </w:r>
-      <w:r>
-        <w:rPr>
-          <w:sz w:val="19"/>
-          <w:szCs w:val="19"/>
-        </w:rPr>
-        <w:t xml:space="preserve">Cost of goods manufactured = $180,000 + $7,560,000 − $690,000 = $7,050,000. </w:t>
-      </w:r>
-      <w:r>
-        <w:rPr>
-          <w:sz w:val="19"/>
-          <w:szCs w:val="19"/>
-        </w:rPr>
-        <w:t xml:space="preserve">Cost of goods sold = $420,000 + $7,050,000 − $1,380,000 = $6,090,000. </w:t>
-      </w:r>
-      <w:r>
-        <w:rPr>
-          <w:sz w:val="19"/>
-          <w:szCs w:val="19"/>
-        </w:rPr>
-        <w:t xml:space="preserve"/>
+        <w:t xml:space="preserve"> by $230,000. </w:t>
+      </w:r>
+      <w:r>
+        <w:rPr>
+          <w:sz w:val="19"/>
+          <w:szCs w:val="19"/>
+        </w:rPr>
+        <w:t xml:space="preserve">Entries 1 to 8 are product costs; entry 9 </w:t>
       </w:r>
       <w:r>
         <w:rPr>
@@ -10811,7 +10786,7 @@
           <w:sz w:val="15"/>
           <w:szCs w:val="15"/>
         </w:rPr>
-        <w:t xml:space="preserve"> (14) </w:t>
+        <w:t xml:space="preserve"> (13) </w:t>
       </w:r>
       <w:r>
         <w:rPr>
@@ -10833,7 +10808,14 @@
           <w:sz w:val="19"/>
           <w:szCs w:val="19"/>
         </w:rPr>
-        <w:t xml:space="preserve"> overhead = $240,000 + $480,000 + $2,270,000 = $2,990,000, so overhead is </w:t>
+        <w:t xml:space="preserve"> the period costs, which never touch inventory. </w:t>
+      </w:r>
+      <w:r>
+        <w:rPr>
+          <w:sz w:val="19"/>
+          <w:szCs w:val="19"/>
+        </w:rPr>
+        <w:t xml:space="preserve">The </w:t>
       </w:r>
       <w:r>
         <w:rPr>
@@ -10843,117 +10825,7 @@
           <w:sz w:val="15"/>
           <w:szCs w:val="15"/>
         </w:rPr>
-        <w:t xml:space="preserve"> (15) </w:t>
-      </w:r>
-      <w:r>
-        <w:rPr>
-          <w:u w:val="single"/>
-          <w:sz w:val="19"/>
-          <w:szCs w:val="19"/>
-        </w:rPr>
-        <w:t xml:space="preserve">              </w:t>
-      </w:r>
-      <w:r>
-        <w:rPr>
-          <w:sz w:val="19"/>
-          <w:szCs w:val="19"/>
-        </w:rPr>
-        <w:t xml:space="preserve"> </w:t>
-      </w:r>
-      <w:r>
-        <w:rPr>
-          <w:sz w:val="19"/>
-          <w:szCs w:val="19"/>
-        </w:rPr>
-        <w:t xml:space="preserve"> by $230,000. </w:t>
-      </w:r>
-      <w:r>
-        <w:rPr>
-          <w:sz w:val="19"/>
-          <w:szCs w:val="19"/>
-        </w:rPr>
-        <w:t xml:space="preserve"/>
-      </w:r>
-      <w:r>
-        <w:rPr>
-          <w:b/>
-          <w:bCs/>
-          <w:color w:val="8186EF"/>
-          <w:sz w:val="15"/>
-          <w:szCs w:val="15"/>
-        </w:rPr>
-        <w:t xml:space="preserve"> (16) </w:t>
-      </w:r>
-      <w:r>
-        <w:rPr>
-          <w:u w:val="single"/>
-          <w:sz w:val="19"/>
-          <w:szCs w:val="19"/>
-        </w:rPr>
-        <w:t xml:space="preserve">           </w:t>
-      </w:r>
-      <w:r>
-        <w:rPr>
-          <w:sz w:val="19"/>
-          <w:szCs w:val="19"/>
-        </w:rPr>
-        <w:t xml:space="preserve"> </w:t>
-      </w:r>
-      <w:r>
-        <w:rPr>
-          <w:sz w:val="19"/>
-          <w:szCs w:val="19"/>
-        </w:rPr>
-        <w:t xml:space="preserve"> 1 to 8 are product costs; entry 9 records the period costs, which never touch </w:t>
-      </w:r>
-      <w:r>
-        <w:rPr>
-          <w:b/>
-          <w:bCs/>
-          <w:color w:val="8186EF"/>
-          <w:sz w:val="15"/>
-          <w:szCs w:val="15"/>
-        </w:rPr>
-        <w:t xml:space="preserve"> (17) </w:t>
-      </w:r>
-      <w:r>
-        <w:rPr>
-          <w:u w:val="single"/>
-          <w:sz w:val="19"/>
-          <w:szCs w:val="19"/>
-        </w:rPr>
-        <w:t xml:space="preserve">           </w:t>
-      </w:r>
-      <w:r>
-        <w:rPr>
-          <w:sz w:val="19"/>
-          <w:szCs w:val="19"/>
-        </w:rPr>
-        <w:t xml:space="preserve"> </w:t>
-      </w:r>
-      <w:r>
-        <w:rPr>
-          <w:sz w:val="19"/>
-          <w:szCs w:val="19"/>
-        </w:rPr>
-        <w:t xml:space="preserve">. </w:t>
-      </w:r>
-      <w:r>
-        <w:rPr>
-          <w:sz w:val="19"/>
-          <w:szCs w:val="19"/>
-        </w:rPr>
-        <w:t xml:space="preserve">The </w:t>
-      </w:r>
-      <w:r>
-        <w:rPr>
-          <w:b/>
-          <w:bCs/>
-          <w:color w:val="8186EF"/>
-          <w:sz w:val="15"/>
-          <w:szCs w:val="15"/>
-        </w:rPr>
-        <w:t xml:space="preserve"> (18) </w:t>
+        <w:t xml:space="preserve"> (14) </w:t>
       </w:r>
       <w:r>
         <w:rPr>
@@ -11033,7 +10905,7 @@
                 <w:sz w:val="16"/>
                 <w:szCs w:val="16"/>
               </w:rPr>
-              <w:t xml:space="preserve">journal   ·   materials   ·   underapplied   ·   inventory   ·   Actual   ·   Entries   ·   manufacturing</w:t>
+              <w:t xml:space="preserve">journal   ·   division's   ·   records   ·   underapplied</w:t>
             </w:r>
           </w:p>
         </w:tc>
@@ -11258,7 +11130,7 @@
                 <w:sz w:val="14"/>
                 <w:szCs w:val="14"/>
               </w:rPr>
-              <w:t xml:space="preserve">(19)</w:t>
+              <w:t xml:space="preserve">(15)</w:t>
             </w:r>
           </w:p>
         </w:tc>
@@ -11357,7 +11229,7 @@
                 <w:sz w:val="14"/>
                 <w:szCs w:val="14"/>
               </w:rPr>
-              <w:t xml:space="preserve">(20)</w:t>
+              <w:t xml:space="preserve">(16)</w:t>
             </w:r>
           </w:p>
         </w:tc>
@@ -11431,6 +11303,293 @@
                 <w:szCs w:val="15"/>
               </w:rPr>
               <w:t xml:space="preserve">2</w:t>
+            </w:r>
+          </w:p>
+        </w:tc>
+        <w:tc>
+          <w:tcPr>
+            <w:tcW w:type="pct" w:w="2200"/>
+            <w:tcMar>
+              <w:top w:type="dxa" w:w="50"/>
+              <w:left w:type="dxa" w:w="110"/>
+              <w:bottom w:type="dxa" w:w="50"/>
+              <w:right w:type="dxa" w:w="110"/>
+            </w:tcMar>
+          </w:tcPr>
+          <w:p>
+            <w:pPr>
+              <w:spacing w:before="28" w:after="28"/>
+            </w:pPr>
+            <w:r>
+              <w:rPr>
+                <w:sz w:val="15"/>
+                <w:szCs w:val="15"/>
+              </w:rPr>
+              <w:t xml:space="preserve">Work-in-Process Inventory</w:t>
+            </w:r>
+          </w:p>
+        </w:tc>
+        <w:tc>
+          <w:tcPr>
+            <w:tcW w:type="pct" w:w="1123"/>
+            <w:tcMar>
+              <w:top w:type="dxa" w:w="50"/>
+              <w:left w:type="dxa" w:w="110"/>
+              <w:bottom w:type="dxa" w:w="50"/>
+              <w:right w:type="dxa" w:w="110"/>
+            </w:tcMar>
+          </w:tcPr>
+          <w:p>
+            <w:pPr>
+              <w:spacing w:before="28" w:after="28"/>
+            </w:pPr>
+            <w:r>
+              <w:rPr>
+                <w:sz w:val="15"/>
+                <w:szCs w:val="15"/>
+              </w:rPr>
+              <w:t xml:space="preserve">3,000,000</w:t>
+            </w:r>
+          </w:p>
+        </w:tc>
+        <w:tc>
+          <w:tcPr>
+            <w:tcW w:type="pct" w:w="1109"/>
+            <w:tcMar>
+              <w:top w:type="dxa" w:w="50"/>
+              <w:left w:type="dxa" w:w="110"/>
+              <w:bottom w:type="dxa" w:w="50"/>
+              <w:right w:type="dxa" w:w="110"/>
+            </w:tcMar>
+          </w:tcPr>
+          <w:p>
+            <w:pPr>
+              <w:spacing w:before="28" w:after="28"/>
+            </w:pPr>
+            <w:r>
+              <w:rPr>
+                <w:sz w:val="15"/>
+                <w:szCs w:val="15"/>
+              </w:rPr>
+              <w:t xml:space="preserve"> </w:t>
+            </w:r>
+          </w:p>
+        </w:tc>
+      </w:tr>
+      <w:tr>
+        <w:tc>
+          <w:tcPr>
+            <w:tcW w:type="pct" w:w="568"/>
+            <w:shd w:fill="FBFAF6" w:val="clear"/>
+            <w:tcMar>
+              <w:top w:type="dxa" w:w="50"/>
+              <w:left w:type="dxa" w:w="110"/>
+              <w:bottom w:type="dxa" w:w="50"/>
+              <w:right w:type="dxa" w:w="110"/>
+            </w:tcMar>
+          </w:tcPr>
+          <w:p>
+            <w:pPr>
+              <w:spacing w:before="28" w:after="28"/>
+            </w:pPr>
+            <w:r>
+              <w:rPr>
+                <w:sz w:val="15"/>
+                <w:szCs w:val="15"/>
+              </w:rPr>
+              <w:t xml:space="preserve"> </w:t>
+            </w:r>
+          </w:p>
+        </w:tc>
+        <w:tc>
+          <w:tcPr>
+            <w:tcW w:type="pct" w:w="2200"/>
+            <w:shd w:fill="FBFAF6" w:val="clear"/>
+            <w:tcMar>
+              <w:top w:type="dxa" w:w="50"/>
+              <w:left w:type="dxa" w:w="110"/>
+              <w:bottom w:type="dxa" w:w="50"/>
+              <w:right w:type="dxa" w:w="110"/>
+            </w:tcMar>
+          </w:tcPr>
+          <w:p>
+            <w:pPr>
+              <w:spacing w:before="28" w:after="28"/>
+            </w:pPr>
+            <w:r>
+              <w:rPr>
+                <w:sz w:val="15"/>
+                <w:szCs w:val="15"/>
+              </w:rPr>
+              <w:t xml:space="preserve">Manufacturing Overhead Control</w:t>
+            </w:r>
+          </w:p>
+        </w:tc>
+        <w:tc>
+          <w:tcPr>
+            <w:tcW w:type="pct" w:w="1123"/>
+            <w:shd w:fill="FBFAF6" w:val="clear"/>
+            <w:tcMar>
+              <w:top w:type="dxa" w:w="50"/>
+              <w:left w:type="dxa" w:w="110"/>
+              <w:bottom w:type="dxa" w:w="50"/>
+              <w:right w:type="dxa" w:w="110"/>
+            </w:tcMar>
+          </w:tcPr>
+          <w:p>
+            <w:pPr>
+              <w:spacing w:before="28" w:after="28"/>
+            </w:pPr>
+            <w:r>
+              <w:rPr>
+                <w:sz w:val="15"/>
+                <w:szCs w:val="15"/>
+              </w:rPr>
+              <w:t xml:space="preserve">240,000</w:t>
+            </w:r>
+          </w:p>
+        </w:tc>
+        <w:tc>
+          <w:tcPr>
+            <w:tcW w:type="pct" w:w="1109"/>
+            <w:shd w:fill="FBFAF6" w:val="clear"/>
+            <w:tcMar>
+              <w:top w:type="dxa" w:w="50"/>
+              <w:left w:type="dxa" w:w="110"/>
+              <w:bottom w:type="dxa" w:w="50"/>
+              <w:right w:type="dxa" w:w="110"/>
+            </w:tcMar>
+          </w:tcPr>
+          <w:p>
+            <w:pPr>
+              <w:spacing w:before="28" w:after="28"/>
+            </w:pPr>
+            <w:r>
+              <w:rPr>
+                <w:sz w:val="15"/>
+                <w:szCs w:val="15"/>
+              </w:rPr>
+              <w:t xml:space="preserve"> </w:t>
+            </w:r>
+          </w:p>
+        </w:tc>
+      </w:tr>
+      <w:tr>
+        <w:tc>
+          <w:tcPr>
+            <w:tcW w:type="pct" w:w="568"/>
+            <w:tcMar>
+              <w:top w:type="dxa" w:w="50"/>
+              <w:left w:type="dxa" w:w="110"/>
+              <w:bottom w:type="dxa" w:w="50"/>
+              <w:right w:type="dxa" w:w="110"/>
+            </w:tcMar>
+          </w:tcPr>
+          <w:p>
+            <w:pPr>
+              <w:spacing w:before="28" w:after="28"/>
+            </w:pPr>
+            <w:r>
+              <w:rPr>
+                <w:sz w:val="15"/>
+                <w:szCs w:val="15"/>
+              </w:rPr>
+              <w:t xml:space="preserve"> </w:t>
+            </w:r>
+          </w:p>
+        </w:tc>
+        <w:tc>
+          <w:tcPr>
+            <w:tcW w:type="pct" w:w="2200"/>
+            <w:tcMar>
+              <w:top w:type="dxa" w:w="50"/>
+              <w:left w:type="dxa" w:w="110"/>
+              <w:bottom w:type="dxa" w:w="50"/>
+              <w:right w:type="dxa" w:w="110"/>
+            </w:tcMar>
+          </w:tcPr>
+          <w:p>
+            <w:pPr>
+              <w:spacing w:before="28" w:after="28"/>
+            </w:pPr>
+            <w:r>
+              <w:rPr>
+                <w:sz w:val="15"/>
+                <w:szCs w:val="15"/>
+              </w:rPr>
+              <w:t xml:space="preserve">Raw Materials Inventory</w:t>
+            </w:r>
+          </w:p>
+        </w:tc>
+        <w:tc>
+          <w:tcPr>
+            <w:tcW w:type="pct" w:w="1123"/>
+            <w:tcMar>
+              <w:top w:type="dxa" w:w="50"/>
+              <w:left w:type="dxa" w:w="110"/>
+              <w:bottom w:type="dxa" w:w="50"/>
+              <w:right w:type="dxa" w:w="110"/>
+            </w:tcMar>
+          </w:tcPr>
+          <w:p>
+            <w:pPr>
+              <w:spacing w:before="28" w:after="28"/>
+            </w:pPr>
+            <w:r>
+              <w:rPr>
+                <w:sz w:val="15"/>
+                <w:szCs w:val="15"/>
+              </w:rPr>
+              <w:t xml:space="preserve"> </w:t>
+            </w:r>
+          </w:p>
+        </w:tc>
+        <w:tc>
+          <w:tcPr>
+            <w:tcW w:type="pct" w:w="1109"/>
+            <w:tcMar>
+              <w:top w:type="dxa" w:w="50"/>
+              <w:left w:type="dxa" w:w="110"/>
+              <w:bottom w:type="dxa" w:w="50"/>
+              <w:right w:type="dxa" w:w="110"/>
+            </w:tcMar>
+          </w:tcPr>
+          <w:p>
+            <w:pPr>
+              <w:spacing w:before="28" w:after="28"/>
+            </w:pPr>
+            <w:r>
+              <w:rPr>
+                <w:sz w:val="15"/>
+                <w:szCs w:val="15"/>
+              </w:rPr>
+              <w:t xml:space="preserve">3,240,000</w:t>
+            </w:r>
+          </w:p>
+        </w:tc>
+      </w:tr>
+      <w:tr>
+        <w:tc>
+          <w:tcPr>
+            <w:tcW w:type="pct" w:w="568"/>
+            <w:shd w:fill="FBFAF6" w:val="clear"/>
+            <w:tcMar>
+              <w:top w:type="dxa" w:w="50"/>
+              <w:left w:type="dxa" w:w="110"/>
+              <w:bottom w:type="dxa" w:w="50"/>
+              <w:right w:type="dxa" w:w="110"/>
+            </w:tcMar>
+          </w:tcPr>
+          <w:p>
+            <w:pPr>
+              <w:spacing w:before="28" w:after="28"/>
+            </w:pPr>
+            <w:r>
+              <w:rPr>
+                <w:sz w:val="15"/>
+                <w:szCs w:val="15"/>
+              </w:rPr>
+              <w:t xml:space="preserve">3</w:t>
             </w:r>
           </w:p>
         </w:tc>
@@ -11457,295 +11616,7 @@
                 <w:sz w:val="14"/>
                 <w:szCs w:val="14"/>
               </w:rPr>
-              <w:t xml:space="preserve">(21)</w:t>
-            </w:r>
-          </w:p>
-        </w:tc>
-        <w:tc>
-          <w:tcPr>
-            <w:tcW w:type="pct" w:w="1123"/>
-            <w:tcMar>
-              <w:top w:type="dxa" w:w="50"/>
-              <w:left w:type="dxa" w:w="110"/>
-              <w:bottom w:type="dxa" w:w="50"/>
-              <w:right w:type="dxa" w:w="110"/>
-            </w:tcMar>
-          </w:tcPr>
-          <w:p>
-            <w:pPr>
-              <w:spacing w:before="28" w:after="28"/>
-            </w:pPr>
-            <w:r>
-              <w:rPr>
-                <w:sz w:val="15"/>
-                <w:szCs w:val="15"/>
-              </w:rPr>
-              <w:t xml:space="preserve">3,000,000</w:t>
-            </w:r>
-          </w:p>
-        </w:tc>
-        <w:tc>
-          <w:tcPr>
-            <w:tcW w:type="pct" w:w="1109"/>
-            <w:tcMar>
-              <w:top w:type="dxa" w:w="50"/>
-              <w:left w:type="dxa" w:w="110"/>
-              <w:bottom w:type="dxa" w:w="50"/>
-              <w:right w:type="dxa" w:w="110"/>
-            </w:tcMar>
-          </w:tcPr>
-          <w:p>
-            <w:pPr>
-              <w:spacing w:before="28" w:after="28"/>
-            </w:pPr>
-            <w:r>
-              <w:rPr>
-                <w:sz w:val="15"/>
-                <w:szCs w:val="15"/>
-              </w:rPr>
-              <w:t xml:space="preserve"> </w:t>
-            </w:r>
-          </w:p>
-        </w:tc>
-      </w:tr>
-      <w:tr>
-        <w:tc>
-          <w:tcPr>
-            <w:tcW w:type="pct" w:w="568"/>
-            <w:shd w:fill="FBFAF6" w:val="clear"/>
-            <w:tcMar>
-              <w:top w:type="dxa" w:w="50"/>
-              <w:left w:type="dxa" w:w="110"/>
-              <w:bottom w:type="dxa" w:w="50"/>
-              <w:right w:type="dxa" w:w="110"/>
-            </w:tcMar>
-          </w:tcPr>
-          <w:p>
-            <w:pPr>
-              <w:spacing w:before="28" w:after="28"/>
-            </w:pPr>
-            <w:r>
-              <w:rPr>
-                <w:sz w:val="15"/>
-                <w:szCs w:val="15"/>
-              </w:rPr>
-              <w:t xml:space="preserve"> </w:t>
-            </w:r>
-          </w:p>
-        </w:tc>
-        <w:tc>
-          <w:tcPr>
-            <w:tcW w:type="pct" w:w="2200"/>
-            <w:shd w:fill="FBFAF6" w:val="clear"/>
-            <w:tcMar>
-              <w:top w:type="dxa" w:w="50"/>
-              <w:left w:type="dxa" w:w="110"/>
-              <w:bottom w:type="dxa" w:w="50"/>
-              <w:right w:type="dxa" w:w="110"/>
-            </w:tcMar>
-          </w:tcPr>
-          <w:p>
-            <w:pPr>
-              <w:spacing w:before="28" w:after="28"/>
-            </w:pPr>
-            <w:r>
-              <w:rPr>
-                <w:sz w:val="15"/>
-                <w:szCs w:val="15"/>
-              </w:rPr>
-              <w:t xml:space="preserve">Manufacturing Overhead Control</w:t>
-            </w:r>
-          </w:p>
-        </w:tc>
-        <w:tc>
-          <w:tcPr>
-            <w:tcW w:type="pct" w:w="1123"/>
-            <w:shd w:fill="FBFAF6" w:val="clear"/>
-            <w:tcMar>
-              <w:top w:type="dxa" w:w="50"/>
-              <w:left w:type="dxa" w:w="110"/>
-              <w:bottom w:type="dxa" w:w="50"/>
-              <w:right w:type="dxa" w:w="110"/>
-            </w:tcMar>
-          </w:tcPr>
-          <w:p>
-            <w:pPr>
-              <w:spacing w:before="28" w:after="28"/>
-            </w:pPr>
-            <w:r>
-              <w:rPr>
-                <w:sz w:val="15"/>
-                <w:szCs w:val="15"/>
-              </w:rPr>
-              <w:t xml:space="preserve">240,000</w:t>
-            </w:r>
-          </w:p>
-        </w:tc>
-        <w:tc>
-          <w:tcPr>
-            <w:tcW w:type="pct" w:w="1109"/>
-            <w:shd w:fill="FBFAF6" w:val="clear"/>
-            <w:tcMar>
-              <w:top w:type="dxa" w:w="50"/>
-              <w:left w:type="dxa" w:w="110"/>
-              <w:bottom w:type="dxa" w:w="50"/>
-              <w:right w:type="dxa" w:w="110"/>
-            </w:tcMar>
-          </w:tcPr>
-          <w:p>
-            <w:pPr>
-              <w:spacing w:before="28" w:after="28"/>
-            </w:pPr>
-            <w:r>
-              <w:rPr>
-                <w:sz w:val="15"/>
-                <w:szCs w:val="15"/>
-              </w:rPr>
-              <w:t xml:space="preserve"> </w:t>
-            </w:r>
-          </w:p>
-        </w:tc>
-      </w:tr>
-      <w:tr>
-        <w:tc>
-          <w:tcPr>
-            <w:tcW w:type="pct" w:w="568"/>
-            <w:tcMar>
-              <w:top w:type="dxa" w:w="50"/>
-              <w:left w:type="dxa" w:w="110"/>
-              <w:bottom w:type="dxa" w:w="50"/>
-              <w:right w:type="dxa" w:w="110"/>
-            </w:tcMar>
-          </w:tcPr>
-          <w:p>
-            <w:pPr>
-              <w:spacing w:before="28" w:after="28"/>
-            </w:pPr>
-            <w:r>
-              <w:rPr>
-                <w:sz w:val="15"/>
-                <w:szCs w:val="15"/>
-              </w:rPr>
-              <w:t xml:space="preserve"> </w:t>
-            </w:r>
-          </w:p>
-        </w:tc>
-        <w:tc>
-          <w:tcPr>
-            <w:tcW w:type="pct" w:w="2200"/>
-            <w:tcMar>
-              <w:top w:type="dxa" w:w="50"/>
-              <w:left w:type="dxa" w:w="110"/>
-              <w:bottom w:type="dxa" w:w="50"/>
-              <w:right w:type="dxa" w:w="110"/>
-            </w:tcMar>
-          </w:tcPr>
-          <w:p>
-            <w:pPr>
-              <w:spacing w:before="28" w:after="28"/>
-            </w:pPr>
-            <w:r>
-              <w:rPr>
-                <w:sz w:val="15"/>
-                <w:szCs w:val="15"/>
-              </w:rPr>
-              <w:t xml:space="preserve">Raw Materials Inventory</w:t>
-            </w:r>
-          </w:p>
-        </w:tc>
-        <w:tc>
-          <w:tcPr>
-            <w:tcW w:type="pct" w:w="1123"/>
-            <w:tcMar>
-              <w:top w:type="dxa" w:w="50"/>
-              <w:left w:type="dxa" w:w="110"/>
-              <w:bottom w:type="dxa" w:w="50"/>
-              <w:right w:type="dxa" w:w="110"/>
-            </w:tcMar>
-          </w:tcPr>
-          <w:p>
-            <w:pPr>
-              <w:spacing w:before="28" w:after="28"/>
-            </w:pPr>
-            <w:r>
-              <w:rPr>
-                <w:sz w:val="15"/>
-                <w:szCs w:val="15"/>
-              </w:rPr>
-              <w:t xml:space="preserve"> </w:t>
-            </w:r>
-          </w:p>
-        </w:tc>
-        <w:tc>
-          <w:tcPr>
-            <w:tcW w:type="pct" w:w="1109"/>
-            <w:tcMar>
-              <w:top w:type="dxa" w:w="50"/>
-              <w:left w:type="dxa" w:w="110"/>
-              <w:bottom w:type="dxa" w:w="50"/>
-              <w:right w:type="dxa" w:w="110"/>
-            </w:tcMar>
-          </w:tcPr>
-          <w:p>
-            <w:pPr>
-              <w:spacing w:before="28" w:after="28"/>
-            </w:pPr>
-            <w:r>
-              <w:rPr>
-                <w:sz w:val="15"/>
-                <w:szCs w:val="15"/>
-              </w:rPr>
-              <w:t xml:space="preserve">3,240,000</w:t>
-            </w:r>
-          </w:p>
-        </w:tc>
-      </w:tr>
-      <w:tr>
-        <w:tc>
-          <w:tcPr>
-            <w:tcW w:type="pct" w:w="568"/>
-            <w:shd w:fill="FBFAF6" w:val="clear"/>
-            <w:tcMar>
-              <w:top w:type="dxa" w:w="50"/>
-              <w:left w:type="dxa" w:w="110"/>
-              <w:bottom w:type="dxa" w:w="50"/>
-              <w:right w:type="dxa" w:w="110"/>
-            </w:tcMar>
-          </w:tcPr>
-          <w:p>
-            <w:pPr>
-              <w:spacing w:before="28" w:after="28"/>
-            </w:pPr>
-            <w:r>
-              <w:rPr>
-                <w:sz w:val="15"/>
-                <w:szCs w:val="15"/>
-              </w:rPr>
-              <w:t xml:space="preserve">3</w:t>
-            </w:r>
-          </w:p>
-        </w:tc>
-        <w:tc>
-          <w:tcPr>
-            <w:tcW w:type="pct" w:w="2200"/>
-            <w:shd w:fill="FBFAF6" w:val="clear"/>
-            <w:tcMar>
-              <w:top w:type="dxa" w:w="50"/>
-              <w:left w:type="dxa" w:w="110"/>
-              <w:bottom w:type="dxa" w:w="50"/>
-              <w:right w:type="dxa" w:w="110"/>
-            </w:tcMar>
-          </w:tcPr>
-          <w:p>
-            <w:pPr>
-              <w:spacing w:before="28" w:after="28"/>
-            </w:pPr>
-            <w:r>
-              <w:rPr>
-                <w:sz w:val="15"/>
-                <w:szCs w:val="15"/>
-              </w:rPr>
-              <w:t xml:space="preserve">Work-in-Process Inventory</w:t>
+              <w:t xml:space="preserve">(17)</w:t>
             </w:r>
           </w:p>
         </w:tc>
@@ -11940,7 +11811,7 @@
                 <w:sz w:val="14"/>
                 <w:szCs w:val="14"/>
               </w:rPr>
-              <w:t xml:space="preserve">(22)</w:t>
+              <w:t xml:space="preserve">(18)</w:t>
             </w:r>
           </w:p>
         </w:tc>
@@ -12040,7 +11911,7 @@
                 <w:sz w:val="14"/>
                 <w:szCs w:val="14"/>
               </w:rPr>
-              <w:t xml:space="preserve">(23)</w:t>
+              <w:t xml:space="preserve">(19)</w:t>
             </w:r>
           </w:p>
         </w:tc>
@@ -12236,7 +12107,7 @@
                 <w:sz w:val="14"/>
                 <w:szCs w:val="14"/>
               </w:rPr>
-              <w:t xml:space="preserve">(24)</w:t>
+              <w:t xml:space="preserve">(20)</w:t>
             </w:r>
           </w:p>
         </w:tc>
@@ -12598,6 +12469,198 @@
                 <w:szCs w:val="15"/>
               </w:rPr>
               <w:t xml:space="preserve">6</w:t>
+            </w:r>
+          </w:p>
+        </w:tc>
+        <w:tc>
+          <w:tcPr>
+            <w:tcW w:type="pct" w:w="2200"/>
+            <w:tcMar>
+              <w:top w:type="dxa" w:w="50"/>
+              <w:left w:type="dxa" w:w="110"/>
+              <w:bottom w:type="dxa" w:w="50"/>
+              <w:right w:type="dxa" w:w="110"/>
+            </w:tcMar>
+          </w:tcPr>
+          <w:p>
+            <w:pPr>
+              <w:spacing w:before="28" w:after="28"/>
+            </w:pPr>
+            <w:r>
+              <w:rPr>
+                <w:sz w:val="15"/>
+                <w:szCs w:val="15"/>
+              </w:rPr>
+              <w:t xml:space="preserve">Finished Goods Inventory</w:t>
+            </w:r>
+          </w:p>
+        </w:tc>
+        <w:tc>
+          <w:tcPr>
+            <w:tcW w:type="pct" w:w="1123"/>
+            <w:tcMar>
+              <w:top w:type="dxa" w:w="50"/>
+              <w:left w:type="dxa" w:w="110"/>
+              <w:bottom w:type="dxa" w:w="50"/>
+              <w:right w:type="dxa" w:w="110"/>
+            </w:tcMar>
+          </w:tcPr>
+          <w:p>
+            <w:pPr>
+              <w:spacing w:before="28" w:after="28"/>
+            </w:pPr>
+            <w:r>
+              <w:rPr>
+                <w:sz w:val="15"/>
+                <w:szCs w:val="15"/>
+              </w:rPr>
+              <w:t xml:space="preserve">7,050,000</w:t>
+            </w:r>
+          </w:p>
+        </w:tc>
+        <w:tc>
+          <w:tcPr>
+            <w:tcW w:type="pct" w:w="1109"/>
+            <w:tcMar>
+              <w:top w:type="dxa" w:w="50"/>
+              <w:left w:type="dxa" w:w="110"/>
+              <w:bottom w:type="dxa" w:w="50"/>
+              <w:right w:type="dxa" w:w="110"/>
+            </w:tcMar>
+          </w:tcPr>
+          <w:p>
+            <w:pPr>
+              <w:spacing w:before="28" w:after="28"/>
+            </w:pPr>
+            <w:r>
+              <w:rPr>
+                <w:sz w:val="15"/>
+                <w:szCs w:val="15"/>
+              </w:rPr>
+              <w:t xml:space="preserve"> </w:t>
+            </w:r>
+          </w:p>
+        </w:tc>
+      </w:tr>
+      <w:tr>
+        <w:tc>
+          <w:tcPr>
+            <w:tcW w:type="pct" w:w="568"/>
+            <w:shd w:fill="FBFAF6" w:val="clear"/>
+            <w:tcMar>
+              <w:top w:type="dxa" w:w="50"/>
+              <w:left w:type="dxa" w:w="110"/>
+              <w:bottom w:type="dxa" w:w="50"/>
+              <w:right w:type="dxa" w:w="110"/>
+            </w:tcMar>
+          </w:tcPr>
+          <w:p>
+            <w:pPr>
+              <w:spacing w:before="28" w:after="28"/>
+            </w:pPr>
+            <w:r>
+              <w:rPr>
+                <w:sz w:val="15"/>
+                <w:szCs w:val="15"/>
+              </w:rPr>
+              <w:t xml:space="preserve"> </w:t>
+            </w:r>
+          </w:p>
+        </w:tc>
+        <w:tc>
+          <w:tcPr>
+            <w:tcW w:type="pct" w:w="2200"/>
+            <w:shd w:fill="FBFAF6" w:val="clear"/>
+            <w:tcMar>
+              <w:top w:type="dxa" w:w="50"/>
+              <w:left w:type="dxa" w:w="110"/>
+              <w:bottom w:type="dxa" w:w="50"/>
+              <w:right w:type="dxa" w:w="110"/>
+            </w:tcMar>
+          </w:tcPr>
+          <w:p>
+            <w:pPr>
+              <w:spacing w:before="28" w:after="28"/>
+            </w:pPr>
+            <w:r>
+              <w:rPr>
+                <w:sz w:val="15"/>
+                <w:szCs w:val="15"/>
+              </w:rPr>
+              <w:t xml:space="preserve">Work-in-Process Inventory</w:t>
+            </w:r>
+          </w:p>
+        </w:tc>
+        <w:tc>
+          <w:tcPr>
+            <w:tcW w:type="pct" w:w="1123"/>
+            <w:shd w:fill="FBFAF6" w:val="clear"/>
+            <w:tcMar>
+              <w:top w:type="dxa" w:w="50"/>
+              <w:left w:type="dxa" w:w="110"/>
+              <w:bottom w:type="dxa" w:w="50"/>
+              <w:right w:type="dxa" w:w="110"/>
+            </w:tcMar>
+          </w:tcPr>
+          <w:p>
+            <w:pPr>
+              <w:spacing w:before="28" w:after="28"/>
+            </w:pPr>
+            <w:r>
+              <w:rPr>
+                <w:sz w:val="15"/>
+                <w:szCs w:val="15"/>
+              </w:rPr>
+              <w:t xml:space="preserve"> </w:t>
+            </w:r>
+          </w:p>
+        </w:tc>
+        <w:tc>
+          <w:tcPr>
+            <w:tcW w:type="pct" w:w="1109"/>
+            <w:shd w:fill="FBFAF6" w:val="clear"/>
+            <w:tcMar>
+              <w:top w:type="dxa" w:w="50"/>
+              <w:left w:type="dxa" w:w="110"/>
+              <w:bottom w:type="dxa" w:w="50"/>
+              <w:right w:type="dxa" w:w="110"/>
+            </w:tcMar>
+          </w:tcPr>
+          <w:p>
+            <w:pPr>
+              <w:spacing w:before="28" w:after="28"/>
+            </w:pPr>
+            <w:r>
+              <w:rPr>
+                <w:sz w:val="15"/>
+                <w:szCs w:val="15"/>
+              </w:rPr>
+              <w:t xml:space="preserve">7,050,000</w:t>
+            </w:r>
+          </w:p>
+        </w:tc>
+      </w:tr>
+      <w:tr>
+        <w:tc>
+          <w:tcPr>
+            <w:tcW w:type="pct" w:w="568"/>
+            <w:tcMar>
+              <w:top w:type="dxa" w:w="50"/>
+              <w:left w:type="dxa" w:w="110"/>
+              <w:bottom w:type="dxa" w:w="50"/>
+              <w:right w:type="dxa" w:w="110"/>
+            </w:tcMar>
+          </w:tcPr>
+          <w:p>
+            <w:pPr>
+              <w:spacing w:before="28" w:after="28"/>
+            </w:pPr>
+            <w:r>
+              <w:rPr>
+                <w:sz w:val="15"/>
+                <w:szCs w:val="15"/>
+              </w:rPr>
+              <w:t xml:space="preserve">7</w:t>
             </w:r>
           </w:p>
         </w:tc>
@@ -12624,7 +12687,7 @@
                 <w:sz w:val="14"/>
                 <w:szCs w:val="14"/>
               </w:rPr>
-              <w:t xml:space="preserve">(25)</w:t>
+              <w:t xml:space="preserve">(21)</w:t>
             </w:r>
           </w:p>
         </w:tc>
@@ -12647,7 +12710,7 @@
                 <w:sz w:val="15"/>
                 <w:szCs w:val="15"/>
               </w:rPr>
-              <w:t xml:space="preserve">7,050,000</w:t>
+              <w:t xml:space="preserve">8,700,000</w:t>
             </w:r>
           </w:p>
         </w:tc>
@@ -12720,7 +12783,7 @@
                 <w:sz w:val="15"/>
                 <w:szCs w:val="15"/>
               </w:rPr>
-              <w:t xml:space="preserve">Work-in-Process Inventory</w:t>
+              <w:t xml:space="preserve">Sales Revenue</w:t>
             </w:r>
           </w:p>
         </w:tc>
@@ -12768,7 +12831,7 @@
                 <w:sz w:val="15"/>
                 <w:szCs w:val="15"/>
               </w:rPr>
-              <w:t xml:space="preserve">7,050,000</w:t>
+              <w:t xml:space="preserve">8,700,000</w:t>
             </w:r>
           </w:p>
         </w:tc>
@@ -12793,7 +12856,102 @@
                 <w:sz w:val="15"/>
                 <w:szCs w:val="15"/>
               </w:rPr>
-              <w:t xml:space="preserve">7</w:t>
+              <w:t xml:space="preserve">8</w:t>
+            </w:r>
+          </w:p>
+        </w:tc>
+        <w:tc>
+          <w:tcPr>
+            <w:tcW w:type="pct" w:w="2200"/>
+            <w:tcMar>
+              <w:top w:type="dxa" w:w="50"/>
+              <w:left w:type="dxa" w:w="110"/>
+              <w:bottom w:type="dxa" w:w="50"/>
+              <w:right w:type="dxa" w:w="110"/>
+            </w:tcMar>
+          </w:tcPr>
+          <w:p>
+            <w:pPr>
+              <w:spacing w:before="28" w:after="28"/>
+            </w:pPr>
+            <w:r>
+              <w:rPr>
+                <w:sz w:val="15"/>
+                <w:szCs w:val="15"/>
+              </w:rPr>
+              <w:t xml:space="preserve">Cost of Goods Sold</w:t>
+            </w:r>
+          </w:p>
+        </w:tc>
+        <w:tc>
+          <w:tcPr>
+            <w:tcW w:type="pct" w:w="1123"/>
+            <w:tcMar>
+              <w:top w:type="dxa" w:w="50"/>
+              <w:left w:type="dxa" w:w="110"/>
+              <w:bottom w:type="dxa" w:w="50"/>
+              <w:right w:type="dxa" w:w="110"/>
+            </w:tcMar>
+          </w:tcPr>
+          <w:p>
+            <w:pPr>
+              <w:spacing w:before="28" w:after="28"/>
+            </w:pPr>
+            <w:r>
+              <w:rPr>
+                <w:sz w:val="15"/>
+                <w:szCs w:val="15"/>
+              </w:rPr>
+              <w:t xml:space="preserve">6,090,000</w:t>
+            </w:r>
+          </w:p>
+        </w:tc>
+        <w:tc>
+          <w:tcPr>
+            <w:tcW w:type="pct" w:w="1109"/>
+            <w:tcMar>
+              <w:top w:type="dxa" w:w="50"/>
+              <w:left w:type="dxa" w:w="110"/>
+              <w:bottom w:type="dxa" w:w="50"/>
+              <w:right w:type="dxa" w:w="110"/>
+            </w:tcMar>
+          </w:tcPr>
+          <w:p>
+            <w:pPr>
+              <w:spacing w:before="28" w:after="28"/>
+            </w:pPr>
+            <w:r>
+              <w:rPr>
+                <w:sz w:val="15"/>
+                <w:szCs w:val="15"/>
+              </w:rPr>
+              <w:t xml:space="preserve"> </w:t>
+            </w:r>
+          </w:p>
+        </w:tc>
+      </w:tr>
+      <w:tr>
+        <w:tc>
+          <w:tcPr>
+            <w:tcW w:type="pct" w:w="568"/>
+            <w:shd w:fill="FBFAF6" w:val="clear"/>
+            <w:tcMar>
+              <w:top w:type="dxa" w:w="50"/>
+              <w:left w:type="dxa" w:w="110"/>
+              <w:bottom w:type="dxa" w:w="50"/>
+              <w:right w:type="dxa" w:w="110"/>
+            </w:tcMar>
+          </w:tcPr>
+          <w:p>
+            <w:pPr>
+              <w:spacing w:before="28" w:after="28"/>
+            </w:pPr>
+            <w:r>
+              <w:rPr>
+                <w:sz w:val="15"/>
+                <w:szCs w:val="15"/>
+              </w:rPr>
+              <w:t xml:space="preserve"> </w:t>
             </w:r>
           </w:p>
         </w:tc>
@@ -12820,13 +12978,14 @@
                 <w:sz w:val="14"/>
                 <w:szCs w:val="14"/>
               </w:rPr>
-              <w:t xml:space="preserve">(26)</w:t>
+              <w:t xml:space="preserve">(22)</w:t>
             </w:r>
           </w:p>
         </w:tc>
         <w:tc>
           <w:tcPr>
             <w:tcW w:type="pct" w:w="1123"/>
+            <w:shd w:fill="FBFAF6" w:val="clear"/>
             <w:tcMar>
               <w:top w:type="dxa" w:w="50"/>
               <w:left w:type="dxa" w:w="110"/>
@@ -12843,7 +13002,102 @@
                 <w:sz w:val="15"/>
                 <w:szCs w:val="15"/>
               </w:rPr>
-              <w:t xml:space="preserve">8,700,000</w:t>
+              <w:t xml:space="preserve"> </w:t>
+            </w:r>
+          </w:p>
+        </w:tc>
+        <w:tc>
+          <w:tcPr>
+            <w:tcW w:type="pct" w:w="1109"/>
+            <w:shd w:fill="FBFAF6" w:val="clear"/>
+            <w:tcMar>
+              <w:top w:type="dxa" w:w="50"/>
+              <w:left w:type="dxa" w:w="110"/>
+              <w:bottom w:type="dxa" w:w="50"/>
+              <w:right w:type="dxa" w:w="110"/>
+            </w:tcMar>
+          </w:tcPr>
+          <w:p>
+            <w:pPr>
+              <w:spacing w:before="28" w:after="28"/>
+            </w:pPr>
+            <w:r>
+              <w:rPr>
+                <w:sz w:val="15"/>
+                <w:szCs w:val="15"/>
+              </w:rPr>
+              <w:t xml:space="preserve">6,090,000</w:t>
+            </w:r>
+          </w:p>
+        </w:tc>
+      </w:tr>
+      <w:tr>
+        <w:tc>
+          <w:tcPr>
+            <w:tcW w:type="pct" w:w="568"/>
+            <w:tcMar>
+              <w:top w:type="dxa" w:w="50"/>
+              <w:left w:type="dxa" w:w="110"/>
+              <w:bottom w:type="dxa" w:w="50"/>
+              <w:right w:type="dxa" w:w="110"/>
+            </w:tcMar>
+          </w:tcPr>
+          <w:p>
+            <w:pPr>
+              <w:spacing w:before="28" w:after="28"/>
+            </w:pPr>
+            <w:r>
+              <w:rPr>
+                <w:sz w:val="15"/>
+                <w:szCs w:val="15"/>
+              </w:rPr>
+              <w:t xml:space="preserve">9</w:t>
+            </w:r>
+          </w:p>
+        </w:tc>
+        <w:tc>
+          <w:tcPr>
+            <w:tcW w:type="pct" w:w="2200"/>
+            <w:tcMar>
+              <w:top w:type="dxa" w:w="50"/>
+              <w:left w:type="dxa" w:w="110"/>
+              <w:bottom w:type="dxa" w:w="50"/>
+              <w:right w:type="dxa" w:w="110"/>
+            </w:tcMar>
+          </w:tcPr>
+          <w:p>
+            <w:pPr>
+              <w:spacing w:before="28" w:after="28"/>
+            </w:pPr>
+            <w:r>
+              <w:rPr>
+                <w:sz w:val="15"/>
+                <w:szCs w:val="15"/>
+              </w:rPr>
+              <w:t xml:space="preserve">Selling Expense</w:t>
+            </w:r>
+          </w:p>
+        </w:tc>
+        <w:tc>
+          <w:tcPr>
+            <w:tcW w:type="pct" w:w="1123"/>
+            <w:tcMar>
+              <w:top w:type="dxa" w:w="50"/>
+              <w:left w:type="dxa" w:w="110"/>
+              <w:bottom w:type="dxa" w:w="50"/>
+              <w:right w:type="dxa" w:w="110"/>
+            </w:tcMar>
+          </w:tcPr>
+          <w:p>
+            <w:pPr>
+              <w:spacing w:before="28" w:after="28"/>
+            </w:pPr>
+            <w:r>
+              <w:rPr>
+                <w:sz w:val="15"/>
+                <w:szCs w:val="15"/>
+              </w:rPr>
+              <w:t xml:space="preserve">610,000</w:t>
             </w:r>
           </w:p>
         </w:tc>
@@ -12916,7 +13170,7 @@
                 <w:sz w:val="15"/>
                 <w:szCs w:val="15"/>
               </w:rPr>
-              <w:t xml:space="preserve">Sales Revenue</w:t>
+              <w:t xml:space="preserve">Administrative Expense</w:t>
             </w:r>
           </w:p>
         </w:tc>
@@ -12940,7 +13194,7 @@
                 <w:sz w:val="15"/>
                 <w:szCs w:val="15"/>
               </w:rPr>
-              <w:t xml:space="preserve"> </w:t>
+              <w:t xml:space="preserve">390,000</w:t>
             </w:r>
           </w:p>
         </w:tc>
@@ -12964,7 +13218,7 @@
                 <w:sz w:val="15"/>
                 <w:szCs w:val="15"/>
               </w:rPr>
-              <w:t xml:space="preserve">8,700,000</w:t>
+              <w:t xml:space="preserve"> </w:t>
             </w:r>
           </w:p>
         </w:tc>
@@ -12989,199 +13243,7 @@
                 <w:sz w:val="15"/>
                 <w:szCs w:val="15"/>
               </w:rPr>
-              <w:t xml:space="preserve">8</w:t>
-            </w:r>
-          </w:p>
-        </w:tc>
-        <w:tc>
-          <w:tcPr>
-            <w:tcW w:type="pct" w:w="2200"/>
-            <w:tcMar>
-              <w:top w:type="dxa" w:w="50"/>
-              <w:left w:type="dxa" w:w="110"/>
-              <w:bottom w:type="dxa" w:w="50"/>
-              <w:right w:type="dxa" w:w="110"/>
-            </w:tcMar>
-          </w:tcPr>
-          <w:p>
-            <w:pPr>
-              <w:spacing w:before="28" w:after="28"/>
-            </w:pPr>
-            <w:r>
-              <w:rPr>
-                <w:sz w:val="15"/>
-                <w:szCs w:val="15"/>
-              </w:rPr>
-              <w:t xml:space="preserve">Cost of Goods Sold</w:t>
-            </w:r>
-          </w:p>
-        </w:tc>
-        <w:tc>
-          <w:tcPr>
-            <w:tcW w:type="pct" w:w="1123"/>
-            <w:tcMar>
-              <w:top w:type="dxa" w:w="50"/>
-              <w:left w:type="dxa" w:w="110"/>
-              <w:bottom w:type="dxa" w:w="50"/>
-              <w:right w:type="dxa" w:w="110"/>
-            </w:tcMar>
-          </w:tcPr>
-          <w:p>
-            <w:pPr>
-              <w:spacing w:before="28" w:after="28"/>
-            </w:pPr>
-            <w:r>
-              <w:rPr>
-                <w:sz w:val="15"/>
-                <w:szCs w:val="15"/>
-              </w:rPr>
-              <w:t xml:space="preserve">6,090,000</w:t>
-            </w:r>
-          </w:p>
-        </w:tc>
-        <w:tc>
-          <w:tcPr>
-            <w:tcW w:type="pct" w:w="1109"/>
-            <w:tcMar>
-              <w:top w:type="dxa" w:w="50"/>
-              <w:left w:type="dxa" w:w="110"/>
-              <w:bottom w:type="dxa" w:w="50"/>
-              <w:right w:type="dxa" w:w="110"/>
-            </w:tcMar>
-          </w:tcPr>
-          <w:p>
-            <w:pPr>
-              <w:spacing w:before="28" w:after="28"/>
-            </w:pPr>
-            <w:r>
-              <w:rPr>
-                <w:sz w:val="15"/>
-                <w:szCs w:val="15"/>
-              </w:rPr>
               <w:t xml:space="preserve"> </w:t>
-            </w:r>
-          </w:p>
-        </w:tc>
-      </w:tr>
-      <w:tr>
-        <w:tc>
-          <w:tcPr>
-            <w:tcW w:type="pct" w:w="568"/>
-            <w:shd w:fill="FBFAF6" w:val="clear"/>
-            <w:tcMar>
-              <w:top w:type="dxa" w:w="50"/>
-              <w:left w:type="dxa" w:w="110"/>
-              <w:bottom w:type="dxa" w:w="50"/>
-              <w:right w:type="dxa" w:w="110"/>
-            </w:tcMar>
-          </w:tcPr>
-          <w:p>
-            <w:pPr>
-              <w:spacing w:before="28" w:after="28"/>
-            </w:pPr>
-            <w:r>
-              <w:rPr>
-                <w:sz w:val="15"/>
-                <w:szCs w:val="15"/>
-              </w:rPr>
-              <w:t xml:space="preserve"> </w:t>
-            </w:r>
-          </w:p>
-        </w:tc>
-        <w:tc>
-          <w:tcPr>
-            <w:tcW w:type="pct" w:w="2200"/>
-            <w:shd w:fill="FBFAF6" w:val="clear"/>
-            <w:tcMar>
-              <w:top w:type="dxa" w:w="50"/>
-              <w:left w:type="dxa" w:w="110"/>
-              <w:bottom w:type="dxa" w:w="50"/>
-              <w:right w:type="dxa" w:w="110"/>
-            </w:tcMar>
-          </w:tcPr>
-          <w:p>
-            <w:pPr>
-              <w:spacing w:before="28" w:after="28"/>
-            </w:pPr>
-            <w:r>
-              <w:rPr>
-                <w:sz w:val="15"/>
-                <w:szCs w:val="15"/>
-              </w:rPr>
-              <w:t xml:space="preserve">Finished Goods Inventory</w:t>
-            </w:r>
-          </w:p>
-        </w:tc>
-        <w:tc>
-          <w:tcPr>
-            <w:tcW w:type="pct" w:w="1123"/>
-            <w:shd w:fill="FBFAF6" w:val="clear"/>
-            <w:tcMar>
-              <w:top w:type="dxa" w:w="50"/>
-              <w:left w:type="dxa" w:w="110"/>
-              <w:bottom w:type="dxa" w:w="50"/>
-              <w:right w:type="dxa" w:w="110"/>
-            </w:tcMar>
-          </w:tcPr>
-          <w:p>
-            <w:pPr>
-              <w:spacing w:before="28" w:after="28"/>
-            </w:pPr>
-            <w:r>
-              <w:rPr>
-                <w:sz w:val="15"/>
-                <w:szCs w:val="15"/>
-              </w:rPr>
-              <w:t xml:space="preserve"> </w:t>
-            </w:r>
-          </w:p>
-        </w:tc>
-        <w:tc>
-          <w:tcPr>
-            <w:tcW w:type="pct" w:w="1109"/>
-            <w:shd w:fill="FBFAF6" w:val="clear"/>
-            <w:tcMar>
-              <w:top w:type="dxa" w:w="50"/>
-              <w:left w:type="dxa" w:w="110"/>
-              <w:bottom w:type="dxa" w:w="50"/>
-              <w:right w:type="dxa" w:w="110"/>
-            </w:tcMar>
-          </w:tcPr>
-          <w:p>
-            <w:pPr>
-              <w:spacing w:before="28" w:after="28"/>
-            </w:pPr>
-            <w:r>
-              <w:rPr>
-                <w:sz w:val="15"/>
-                <w:szCs w:val="15"/>
-              </w:rPr>
-              <w:t xml:space="preserve">6,090,000</w:t>
-            </w:r>
-          </w:p>
-        </w:tc>
-      </w:tr>
-      <w:tr>
-        <w:tc>
-          <w:tcPr>
-            <w:tcW w:type="pct" w:w="568"/>
-            <w:tcMar>
-              <w:top w:type="dxa" w:w="50"/>
-              <w:left w:type="dxa" w:w="110"/>
-              <w:bottom w:type="dxa" w:w="50"/>
-              <w:right w:type="dxa" w:w="110"/>
-            </w:tcMar>
-          </w:tcPr>
-          <w:p>
-            <w:pPr>
-              <w:spacing w:before="28" w:after="28"/>
-            </w:pPr>
-            <w:r>
-              <w:rPr>
-                <w:sz w:val="15"/>
-                <w:szCs w:val="15"/>
-              </w:rPr>
-              <w:t xml:space="preserve">9</w:t>
             </w:r>
           </w:p>
         </w:tc>
@@ -13208,202 +13270,7 @@
                 <w:sz w:val="14"/>
                 <w:szCs w:val="14"/>
               </w:rPr>
-              <w:t xml:space="preserve">(27)</w:t>
-            </w:r>
-          </w:p>
-        </w:tc>
-        <w:tc>
-          <w:tcPr>
-            <w:tcW w:type="pct" w:w="1123"/>
-            <w:tcMar>
-              <w:top w:type="dxa" w:w="50"/>
-              <w:left w:type="dxa" w:w="110"/>
-              <w:bottom w:type="dxa" w:w="50"/>
-              <w:right w:type="dxa" w:w="110"/>
-            </w:tcMar>
-          </w:tcPr>
-          <w:p>
-            <w:pPr>
-              <w:spacing w:before="28" w:after="28"/>
-            </w:pPr>
-            <w:r>
-              <w:rPr>
-                <w:sz w:val="15"/>
-                <w:szCs w:val="15"/>
-              </w:rPr>
-              <w:t xml:space="preserve">610,000</w:t>
-            </w:r>
-          </w:p>
-        </w:tc>
-        <w:tc>
-          <w:tcPr>
-            <w:tcW w:type="pct" w:w="1109"/>
-            <w:tcMar>
-              <w:top w:type="dxa" w:w="50"/>
-              <w:left w:type="dxa" w:w="110"/>
-              <w:bottom w:type="dxa" w:w="50"/>
-              <w:right w:type="dxa" w:w="110"/>
-            </w:tcMar>
-          </w:tcPr>
-          <w:p>
-            <w:pPr>
-              <w:spacing w:before="28" w:after="28"/>
-            </w:pPr>
-            <w:r>
-              <w:rPr>
-                <w:sz w:val="15"/>
-                <w:szCs w:val="15"/>
-              </w:rPr>
-              <w:t xml:space="preserve"> </w:t>
-            </w:r>
-          </w:p>
-        </w:tc>
-      </w:tr>
-      <w:tr>
-        <w:tc>
-          <w:tcPr>
-            <w:tcW w:type="pct" w:w="568"/>
-            <w:shd w:fill="FBFAF6" w:val="clear"/>
-            <w:tcMar>
-              <w:top w:type="dxa" w:w="50"/>
-              <w:left w:type="dxa" w:w="110"/>
-              <w:bottom w:type="dxa" w:w="50"/>
-              <w:right w:type="dxa" w:w="110"/>
-            </w:tcMar>
-          </w:tcPr>
-          <w:p>
-            <w:pPr>
-              <w:spacing w:before="28" w:after="28"/>
-            </w:pPr>
-            <w:r>
-              <w:rPr>
-                <w:sz w:val="15"/>
-                <w:szCs w:val="15"/>
-              </w:rPr>
-              <w:t xml:space="preserve"> </w:t>
-            </w:r>
-          </w:p>
-        </w:tc>
-        <w:tc>
-          <w:tcPr>
-            <w:tcW w:type="pct" w:w="2200"/>
-            <w:shd w:fill="FFFFFF" w:val="clear"/>
-            <w:tcMar>
-              <w:top w:type="dxa" w:w="50"/>
-              <w:left w:type="dxa" w:w="110"/>
-              <w:bottom w:type="dxa" w:w="50"/>
-              <w:right w:type="dxa" w:w="110"/>
-            </w:tcMar>
-          </w:tcPr>
-          <w:p>
-            <w:pPr>
-              <w:spacing w:before="46" w:after="46"/>
-            </w:pPr>
-            <w:r>
-              <w:rPr>
-                <w:b/>
-                <w:bCs/>
-                <w:color w:val="8186EF"/>
-                <w:sz w:val="14"/>
-                <w:szCs w:val="14"/>
-              </w:rPr>
-              <w:t xml:space="preserve">(28)</w:t>
-            </w:r>
-          </w:p>
-        </w:tc>
-        <w:tc>
-          <w:tcPr>
-            <w:tcW w:type="pct" w:w="1123"/>
-            <w:shd w:fill="FBFAF6" w:val="clear"/>
-            <w:tcMar>
-              <w:top w:type="dxa" w:w="50"/>
-              <w:left w:type="dxa" w:w="110"/>
-              <w:bottom w:type="dxa" w:w="50"/>
-              <w:right w:type="dxa" w:w="110"/>
-            </w:tcMar>
-          </w:tcPr>
-          <w:p>
-            <w:pPr>
-              <w:spacing w:before="28" w:after="28"/>
-            </w:pPr>
-            <w:r>
-              <w:rPr>
-                <w:sz w:val="15"/>
-                <w:szCs w:val="15"/>
-              </w:rPr>
-              <w:t xml:space="preserve">390,000</w:t>
-            </w:r>
-          </w:p>
-        </w:tc>
-        <w:tc>
-          <w:tcPr>
-            <w:tcW w:type="pct" w:w="1109"/>
-            <w:shd w:fill="FBFAF6" w:val="clear"/>
-            <w:tcMar>
-              <w:top w:type="dxa" w:w="50"/>
-              <w:left w:type="dxa" w:w="110"/>
-              <w:bottom w:type="dxa" w:w="50"/>
-              <w:right w:type="dxa" w:w="110"/>
-            </w:tcMar>
-          </w:tcPr>
-          <w:p>
-            <w:pPr>
-              <w:spacing w:before="28" w:after="28"/>
-            </w:pPr>
-            <w:r>
-              <w:rPr>
-                <w:sz w:val="15"/>
-                <w:szCs w:val="15"/>
-              </w:rPr>
-              <w:t xml:space="preserve"> </w:t>
-            </w:r>
-          </w:p>
-        </w:tc>
-      </w:tr>
-      <w:tr>
-        <w:tc>
-          <w:tcPr>
-            <w:tcW w:type="pct" w:w="568"/>
-            <w:tcMar>
-              <w:top w:type="dxa" w:w="50"/>
-              <w:left w:type="dxa" w:w="110"/>
-              <w:bottom w:type="dxa" w:w="50"/>
-              <w:right w:type="dxa" w:w="110"/>
-            </w:tcMar>
-          </w:tcPr>
-          <w:p>
-            <w:pPr>
-              <w:spacing w:before="28" w:after="28"/>
-            </w:pPr>
-            <w:r>
-              <w:rPr>
-                <w:sz w:val="15"/>
-                <w:szCs w:val="15"/>
-              </w:rPr>
-              <w:t xml:space="preserve"> </w:t>
-            </w:r>
-          </w:p>
-        </w:tc>
-        <w:tc>
-          <w:tcPr>
-            <w:tcW w:type="pct" w:w="2200"/>
-            <w:tcMar>
-              <w:top w:type="dxa" w:w="50"/>
-              <w:left w:type="dxa" w:w="110"/>
-              <w:bottom w:type="dxa" w:w="50"/>
-              <w:right w:type="dxa" w:w="110"/>
-            </w:tcMar>
-          </w:tcPr>
-          <w:p>
-            <w:pPr>
-              <w:spacing w:before="28" w:after="28"/>
-            </w:pPr>
-            <w:r>
-              <w:rPr>
-                <w:sz w:val="15"/>
-                <w:szCs w:val="15"/>
-              </w:rPr>
-              <w:t xml:space="preserve">Cash and Payables</w:t>
+              <w:t xml:space="preserve">(23)</w:t>
             </w:r>
           </w:p>
         </w:tc>
@@ -13609,7 +13476,7 @@
                 <w:sz w:val="16"/>
                 <w:szCs w:val="16"/>
               </w:rPr>
-              <w:t xml:space="preserve">Wages Payable   ·   Accounts Payable   ·   Accumulated Depreciation   ·   Raw Materials Inventory   ·   Finished Goods Inventory   ·   Work-in-Process Inventory   ·   Direct materials   ·   Manufacturing Overhead Control   ·   Administrative Expense   ·   Accounts Receivable   ·   Selling Expense</w:t>
+              <w:t xml:space="preserve">Wages Payable   ·   Accounts Payable   ·   Accumulated Depreciation   ·   Raw Materials Inventory   ·   Accounts Receivable   ·   Manufacturing Overhead Control   ·   Work-in-Process Inventory   ·   Indirect; product cost   ·   Finished Goods Inventory   ·   Cash and Payables</w:t>
             </w:r>
           </w:p>
         </w:tc>
@@ -13641,9 +13508,971 @@
         <w:t xml:space="preserve"> </w:t>
       </w:r>
     </w:p>
+    <w:tbl>
+      <w:tblPr>
+        <w:tblW w:type="pct" w:w="100%"/>
+        <w:tblLayout w:type="fixed"/>
+        <w:tblBorders>
+          <w:top w:val="single" w:color="353A7C" w:sz="6"/>
+          <w:left w:val="single" w:color="353A7C" w:sz="6"/>
+          <w:bottom w:val="single" w:color="353A7C" w:sz="6"/>
+          <w:right w:val="single" w:color="353A7C" w:sz="6"/>
+          <w:insideH w:val="single" w:color="353A7C" w:sz="6"/>
+          <w:insideV w:val="single" w:color="353A7C" w:sz="6"/>
+        </w:tblBorders>
+      </w:tblPr>
+      <w:tblGrid>
+        <w:gridCol w:w="4992"/>
+        <w:gridCol w:w="4608"/>
+      </w:tblGrid>
+      <w:tr>
+        <w:tc>
+          <w:tcPr>
+            <w:tcW w:type="pct" w:w="5000"/>
+            <w:gridSpan w:val="2"/>
+            <w:shd w:fill="353A7C" w:val="clear"/>
+            <w:tcMar>
+              <w:top w:type="dxa" w:w="60"/>
+              <w:left w:type="dxa" w:w="120"/>
+              <w:bottom w:type="dxa" w:w="60"/>
+              <w:right w:type="dxa" w:w="120"/>
+            </w:tcMar>
+          </w:tcPr>
+          <w:p>
+            <w:pPr>
+              <w:spacing w:before="40" w:after="40"/>
+            </w:pPr>
+            <w:r>
+              <w:rPr>
+                <w:b/>
+                <w:bCs/>
+                <w:color w:val="FFFFFF"/>
+                <w:sz w:val="17"/>
+                <w:szCs w:val="17"/>
+              </w:rPr>
+              <w:t xml:space="preserve">Extended Example: cost of goods manufactured, cost of goods sold and operating income</w:t>
+            </w:r>
+          </w:p>
+        </w:tc>
+      </w:tr>
+      <w:tr>
+        <w:tc>
+          <w:tcPr>
+            <w:tcW w:type="pct" w:w="2600"/>
+            <w:shd w:fill="353A7C" w:val="clear"/>
+            <w:tcMar>
+              <w:top w:type="dxa" w:w="50"/>
+              <w:left w:type="dxa" w:w="110"/>
+              <w:bottom w:type="dxa" w:w="50"/>
+              <w:right w:type="dxa" w:w="110"/>
+            </w:tcMar>
+          </w:tcPr>
+          <w:p>
+            <w:pPr>
+              <w:spacing w:before="30" w:after="30"/>
+            </w:pPr>
+            <w:r>
+              <w:rPr>
+                <w:b/>
+                <w:bCs/>
+                <w:color w:val="FFFFFF"/>
+                <w:sz w:val="15"/>
+                <w:szCs w:val="15"/>
+              </w:rPr>
+              <w:t xml:space="preserve">Tahini &amp; Spreads · FY2027</w:t>
+            </w:r>
+          </w:p>
+        </w:tc>
+        <w:tc>
+          <w:tcPr>
+            <w:tcW w:type="pct" w:w="2400"/>
+            <w:shd w:fill="353A7C" w:val="clear"/>
+            <w:tcMar>
+              <w:top w:type="dxa" w:w="50"/>
+              <w:left w:type="dxa" w:w="110"/>
+              <w:bottom w:type="dxa" w:w="50"/>
+              <w:right w:type="dxa" w:w="110"/>
+            </w:tcMar>
+          </w:tcPr>
+          <w:p>
+            <w:pPr>
+              <w:spacing w:before="30" w:after="30"/>
+            </w:pPr>
+            <w:r>
+              <w:rPr>
+                <w:b/>
+                <w:bCs/>
+                <w:color w:val="FFFFFF"/>
+                <w:sz w:val="15"/>
+                <w:szCs w:val="15"/>
+              </w:rPr>
+              <w:t xml:space="preserve">Whole USD</w:t>
+            </w:r>
+          </w:p>
+        </w:tc>
+      </w:tr>
+      <w:tr>
+        <w:tc>
+          <w:tcPr>
+            <w:tcW w:type="pct" w:w="2600"/>
+            <w:tcMar>
+              <w:top w:type="dxa" w:w="50"/>
+              <w:left w:type="dxa" w:w="110"/>
+              <w:bottom w:type="dxa" w:w="50"/>
+              <w:right w:type="dxa" w:w="110"/>
+            </w:tcMar>
+          </w:tcPr>
+          <w:p>
+            <w:pPr>
+              <w:spacing w:before="28" w:after="28"/>
+            </w:pPr>
+            <w:r>
+              <w:rPr>
+                <w:sz w:val="15"/>
+                <w:szCs w:val="15"/>
+              </w:rPr>
+              <w:t xml:space="preserve">Direct materials used</w:t>
+            </w:r>
+          </w:p>
+        </w:tc>
+        <w:tc>
+          <w:tcPr>
+            <w:tcW w:type="pct" w:w="2400"/>
+            <w:tcMar>
+              <w:top w:type="dxa" w:w="50"/>
+              <w:left w:type="dxa" w:w="110"/>
+              <w:bottom w:type="dxa" w:w="50"/>
+              <w:right w:type="dxa" w:w="110"/>
+            </w:tcMar>
+          </w:tcPr>
+          <w:p>
+            <w:pPr>
+              <w:spacing w:before="28" w:after="28"/>
+            </w:pPr>
+            <w:r>
+              <w:rPr>
+                <w:sz w:val="15"/>
+                <w:szCs w:val="15"/>
+              </w:rPr>
+              <w:t xml:space="preserve">3,000,000</w:t>
+            </w:r>
+          </w:p>
+        </w:tc>
+      </w:tr>
+      <w:tr>
+        <w:tc>
+          <w:tcPr>
+            <w:tcW w:type="pct" w:w="2600"/>
+            <w:shd w:fill="FBFAF6" w:val="clear"/>
+            <w:tcMar>
+              <w:top w:type="dxa" w:w="50"/>
+              <w:left w:type="dxa" w:w="110"/>
+              <w:bottom w:type="dxa" w:w="50"/>
+              <w:right w:type="dxa" w:w="110"/>
+            </w:tcMar>
+          </w:tcPr>
+          <w:p>
+            <w:pPr>
+              <w:spacing w:before="28" w:after="28"/>
+            </w:pPr>
+            <w:r>
+              <w:rPr>
+                <w:sz w:val="15"/>
+                <w:szCs w:val="15"/>
+              </w:rPr>
+              <w:t xml:space="preserve">Direct labor</w:t>
+            </w:r>
+          </w:p>
+        </w:tc>
+        <w:tc>
+          <w:tcPr>
+            <w:tcW w:type="pct" w:w="2400"/>
+            <w:shd w:fill="FBFAF6" w:val="clear"/>
+            <w:tcMar>
+              <w:top w:type="dxa" w:w="50"/>
+              <w:left w:type="dxa" w:w="110"/>
+              <w:bottom w:type="dxa" w:w="50"/>
+              <w:right w:type="dxa" w:w="110"/>
+            </w:tcMar>
+          </w:tcPr>
+          <w:p>
+            <w:pPr>
+              <w:spacing w:before="28" w:after="28"/>
+            </w:pPr>
+            <w:r>
+              <w:rPr>
+                <w:sz w:val="15"/>
+                <w:szCs w:val="15"/>
+              </w:rPr>
+              <w:t xml:space="preserve">1,800,000</w:t>
+            </w:r>
+          </w:p>
+        </w:tc>
+      </w:tr>
+      <w:tr>
+        <w:tc>
+          <w:tcPr>
+            <w:tcW w:type="pct" w:w="2600"/>
+            <w:tcMar>
+              <w:top w:type="dxa" w:w="50"/>
+              <w:left w:type="dxa" w:w="110"/>
+              <w:bottom w:type="dxa" w:w="50"/>
+              <w:right w:type="dxa" w:w="110"/>
+            </w:tcMar>
+          </w:tcPr>
+          <w:p>
+            <w:pPr>
+              <w:spacing w:before="28" w:after="28"/>
+            </w:pPr>
+            <w:r>
+              <w:rPr>
+                <w:sz w:val="15"/>
+                <w:szCs w:val="15"/>
+              </w:rPr>
+              <w:t xml:space="preserve">Manufacturing overhead applied</w:t>
+            </w:r>
+          </w:p>
+        </w:tc>
+        <w:tc>
+          <w:tcPr>
+            <w:tcW w:type="pct" w:w="2400"/>
+            <w:tcMar>
+              <w:top w:type="dxa" w:w="50"/>
+              <w:left w:type="dxa" w:w="110"/>
+              <w:bottom w:type="dxa" w:w="50"/>
+              <w:right w:type="dxa" w:w="110"/>
+            </w:tcMar>
+          </w:tcPr>
+          <w:p>
+            <w:pPr>
+              <w:spacing w:before="28" w:after="28"/>
+            </w:pPr>
+            <w:r>
+              <w:rPr>
+                <w:sz w:val="15"/>
+                <w:szCs w:val="15"/>
+              </w:rPr>
+              <w:t xml:space="preserve">2,760,000</w:t>
+            </w:r>
+          </w:p>
+        </w:tc>
+      </w:tr>
+      <w:tr>
+        <w:tc>
+          <w:tcPr>
+            <w:tcW w:type="pct" w:w="2600"/>
+            <w:shd w:fill="FBFAF6" w:val="clear"/>
+            <w:tcMar>
+              <w:top w:type="dxa" w:w="50"/>
+              <w:left w:type="dxa" w:w="110"/>
+              <w:bottom w:type="dxa" w:w="50"/>
+              <w:right w:type="dxa" w:w="110"/>
+            </w:tcMar>
+          </w:tcPr>
+          <w:p>
+            <w:pPr>
+              <w:spacing w:before="28" w:after="28"/>
+            </w:pPr>
+            <w:r>
+              <w:rPr>
+                <w:sz w:val="15"/>
+                <w:szCs w:val="15"/>
+              </w:rPr>
+              <w:t xml:space="preserve">Total manufacturing costs</w:t>
+            </w:r>
+          </w:p>
+        </w:tc>
+        <w:tc>
+          <w:tcPr>
+            <w:tcW w:type="pct" w:w="2400"/>
+            <w:shd w:fill="FBFAF6" w:val="clear"/>
+            <w:tcMar>
+              <w:top w:type="dxa" w:w="50"/>
+              <w:left w:type="dxa" w:w="110"/>
+              <w:bottom w:type="dxa" w:w="50"/>
+              <w:right w:type="dxa" w:w="110"/>
+            </w:tcMar>
+          </w:tcPr>
+          <w:p>
+            <w:pPr>
+              <w:spacing w:before="28" w:after="28"/>
+            </w:pPr>
+            <w:r>
+              <w:rPr>
+                <w:sz w:val="15"/>
+                <w:szCs w:val="15"/>
+              </w:rPr>
+              <w:t xml:space="preserve">7,560,000</w:t>
+            </w:r>
+          </w:p>
+        </w:tc>
+      </w:tr>
+      <w:tr>
+        <w:tc>
+          <w:tcPr>
+            <w:tcW w:type="pct" w:w="2600"/>
+            <w:shd w:fill="FFFFFF" w:val="clear"/>
+            <w:tcMar>
+              <w:top w:type="dxa" w:w="50"/>
+              <w:left w:type="dxa" w:w="110"/>
+              <w:bottom w:type="dxa" w:w="50"/>
+              <w:right w:type="dxa" w:w="110"/>
+            </w:tcMar>
+          </w:tcPr>
+          <w:p>
+            <w:pPr>
+              <w:spacing w:before="46" w:after="46"/>
+            </w:pPr>
+            <w:r>
+              <w:rPr>
+                <w:b/>
+                <w:bCs/>
+                <w:color w:val="8186EF"/>
+                <w:sz w:val="14"/>
+                <w:szCs w:val="14"/>
+              </w:rPr>
+              <w:t xml:space="preserve">(24)</w:t>
+            </w:r>
+          </w:p>
+        </w:tc>
+        <w:tc>
+          <w:tcPr>
+            <w:tcW w:type="pct" w:w="2400"/>
+            <w:tcMar>
+              <w:top w:type="dxa" w:w="50"/>
+              <w:left w:type="dxa" w:w="110"/>
+              <w:bottom w:type="dxa" w:w="50"/>
+              <w:right w:type="dxa" w:w="110"/>
+            </w:tcMar>
+          </w:tcPr>
+          <w:p>
+            <w:pPr>
+              <w:spacing w:before="28" w:after="28"/>
+            </w:pPr>
+            <w:r>
+              <w:rPr>
+                <w:sz w:val="15"/>
+                <w:szCs w:val="15"/>
+              </w:rPr>
+              <w:t xml:space="preserve">180,000</w:t>
+            </w:r>
+          </w:p>
+        </w:tc>
+      </w:tr>
+      <w:tr>
+        <w:tc>
+          <w:tcPr>
+            <w:tcW w:type="pct" w:w="2600"/>
+            <w:shd w:fill="FBFAF6" w:val="clear"/>
+            <w:tcMar>
+              <w:top w:type="dxa" w:w="50"/>
+              <w:left w:type="dxa" w:w="110"/>
+              <w:bottom w:type="dxa" w:w="50"/>
+              <w:right w:type="dxa" w:w="110"/>
+            </w:tcMar>
+          </w:tcPr>
+          <w:p>
+            <w:pPr>
+              <w:spacing w:before="28" w:after="28"/>
+            </w:pPr>
+            <w:r>
+              <w:rPr>
+                <w:sz w:val="15"/>
+                <w:szCs w:val="15"/>
+              </w:rPr>
+              <w:t xml:space="preserve">Less: ending WIP</w:t>
+            </w:r>
+          </w:p>
+        </w:tc>
+        <w:tc>
+          <w:tcPr>
+            <w:tcW w:type="pct" w:w="2400"/>
+            <w:shd w:fill="FBFAF6" w:val="clear"/>
+            <w:tcMar>
+              <w:top w:type="dxa" w:w="50"/>
+              <w:left w:type="dxa" w:w="110"/>
+              <w:bottom w:type="dxa" w:w="50"/>
+              <w:right w:type="dxa" w:w="110"/>
+            </w:tcMar>
+          </w:tcPr>
+          <w:p>
+            <w:pPr>
+              <w:spacing w:before="28" w:after="28"/>
+            </w:pPr>
+            <w:r>
+              <w:rPr>
+                <w:sz w:val="15"/>
+                <w:szCs w:val="15"/>
+              </w:rPr>
+              <w:t xml:space="preserve">(690,000)</w:t>
+            </w:r>
+          </w:p>
+        </w:tc>
+      </w:tr>
+      <w:tr>
+        <w:tc>
+          <w:tcPr>
+            <w:tcW w:type="pct" w:w="2600"/>
+            <w:tcMar>
+              <w:top w:type="dxa" w:w="50"/>
+              <w:left w:type="dxa" w:w="110"/>
+              <w:bottom w:type="dxa" w:w="50"/>
+              <w:right w:type="dxa" w:w="110"/>
+            </w:tcMar>
+          </w:tcPr>
+          <w:p>
+            <w:pPr>
+              <w:spacing w:before="28" w:after="28"/>
+            </w:pPr>
+            <w:r>
+              <w:rPr>
+                <w:sz w:val="15"/>
+                <w:szCs w:val="15"/>
+              </w:rPr>
+              <w:t xml:space="preserve">Cost of goods manufactured</w:t>
+            </w:r>
+          </w:p>
+        </w:tc>
+        <w:tc>
+          <w:tcPr>
+            <w:tcW w:type="pct" w:w="2400"/>
+            <w:tcMar>
+              <w:top w:type="dxa" w:w="50"/>
+              <w:left w:type="dxa" w:w="110"/>
+              <w:bottom w:type="dxa" w:w="50"/>
+              <w:right w:type="dxa" w:w="110"/>
+            </w:tcMar>
+          </w:tcPr>
+          <w:p>
+            <w:pPr>
+              <w:spacing w:before="28" w:after="28"/>
+            </w:pPr>
+            <w:r>
+              <w:rPr>
+                <w:sz w:val="15"/>
+                <w:szCs w:val="15"/>
+              </w:rPr>
+              <w:t xml:space="preserve">7,050,000</w:t>
+            </w:r>
+          </w:p>
+        </w:tc>
+      </w:tr>
+      <w:tr>
+        <w:tc>
+          <w:tcPr>
+            <w:tcW w:type="pct" w:w="2600"/>
+            <w:shd w:fill="FBFAF6" w:val="clear"/>
+            <w:tcMar>
+              <w:top w:type="dxa" w:w="50"/>
+              <w:left w:type="dxa" w:w="110"/>
+              <w:bottom w:type="dxa" w:w="50"/>
+              <w:right w:type="dxa" w:w="110"/>
+            </w:tcMar>
+          </w:tcPr>
+          <w:p>
+            <w:pPr>
+              <w:spacing w:before="28" w:after="28"/>
+            </w:pPr>
+            <w:r>
+              <w:rPr>
+                <w:sz w:val="15"/>
+                <w:szCs w:val="15"/>
+              </w:rPr>
+              <w:t xml:space="preserve">Add: beginning finished goods</w:t>
+            </w:r>
+          </w:p>
+        </w:tc>
+        <w:tc>
+          <w:tcPr>
+            <w:tcW w:type="pct" w:w="2400"/>
+            <w:shd w:fill="FBFAF6" w:val="clear"/>
+            <w:tcMar>
+              <w:top w:type="dxa" w:w="50"/>
+              <w:left w:type="dxa" w:w="110"/>
+              <w:bottom w:type="dxa" w:w="50"/>
+              <w:right w:type="dxa" w:w="110"/>
+            </w:tcMar>
+          </w:tcPr>
+          <w:p>
+            <w:pPr>
+              <w:spacing w:before="28" w:after="28"/>
+            </w:pPr>
+            <w:r>
+              <w:rPr>
+                <w:sz w:val="15"/>
+                <w:szCs w:val="15"/>
+              </w:rPr>
+              <w:t xml:space="preserve">420,000</w:t>
+            </w:r>
+          </w:p>
+        </w:tc>
+      </w:tr>
+      <w:tr>
+        <w:tc>
+          <w:tcPr>
+            <w:tcW w:type="pct" w:w="2600"/>
+            <w:tcMar>
+              <w:top w:type="dxa" w:w="50"/>
+              <w:left w:type="dxa" w:w="110"/>
+              <w:bottom w:type="dxa" w:w="50"/>
+              <w:right w:type="dxa" w:w="110"/>
+            </w:tcMar>
+          </w:tcPr>
+          <w:p>
+            <w:pPr>
+              <w:spacing w:before="28" w:after="28"/>
+            </w:pPr>
+            <w:r>
+              <w:rPr>
+                <w:sz w:val="15"/>
+                <w:szCs w:val="15"/>
+              </w:rPr>
+              <w:t xml:space="preserve">Less: ending finished goods</w:t>
+            </w:r>
+          </w:p>
+        </w:tc>
+        <w:tc>
+          <w:tcPr>
+            <w:tcW w:type="pct" w:w="2400"/>
+            <w:tcMar>
+              <w:top w:type="dxa" w:w="50"/>
+              <w:left w:type="dxa" w:w="110"/>
+              <w:bottom w:type="dxa" w:w="50"/>
+              <w:right w:type="dxa" w:w="110"/>
+            </w:tcMar>
+          </w:tcPr>
+          <w:p>
+            <w:pPr>
+              <w:spacing w:before="28" w:after="28"/>
+            </w:pPr>
+            <w:r>
+              <w:rPr>
+                <w:sz w:val="15"/>
+                <w:szCs w:val="15"/>
+              </w:rPr>
+              <w:t xml:space="preserve">(1,380,000)</w:t>
+            </w:r>
+          </w:p>
+        </w:tc>
+      </w:tr>
+      <w:tr>
+        <w:tc>
+          <w:tcPr>
+            <w:tcW w:type="pct" w:w="2600"/>
+            <w:shd w:fill="FFFFFF" w:val="clear"/>
+            <w:tcMar>
+              <w:top w:type="dxa" w:w="50"/>
+              <w:left w:type="dxa" w:w="110"/>
+              <w:bottom w:type="dxa" w:w="50"/>
+              <w:right w:type="dxa" w:w="110"/>
+            </w:tcMar>
+          </w:tcPr>
+          <w:p>
+            <w:pPr>
+              <w:spacing w:before="46" w:after="46"/>
+            </w:pPr>
+            <w:r>
+              <w:rPr>
+                <w:b/>
+                <w:bCs/>
+                <w:color w:val="8186EF"/>
+                <w:sz w:val="14"/>
+                <w:szCs w:val="14"/>
+              </w:rPr>
+              <w:t xml:space="preserve">(25)</w:t>
+            </w:r>
+          </w:p>
+        </w:tc>
+        <w:tc>
+          <w:tcPr>
+            <w:tcW w:type="pct" w:w="2400"/>
+            <w:shd w:fill="FBFAF6" w:val="clear"/>
+            <w:tcMar>
+              <w:top w:type="dxa" w:w="50"/>
+              <w:left w:type="dxa" w:w="110"/>
+              <w:bottom w:type="dxa" w:w="50"/>
+              <w:right w:type="dxa" w:w="110"/>
+            </w:tcMar>
+          </w:tcPr>
+          <w:p>
+            <w:pPr>
+              <w:spacing w:before="28" w:after="28"/>
+            </w:pPr>
+            <w:r>
+              <w:rPr>
+                <w:sz w:val="15"/>
+                <w:szCs w:val="15"/>
+              </w:rPr>
+              <w:t xml:space="preserve">6,090,000</w:t>
+            </w:r>
+          </w:p>
+        </w:tc>
+      </w:tr>
+      <w:tr>
+        <w:tc>
+          <w:tcPr>
+            <w:tcW w:type="pct" w:w="2600"/>
+            <w:tcMar>
+              <w:top w:type="dxa" w:w="50"/>
+              <w:left w:type="dxa" w:w="110"/>
+              <w:bottom w:type="dxa" w:w="50"/>
+              <w:right w:type="dxa" w:w="110"/>
+            </w:tcMar>
+          </w:tcPr>
+          <w:p>
+            <w:pPr>
+              <w:spacing w:before="28" w:after="28"/>
+            </w:pPr>
+            <w:r>
+              <w:rPr>
+                <w:sz w:val="15"/>
+                <w:szCs w:val="15"/>
+              </w:rPr>
+              <w:t xml:space="preserve">Sales</w:t>
+            </w:r>
+          </w:p>
+        </w:tc>
+        <w:tc>
+          <w:tcPr>
+            <w:tcW w:type="pct" w:w="2400"/>
+            <w:tcMar>
+              <w:top w:type="dxa" w:w="50"/>
+              <w:left w:type="dxa" w:w="110"/>
+              <w:bottom w:type="dxa" w:w="50"/>
+              <w:right w:type="dxa" w:w="110"/>
+            </w:tcMar>
+          </w:tcPr>
+          <w:p>
+            <w:pPr>
+              <w:spacing w:before="28" w:after="28"/>
+            </w:pPr>
+            <w:r>
+              <w:rPr>
+                <w:sz w:val="15"/>
+                <w:szCs w:val="15"/>
+              </w:rPr>
+              <w:t xml:space="preserve">8,700,000</w:t>
+            </w:r>
+          </w:p>
+        </w:tc>
+      </w:tr>
+      <w:tr>
+        <w:tc>
+          <w:tcPr>
+            <w:tcW w:type="pct" w:w="2600"/>
+            <w:shd w:fill="FFFFFF" w:val="clear"/>
+            <w:tcMar>
+              <w:top w:type="dxa" w:w="50"/>
+              <w:left w:type="dxa" w:w="110"/>
+              <w:bottom w:type="dxa" w:w="50"/>
+              <w:right w:type="dxa" w:w="110"/>
+            </w:tcMar>
+          </w:tcPr>
+          <w:p>
+            <w:pPr>
+              <w:spacing w:before="46" w:after="46"/>
+            </w:pPr>
+            <w:r>
+              <w:rPr>
+                <w:b/>
+                <w:bCs/>
+                <w:color w:val="8186EF"/>
+                <w:sz w:val="14"/>
+                <w:szCs w:val="14"/>
+              </w:rPr>
+              <w:t xml:space="preserve">(26)</w:t>
+            </w:r>
+          </w:p>
+        </w:tc>
+        <w:tc>
+          <w:tcPr>
+            <w:tcW w:type="pct" w:w="2400"/>
+            <w:shd w:fill="FBFAF6" w:val="clear"/>
+            <w:tcMar>
+              <w:top w:type="dxa" w:w="50"/>
+              <w:left w:type="dxa" w:w="110"/>
+              <w:bottom w:type="dxa" w:w="50"/>
+              <w:right w:type="dxa" w:w="110"/>
+            </w:tcMar>
+          </w:tcPr>
+          <w:p>
+            <w:pPr>
+              <w:spacing w:before="28" w:after="28"/>
+            </w:pPr>
+            <w:r>
+              <w:rPr>
+                <w:sz w:val="15"/>
+                <w:szCs w:val="15"/>
+              </w:rPr>
+              <w:t xml:space="preserve">2,610,000</w:t>
+            </w:r>
+          </w:p>
+        </w:tc>
+      </w:tr>
+      <w:tr>
+        <w:tc>
+          <w:tcPr>
+            <w:tcW w:type="pct" w:w="2600"/>
+            <w:tcMar>
+              <w:top w:type="dxa" w:w="50"/>
+              <w:left w:type="dxa" w:w="110"/>
+              <w:bottom w:type="dxa" w:w="50"/>
+              <w:right w:type="dxa" w:w="110"/>
+            </w:tcMar>
+          </w:tcPr>
+          <w:p>
+            <w:pPr>
+              <w:spacing w:before="28" w:after="28"/>
+            </w:pPr>
+            <w:r>
+              <w:rPr>
+                <w:sz w:val="15"/>
+                <w:szCs w:val="15"/>
+              </w:rPr>
+              <w:t xml:space="preserve">Selling expense</w:t>
+            </w:r>
+          </w:p>
+        </w:tc>
+        <w:tc>
+          <w:tcPr>
+            <w:tcW w:type="pct" w:w="2400"/>
+            <w:tcMar>
+              <w:top w:type="dxa" w:w="50"/>
+              <w:left w:type="dxa" w:w="110"/>
+              <w:bottom w:type="dxa" w:w="50"/>
+              <w:right w:type="dxa" w:w="110"/>
+            </w:tcMar>
+          </w:tcPr>
+          <w:p>
+            <w:pPr>
+              <w:spacing w:before="28" w:after="28"/>
+            </w:pPr>
+            <w:r>
+              <w:rPr>
+                <w:sz w:val="15"/>
+                <w:szCs w:val="15"/>
+              </w:rPr>
+              <w:t xml:space="preserve">(610,000)</w:t>
+            </w:r>
+          </w:p>
+        </w:tc>
+      </w:tr>
+      <w:tr>
+        <w:tc>
+          <w:tcPr>
+            <w:tcW w:type="pct" w:w="2600"/>
+            <w:shd w:fill="FBFAF6" w:val="clear"/>
+            <w:tcMar>
+              <w:top w:type="dxa" w:w="50"/>
+              <w:left w:type="dxa" w:w="110"/>
+              <w:bottom w:type="dxa" w:w="50"/>
+              <w:right w:type="dxa" w:w="110"/>
+            </w:tcMar>
+          </w:tcPr>
+          <w:p>
+            <w:pPr>
+              <w:spacing w:before="28" w:after="28"/>
+            </w:pPr>
+            <w:r>
+              <w:rPr>
+                <w:sz w:val="15"/>
+                <w:szCs w:val="15"/>
+              </w:rPr>
+              <w:t xml:space="preserve">Administrative expense</w:t>
+            </w:r>
+          </w:p>
+        </w:tc>
+        <w:tc>
+          <w:tcPr>
+            <w:tcW w:type="pct" w:w="2400"/>
+            <w:shd w:fill="FBFAF6" w:val="clear"/>
+            <w:tcMar>
+              <w:top w:type="dxa" w:w="50"/>
+              <w:left w:type="dxa" w:w="110"/>
+              <w:bottom w:type="dxa" w:w="50"/>
+              <w:right w:type="dxa" w:w="110"/>
+            </w:tcMar>
+          </w:tcPr>
+          <w:p>
+            <w:pPr>
+              <w:spacing w:before="28" w:after="28"/>
+            </w:pPr>
+            <w:r>
+              <w:rPr>
+                <w:sz w:val="15"/>
+                <w:szCs w:val="15"/>
+              </w:rPr>
+              <w:t xml:space="preserve">(390,000)</w:t>
+            </w:r>
+          </w:p>
+        </w:tc>
+      </w:tr>
+      <w:tr>
+        <w:tc>
+          <w:tcPr>
+            <w:tcW w:type="pct" w:w="2600"/>
+            <w:shd w:fill="FFFFFF" w:val="clear"/>
+            <w:tcMar>
+              <w:top w:type="dxa" w:w="50"/>
+              <w:left w:type="dxa" w:w="110"/>
+              <w:bottom w:type="dxa" w:w="50"/>
+              <w:right w:type="dxa" w:w="110"/>
+            </w:tcMar>
+          </w:tcPr>
+          <w:p>
+            <w:pPr>
+              <w:spacing w:before="46" w:after="46"/>
+            </w:pPr>
+            <w:r>
+              <w:rPr>
+                <w:b/>
+                <w:bCs/>
+                <w:color w:val="8186EF"/>
+                <w:sz w:val="14"/>
+                <w:szCs w:val="14"/>
+              </w:rPr>
+              <w:t xml:space="preserve">(27)</w:t>
+            </w:r>
+          </w:p>
+        </w:tc>
+        <w:tc>
+          <w:tcPr>
+            <w:tcW w:type="pct" w:w="2400"/>
+            <w:tcMar>
+              <w:top w:type="dxa" w:w="50"/>
+              <w:left w:type="dxa" w:w="110"/>
+              <w:bottom w:type="dxa" w:w="50"/>
+              <w:right w:type="dxa" w:w="110"/>
+            </w:tcMar>
+          </w:tcPr>
+          <w:p>
+            <w:pPr>
+              <w:spacing w:before="28" w:after="28"/>
+            </w:pPr>
+            <w:r>
+              <w:rPr>
+                <w:sz w:val="15"/>
+                <w:szCs w:val="15"/>
+              </w:rPr>
+              <w:t xml:space="preserve">1,610,000</w:t>
+            </w:r>
+          </w:p>
+        </w:tc>
+      </w:tr>
+    </w:tbl>
+    <w:p/>
+    <w:tbl>
+      <w:tblPr>
+        <w:tblW w:type="pct" w:w="100%"/>
+        <w:tblLayout w:type="fixed"/>
+        <w:tblBorders>
+          <w:top w:val="single" w:color="FBFAF6" w:sz="4"/>
+          <w:left w:val="single" w:color="FBFAF6" w:sz="4"/>
+          <w:bottom w:val="single" w:color="FBFAF6" w:sz="4"/>
+          <w:right w:val="single" w:color="FBFAF6" w:sz="4"/>
+          <w:insideH w:val="single" w:color="FBFAF6" w:sz="4"/>
+          <w:insideV w:val="single" w:color="FBFAF6" w:sz="4"/>
+        </w:tblBorders>
+      </w:tblPr>
+      <w:tblGrid>
+        <w:gridCol w:w="9600"/>
+      </w:tblGrid>
+      <w:tr>
+        <w:tc>
+          <w:tcPr>
+            <w:tcW w:type="pct" w:w="5000"/>
+            <w:shd w:fill="FBFAF6" w:val="clear"/>
+            <w:tcMar>
+              <w:top w:type="dxa" w:w="40"/>
+              <w:left w:type="dxa" w:w="100"/>
+              <w:bottom w:type="dxa" w:w="40"/>
+              <w:right w:type="dxa" w:w="100"/>
+            </w:tcMar>
+          </w:tcPr>
+          <w:p>
+            <w:pPr>
+              <w:spacing w:before="18" w:after="6"/>
+            </w:pPr>
+            <w:r>
+              <w:rPr>
+                <w:b/>
+                <w:bCs/>
+                <w:color w:val="6B7280"/>
+                <w:sz w:val="14"/>
+                <w:szCs w:val="14"/>
+              </w:rPr>
+              <w:t xml:space="preserve">word list</w:t>
+            </w:r>
+          </w:p>
+          <w:p>
+            <w:pPr>
+              <w:spacing w:before="0" w:after="18"/>
+            </w:pPr>
+            <w:r>
+              <w:rPr>
+                <w:b/>
+                <w:bCs/>
+                <w:color w:val="353A7C"/>
+                <w:sz w:val="16"/>
+                <w:szCs w:val="16"/>
+              </w:rPr>
+              <w:t xml:space="preserve">Gross margin   ·   Cost of goods sold (before year-end overhead adjustment)   ·   Administrative Expense   ·   Divisional operating income   ·   Add: beginning WIP</w:t>
+            </w:r>
+          </w:p>
+        </w:tc>
+      </w:tr>
+    </w:tbl>
+    <w:p/>
+    <w:tbl>
+      <w:tblPr>
+        <w:tblW w:type="pct" w:w="100%"/>
+        <w:tblLayout w:type="fixed"/>
+        <w:tblBorders>
+          <w:top w:val="single" w:color="353A7C" w:sz="4"/>
+          <w:left w:val="single" w:color="353A7C" w:sz="4"/>
+          <w:bottom w:val="single" w:color="353A7C" w:sz="4"/>
+          <w:right w:val="single" w:color="353A7C" w:sz="4"/>
+          <w:insideH w:val="single" w:color="353A7C" w:sz="4"/>
+          <w:insideV w:val="single" w:color="353A7C" w:sz="4"/>
+        </w:tblBorders>
+      </w:tblPr>
+      <w:tblGrid>
+        <w:gridCol w:w="9600"/>
+      </w:tblGrid>
+      <w:tr>
+        <w:tc>
+          <w:tcPr>
+            <w:tcW w:type="pct" w:w="5000"/>
+            <w:shd w:fill="F2F4FB" w:val="clear"/>
+            <w:tcMar>
+              <w:top w:type="dxa" w:w="50"/>
+              <w:left w:type="dxa" w:w="110"/>
+              <w:bottom w:type="dxa" w:w="50"/>
+              <w:right w:type="dxa" w:w="110"/>
+            </w:tcMar>
+          </w:tcPr>
+          <w:p>
+            <w:pPr>
+              <w:spacing w:before="30" w:after="30"/>
+            </w:pPr>
+            <w:r>
+              <w:rPr>
+                <w:b/>
+                <w:bCs/>
+                <w:color w:val="353A7C"/>
+                <w:sz w:val="19"/>
+                <w:szCs w:val="19"/>
+              </w:rPr>
+              <w:t xml:space="preserve">Everything ties</w:t>
+            </w:r>
+          </w:p>
+        </w:tc>
+      </w:tr>
+    </w:tbl>
+    <w:p/>
     <w:p>
       <w:pPr>
-        <w:spacing w:before="44" w:after="10"/>
+        <w:spacing w:before="44" w:after="14"/>
       </w:pPr>
       <w:r>
         <w:rPr>
@@ -13653,7 +14482,1794 @@
           <w:sz w:val="18"/>
           <w:szCs w:val="18"/>
         </w:rPr>
-        <w:t xml:space="preserve">Extended Example: cost of goods manufactured, cost of goods sold and operating income</w:t>
+        <w:t xml:space="preserve">Summary 3</w:t>
+      </w:r>
+      <w:r>
+        <w:rPr>
+          <w:color w:val="6B7280"/>
+          <w:sz w:val="16"/>
+          <w:szCs w:val="16"/>
+        </w:rPr>
+        <w:t xml:space="preserve">      gaps 28–31</w:t>
+      </w:r>
+    </w:p>
+    <w:p>
+      <w:pPr>
+        <w:spacing w:before="20" w:after="20" w:line="360" w:lineRule="auto"/>
+        <w:ind w:left="200"/>
+      </w:pPr>
+      <w:r>
+        <w:rPr>
+          <w:sz w:val="19"/>
+          <w:szCs w:val="19"/>
+        </w:rPr>
+        <w:t xml:space="preserve">Total debits = total </w:t>
+      </w:r>
+      <w:r>
+        <w:rPr>
+          <w:b/>
+          <w:bCs/>
+          <w:color w:val="8186EF"/>
+          <w:sz w:val="15"/>
+          <w:szCs w:val="15"/>
+        </w:rPr>
+        <w:t xml:space="preserve"> (28) </w:t>
+      </w:r>
+      <w:r>
+        <w:rPr>
+          <w:u w:val="single"/>
+          <w:sz w:val="19"/>
+          <w:szCs w:val="19"/>
+        </w:rPr>
+        <w:t xml:space="preserve">           </w:t>
+      </w:r>
+      <w:r>
+        <w:rPr>
+          <w:sz w:val="19"/>
+          <w:szCs w:val="19"/>
+        </w:rPr>
+        <w:t xml:space="preserve"> </w:t>
+      </w:r>
+      <w:r>
+        <w:rPr>
+          <w:sz w:val="19"/>
+          <w:szCs w:val="19"/>
+        </w:rPr>
+        <w:t xml:space="preserve"> = $36,650,000. </w:t>
+      </w:r>
+      <w:r>
+        <w:rPr>
+          <w:sz w:val="19"/>
+          <w:szCs w:val="19"/>
+        </w:rPr>
+        <w:t xml:space="preserve">Raw materials: $130,000 + $3,260,000 − $3,240,000 = $150,000. </w:t>
+      </w:r>
+      <w:r>
+        <w:rPr>
+          <w:sz w:val="19"/>
+          <w:szCs w:val="19"/>
+        </w:rPr>
+        <w:t xml:space="preserve">Work in process: $180,000 + $7,560,000 − $7,050,000 = $690,000. </w:t>
+      </w:r>
+      <w:r>
+        <w:rPr>
+          <w:sz w:val="19"/>
+          <w:szCs w:val="19"/>
+        </w:rPr>
+        <w:t xml:space="preserve"/>
+      </w:r>
+      <w:r>
+        <w:rPr>
+          <w:b/>
+          <w:bCs/>
+          <w:color w:val="8186EF"/>
+          <w:sz w:val="15"/>
+          <w:szCs w:val="15"/>
+        </w:rPr>
+        <w:t xml:space="preserve"> (29) </w:t>
+      </w:r>
+      <w:r>
+        <w:rPr>
+          <w:u w:val="single"/>
+          <w:sz w:val="19"/>
+          <w:szCs w:val="19"/>
+        </w:rPr>
+        <w:t xml:space="preserve">           </w:t>
+      </w:r>
+      <w:r>
+        <w:rPr>
+          <w:sz w:val="19"/>
+          <w:szCs w:val="19"/>
+        </w:rPr>
+        <w:t xml:space="preserve"> </w:t>
+      </w:r>
+      <w:r>
+        <w:rPr>
+          <w:sz w:val="19"/>
+          <w:szCs w:val="19"/>
+        </w:rPr>
+        <w:t xml:space="preserve"> goods: $420,000 + $7,050,000 − $6,090,000 = $1,380,000. </w:t>
+      </w:r>
+      <w:r>
+        <w:rPr>
+          <w:sz w:val="19"/>
+          <w:szCs w:val="19"/>
+        </w:rPr>
+        <w:t xml:space="preserve"/>
+      </w:r>
+      <w:r>
+        <w:rPr>
+          <w:b/>
+          <w:bCs/>
+          <w:color w:val="8186EF"/>
+          <w:sz w:val="15"/>
+          <w:szCs w:val="15"/>
+        </w:rPr>
+        <w:t xml:space="preserve"> (30) </w:t>
+      </w:r>
+      <w:r>
+        <w:rPr>
+          <w:u w:val="single"/>
+          <w:sz w:val="19"/>
+          <w:szCs w:val="19"/>
+        </w:rPr>
+        <w:t xml:space="preserve">           </w:t>
+      </w:r>
+      <w:r>
+        <w:rPr>
+          <w:sz w:val="19"/>
+          <w:szCs w:val="19"/>
+        </w:rPr>
+        <w:t xml:space="preserve"> </w:t>
+      </w:r>
+      <w:r>
+        <w:rPr>
+          <w:sz w:val="19"/>
+          <w:szCs w:val="19"/>
+        </w:rPr>
+        <w:t xml:space="preserve"> work in process = direct materials $300,000 + direct labor $114,000 + applied </w:t>
+      </w:r>
+      <w:r>
+        <w:rPr>
+          <w:b/>
+          <w:bCs/>
+          <w:color w:val="8186EF"/>
+          <w:sz w:val="15"/>
+          <w:szCs w:val="15"/>
+        </w:rPr>
+        <w:t xml:space="preserve"> (31) </w:t>
+      </w:r>
+      <w:r>
+        <w:rPr>
+          <w:u w:val="single"/>
+          <w:sz w:val="19"/>
+          <w:szCs w:val="19"/>
+        </w:rPr>
+        <w:t xml:space="preserve">           </w:t>
+      </w:r>
+      <w:r>
+        <w:rPr>
+          <w:sz w:val="19"/>
+          <w:szCs w:val="19"/>
+        </w:rPr>
+        <w:t xml:space="preserve"> </w:t>
+      </w:r>
+      <w:r>
+        <w:rPr>
+          <w:sz w:val="19"/>
+          <w:szCs w:val="19"/>
+        </w:rPr>
+        <w:t xml:space="preserve"> $276,000. </w:t>
+      </w:r>
+    </w:p>
+    <w:tbl>
+      <w:tblPr>
+        <w:tblW w:type="pct" w:w="100%"/>
+        <w:tblLayout w:type="fixed"/>
+        <w:tblBorders>
+          <w:top w:val="single" w:color="FBFAF6" w:sz="4"/>
+          <w:left w:val="single" w:color="FBFAF6" w:sz="4"/>
+          <w:bottom w:val="single" w:color="FBFAF6" w:sz="4"/>
+          <w:right w:val="single" w:color="FBFAF6" w:sz="4"/>
+          <w:insideH w:val="single" w:color="FBFAF6" w:sz="4"/>
+          <w:insideV w:val="single" w:color="FBFAF6" w:sz="4"/>
+        </w:tblBorders>
+      </w:tblPr>
+      <w:tblGrid>
+        <w:gridCol w:w="9600"/>
+      </w:tblGrid>
+      <w:tr>
+        <w:tc>
+          <w:tcPr>
+            <w:tcW w:type="pct" w:w="5000"/>
+            <w:shd w:fill="FBFAF6" w:val="clear"/>
+            <w:tcMar>
+              <w:top w:type="dxa" w:w="40"/>
+              <w:left w:type="dxa" w:w="100"/>
+              <w:bottom w:type="dxa" w:w="40"/>
+              <w:right w:type="dxa" w:w="100"/>
+            </w:tcMar>
+          </w:tcPr>
+          <w:p>
+            <w:pPr>
+              <w:spacing w:before="18" w:after="6"/>
+            </w:pPr>
+            <w:r>
+              <w:rPr>
+                <w:b/>
+                <w:bCs/>
+                <w:color w:val="6B7280"/>
+                <w:sz w:val="14"/>
+                <w:szCs w:val="14"/>
+              </w:rPr>
+              <w:t xml:space="preserve">word list</w:t>
+            </w:r>
+          </w:p>
+          <w:p>
+            <w:pPr>
+              <w:spacing w:before="0" w:after="18"/>
+            </w:pPr>
+            <w:r>
+              <w:rPr>
+                <w:b/>
+                <w:bCs/>
+                <w:color w:val="353A7C"/>
+                <w:sz w:val="16"/>
+                <w:szCs w:val="16"/>
+              </w:rPr>
+              <w:t xml:space="preserve">manufactured   ·   Ending   ·   credits   ·   overhead   ·   Finished</w:t>
+            </w:r>
+          </w:p>
+        </w:tc>
+      </w:tr>
+    </w:tbl>
+    <w:p/>
+    <w:tbl>
+      <w:tblPr>
+        <w:tblW w:type="pct" w:w="100%"/>
+        <w:tblLayout w:type="fixed"/>
+        <w:tblBorders>
+          <w:top w:val="single" w:color="353A7C" w:sz="4"/>
+          <w:left w:val="single" w:color="353A7C" w:sz="4"/>
+          <w:bottom w:val="single" w:color="353A7C" w:sz="4"/>
+          <w:right w:val="single" w:color="353A7C" w:sz="4"/>
+          <w:insideH w:val="single" w:color="353A7C" w:sz="4"/>
+          <w:insideV w:val="single" w:color="353A7C" w:sz="4"/>
+        </w:tblBorders>
+      </w:tblPr>
+      <w:tblGrid>
+        <w:gridCol w:w="9600"/>
+      </w:tblGrid>
+      <w:tr>
+        <w:tc>
+          <w:tcPr>
+            <w:tcW w:type="pct" w:w="5000"/>
+            <w:shd w:fill="F2F4FB" w:val="clear"/>
+            <w:tcMar>
+              <w:top w:type="dxa" w:w="50"/>
+              <w:left w:type="dxa" w:w="110"/>
+              <w:bottom w:type="dxa" w:w="50"/>
+              <w:right w:type="dxa" w:w="110"/>
+            </w:tcMar>
+          </w:tcPr>
+          <w:p>
+            <w:pPr>
+              <w:spacing w:before="30" w:after="30"/>
+            </w:pPr>
+            <w:r>
+              <w:rPr>
+                <w:b/>
+                <w:bCs/>
+                <w:color w:val="353A7C"/>
+                <w:sz w:val="19"/>
+                <w:szCs w:val="19"/>
+              </w:rPr>
+              <w:t xml:space="preserve">Exam view</w:t>
+            </w:r>
+          </w:p>
+        </w:tc>
+      </w:tr>
+    </w:tbl>
+    <w:p/>
+    <w:p>
+      <w:pPr>
+        <w:spacing w:before="44" w:after="14"/>
+      </w:pPr>
+      <w:r>
+        <w:rPr>
+          <w:b/>
+          <w:bCs/>
+          <w:color w:val="353A7C"/>
+          <w:sz w:val="18"/>
+          <w:szCs w:val="18"/>
+        </w:rPr>
+        <w:t xml:space="preserve">Summary 4</w:t>
+      </w:r>
+      <w:r>
+        <w:rPr>
+          <w:color w:val="6B7280"/>
+          <w:sz w:val="16"/>
+          <w:szCs w:val="16"/>
+        </w:rPr>
+        <w:t xml:space="preserve">      gaps 32–33</w:t>
+      </w:r>
+    </w:p>
+    <w:p>
+      <w:pPr>
+        <w:spacing w:before="20" w:after="20" w:line="360" w:lineRule="auto"/>
+        <w:ind w:left="200"/>
+      </w:pPr>
+      <w:r>
+        <w:rPr>
+          <w:sz w:val="19"/>
+          <w:szCs w:val="19"/>
+        </w:rPr>
+        <w:t xml:space="preserve">Expect a list of costs and inventory balances, and a </w:t>
+      </w:r>
+      <w:r>
+        <w:rPr>
+          <w:b/>
+          <w:bCs/>
+          <w:color w:val="8186EF"/>
+          <w:sz w:val="15"/>
+          <w:szCs w:val="15"/>
+        </w:rPr>
+        <w:t xml:space="preserve"> (32) </w:t>
+      </w:r>
+      <w:r>
+        <w:rPr>
+          <w:u w:val="single"/>
+          <w:sz w:val="19"/>
+          <w:szCs w:val="19"/>
+        </w:rPr>
+        <w:t xml:space="preserve">           </w:t>
+      </w:r>
+      <w:r>
+        <w:rPr>
+          <w:sz w:val="19"/>
+          <w:szCs w:val="19"/>
+        </w:rPr>
+        <w:t xml:space="preserve"> </w:t>
+      </w:r>
+      <w:r>
+        <w:rPr>
+          <w:sz w:val="19"/>
+          <w:szCs w:val="19"/>
+        </w:rPr>
+        <w:t xml:space="preserve"> for cost of goods manufactured or cost of goods sold. </w:t>
+      </w:r>
+      <w:r>
+        <w:rPr>
+          <w:sz w:val="19"/>
+          <w:szCs w:val="19"/>
+        </w:rPr>
+        <w:t xml:space="preserve">Sort product from period costs first; then apply the two schedule </w:t>
+      </w:r>
+      <w:r>
+        <w:rPr>
+          <w:b/>
+          <w:bCs/>
+          <w:color w:val="8186EF"/>
+          <w:sz w:val="15"/>
+          <w:szCs w:val="15"/>
+        </w:rPr>
+        <w:t xml:space="preserve"> (33) </w:t>
+      </w:r>
+      <w:r>
+        <w:rPr>
+          <w:u w:val="single"/>
+          <w:sz w:val="19"/>
+          <w:szCs w:val="19"/>
+        </w:rPr>
+        <w:t xml:space="preserve">           </w:t>
+      </w:r>
+      <w:r>
+        <w:rPr>
+          <w:sz w:val="19"/>
+          <w:szCs w:val="19"/>
+        </w:rPr>
+        <w:t xml:space="preserve"> </w:t>
+      </w:r>
+      <w:r>
+        <w:rPr>
+          <w:sz w:val="19"/>
+          <w:szCs w:val="19"/>
+        </w:rPr>
+        <w:t xml:space="preserve">. </w:t>
+      </w:r>
+    </w:p>
+    <w:tbl>
+      <w:tblPr>
+        <w:tblW w:type="pct" w:w="100%"/>
+        <w:tblLayout w:type="fixed"/>
+        <w:tblBorders>
+          <w:top w:val="single" w:color="FBFAF6" w:sz="4"/>
+          <w:left w:val="single" w:color="FBFAF6" w:sz="4"/>
+          <w:bottom w:val="single" w:color="FBFAF6" w:sz="4"/>
+          <w:right w:val="single" w:color="FBFAF6" w:sz="4"/>
+          <w:insideH w:val="single" w:color="FBFAF6" w:sz="4"/>
+          <w:insideV w:val="single" w:color="FBFAF6" w:sz="4"/>
+        </w:tblBorders>
+      </w:tblPr>
+      <w:tblGrid>
+        <w:gridCol w:w="9600"/>
+      </w:tblGrid>
+      <w:tr>
+        <w:tc>
+          <w:tcPr>
+            <w:tcW w:type="pct" w:w="5000"/>
+            <w:shd w:fill="FBFAF6" w:val="clear"/>
+            <w:tcMar>
+              <w:top w:type="dxa" w:w="40"/>
+              <w:left w:type="dxa" w:w="100"/>
+              <w:bottom w:type="dxa" w:w="40"/>
+              <w:right w:type="dxa" w:w="100"/>
+            </w:tcMar>
+          </w:tcPr>
+          <w:p>
+            <w:pPr>
+              <w:spacing w:before="18" w:after="6"/>
+            </w:pPr>
+            <w:r>
+              <w:rPr>
+                <w:b/>
+                <w:bCs/>
+                <w:color w:val="6B7280"/>
+                <w:sz w:val="14"/>
+                <w:szCs w:val="14"/>
+              </w:rPr>
+              <w:t xml:space="preserve">word list</w:t>
+            </w:r>
+          </w:p>
+          <w:p>
+            <w:pPr>
+              <w:spacing w:before="0" w:after="18"/>
+            </w:pPr>
+            <w:r>
+              <w:rPr>
+                <w:b/>
+                <w:bCs/>
+                <w:color w:val="353A7C"/>
+                <w:sz w:val="16"/>
+                <w:szCs w:val="16"/>
+              </w:rPr>
+              <w:t xml:space="preserve">entries   ·   formulas   ·   request</w:t>
+            </w:r>
+          </w:p>
+        </w:tc>
+      </w:tr>
+    </w:tbl>
+    <w:p/>
+    <w:p>
+      <w:pPr>
+        <w:pageBreakBefore w:val="true"/>
+        <w:spacing w:after="0"/>
+      </w:pPr>
+      <w:r>
+        <w:rPr>
+          <w:sz w:val="2"/>
+        </w:rPr>
+        <w:t xml:space="preserve"> </w:t>
+      </w:r>
+    </w:p>
+    <w:tbl>
+      <w:tblPr>
+        <w:tblW w:type="pct" w:w="100%"/>
+        <w:tblLayout w:type="fixed"/>
+        <w:tblBorders>
+          <w:top w:val="single" w:color="353A7C" w:sz="6"/>
+          <w:left w:val="single" w:color="353A7C" w:sz="6"/>
+          <w:bottom w:val="single" w:color="353A7C" w:sz="6"/>
+          <w:right w:val="single" w:color="353A7C" w:sz="6"/>
+          <w:insideH w:val="single" w:color="353A7C" w:sz="6"/>
+          <w:insideV w:val="single" w:color="353A7C" w:sz="6"/>
+        </w:tblBorders>
+      </w:tblPr>
+      <w:tblGrid>
+        <w:gridCol w:w="4992"/>
+        <w:gridCol w:w="4608"/>
+      </w:tblGrid>
+      <w:tr>
+        <w:tc>
+          <w:tcPr>
+            <w:tcW w:type="pct" w:w="5000"/>
+            <w:gridSpan w:val="2"/>
+            <w:shd w:fill="353A7C" w:val="clear"/>
+            <w:tcMar>
+              <w:top w:type="dxa" w:w="60"/>
+              <w:left w:type="dxa" w:w="120"/>
+              <w:bottom w:type="dxa" w:w="60"/>
+              <w:right w:type="dxa" w:w="120"/>
+            </w:tcMar>
+          </w:tcPr>
+          <w:p>
+            <w:pPr>
+              <w:spacing w:before="40" w:after="40"/>
+            </w:pPr>
+            <w:r>
+              <w:rPr>
+                <w:b/>
+                <w:bCs/>
+                <w:color w:val="FFFFFF"/>
+                <w:sz w:val="17"/>
+                <w:szCs w:val="17"/>
+              </w:rPr>
+              <w:t xml:space="preserve">Exam view</w:t>
+            </w:r>
+          </w:p>
+        </w:tc>
+      </w:tr>
+      <w:tr>
+        <w:tc>
+          <w:tcPr>
+            <w:tcW w:type="pct" w:w="2600"/>
+            <w:shd w:fill="353A7C" w:val="clear"/>
+            <w:tcMar>
+              <w:top w:type="dxa" w:w="50"/>
+              <w:left w:type="dxa" w:w="110"/>
+              <w:bottom w:type="dxa" w:w="50"/>
+              <w:right w:type="dxa" w:w="110"/>
+            </w:tcMar>
+          </w:tcPr>
+          <w:p>
+            <w:pPr>
+              <w:spacing w:before="30" w:after="30"/>
+            </w:pPr>
+            <w:r>
+              <w:rPr>
+                <w:b/>
+                <w:bCs/>
+                <w:color w:val="FFFFFF"/>
+                <w:sz w:val="15"/>
+                <w:szCs w:val="15"/>
+              </w:rPr>
+              <w:t xml:space="preserve">Halva line · April–June 2027 (actual costs, whol</w:t>
+            </w:r>
+          </w:p>
+        </w:tc>
+        <w:tc>
+          <w:tcPr>
+            <w:tcW w:type="pct" w:w="2400"/>
+            <w:shd w:fill="353A7C" w:val="clear"/>
+            <w:tcMar>
+              <w:top w:type="dxa" w:w="50"/>
+              <w:left w:type="dxa" w:w="110"/>
+              <w:bottom w:type="dxa" w:w="50"/>
+              <w:right w:type="dxa" w:w="110"/>
+            </w:tcMar>
+          </w:tcPr>
+          <w:p>
+            <w:pPr>
+              <w:spacing w:before="30" w:after="30"/>
+            </w:pPr>
+            <w:r>
+              <w:rPr>
+                <w:b/>
+                <w:bCs/>
+                <w:color w:val="FFFFFF"/>
+                <w:sz w:val="15"/>
+                <w:szCs w:val="15"/>
+              </w:rPr>
+              <w:t xml:space="preserve">Amount</w:t>
+            </w:r>
+          </w:p>
+        </w:tc>
+      </w:tr>
+      <w:tr>
+        <w:tc>
+          <w:tcPr>
+            <w:tcW w:type="pct" w:w="2600"/>
+            <w:tcMar>
+              <w:top w:type="dxa" w:w="50"/>
+              <w:left w:type="dxa" w:w="110"/>
+              <w:bottom w:type="dxa" w:w="50"/>
+              <w:right w:type="dxa" w:w="110"/>
+            </w:tcMar>
+          </w:tcPr>
+          <w:p>
+            <w:pPr>
+              <w:spacing w:before="28" w:after="28"/>
+            </w:pPr>
+            <w:r>
+              <w:rPr>
+                <w:sz w:val="15"/>
+                <w:szCs w:val="15"/>
+              </w:rPr>
+              <w:t xml:space="preserve">Sesame</w:t>
+            </w:r>
+          </w:p>
+        </w:tc>
+        <w:tc>
+          <w:tcPr>
+            <w:tcW w:type="pct" w:w="2400"/>
+            <w:tcMar>
+              <w:top w:type="dxa" w:w="50"/>
+              <w:left w:type="dxa" w:w="110"/>
+              <w:bottom w:type="dxa" w:w="50"/>
+              <w:right w:type="dxa" w:w="110"/>
+            </w:tcMar>
+          </w:tcPr>
+          <w:p>
+            <w:pPr>
+              <w:spacing w:before="28" w:after="28"/>
+            </w:pPr>
+            <w:r>
+              <w:rPr>
+                <w:sz w:val="15"/>
+                <w:szCs w:val="15"/>
+              </w:rPr>
+              <w:t xml:space="preserve">180,000</w:t>
+            </w:r>
+          </w:p>
+        </w:tc>
+      </w:tr>
+      <w:tr>
+        <w:tc>
+          <w:tcPr>
+            <w:tcW w:type="pct" w:w="2600"/>
+            <w:shd w:fill="FFFFFF" w:val="clear"/>
+            <w:tcMar>
+              <w:top w:type="dxa" w:w="50"/>
+              <w:left w:type="dxa" w:w="110"/>
+              <w:bottom w:type="dxa" w:w="50"/>
+              <w:right w:type="dxa" w:w="110"/>
+            </w:tcMar>
+          </w:tcPr>
+          <w:p>
+            <w:pPr>
+              <w:spacing w:before="46" w:after="46"/>
+            </w:pPr>
+            <w:r>
+              <w:rPr>
+                <w:b/>
+                <w:bCs/>
+                <w:color w:val="8186EF"/>
+                <w:sz w:val="14"/>
+                <w:szCs w:val="14"/>
+              </w:rPr>
+              <w:t xml:space="preserve">(34)</w:t>
+            </w:r>
+          </w:p>
+        </w:tc>
+        <w:tc>
+          <w:tcPr>
+            <w:tcW w:type="pct" w:w="2400"/>
+            <w:shd w:fill="FBFAF6" w:val="clear"/>
+            <w:tcMar>
+              <w:top w:type="dxa" w:w="50"/>
+              <w:left w:type="dxa" w:w="110"/>
+              <w:bottom w:type="dxa" w:w="50"/>
+              <w:right w:type="dxa" w:w="110"/>
+            </w:tcMar>
+          </w:tcPr>
+          <w:p>
+            <w:pPr>
+              <w:spacing w:before="28" w:after="28"/>
+            </w:pPr>
+            <w:r>
+              <w:rPr>
+                <w:sz w:val="15"/>
+                <w:szCs w:val="15"/>
+              </w:rPr>
+              <w:t xml:space="preserve">60,000</w:t>
+            </w:r>
+          </w:p>
+        </w:tc>
+      </w:tr>
+      <w:tr>
+        <w:tc>
+          <w:tcPr>
+            <w:tcW w:type="pct" w:w="2600"/>
+            <w:shd w:fill="FFFFFF" w:val="clear"/>
+            <w:tcMar>
+              <w:top w:type="dxa" w:w="50"/>
+              <w:left w:type="dxa" w:w="110"/>
+              <w:bottom w:type="dxa" w:w="50"/>
+              <w:right w:type="dxa" w:w="110"/>
+            </w:tcMar>
+          </w:tcPr>
+          <w:p>
+            <w:pPr>
+              <w:spacing w:before="46" w:after="46"/>
+            </w:pPr>
+            <w:r>
+              <w:rPr>
+                <w:b/>
+                <w:bCs/>
+                <w:color w:val="8186EF"/>
+                <w:sz w:val="14"/>
+                <w:szCs w:val="14"/>
+              </w:rPr>
+              <w:t xml:space="preserve">(35)</w:t>
+            </w:r>
+          </w:p>
+        </w:tc>
+        <w:tc>
+          <w:tcPr>
+            <w:tcW w:type="pct" w:w="2400"/>
+            <w:tcMar>
+              <w:top w:type="dxa" w:w="50"/>
+              <w:left w:type="dxa" w:w="110"/>
+              <w:bottom w:type="dxa" w:w="50"/>
+              <w:right w:type="dxa" w:w="110"/>
+            </w:tcMar>
+          </w:tcPr>
+          <w:p>
+            <w:pPr>
+              <w:spacing w:before="28" w:after="28"/>
+            </w:pPr>
+            <w:r>
+              <w:rPr>
+                <w:sz w:val="15"/>
+                <w:szCs w:val="15"/>
+              </w:rPr>
+              <w:t xml:space="preserve">40,000</w:t>
+            </w:r>
+          </w:p>
+        </w:tc>
+      </w:tr>
+      <w:tr>
+        <w:tc>
+          <w:tcPr>
+            <w:tcW w:type="pct" w:w="2600"/>
+            <w:shd w:fill="FBFAF6" w:val="clear"/>
+            <w:tcMar>
+              <w:top w:type="dxa" w:w="50"/>
+              <w:left w:type="dxa" w:w="110"/>
+              <w:bottom w:type="dxa" w:w="50"/>
+              <w:right w:type="dxa" w:w="110"/>
+            </w:tcMar>
+          </w:tcPr>
+          <w:p>
+            <w:pPr>
+              <w:spacing w:before="28" w:after="28"/>
+            </w:pPr>
+            <w:r>
+              <w:rPr>
+                <w:sz w:val="15"/>
+                <w:szCs w:val="15"/>
+              </w:rPr>
+              <w:t xml:space="preserve">Line operators' wages</w:t>
+            </w:r>
+          </w:p>
+        </w:tc>
+        <w:tc>
+          <w:tcPr>
+            <w:tcW w:type="pct" w:w="2400"/>
+            <w:shd w:fill="FBFAF6" w:val="clear"/>
+            <w:tcMar>
+              <w:top w:type="dxa" w:w="50"/>
+              <w:left w:type="dxa" w:w="110"/>
+              <w:bottom w:type="dxa" w:w="50"/>
+              <w:right w:type="dxa" w:w="110"/>
+            </w:tcMar>
+          </w:tcPr>
+          <w:p>
+            <w:pPr>
+              <w:spacing w:before="28" w:after="28"/>
+            </w:pPr>
+            <w:r>
+              <w:rPr>
+                <w:sz w:val="15"/>
+                <w:szCs w:val="15"/>
+              </w:rPr>
+              <w:t xml:space="preserve">120,000</w:t>
+            </w:r>
+          </w:p>
+        </w:tc>
+      </w:tr>
+      <w:tr>
+        <w:tc>
+          <w:tcPr>
+            <w:tcW w:type="pct" w:w="2600"/>
+            <w:shd w:fill="FFFFFF" w:val="clear"/>
+            <w:tcMar>
+              <w:top w:type="dxa" w:w="50"/>
+              <w:left w:type="dxa" w:w="110"/>
+              <w:bottom w:type="dxa" w:w="50"/>
+              <w:right w:type="dxa" w:w="110"/>
+            </w:tcMar>
+          </w:tcPr>
+          <w:p>
+            <w:pPr>
+              <w:spacing w:before="46" w:after="46"/>
+            </w:pPr>
+            <w:r>
+              <w:rPr>
+                <w:b/>
+                <w:bCs/>
+                <w:color w:val="8186EF"/>
+                <w:sz w:val="14"/>
+                <w:szCs w:val="14"/>
+              </w:rPr>
+              <w:t xml:space="preserve">(36)</w:t>
+            </w:r>
+          </w:p>
+        </w:tc>
+        <w:tc>
+          <w:tcPr>
+            <w:tcW w:type="pct" w:w="2400"/>
+            <w:tcMar>
+              <w:top w:type="dxa" w:w="50"/>
+              <w:left w:type="dxa" w:w="110"/>
+              <w:bottom w:type="dxa" w:w="50"/>
+              <w:right w:type="dxa" w:w="110"/>
+            </w:tcMar>
+          </w:tcPr>
+          <w:p>
+            <w:pPr>
+              <w:spacing w:before="28" w:after="28"/>
+            </w:pPr>
+            <w:r>
+              <w:rPr>
+                <w:sz w:val="15"/>
+                <w:szCs w:val="15"/>
+              </w:rPr>
+              <w:t xml:space="preserve">30,000</w:t>
+            </w:r>
+          </w:p>
+        </w:tc>
+      </w:tr>
+      <w:tr>
+        <w:tc>
+          <w:tcPr>
+            <w:tcW w:type="pct" w:w="2600"/>
+            <w:shd w:fill="FBFAF6" w:val="clear"/>
+            <w:tcMar>
+              <w:top w:type="dxa" w:w="50"/>
+              <w:left w:type="dxa" w:w="110"/>
+              <w:bottom w:type="dxa" w:w="50"/>
+              <w:right w:type="dxa" w:w="110"/>
+            </w:tcMar>
+          </w:tcPr>
+          <w:p>
+            <w:pPr>
+              <w:spacing w:before="28" w:after="28"/>
+            </w:pPr>
+            <w:r>
+              <w:rPr>
+                <w:sz w:val="15"/>
+                <w:szCs w:val="15"/>
+              </w:rPr>
+              <w:t xml:space="preserve">Depreciation of halva equipment</w:t>
+            </w:r>
+          </w:p>
+        </w:tc>
+        <w:tc>
+          <w:tcPr>
+            <w:tcW w:type="pct" w:w="2400"/>
+            <w:shd w:fill="FBFAF6" w:val="clear"/>
+            <w:tcMar>
+              <w:top w:type="dxa" w:w="50"/>
+              <w:left w:type="dxa" w:w="110"/>
+              <w:bottom w:type="dxa" w:w="50"/>
+              <w:right w:type="dxa" w:w="110"/>
+            </w:tcMar>
+          </w:tcPr>
+          <w:p>
+            <w:pPr>
+              <w:spacing w:before="28" w:after="28"/>
+            </w:pPr>
+            <w:r>
+              <w:rPr>
+                <w:sz w:val="15"/>
+                <w:szCs w:val="15"/>
+              </w:rPr>
+              <w:t xml:space="preserve">45,000</w:t>
+            </w:r>
+          </w:p>
+        </w:tc>
+      </w:tr>
+      <w:tr>
+        <w:tc>
+          <w:tcPr>
+            <w:tcW w:type="pct" w:w="2600"/>
+            <w:shd w:fill="FFFFFF" w:val="clear"/>
+            <w:tcMar>
+              <w:top w:type="dxa" w:w="50"/>
+              <w:left w:type="dxa" w:w="110"/>
+              <w:bottom w:type="dxa" w:w="50"/>
+              <w:right w:type="dxa" w:w="110"/>
+            </w:tcMar>
+          </w:tcPr>
+          <w:p>
+            <w:pPr>
+              <w:spacing w:before="46" w:after="46"/>
+            </w:pPr>
+            <w:r>
+              <w:rPr>
+                <w:b/>
+                <w:bCs/>
+                <w:color w:val="8186EF"/>
+                <w:sz w:val="14"/>
+                <w:szCs w:val="14"/>
+              </w:rPr>
+              <w:t xml:space="preserve">(37)</w:t>
+            </w:r>
+          </w:p>
+        </w:tc>
+        <w:tc>
+          <w:tcPr>
+            <w:tcW w:type="pct" w:w="2400"/>
+            <w:tcMar>
+              <w:top w:type="dxa" w:w="50"/>
+              <w:left w:type="dxa" w:w="110"/>
+              <w:bottom w:type="dxa" w:w="50"/>
+              <w:right w:type="dxa" w:w="110"/>
+            </w:tcMar>
+          </w:tcPr>
+          <w:p>
+            <w:pPr>
+              <w:spacing w:before="28" w:after="28"/>
+            </w:pPr>
+            <w:r>
+              <w:rPr>
+                <w:sz w:val="15"/>
+                <w:szCs w:val="15"/>
+              </w:rPr>
+              <w:t xml:space="preserve">25,000</w:t>
+            </w:r>
+          </w:p>
+        </w:tc>
+      </w:tr>
+      <w:tr>
+        <w:tc>
+          <w:tcPr>
+            <w:tcW w:type="pct" w:w="2600"/>
+            <w:shd w:fill="FBFAF6" w:val="clear"/>
+            <w:tcMar>
+              <w:top w:type="dxa" w:w="50"/>
+              <w:left w:type="dxa" w:w="110"/>
+              <w:bottom w:type="dxa" w:w="50"/>
+              <w:right w:type="dxa" w:w="110"/>
+            </w:tcMar>
+          </w:tcPr>
+          <w:p>
+            <w:pPr>
+              <w:spacing w:before="28" w:after="28"/>
+            </w:pPr>
+            <w:r>
+              <w:rPr>
+                <w:sz w:val="15"/>
+                <w:szCs w:val="15"/>
+              </w:rPr>
+              <w:t xml:space="preserve">Indirect materials</w:t>
+            </w:r>
+          </w:p>
+        </w:tc>
+        <w:tc>
+          <w:tcPr>
+            <w:tcW w:type="pct" w:w="2400"/>
+            <w:shd w:fill="FBFAF6" w:val="clear"/>
+            <w:tcMar>
+              <w:top w:type="dxa" w:w="50"/>
+              <w:left w:type="dxa" w:w="110"/>
+              <w:bottom w:type="dxa" w:w="50"/>
+              <w:right w:type="dxa" w:w="110"/>
+            </w:tcMar>
+          </w:tcPr>
+          <w:p>
+            <w:pPr>
+              <w:spacing w:before="28" w:after="28"/>
+            </w:pPr>
+            <w:r>
+              <w:rPr>
+                <w:sz w:val="15"/>
+                <w:szCs w:val="15"/>
+              </w:rPr>
+              <w:t xml:space="preserve">10,000</w:t>
+            </w:r>
+          </w:p>
+        </w:tc>
+      </w:tr>
+      <w:tr>
+        <w:tc>
+          <w:tcPr>
+            <w:tcW w:type="pct" w:w="2600"/>
+            <w:tcMar>
+              <w:top w:type="dxa" w:w="50"/>
+              <w:left w:type="dxa" w:w="110"/>
+              <w:bottom w:type="dxa" w:w="50"/>
+              <w:right w:type="dxa" w:w="110"/>
+            </w:tcMar>
+          </w:tcPr>
+          <w:p>
+            <w:pPr>
+              <w:spacing w:before="28" w:after="28"/>
+            </w:pPr>
+            <w:r>
+              <w:rPr>
+                <w:sz w:val="15"/>
+                <w:szCs w:val="15"/>
+              </w:rPr>
+              <w:t xml:space="preserve">Sales commissions</w:t>
+            </w:r>
+          </w:p>
+        </w:tc>
+        <w:tc>
+          <w:tcPr>
+            <w:tcW w:type="pct" w:w="2400"/>
+            <w:tcMar>
+              <w:top w:type="dxa" w:w="50"/>
+              <w:left w:type="dxa" w:w="110"/>
+              <w:bottom w:type="dxa" w:w="50"/>
+              <w:right w:type="dxa" w:w="110"/>
+            </w:tcMar>
+          </w:tcPr>
+          <w:p>
+            <w:pPr>
+              <w:spacing w:before="28" w:after="28"/>
+            </w:pPr>
+            <w:r>
+              <w:rPr>
+                <w:sz w:val="15"/>
+                <w:szCs w:val="15"/>
+              </w:rPr>
+              <w:t xml:space="preserve">35,000</w:t>
+            </w:r>
+          </w:p>
+        </w:tc>
+      </w:tr>
+      <w:tr>
+        <w:tc>
+          <w:tcPr>
+            <w:tcW w:type="pct" w:w="2600"/>
+            <w:shd w:fill="FBFAF6" w:val="clear"/>
+            <w:tcMar>
+              <w:top w:type="dxa" w:w="50"/>
+              <w:left w:type="dxa" w:w="110"/>
+              <w:bottom w:type="dxa" w:w="50"/>
+              <w:right w:type="dxa" w:w="110"/>
+            </w:tcMar>
+          </w:tcPr>
+          <w:p>
+            <w:pPr>
+              <w:spacing w:before="28" w:after="28"/>
+            </w:pPr>
+            <w:r>
+              <w:rPr>
+                <w:sz w:val="15"/>
+                <w:szCs w:val="15"/>
+              </w:rPr>
+              <w:t xml:space="preserve">Advertising</w:t>
+            </w:r>
+          </w:p>
+        </w:tc>
+        <w:tc>
+          <w:tcPr>
+            <w:tcW w:type="pct" w:w="2400"/>
+            <w:shd w:fill="FBFAF6" w:val="clear"/>
+            <w:tcMar>
+              <w:top w:type="dxa" w:w="50"/>
+              <w:left w:type="dxa" w:w="110"/>
+              <w:bottom w:type="dxa" w:w="50"/>
+              <w:right w:type="dxa" w:w="110"/>
+            </w:tcMar>
+          </w:tcPr>
+          <w:p>
+            <w:pPr>
+              <w:spacing w:before="28" w:after="28"/>
+            </w:pPr>
+            <w:r>
+              <w:rPr>
+                <w:sz w:val="15"/>
+                <w:szCs w:val="15"/>
+              </w:rPr>
+              <w:t xml:space="preserve">20,000</w:t>
+            </w:r>
+          </w:p>
+        </w:tc>
+      </w:tr>
+      <w:tr>
+        <w:tc>
+          <w:tcPr>
+            <w:tcW w:type="pct" w:w="2600"/>
+            <w:tcMar>
+              <w:top w:type="dxa" w:w="50"/>
+              <w:left w:type="dxa" w:w="110"/>
+              <w:bottom w:type="dxa" w:w="50"/>
+              <w:right w:type="dxa" w:w="110"/>
+            </w:tcMar>
+          </w:tcPr>
+          <w:p>
+            <w:pPr>
+              <w:spacing w:before="28" w:after="28"/>
+            </w:pPr>
+            <w:r>
+              <w:rPr>
+                <w:sz w:val="15"/>
+                <w:szCs w:val="15"/>
+              </w:rPr>
+              <w:t xml:space="preserve">Head-office salaries</w:t>
+            </w:r>
+          </w:p>
+        </w:tc>
+        <w:tc>
+          <w:tcPr>
+            <w:tcW w:type="pct" w:w="2400"/>
+            <w:tcMar>
+              <w:top w:type="dxa" w:w="50"/>
+              <w:left w:type="dxa" w:w="110"/>
+              <w:bottom w:type="dxa" w:w="50"/>
+              <w:right w:type="dxa" w:w="110"/>
+            </w:tcMar>
+          </w:tcPr>
+          <w:p>
+            <w:pPr>
+              <w:spacing w:before="28" w:after="28"/>
+            </w:pPr>
+            <w:r>
+              <w:rPr>
+                <w:sz w:val="15"/>
+                <w:szCs w:val="15"/>
+              </w:rPr>
+              <w:t xml:space="preserve">50,000</w:t>
+            </w:r>
+          </w:p>
+        </w:tc>
+      </w:tr>
+      <w:tr>
+        <w:tc>
+          <w:tcPr>
+            <w:tcW w:type="pct" w:w="2600"/>
+            <w:shd w:fill="FBFAF6" w:val="clear"/>
+            <w:tcMar>
+              <w:top w:type="dxa" w:w="50"/>
+              <w:left w:type="dxa" w:w="110"/>
+              <w:bottom w:type="dxa" w:w="50"/>
+              <w:right w:type="dxa" w:w="110"/>
+            </w:tcMar>
+          </w:tcPr>
+          <w:p>
+            <w:pPr>
+              <w:spacing w:before="28" w:after="28"/>
+            </w:pPr>
+            <w:r>
+              <w:rPr>
+                <w:sz w:val="15"/>
+                <w:szCs w:val="15"/>
+              </w:rPr>
+              <w:t xml:space="preserve">Delivery to customers</w:t>
+            </w:r>
+          </w:p>
+        </w:tc>
+        <w:tc>
+          <w:tcPr>
+            <w:tcW w:type="pct" w:w="2400"/>
+            <w:shd w:fill="FBFAF6" w:val="clear"/>
+            <w:tcMar>
+              <w:top w:type="dxa" w:w="50"/>
+              <w:left w:type="dxa" w:w="110"/>
+              <w:bottom w:type="dxa" w:w="50"/>
+              <w:right w:type="dxa" w:w="110"/>
+            </w:tcMar>
+          </w:tcPr>
+          <w:p>
+            <w:pPr>
+              <w:spacing w:before="28" w:after="28"/>
+            </w:pPr>
+            <w:r>
+              <w:rPr>
+                <w:sz w:val="15"/>
+                <w:szCs w:val="15"/>
+              </w:rPr>
+              <w:t xml:space="preserve">15,000</w:t>
+            </w:r>
+          </w:p>
+        </w:tc>
+      </w:tr>
+      <w:tr>
+        <w:tc>
+          <w:tcPr>
+            <w:tcW w:type="pct" w:w="2600"/>
+            <w:shd w:fill="FFFFFF" w:val="clear"/>
+            <w:tcMar>
+              <w:top w:type="dxa" w:w="50"/>
+              <w:left w:type="dxa" w:w="110"/>
+              <w:bottom w:type="dxa" w:w="50"/>
+              <w:right w:type="dxa" w:w="110"/>
+            </w:tcMar>
+          </w:tcPr>
+          <w:p>
+            <w:pPr>
+              <w:spacing w:before="46" w:after="46"/>
+            </w:pPr>
+            <w:r>
+              <w:rPr>
+                <w:b/>
+                <w:bCs/>
+                <w:color w:val="8186EF"/>
+                <w:sz w:val="14"/>
+                <w:szCs w:val="14"/>
+              </w:rPr>
+              <w:t xml:space="preserve">(38)</w:t>
+            </w:r>
+          </w:p>
+        </w:tc>
+        <w:tc>
+          <w:tcPr>
+            <w:tcW w:type="pct" w:w="2400"/>
+            <w:tcMar>
+              <w:top w:type="dxa" w:w="50"/>
+              <w:left w:type="dxa" w:w="110"/>
+              <w:bottom w:type="dxa" w:w="50"/>
+              <w:right w:type="dxa" w:w="110"/>
+            </w:tcMar>
+          </w:tcPr>
+          <w:p>
+            <w:pPr>
+              <w:spacing w:before="28" w:after="28"/>
+            </w:pPr>
+            <w:r>
+              <w:rPr>
+                <w:sz w:val="15"/>
+                <w:szCs w:val="15"/>
+              </w:rPr>
+              <w:t xml:space="preserve">25,000 / 40,000</w:t>
+            </w:r>
+          </w:p>
+        </w:tc>
+      </w:tr>
+      <w:tr>
+        <w:tc>
+          <w:tcPr>
+            <w:tcW w:type="pct" w:w="2600"/>
+            <w:shd w:fill="FFFFFF" w:val="clear"/>
+            <w:tcMar>
+              <w:top w:type="dxa" w:w="50"/>
+              <w:left w:type="dxa" w:w="110"/>
+              <w:bottom w:type="dxa" w:w="50"/>
+              <w:right w:type="dxa" w:w="110"/>
+            </w:tcMar>
+          </w:tcPr>
+          <w:p>
+            <w:pPr>
+              <w:spacing w:before="46" w:after="46"/>
+            </w:pPr>
+            <w:r>
+              <w:rPr>
+                <w:b/>
+                <w:bCs/>
+                <w:color w:val="8186EF"/>
+                <w:sz w:val="14"/>
+                <w:szCs w:val="14"/>
+              </w:rPr>
+              <w:t xml:space="preserve">(39)</w:t>
+            </w:r>
+          </w:p>
+        </w:tc>
+        <w:tc>
+          <w:tcPr>
+            <w:tcW w:type="pct" w:w="2400"/>
+            <w:shd w:fill="FBFAF6" w:val="clear"/>
+            <w:tcMar>
+              <w:top w:type="dxa" w:w="50"/>
+              <w:left w:type="dxa" w:w="110"/>
+              <w:bottom w:type="dxa" w:w="50"/>
+              <w:right w:type="dxa" w:w="110"/>
+            </w:tcMar>
+          </w:tcPr>
+          <w:p>
+            <w:pPr>
+              <w:spacing w:before="28" w:after="28"/>
+            </w:pPr>
+            <w:r>
+              <w:rPr>
+                <w:sz w:val="15"/>
+                <w:szCs w:val="15"/>
+              </w:rPr>
+              <w:t xml:space="preserve">30,000 / 45,000</w:t>
+            </w:r>
+          </w:p>
+        </w:tc>
+      </w:tr>
+      <w:tr>
+        <w:tc>
+          <w:tcPr>
+            <w:tcW w:type="pct" w:w="2600"/>
+            <w:tcMar>
+              <w:top w:type="dxa" w:w="50"/>
+              <w:left w:type="dxa" w:w="110"/>
+              <w:bottom w:type="dxa" w:w="50"/>
+              <w:right w:type="dxa" w:w="110"/>
+            </w:tcMar>
+          </w:tcPr>
+          <w:p>
+            <w:pPr>
+              <w:spacing w:before="28" w:after="28"/>
+            </w:pPr>
+            <w:r>
+              <w:rPr>
+                <w:sz w:val="15"/>
+                <w:szCs w:val="15"/>
+              </w:rPr>
+              <w:t xml:space="preserve">Sales</w:t>
+            </w:r>
+          </w:p>
+        </w:tc>
+        <w:tc>
+          <w:tcPr>
+            <w:tcW w:type="pct" w:w="2400"/>
+            <w:tcMar>
+              <w:top w:type="dxa" w:w="50"/>
+              <w:left w:type="dxa" w:w="110"/>
+              <w:bottom w:type="dxa" w:w="50"/>
+              <w:right w:type="dxa" w:w="110"/>
+            </w:tcMar>
+          </w:tcPr>
+          <w:p>
+            <w:pPr>
+              <w:spacing w:before="28" w:after="28"/>
+            </w:pPr>
+            <w:r>
+              <w:rPr>
+                <w:sz w:val="15"/>
+                <w:szCs w:val="15"/>
+              </w:rPr>
+              <w:t xml:space="preserve">700,000</w:t>
+            </w:r>
+          </w:p>
+        </w:tc>
+      </w:tr>
+    </w:tbl>
+    <w:p/>
+    <w:tbl>
+      <w:tblPr>
+        <w:tblW w:type="pct" w:w="100%"/>
+        <w:tblLayout w:type="fixed"/>
+        <w:tblBorders>
+          <w:top w:val="single" w:color="FBFAF6" w:sz="4"/>
+          <w:left w:val="single" w:color="FBFAF6" w:sz="4"/>
+          <w:bottom w:val="single" w:color="FBFAF6" w:sz="4"/>
+          <w:right w:val="single" w:color="FBFAF6" w:sz="4"/>
+          <w:insideH w:val="single" w:color="FBFAF6" w:sz="4"/>
+          <w:insideV w:val="single" w:color="FBFAF6" w:sz="4"/>
+        </w:tblBorders>
+      </w:tblPr>
+      <w:tblGrid>
+        <w:gridCol w:w="9600"/>
+      </w:tblGrid>
+      <w:tr>
+        <w:tc>
+          <w:tcPr>
+            <w:tcW w:type="pct" w:w="5000"/>
+            <w:shd w:fill="FBFAF6" w:val="clear"/>
+            <w:tcMar>
+              <w:top w:type="dxa" w:w="40"/>
+              <w:left w:type="dxa" w:w="100"/>
+              <w:bottom w:type="dxa" w:w="40"/>
+              <w:right w:type="dxa" w:w="100"/>
+            </w:tcMar>
+          </w:tcPr>
+          <w:p>
+            <w:pPr>
+              <w:spacing w:before="18" w:after="6"/>
+            </w:pPr>
+            <w:r>
+              <w:rPr>
+                <w:b/>
+                <w:bCs/>
+                <w:color w:val="6B7280"/>
+                <w:sz w:val="14"/>
+                <w:szCs w:val="14"/>
+              </w:rPr>
+              <w:t xml:space="preserve">word list</w:t>
+            </w:r>
+          </w:p>
+          <w:p>
+            <w:pPr>
+              <w:spacing w:before="0" w:after="18"/>
+            </w:pPr>
+            <w:r>
+              <w:rPr>
+                <w:b/>
+                <w:bCs/>
+                <w:color w:val="353A7C"/>
+                <w:sz w:val="16"/>
+                <w:szCs w:val="16"/>
+              </w:rPr>
+              <w:t xml:space="preserve">Sugar and flavors   ·   Factory supervision   ·   Finished goods: beginning / ending   ·   Jars   ·   Factory utilities   ·   allocation base   ·   WIP: beginning / ending</w:t>
+            </w:r>
+          </w:p>
+        </w:tc>
+      </w:tr>
+    </w:tbl>
+    <w:p/>
+    <w:tbl>
+      <w:tblPr>
+        <w:tblW w:type="pct" w:w="100%"/>
+        <w:tblLayout w:type="fixed"/>
+        <w:tblBorders>
+          <w:top w:val="single" w:color="353A7C" w:sz="6"/>
+          <w:left w:val="single" w:color="353A7C" w:sz="6"/>
+          <w:bottom w:val="single" w:color="353A7C" w:sz="6"/>
+          <w:right w:val="single" w:color="353A7C" w:sz="6"/>
+          <w:insideH w:val="single" w:color="353A7C" w:sz="6"/>
+          <w:insideV w:val="single" w:color="353A7C" w:sz="6"/>
+        </w:tblBorders>
+      </w:tblPr>
+      <w:tblGrid>
+        <w:gridCol w:w="4992"/>
+        <w:gridCol w:w="4608"/>
+      </w:tblGrid>
+      <w:tr>
+        <w:tc>
+          <w:tcPr>
+            <w:tcW w:type="pct" w:w="5000"/>
+            <w:gridSpan w:val="2"/>
+            <w:shd w:fill="353A7C" w:val="clear"/>
+            <w:tcMar>
+              <w:top w:type="dxa" w:w="60"/>
+              <w:left w:type="dxa" w:w="120"/>
+              <w:bottom w:type="dxa" w:w="60"/>
+              <w:right w:type="dxa" w:w="120"/>
+            </w:tcMar>
+          </w:tcPr>
+          <w:p>
+            <w:pPr>
+              <w:spacing w:before="40" w:after="40"/>
+            </w:pPr>
+            <w:r>
+              <w:rPr>
+                <w:b/>
+                <w:bCs/>
+                <w:color w:val="FFFFFF"/>
+                <w:sz w:val="17"/>
+                <w:szCs w:val="17"/>
+              </w:rPr>
+              <w:t xml:space="preserve">Item — Answer</w:t>
+            </w:r>
+          </w:p>
+        </w:tc>
+      </w:tr>
+      <w:tr>
+        <w:tc>
+          <w:tcPr>
+            <w:tcW w:type="pct" w:w="2600"/>
+            <w:shd w:fill="353A7C" w:val="clear"/>
+            <w:tcMar>
+              <w:top w:type="dxa" w:w="50"/>
+              <w:left w:type="dxa" w:w="110"/>
+              <w:bottom w:type="dxa" w:w="50"/>
+              <w:right w:type="dxa" w:w="110"/>
+            </w:tcMar>
+          </w:tcPr>
+          <w:p>
+            <w:pPr>
+              <w:spacing w:before="30" w:after="30"/>
+            </w:pPr>
+            <w:r>
+              <w:rPr>
+                <w:b/>
+                <w:bCs/>
+                <w:color w:val="FFFFFF"/>
+                <w:sz w:val="15"/>
+                <w:szCs w:val="15"/>
+              </w:rPr>
+              <w:t xml:space="preserve">Item</w:t>
+            </w:r>
+          </w:p>
+        </w:tc>
+        <w:tc>
+          <w:tcPr>
+            <w:tcW w:type="pct" w:w="2400"/>
+            <w:shd w:fill="353A7C" w:val="clear"/>
+            <w:tcMar>
+              <w:top w:type="dxa" w:w="50"/>
+              <w:left w:type="dxa" w:w="110"/>
+              <w:bottom w:type="dxa" w:w="50"/>
+              <w:right w:type="dxa" w:w="110"/>
+            </w:tcMar>
+          </w:tcPr>
+          <w:p>
+            <w:pPr>
+              <w:spacing w:before="30" w:after="30"/>
+            </w:pPr>
+            <w:r>
+              <w:rPr>
+                <w:b/>
+                <w:bCs/>
+                <w:color w:val="FFFFFF"/>
+                <w:sz w:val="15"/>
+                <w:szCs w:val="15"/>
+              </w:rPr>
+              <w:t xml:space="preserve">Answer</w:t>
+            </w:r>
+          </w:p>
+        </w:tc>
+      </w:tr>
+      <w:tr>
+        <w:tc>
+          <w:tcPr>
+            <w:tcW w:type="pct" w:w="2600"/>
+            <w:tcMar>
+              <w:top w:type="dxa" w:w="50"/>
+              <w:left w:type="dxa" w:w="110"/>
+              <w:bottom w:type="dxa" w:w="50"/>
+              <w:right w:type="dxa" w:w="110"/>
+            </w:tcMar>
+          </w:tcPr>
+          <w:p>
+            <w:pPr>
+              <w:spacing w:before="28" w:after="28"/>
+            </w:pPr>
+            <w:r>
+              <w:rPr>
+                <w:sz w:val="15"/>
+                <w:szCs w:val="15"/>
+              </w:rPr>
+              <w:t xml:space="preserve">Maintenance of the halva mixer</w:t>
+            </w:r>
+          </w:p>
+        </w:tc>
+        <w:tc>
+          <w:tcPr>
+            <w:tcW w:type="pct" w:w="2400"/>
+            <w:tcMar>
+              <w:top w:type="dxa" w:w="50"/>
+              <w:left w:type="dxa" w:w="110"/>
+              <w:bottom w:type="dxa" w:w="50"/>
+              <w:right w:type="dxa" w:w="110"/>
+            </w:tcMar>
+          </w:tcPr>
+          <w:p>
+            <w:pPr>
+              <w:spacing w:before="28" w:after="28"/>
+            </w:pPr>
+            <w:r>
+              <w:rPr>
+                <w:sz w:val="15"/>
+                <w:szCs w:val="15"/>
+              </w:rPr>
+              <w:t xml:space="preserve">Indirect; product cost</w:t>
+            </w:r>
+          </w:p>
+        </w:tc>
+      </w:tr>
+      <w:tr>
+        <w:tc>
+          <w:tcPr>
+            <w:tcW w:type="pct" w:w="2600"/>
+            <w:shd w:fill="FBFAF6" w:val="clear"/>
+            <w:tcMar>
+              <w:top w:type="dxa" w:w="50"/>
+              <w:left w:type="dxa" w:w="110"/>
+              <w:bottom w:type="dxa" w:w="50"/>
+              <w:right w:type="dxa" w:w="110"/>
+            </w:tcMar>
+          </w:tcPr>
+          <w:p>
+            <w:pPr>
+              <w:spacing w:before="28" w:after="28"/>
+            </w:pPr>
+            <w:r>
+              <w:rPr>
+                <w:sz w:val="15"/>
+                <w:szCs w:val="15"/>
+              </w:rPr>
+              <w:t xml:space="preserve">Wages of halva line operators</w:t>
+            </w:r>
+          </w:p>
+        </w:tc>
+        <w:tc>
+          <w:tcPr>
+            <w:tcW w:type="pct" w:w="2400"/>
+            <w:shd w:fill="FFFFFF" w:val="clear"/>
+            <w:tcMar>
+              <w:top w:type="dxa" w:w="50"/>
+              <w:left w:type="dxa" w:w="110"/>
+              <w:bottom w:type="dxa" w:w="50"/>
+              <w:right w:type="dxa" w:w="110"/>
+            </w:tcMar>
+          </w:tcPr>
+          <w:p>
+            <w:pPr>
+              <w:spacing w:before="46" w:after="46"/>
+            </w:pPr>
+            <w:r>
+              <w:rPr>
+                <w:b/>
+                <w:bCs/>
+                <w:color w:val="8186EF"/>
+                <w:sz w:val="14"/>
+                <w:szCs w:val="14"/>
+              </w:rPr>
+              <w:t xml:space="preserve">(40)</w:t>
+            </w:r>
+          </w:p>
+        </w:tc>
+      </w:tr>
+      <w:tr>
+        <w:tc>
+          <w:tcPr>
+            <w:tcW w:type="pct" w:w="2600"/>
+            <w:tcMar>
+              <w:top w:type="dxa" w:w="50"/>
+              <w:left w:type="dxa" w:w="110"/>
+              <w:bottom w:type="dxa" w:w="50"/>
+              <w:right w:type="dxa" w:w="110"/>
+            </w:tcMar>
+          </w:tcPr>
+          <w:p>
+            <w:pPr>
+              <w:spacing w:before="28" w:after="28"/>
+            </w:pPr>
+            <w:r>
+              <w:rPr>
+                <w:sz w:val="15"/>
+                <w:szCs w:val="15"/>
+              </w:rPr>
+              <w:t xml:space="preserve">Office rent at head office</w:t>
+            </w:r>
+          </w:p>
+        </w:tc>
+        <w:tc>
+          <w:tcPr>
+            <w:tcW w:type="pct" w:w="2400"/>
+            <w:shd w:fill="FFFFFF" w:val="clear"/>
+            <w:tcMar>
+              <w:top w:type="dxa" w:w="50"/>
+              <w:left w:type="dxa" w:w="110"/>
+              <w:bottom w:type="dxa" w:w="50"/>
+              <w:right w:type="dxa" w:w="110"/>
+            </w:tcMar>
+          </w:tcPr>
+          <w:p>
+            <w:pPr>
+              <w:spacing w:before="46" w:after="46"/>
+            </w:pPr>
+            <w:r>
+              <w:rPr>
+                <w:b/>
+                <w:bCs/>
+                <w:color w:val="8186EF"/>
+                <w:sz w:val="14"/>
+                <w:szCs w:val="14"/>
+              </w:rPr>
+              <w:t xml:space="preserve">(41)</w:t>
+            </w:r>
+          </w:p>
+        </w:tc>
+      </w:tr>
+      <w:tr>
+        <w:tc>
+          <w:tcPr>
+            <w:tcW w:type="pct" w:w="2600"/>
+            <w:shd w:fill="FBFAF6" w:val="clear"/>
+            <w:tcMar>
+              <w:top w:type="dxa" w:w="50"/>
+              <w:left w:type="dxa" w:w="110"/>
+              <w:bottom w:type="dxa" w:w="50"/>
+              <w:right w:type="dxa" w:w="110"/>
+            </w:tcMar>
+          </w:tcPr>
+          <w:p>
+            <w:pPr>
+              <w:spacing w:before="28" w:after="28"/>
+            </w:pPr>
+            <w:r>
+              <w:rPr>
+                <w:sz w:val="15"/>
+                <w:szCs w:val="15"/>
+              </w:rPr>
+              <w:t xml:space="preserve">Electricity for the factory</w:t>
+            </w:r>
+          </w:p>
+        </w:tc>
+        <w:tc>
+          <w:tcPr>
+            <w:tcW w:type="pct" w:w="2400"/>
+            <w:shd w:fill="FBFAF6" w:val="clear"/>
+            <w:tcMar>
+              <w:top w:type="dxa" w:w="50"/>
+              <w:left w:type="dxa" w:w="110"/>
+              <w:bottom w:type="dxa" w:w="50"/>
+              <w:right w:type="dxa" w:w="110"/>
+            </w:tcMar>
+          </w:tcPr>
+          <w:p>
+            <w:pPr>
+              <w:spacing w:before="28" w:after="28"/>
+            </w:pPr>
+            <w:r>
+              <w:rPr>
+                <w:sz w:val="15"/>
+                <w:szCs w:val="15"/>
+              </w:rPr>
+              <w:t xml:space="preserve">Indirect; product cost</w:t>
+            </w:r>
+          </w:p>
+        </w:tc>
+      </w:tr>
+    </w:tbl>
+    <w:p/>
+    <w:tbl>
+      <w:tblPr>
+        <w:tblW w:type="pct" w:w="100%"/>
+        <w:tblLayout w:type="fixed"/>
+        <w:tblBorders>
+          <w:top w:val="single" w:color="FBFAF6" w:sz="4"/>
+          <w:left w:val="single" w:color="FBFAF6" w:sz="4"/>
+          <w:bottom w:val="single" w:color="FBFAF6" w:sz="4"/>
+          <w:right w:val="single" w:color="FBFAF6" w:sz="4"/>
+          <w:insideH w:val="single" w:color="FBFAF6" w:sz="4"/>
+          <w:insideV w:val="single" w:color="FBFAF6" w:sz="4"/>
+        </w:tblBorders>
+      </w:tblPr>
+      <w:tblGrid>
+        <w:gridCol w:w="9600"/>
+      </w:tblGrid>
+      <w:tr>
+        <w:tc>
+          <w:tcPr>
+            <w:tcW w:type="pct" w:w="5000"/>
+            <w:shd w:fill="FBFAF6" w:val="clear"/>
+            <w:tcMar>
+              <w:top w:type="dxa" w:w="40"/>
+              <w:left w:type="dxa" w:w="100"/>
+              <w:bottom w:type="dxa" w:w="40"/>
+              <w:right w:type="dxa" w:w="100"/>
+            </w:tcMar>
+          </w:tcPr>
+          <w:p>
+            <w:pPr>
+              <w:spacing w:before="18" w:after="6"/>
+            </w:pPr>
+            <w:r>
+              <w:rPr>
+                <w:b/>
+                <w:bCs/>
+                <w:color w:val="6B7280"/>
+                <w:sz w:val="14"/>
+                <w:szCs w:val="14"/>
+              </w:rPr>
+              <w:t xml:space="preserve">word list</w:t>
+            </w:r>
+          </w:p>
+          <w:p>
+            <w:pPr>
+              <w:spacing w:before="0" w:after="18"/>
+            </w:pPr>
+            <w:r>
+              <w:rPr>
+                <w:b/>
+                <w:bCs/>
+                <w:color w:val="353A7C"/>
+                <w:sz w:val="16"/>
+                <w:szCs w:val="16"/>
+              </w:rPr>
+              <w:t xml:space="preserve">Tahini &amp; Spreads · FY2027   ·   Not a production cost; period cost   ·   Direct; product cost</w:t>
+            </w:r>
+          </w:p>
+        </w:tc>
+      </w:tr>
+    </w:tbl>
+    <w:p/>
+    <w:p>
+      <w:pPr>
+        <w:pageBreakBefore w:val="true"/>
+        <w:spacing w:after="0"/>
+      </w:pPr>
+      <w:r>
+        <w:rPr>
+          <w:sz w:val="2"/>
+        </w:rPr>
+        <w:t xml:space="preserve"> </w:t>
+      </w:r>
+    </w:p>
+    <w:p>
+      <w:pPr>
+        <w:spacing w:before="44" w:after="10"/>
+      </w:pPr>
+      <w:r>
+        <w:rPr>
+          <w:b/>
+          <w:bCs/>
+          <w:color w:val="353A7C"/>
+          <w:sz w:val="18"/>
+          <w:szCs w:val="18"/>
+        </w:rPr>
+        <w:t xml:space="preserve">Cost — Category</w:t>
       </w:r>
     </w:p>
     <w:p>
@@ -13666,7 +16282,7 @@
           <w:sz w:val="15"/>
           <w:szCs w:val="15"/>
         </w:rPr>
-        <w:t xml:space="preserve">The bars are drawn to scale.</w:t>
+        <w:t xml:space="preserve">Every item belongs to exactly one group.</w:t>
       </w:r>
     </w:p>
     <w:p>
@@ -13677,7 +16293,7 @@
       <w:r>
         <w:drawing>
           <wp:inline distT="0" distB="0" distL="0" distR="0">
-            <wp:extent cx="5734050" cy="3455525"/>
+            <wp:extent cx="5734050" cy="1614600"/>
             <wp:effectExtent t="0" r="0" b="0" l="0"/>
             <wp:docPr id="1" name="" descr="" title=""/>
             <wp:cNvGraphicFramePr>
@@ -13702,7 +16318,7 @@
                   <pic:spPr bwMode="auto">
                     <a:xfrm>
                       <a:off x="0" y="0"/>
-                      <a:ext cx="5734050" cy="3455525"/>
+                      <a:ext cx="5734050" cy="1614600"/>
                     </a:xfrm>
                     <a:prstGeom prst="rect">
                       <a:avLst/>
@@ -13770,54 +16386,7 @@
                 <w:sz w:val="16"/>
                 <w:szCs w:val="16"/>
               </w:rPr>
-              <w:t xml:space="preserve">Cost of goods manufactured   ·   Add: beginning WIP   ·   cost pool   ·   Gross margin   ·   Direct materials used</w:t>
-            </w:r>
-          </w:p>
-        </w:tc>
-      </w:tr>
-    </w:tbl>
-    <w:p/>
-    <w:tbl>
-      <w:tblPr>
-        <w:tblW w:type="pct" w:w="100%"/>
-        <w:tblLayout w:type="fixed"/>
-        <w:tblBorders>
-          <w:top w:val="single" w:color="353A7C" w:sz="4"/>
-          <w:left w:val="single" w:color="353A7C" w:sz="4"/>
-          <w:bottom w:val="single" w:color="353A7C" w:sz="4"/>
-          <w:right w:val="single" w:color="353A7C" w:sz="4"/>
-          <w:insideH w:val="single" w:color="353A7C" w:sz="4"/>
-          <w:insideV w:val="single" w:color="353A7C" w:sz="4"/>
-        </w:tblBorders>
-      </w:tblPr>
-      <w:tblGrid>
-        <w:gridCol w:w="9600"/>
-      </w:tblGrid>
-      <w:tr>
-        <w:tc>
-          <w:tcPr>
-            <w:tcW w:type="pct" w:w="5000"/>
-            <w:shd w:fill="F2F4FB" w:val="clear"/>
-            <w:tcMar>
-              <w:top w:type="dxa" w:w="50"/>
-              <w:left w:type="dxa" w:w="110"/>
-              <w:bottom w:type="dxa" w:w="50"/>
-              <w:right w:type="dxa" w:w="110"/>
-            </w:tcMar>
-          </w:tcPr>
-          <w:p>
-            <w:pPr>
-              <w:spacing w:before="30" w:after="30"/>
-            </w:pPr>
-            <w:r>
-              <w:rPr>
-                <w:b/>
-                <w:bCs/>
-                <w:color w:val="353A7C"/>
-                <w:sz w:val="19"/>
-                <w:szCs w:val="19"/>
-              </w:rPr>
-              <w:t xml:space="preserve">Everything ties</w:t>
+              <w:t xml:space="preserve">Factory utilities   ·   cost driver</w:t>
             </w:r>
           </w:p>
         </w:tc>
@@ -13826,7 +16395,7 @@
     <w:p/>
     <w:p>
       <w:pPr>
-        <w:spacing w:before="44" w:after="14"/>
+        <w:spacing w:before="44" w:after="10"/>
       </w:pPr>
       <w:r>
         <w:rPr>
@@ -13836,1826 +16405,7 @@
           <w:sz w:val="18"/>
           <w:szCs w:val="18"/>
         </w:rPr>
-        <w:t xml:space="preserve">Summary 3</w:t>
-      </w:r>
-      <w:r>
-        <w:rPr>
-          <w:color w:val="6B7280"/>
-          <w:sz w:val="16"/>
-          <w:szCs w:val="16"/>
-        </w:rPr>
-        <w:t xml:space="preserve">      gaps 33–36</w:t>
-      </w:r>
-    </w:p>
-    <w:p>
-      <w:pPr>
-        <w:spacing w:before="20" w:after="20" w:line="360" w:lineRule="auto"/>
-        <w:ind w:left="200"/>
-      </w:pPr>
-      <w:r>
-        <w:rPr>
-          <w:sz w:val="19"/>
-          <w:szCs w:val="19"/>
-        </w:rPr>
-        <w:t xml:space="preserve">Total debits = total </w:t>
-      </w:r>
-      <w:r>
-        <w:rPr>
-          <w:b/>
-          <w:bCs/>
-          <w:color w:val="8186EF"/>
-          <w:sz w:val="15"/>
-          <w:szCs w:val="15"/>
-        </w:rPr>
-        <w:t xml:space="preserve"> (33) </w:t>
-      </w:r>
-      <w:r>
-        <w:rPr>
-          <w:u w:val="single"/>
-          <w:sz w:val="19"/>
-          <w:szCs w:val="19"/>
-        </w:rPr>
-        <w:t xml:space="preserve">           </w:t>
-      </w:r>
-      <w:r>
-        <w:rPr>
-          <w:sz w:val="19"/>
-          <w:szCs w:val="19"/>
-        </w:rPr>
-        <w:t xml:space="preserve"> </w:t>
-      </w:r>
-      <w:r>
-        <w:rPr>
-          <w:sz w:val="19"/>
-          <w:szCs w:val="19"/>
-        </w:rPr>
-        <w:t xml:space="preserve"> = $36,650,000. </w:t>
-      </w:r>
-      <w:r>
-        <w:rPr>
-          <w:sz w:val="19"/>
-          <w:szCs w:val="19"/>
-        </w:rPr>
-        <w:t xml:space="preserve">Raw materials: $130,000 + $3,260,000 − $3,240,000 = $150,000. </w:t>
-      </w:r>
-      <w:r>
-        <w:rPr>
-          <w:sz w:val="19"/>
-          <w:szCs w:val="19"/>
-        </w:rPr>
-        <w:t xml:space="preserve">Work in process: $180,000 + $7,560,000 − $7,050,000 = $690,000. </w:t>
-      </w:r>
-      <w:r>
-        <w:rPr>
-          <w:sz w:val="19"/>
-          <w:szCs w:val="19"/>
-        </w:rPr>
-        <w:t xml:space="preserve"/>
-      </w:r>
-      <w:r>
-        <w:rPr>
-          <w:b/>
-          <w:bCs/>
-          <w:color w:val="8186EF"/>
-          <w:sz w:val="15"/>
-          <w:szCs w:val="15"/>
-        </w:rPr>
-        <w:t xml:space="preserve"> (34) </w:t>
-      </w:r>
-      <w:r>
-        <w:rPr>
-          <w:u w:val="single"/>
-          <w:sz w:val="19"/>
-          <w:szCs w:val="19"/>
-        </w:rPr>
-        <w:t xml:space="preserve">           </w:t>
-      </w:r>
-      <w:r>
-        <w:rPr>
-          <w:sz w:val="19"/>
-          <w:szCs w:val="19"/>
-        </w:rPr>
-        <w:t xml:space="preserve"> </w:t>
-      </w:r>
-      <w:r>
-        <w:rPr>
-          <w:sz w:val="19"/>
-          <w:szCs w:val="19"/>
-        </w:rPr>
-        <w:t xml:space="preserve"> goods: $420,000 + $7,050,000 − $6,090,000 = $1,380,000. </w:t>
-      </w:r>
-      <w:r>
-        <w:rPr>
-          <w:sz w:val="19"/>
-          <w:szCs w:val="19"/>
-        </w:rPr>
-        <w:t xml:space="preserve"/>
-      </w:r>
-      <w:r>
-        <w:rPr>
-          <w:b/>
-          <w:bCs/>
-          <w:color w:val="8186EF"/>
-          <w:sz w:val="15"/>
-          <w:szCs w:val="15"/>
-        </w:rPr>
-        <w:t xml:space="preserve"> (35) </w:t>
-      </w:r>
-      <w:r>
-        <w:rPr>
-          <w:u w:val="single"/>
-          <w:sz w:val="19"/>
-          <w:szCs w:val="19"/>
-        </w:rPr>
-        <w:t xml:space="preserve">           </w:t>
-      </w:r>
-      <w:r>
-        <w:rPr>
-          <w:sz w:val="19"/>
-          <w:szCs w:val="19"/>
-        </w:rPr>
-        <w:t xml:space="preserve"> </w:t>
-      </w:r>
-      <w:r>
-        <w:rPr>
-          <w:sz w:val="19"/>
-          <w:szCs w:val="19"/>
-        </w:rPr>
-        <w:t xml:space="preserve"> work in process = direct materials $300,000 + direct labor $114,000 + applied </w:t>
-      </w:r>
-      <w:r>
-        <w:rPr>
-          <w:b/>
-          <w:bCs/>
-          <w:color w:val="8186EF"/>
-          <w:sz w:val="15"/>
-          <w:szCs w:val="15"/>
-        </w:rPr>
-        <w:t xml:space="preserve"> (36) </w:t>
-      </w:r>
-      <w:r>
-        <w:rPr>
-          <w:u w:val="single"/>
-          <w:sz w:val="19"/>
-          <w:szCs w:val="19"/>
-        </w:rPr>
-        <w:t xml:space="preserve">           </w:t>
-      </w:r>
-      <w:r>
-        <w:rPr>
-          <w:sz w:val="19"/>
-          <w:szCs w:val="19"/>
-        </w:rPr>
-        <w:t xml:space="preserve"> </w:t>
-      </w:r>
-      <w:r>
-        <w:rPr>
-          <w:sz w:val="19"/>
-          <w:szCs w:val="19"/>
-        </w:rPr>
-        <w:t xml:space="preserve"> $276,000. </w:t>
-      </w:r>
-    </w:p>
-    <w:tbl>
-      <w:tblPr>
-        <w:tblW w:type="pct" w:w="100%"/>
-        <w:tblLayout w:type="fixed"/>
-        <w:tblBorders>
-          <w:top w:val="single" w:color="FBFAF6" w:sz="4"/>
-          <w:left w:val="single" w:color="FBFAF6" w:sz="4"/>
-          <w:bottom w:val="single" w:color="FBFAF6" w:sz="4"/>
-          <w:right w:val="single" w:color="FBFAF6" w:sz="4"/>
-          <w:insideH w:val="single" w:color="FBFAF6" w:sz="4"/>
-          <w:insideV w:val="single" w:color="FBFAF6" w:sz="4"/>
-        </w:tblBorders>
-      </w:tblPr>
-      <w:tblGrid>
-        <w:gridCol w:w="9600"/>
-      </w:tblGrid>
-      <w:tr>
-        <w:tc>
-          <w:tcPr>
-            <w:tcW w:type="pct" w:w="5000"/>
-            <w:shd w:fill="FBFAF6" w:val="clear"/>
-            <w:tcMar>
-              <w:top w:type="dxa" w:w="40"/>
-              <w:left w:type="dxa" w:w="100"/>
-              <w:bottom w:type="dxa" w:w="40"/>
-              <w:right w:type="dxa" w:w="100"/>
-            </w:tcMar>
-          </w:tcPr>
-          <w:p>
-            <w:pPr>
-              <w:spacing w:before="18" w:after="6"/>
-            </w:pPr>
-            <w:r>
-              <w:rPr>
-                <w:b/>
-                <w:bCs/>
-                <w:color w:val="6B7280"/>
-                <w:sz w:val="14"/>
-                <w:szCs w:val="14"/>
-              </w:rPr>
-              <w:t xml:space="preserve">word list</w:t>
-            </w:r>
-          </w:p>
-          <w:p>
-            <w:pPr>
-              <w:spacing w:before="0" w:after="18"/>
-            </w:pPr>
-            <w:r>
-              <w:rPr>
-                <w:b/>
-                <w:bCs/>
-                <w:color w:val="353A7C"/>
-                <w:sz w:val="16"/>
-                <w:szCs w:val="16"/>
-              </w:rPr>
-              <w:t xml:space="preserve">manufactured   ·   Ending   ·   credits   ·   overhead   ·   Finished</w:t>
-            </w:r>
-          </w:p>
-        </w:tc>
-      </w:tr>
-    </w:tbl>
-    <w:p/>
-    <w:tbl>
-      <w:tblPr>
-        <w:tblW w:type="pct" w:w="100%"/>
-        <w:tblLayout w:type="fixed"/>
-        <w:tblBorders>
-          <w:top w:val="single" w:color="353A7C" w:sz="4"/>
-          <w:left w:val="single" w:color="353A7C" w:sz="4"/>
-          <w:bottom w:val="single" w:color="353A7C" w:sz="4"/>
-          <w:right w:val="single" w:color="353A7C" w:sz="4"/>
-          <w:insideH w:val="single" w:color="353A7C" w:sz="4"/>
-          <w:insideV w:val="single" w:color="353A7C" w:sz="4"/>
-        </w:tblBorders>
-      </w:tblPr>
-      <w:tblGrid>
-        <w:gridCol w:w="9600"/>
-      </w:tblGrid>
-      <w:tr>
-        <w:tc>
-          <w:tcPr>
-            <w:tcW w:type="pct" w:w="5000"/>
-            <w:shd w:fill="F2F4FB" w:val="clear"/>
-            <w:tcMar>
-              <w:top w:type="dxa" w:w="50"/>
-              <w:left w:type="dxa" w:w="110"/>
-              <w:bottom w:type="dxa" w:w="50"/>
-              <w:right w:type="dxa" w:w="110"/>
-            </w:tcMar>
-          </w:tcPr>
-          <w:p>
-            <w:pPr>
-              <w:spacing w:before="30" w:after="30"/>
-            </w:pPr>
-            <w:r>
-              <w:rPr>
-                <w:b/>
-                <w:bCs/>
-                <w:color w:val="353A7C"/>
-                <w:sz w:val="19"/>
-                <w:szCs w:val="19"/>
-              </w:rPr>
-              <w:t xml:space="preserve">Exam view</w:t>
-            </w:r>
-          </w:p>
-        </w:tc>
-      </w:tr>
-    </w:tbl>
-    <w:p/>
-    <w:p>
-      <w:pPr>
-        <w:spacing w:before="44" w:after="14"/>
-      </w:pPr>
-      <w:r>
-        <w:rPr>
-          <w:b/>
-          <w:bCs/>
-          <w:color w:val="353A7C"/>
-          <w:sz w:val="18"/>
-          <w:szCs w:val="18"/>
-        </w:rPr>
-        <w:t xml:space="preserve">Summary 4</w:t>
-      </w:r>
-      <w:r>
-        <w:rPr>
-          <w:color w:val="6B7280"/>
-          <w:sz w:val="16"/>
-          <w:szCs w:val="16"/>
-        </w:rPr>
-        <w:t xml:space="preserve">      gaps 37–39</w:t>
-      </w:r>
-    </w:p>
-    <w:p>
-      <w:pPr>
-        <w:spacing w:before="20" w:after="20" w:line="360" w:lineRule="auto"/>
-        <w:ind w:left="200"/>
-      </w:pPr>
-      <w:r>
-        <w:rPr>
-          <w:sz w:val="19"/>
-          <w:szCs w:val="19"/>
-        </w:rPr>
-        <w:t xml:space="preserve">Expect a list of costs and </w:t>
-      </w:r>
-      <w:r>
-        <w:rPr>
-          <w:b/>
-          <w:bCs/>
-          <w:color w:val="8186EF"/>
-          <w:sz w:val="15"/>
-          <w:szCs w:val="15"/>
-        </w:rPr>
-        <w:t xml:space="preserve"> (37) </w:t>
-      </w:r>
-      <w:r>
-        <w:rPr>
-          <w:u w:val="single"/>
-          <w:sz w:val="19"/>
-          <w:szCs w:val="19"/>
-        </w:rPr>
-        <w:t xml:space="preserve">           </w:t>
-      </w:r>
-      <w:r>
-        <w:rPr>
-          <w:sz w:val="19"/>
-          <w:szCs w:val="19"/>
-        </w:rPr>
-        <w:t xml:space="preserve"> </w:t>
-      </w:r>
-      <w:r>
-        <w:rPr>
-          <w:sz w:val="19"/>
-          <w:szCs w:val="19"/>
-        </w:rPr>
-        <w:t xml:space="preserve"> balances, and a request for cost of goods </w:t>
-      </w:r>
-      <w:r>
-        <w:rPr>
-          <w:b/>
-          <w:bCs/>
-          <w:color w:val="8186EF"/>
-          <w:sz w:val="15"/>
-          <w:szCs w:val="15"/>
-        </w:rPr>
-        <w:t xml:space="preserve"> (38) </w:t>
-      </w:r>
-      <w:r>
-        <w:rPr>
-          <w:u w:val="single"/>
-          <w:sz w:val="19"/>
-          <w:szCs w:val="19"/>
-        </w:rPr>
-        <w:t xml:space="preserve">              </w:t>
-      </w:r>
-      <w:r>
-        <w:rPr>
-          <w:sz w:val="19"/>
-          <w:szCs w:val="19"/>
-        </w:rPr>
-        <w:t xml:space="preserve"> </w:t>
-      </w:r>
-      <w:r>
-        <w:rPr>
-          <w:sz w:val="19"/>
-          <w:szCs w:val="19"/>
-        </w:rPr>
-        <w:t xml:space="preserve"> or cost of goods sold. </w:t>
-      </w:r>
-      <w:r>
-        <w:rPr>
-          <w:sz w:val="19"/>
-          <w:szCs w:val="19"/>
-        </w:rPr>
-        <w:t xml:space="preserve">Sort product from period costs first; then apply the two </w:t>
-      </w:r>
-      <w:r>
-        <w:rPr>
-          <w:b/>
-          <w:bCs/>
-          <w:color w:val="8186EF"/>
-          <w:sz w:val="15"/>
-          <w:szCs w:val="15"/>
-        </w:rPr>
-        <w:t xml:space="preserve"> (39) </w:t>
-      </w:r>
-      <w:r>
-        <w:rPr>
-          <w:u w:val="single"/>
-          <w:sz w:val="19"/>
-          <w:szCs w:val="19"/>
-        </w:rPr>
-        <w:t xml:space="preserve">           </w:t>
-      </w:r>
-      <w:r>
-        <w:rPr>
-          <w:sz w:val="19"/>
-          <w:szCs w:val="19"/>
-        </w:rPr>
-        <w:t xml:space="preserve"> </w:t>
-      </w:r>
-      <w:r>
-        <w:rPr>
-          <w:sz w:val="19"/>
-          <w:szCs w:val="19"/>
-        </w:rPr>
-        <w:t xml:space="preserve"> formulas. </w:t>
-      </w:r>
-    </w:p>
-    <w:tbl>
-      <w:tblPr>
-        <w:tblW w:type="pct" w:w="100%"/>
-        <w:tblLayout w:type="fixed"/>
-        <w:tblBorders>
-          <w:top w:val="single" w:color="FBFAF6" w:sz="4"/>
-          <w:left w:val="single" w:color="FBFAF6" w:sz="4"/>
-          <w:bottom w:val="single" w:color="FBFAF6" w:sz="4"/>
-          <w:right w:val="single" w:color="FBFAF6" w:sz="4"/>
-          <w:insideH w:val="single" w:color="FBFAF6" w:sz="4"/>
-          <w:insideV w:val="single" w:color="FBFAF6" w:sz="4"/>
-        </w:tblBorders>
-      </w:tblPr>
-      <w:tblGrid>
-        <w:gridCol w:w="9600"/>
-      </w:tblGrid>
-      <w:tr>
-        <w:tc>
-          <w:tcPr>
-            <w:tcW w:type="pct" w:w="5000"/>
-            <w:shd w:fill="FBFAF6" w:val="clear"/>
-            <w:tcMar>
-              <w:top w:type="dxa" w:w="40"/>
-              <w:left w:type="dxa" w:w="100"/>
-              <w:bottom w:type="dxa" w:w="40"/>
-              <w:right w:type="dxa" w:w="100"/>
-            </w:tcMar>
-          </w:tcPr>
-          <w:p>
-            <w:pPr>
-              <w:spacing w:before="18" w:after="6"/>
-            </w:pPr>
-            <w:r>
-              <w:rPr>
-                <w:b/>
-                <w:bCs/>
-                <w:color w:val="6B7280"/>
-                <w:sz w:val="14"/>
-                <w:szCs w:val="14"/>
-              </w:rPr>
-              <w:t xml:space="preserve">word list</w:t>
-            </w:r>
-          </w:p>
-          <w:p>
-            <w:pPr>
-              <w:spacing w:before="0" w:after="18"/>
-            </w:pPr>
-            <w:r>
-              <w:rPr>
-                <w:b/>
-                <w:bCs/>
-                <w:color w:val="353A7C"/>
-                <w:sz w:val="16"/>
-                <w:szCs w:val="16"/>
-              </w:rPr>
-              <w:t xml:space="preserve">inventory   ·   schedule   ·   utilities   ·   manufactured</w:t>
-            </w:r>
-          </w:p>
-        </w:tc>
-      </w:tr>
-    </w:tbl>
-    <w:p/>
-    <w:p>
-      <w:pPr>
-        <w:pageBreakBefore w:val="true"/>
-        <w:spacing w:after="0"/>
-      </w:pPr>
-      <w:r>
-        <w:rPr>
-          <w:sz w:val="2"/>
-        </w:rPr>
-        <w:t xml:space="preserve"> </w:t>
-      </w:r>
-    </w:p>
-    <w:tbl>
-      <w:tblPr>
-        <w:tblW w:type="pct" w:w="100%"/>
-        <w:tblLayout w:type="fixed"/>
-        <w:tblBorders>
-          <w:top w:val="single" w:color="353A7C" w:sz="6"/>
-          <w:left w:val="single" w:color="353A7C" w:sz="6"/>
-          <w:bottom w:val="single" w:color="353A7C" w:sz="6"/>
-          <w:right w:val="single" w:color="353A7C" w:sz="6"/>
-          <w:insideH w:val="single" w:color="353A7C" w:sz="6"/>
-          <w:insideV w:val="single" w:color="353A7C" w:sz="6"/>
-        </w:tblBorders>
-      </w:tblPr>
-      <w:tblGrid>
-        <w:gridCol w:w="4992"/>
-        <w:gridCol w:w="4608"/>
-      </w:tblGrid>
-      <w:tr>
-        <w:tc>
-          <w:tcPr>
-            <w:tcW w:type="pct" w:w="5000"/>
-            <w:gridSpan w:val="2"/>
-            <w:shd w:fill="353A7C" w:val="clear"/>
-            <w:tcMar>
-              <w:top w:type="dxa" w:w="60"/>
-              <w:left w:type="dxa" w:w="120"/>
-              <w:bottom w:type="dxa" w:w="60"/>
-              <w:right w:type="dxa" w:w="120"/>
-            </w:tcMar>
-          </w:tcPr>
-          <w:p>
-            <w:pPr>
-              <w:spacing w:before="40" w:after="40"/>
-            </w:pPr>
-            <w:r>
-              <w:rPr>
-                <w:b/>
-                <w:bCs/>
-                <w:color w:val="FFFFFF"/>
-                <w:sz w:val="17"/>
-                <w:szCs w:val="17"/>
-              </w:rPr>
-              <w:t xml:space="preserve">Exam view</w:t>
-            </w:r>
-          </w:p>
-        </w:tc>
-      </w:tr>
-      <w:tr>
-        <w:tc>
-          <w:tcPr>
-            <w:tcW w:type="pct" w:w="2600"/>
-            <w:shd w:fill="353A7C" w:val="clear"/>
-            <w:tcMar>
-              <w:top w:type="dxa" w:w="50"/>
-              <w:left w:type="dxa" w:w="110"/>
-              <w:bottom w:type="dxa" w:w="50"/>
-              <w:right w:type="dxa" w:w="110"/>
-            </w:tcMar>
-          </w:tcPr>
-          <w:p>
-            <w:pPr>
-              <w:spacing w:before="30" w:after="30"/>
-            </w:pPr>
-            <w:r>
-              <w:rPr>
-                <w:b/>
-                <w:bCs/>
-                <w:color w:val="FFFFFF"/>
-                <w:sz w:val="15"/>
-                <w:szCs w:val="15"/>
-              </w:rPr>
-              <w:t xml:space="preserve">Halva line · April–June 2027 (actual costs, whol</w:t>
-            </w:r>
-          </w:p>
-        </w:tc>
-        <w:tc>
-          <w:tcPr>
-            <w:tcW w:type="pct" w:w="2400"/>
-            <w:shd w:fill="353A7C" w:val="clear"/>
-            <w:tcMar>
-              <w:top w:type="dxa" w:w="50"/>
-              <w:left w:type="dxa" w:w="110"/>
-              <w:bottom w:type="dxa" w:w="50"/>
-              <w:right w:type="dxa" w:w="110"/>
-            </w:tcMar>
-          </w:tcPr>
-          <w:p>
-            <w:pPr>
-              <w:spacing w:before="30" w:after="30"/>
-            </w:pPr>
-            <w:r>
-              <w:rPr>
-                <w:b/>
-                <w:bCs/>
-                <w:color w:val="FFFFFF"/>
-                <w:sz w:val="15"/>
-                <w:szCs w:val="15"/>
-              </w:rPr>
-              <w:t xml:space="preserve">Amount</w:t>
-            </w:r>
-          </w:p>
-        </w:tc>
-      </w:tr>
-      <w:tr>
-        <w:tc>
-          <w:tcPr>
-            <w:tcW w:type="pct" w:w="2600"/>
-            <w:tcMar>
-              <w:top w:type="dxa" w:w="50"/>
-              <w:left w:type="dxa" w:w="110"/>
-              <w:bottom w:type="dxa" w:w="50"/>
-              <w:right w:type="dxa" w:w="110"/>
-            </w:tcMar>
-          </w:tcPr>
-          <w:p>
-            <w:pPr>
-              <w:spacing w:before="28" w:after="28"/>
-            </w:pPr>
-            <w:r>
-              <w:rPr>
-                <w:sz w:val="15"/>
-                <w:szCs w:val="15"/>
-              </w:rPr>
-              <w:t xml:space="preserve">Sesame</w:t>
-            </w:r>
-          </w:p>
-        </w:tc>
-        <w:tc>
-          <w:tcPr>
-            <w:tcW w:type="pct" w:w="2400"/>
-            <w:tcMar>
-              <w:top w:type="dxa" w:w="50"/>
-              <w:left w:type="dxa" w:w="110"/>
-              <w:bottom w:type="dxa" w:w="50"/>
-              <w:right w:type="dxa" w:w="110"/>
-            </w:tcMar>
-          </w:tcPr>
-          <w:p>
-            <w:pPr>
-              <w:spacing w:before="28" w:after="28"/>
-            </w:pPr>
-            <w:r>
-              <w:rPr>
-                <w:sz w:val="15"/>
-                <w:szCs w:val="15"/>
-              </w:rPr>
-              <w:t xml:space="preserve">180,000</w:t>
-            </w:r>
-          </w:p>
-        </w:tc>
-      </w:tr>
-      <w:tr>
-        <w:tc>
-          <w:tcPr>
-            <w:tcW w:type="pct" w:w="2600"/>
-            <w:shd w:fill="FFFFFF" w:val="clear"/>
-            <w:tcMar>
-              <w:top w:type="dxa" w:w="50"/>
-              <w:left w:type="dxa" w:w="110"/>
-              <w:bottom w:type="dxa" w:w="50"/>
-              <w:right w:type="dxa" w:w="110"/>
-            </w:tcMar>
-          </w:tcPr>
-          <w:p>
-            <w:pPr>
-              <w:spacing w:before="46" w:after="46"/>
-            </w:pPr>
-            <w:r>
-              <w:rPr>
-                <w:b/>
-                <w:bCs/>
-                <w:color w:val="8186EF"/>
-                <w:sz w:val="14"/>
-                <w:szCs w:val="14"/>
-              </w:rPr>
-              <w:t xml:space="preserve">(40)</w:t>
-            </w:r>
-          </w:p>
-        </w:tc>
-        <w:tc>
-          <w:tcPr>
-            <w:tcW w:type="pct" w:w="2400"/>
-            <w:shd w:fill="FBFAF6" w:val="clear"/>
-            <w:tcMar>
-              <w:top w:type="dxa" w:w="50"/>
-              <w:left w:type="dxa" w:w="110"/>
-              <w:bottom w:type="dxa" w:w="50"/>
-              <w:right w:type="dxa" w:w="110"/>
-            </w:tcMar>
-          </w:tcPr>
-          <w:p>
-            <w:pPr>
-              <w:spacing w:before="28" w:after="28"/>
-            </w:pPr>
-            <w:r>
-              <w:rPr>
-                <w:sz w:val="15"/>
-                <w:szCs w:val="15"/>
-              </w:rPr>
-              <w:t xml:space="preserve">60,000</w:t>
-            </w:r>
-          </w:p>
-        </w:tc>
-      </w:tr>
-      <w:tr>
-        <w:tc>
-          <w:tcPr>
-            <w:tcW w:type="pct" w:w="2600"/>
-            <w:shd w:fill="FFFFFF" w:val="clear"/>
-            <w:tcMar>
-              <w:top w:type="dxa" w:w="50"/>
-              <w:left w:type="dxa" w:w="110"/>
-              <w:bottom w:type="dxa" w:w="50"/>
-              <w:right w:type="dxa" w:w="110"/>
-            </w:tcMar>
-          </w:tcPr>
-          <w:p>
-            <w:pPr>
-              <w:spacing w:before="46" w:after="46"/>
-            </w:pPr>
-            <w:r>
-              <w:rPr>
-                <w:b/>
-                <w:bCs/>
-                <w:color w:val="8186EF"/>
-                <w:sz w:val="14"/>
-                <w:szCs w:val="14"/>
-              </w:rPr>
-              <w:t xml:space="preserve">(41)</w:t>
-            </w:r>
-          </w:p>
-        </w:tc>
-        <w:tc>
-          <w:tcPr>
-            <w:tcW w:type="pct" w:w="2400"/>
-            <w:tcMar>
-              <w:top w:type="dxa" w:w="50"/>
-              <w:left w:type="dxa" w:w="110"/>
-              <w:bottom w:type="dxa" w:w="50"/>
-              <w:right w:type="dxa" w:w="110"/>
-            </w:tcMar>
-          </w:tcPr>
-          <w:p>
-            <w:pPr>
-              <w:spacing w:before="28" w:after="28"/>
-            </w:pPr>
-            <w:r>
-              <w:rPr>
-                <w:sz w:val="15"/>
-                <w:szCs w:val="15"/>
-              </w:rPr>
-              <w:t xml:space="preserve">40,000</w:t>
-            </w:r>
-          </w:p>
-        </w:tc>
-      </w:tr>
-      <w:tr>
-        <w:tc>
-          <w:tcPr>
-            <w:tcW w:type="pct" w:w="2600"/>
-            <w:shd w:fill="FBFAF6" w:val="clear"/>
-            <w:tcMar>
-              <w:top w:type="dxa" w:w="50"/>
-              <w:left w:type="dxa" w:w="110"/>
-              <w:bottom w:type="dxa" w:w="50"/>
-              <w:right w:type="dxa" w:w="110"/>
-            </w:tcMar>
-          </w:tcPr>
-          <w:p>
-            <w:pPr>
-              <w:spacing w:before="28" w:after="28"/>
-            </w:pPr>
-            <w:r>
-              <w:rPr>
-                <w:sz w:val="15"/>
-                <w:szCs w:val="15"/>
-              </w:rPr>
-              <w:t xml:space="preserve">Line operators' wages</w:t>
-            </w:r>
-          </w:p>
-        </w:tc>
-        <w:tc>
-          <w:tcPr>
-            <w:tcW w:type="pct" w:w="2400"/>
-            <w:shd w:fill="FBFAF6" w:val="clear"/>
-            <w:tcMar>
-              <w:top w:type="dxa" w:w="50"/>
-              <w:left w:type="dxa" w:w="110"/>
-              <w:bottom w:type="dxa" w:w="50"/>
-              <w:right w:type="dxa" w:w="110"/>
-            </w:tcMar>
-          </w:tcPr>
-          <w:p>
-            <w:pPr>
-              <w:spacing w:before="28" w:after="28"/>
-            </w:pPr>
-            <w:r>
-              <w:rPr>
-                <w:sz w:val="15"/>
-                <w:szCs w:val="15"/>
-              </w:rPr>
-              <w:t xml:space="preserve">120,000</w:t>
-            </w:r>
-          </w:p>
-        </w:tc>
-      </w:tr>
-      <w:tr>
-        <w:tc>
-          <w:tcPr>
-            <w:tcW w:type="pct" w:w="2600"/>
-            <w:shd w:fill="FFFFFF" w:val="clear"/>
-            <w:tcMar>
-              <w:top w:type="dxa" w:w="50"/>
-              <w:left w:type="dxa" w:w="110"/>
-              <w:bottom w:type="dxa" w:w="50"/>
-              <w:right w:type="dxa" w:w="110"/>
-            </w:tcMar>
-          </w:tcPr>
-          <w:p>
-            <w:pPr>
-              <w:spacing w:before="46" w:after="46"/>
-            </w:pPr>
-            <w:r>
-              <w:rPr>
-                <w:b/>
-                <w:bCs/>
-                <w:color w:val="8186EF"/>
-                <w:sz w:val="14"/>
-                <w:szCs w:val="14"/>
-              </w:rPr>
-              <w:t xml:space="preserve">(42)</w:t>
-            </w:r>
-          </w:p>
-        </w:tc>
-        <w:tc>
-          <w:tcPr>
-            <w:tcW w:type="pct" w:w="2400"/>
-            <w:tcMar>
-              <w:top w:type="dxa" w:w="50"/>
-              <w:left w:type="dxa" w:w="110"/>
-              <w:bottom w:type="dxa" w:w="50"/>
-              <w:right w:type="dxa" w:w="110"/>
-            </w:tcMar>
-          </w:tcPr>
-          <w:p>
-            <w:pPr>
-              <w:spacing w:before="28" w:after="28"/>
-            </w:pPr>
-            <w:r>
-              <w:rPr>
-                <w:sz w:val="15"/>
-                <w:szCs w:val="15"/>
-              </w:rPr>
-              <w:t xml:space="preserve">30,000</w:t>
-            </w:r>
-          </w:p>
-        </w:tc>
-      </w:tr>
-      <w:tr>
-        <w:tc>
-          <w:tcPr>
-            <w:tcW w:type="pct" w:w="2600"/>
-            <w:shd w:fill="FBFAF6" w:val="clear"/>
-            <w:tcMar>
-              <w:top w:type="dxa" w:w="50"/>
-              <w:left w:type="dxa" w:w="110"/>
-              <w:bottom w:type="dxa" w:w="50"/>
-              <w:right w:type="dxa" w:w="110"/>
-            </w:tcMar>
-          </w:tcPr>
-          <w:p>
-            <w:pPr>
-              <w:spacing w:before="28" w:after="28"/>
-            </w:pPr>
-            <w:r>
-              <w:rPr>
-                <w:sz w:val="15"/>
-                <w:szCs w:val="15"/>
-              </w:rPr>
-              <w:t xml:space="preserve">Depreciation of halva equipment</w:t>
-            </w:r>
-          </w:p>
-        </w:tc>
-        <w:tc>
-          <w:tcPr>
-            <w:tcW w:type="pct" w:w="2400"/>
-            <w:shd w:fill="FBFAF6" w:val="clear"/>
-            <w:tcMar>
-              <w:top w:type="dxa" w:w="50"/>
-              <w:left w:type="dxa" w:w="110"/>
-              <w:bottom w:type="dxa" w:w="50"/>
-              <w:right w:type="dxa" w:w="110"/>
-            </w:tcMar>
-          </w:tcPr>
-          <w:p>
-            <w:pPr>
-              <w:spacing w:before="28" w:after="28"/>
-            </w:pPr>
-            <w:r>
-              <w:rPr>
-                <w:sz w:val="15"/>
-                <w:szCs w:val="15"/>
-              </w:rPr>
-              <w:t xml:space="preserve">45,000</w:t>
-            </w:r>
-          </w:p>
-        </w:tc>
-      </w:tr>
-      <w:tr>
-        <w:tc>
-          <w:tcPr>
-            <w:tcW w:type="pct" w:w="2600"/>
-            <w:shd w:fill="FFFFFF" w:val="clear"/>
-            <w:tcMar>
-              <w:top w:type="dxa" w:w="50"/>
-              <w:left w:type="dxa" w:w="110"/>
-              <w:bottom w:type="dxa" w:w="50"/>
-              <w:right w:type="dxa" w:w="110"/>
-            </w:tcMar>
-          </w:tcPr>
-          <w:p>
-            <w:pPr>
-              <w:spacing w:before="46" w:after="46"/>
-            </w:pPr>
-            <w:r>
-              <w:rPr>
-                <w:b/>
-                <w:bCs/>
-                <w:color w:val="8186EF"/>
-                <w:sz w:val="14"/>
-                <w:szCs w:val="14"/>
-              </w:rPr>
-              <w:t xml:space="preserve">(43)</w:t>
-            </w:r>
-          </w:p>
-        </w:tc>
-        <w:tc>
-          <w:tcPr>
-            <w:tcW w:type="pct" w:w="2400"/>
-            <w:tcMar>
-              <w:top w:type="dxa" w:w="50"/>
-              <w:left w:type="dxa" w:w="110"/>
-              <w:bottom w:type="dxa" w:w="50"/>
-              <w:right w:type="dxa" w:w="110"/>
-            </w:tcMar>
-          </w:tcPr>
-          <w:p>
-            <w:pPr>
-              <w:spacing w:before="28" w:after="28"/>
-            </w:pPr>
-            <w:r>
-              <w:rPr>
-                <w:sz w:val="15"/>
-                <w:szCs w:val="15"/>
-              </w:rPr>
-              <w:t xml:space="preserve">25,000</w:t>
-            </w:r>
-          </w:p>
-        </w:tc>
-      </w:tr>
-      <w:tr>
-        <w:tc>
-          <w:tcPr>
-            <w:tcW w:type="pct" w:w="2600"/>
-            <w:shd w:fill="FBFAF6" w:val="clear"/>
-            <w:tcMar>
-              <w:top w:type="dxa" w:w="50"/>
-              <w:left w:type="dxa" w:w="110"/>
-              <w:bottom w:type="dxa" w:w="50"/>
-              <w:right w:type="dxa" w:w="110"/>
-            </w:tcMar>
-          </w:tcPr>
-          <w:p>
-            <w:pPr>
-              <w:spacing w:before="28" w:after="28"/>
-            </w:pPr>
-            <w:r>
-              <w:rPr>
-                <w:sz w:val="15"/>
-                <w:szCs w:val="15"/>
-              </w:rPr>
-              <w:t xml:space="preserve">Indirect materials</w:t>
-            </w:r>
-          </w:p>
-        </w:tc>
-        <w:tc>
-          <w:tcPr>
-            <w:tcW w:type="pct" w:w="2400"/>
-            <w:shd w:fill="FBFAF6" w:val="clear"/>
-            <w:tcMar>
-              <w:top w:type="dxa" w:w="50"/>
-              <w:left w:type="dxa" w:w="110"/>
-              <w:bottom w:type="dxa" w:w="50"/>
-              <w:right w:type="dxa" w:w="110"/>
-            </w:tcMar>
-          </w:tcPr>
-          <w:p>
-            <w:pPr>
-              <w:spacing w:before="28" w:after="28"/>
-            </w:pPr>
-            <w:r>
-              <w:rPr>
-                <w:sz w:val="15"/>
-                <w:szCs w:val="15"/>
-              </w:rPr>
-              <w:t xml:space="preserve">10,000</w:t>
-            </w:r>
-          </w:p>
-        </w:tc>
-      </w:tr>
-      <w:tr>
-        <w:tc>
-          <w:tcPr>
-            <w:tcW w:type="pct" w:w="2600"/>
-            <w:tcMar>
-              <w:top w:type="dxa" w:w="50"/>
-              <w:left w:type="dxa" w:w="110"/>
-              <w:bottom w:type="dxa" w:w="50"/>
-              <w:right w:type="dxa" w:w="110"/>
-            </w:tcMar>
-          </w:tcPr>
-          <w:p>
-            <w:pPr>
-              <w:spacing w:before="28" w:after="28"/>
-            </w:pPr>
-            <w:r>
-              <w:rPr>
-                <w:sz w:val="15"/>
-                <w:szCs w:val="15"/>
-              </w:rPr>
-              <w:t xml:space="preserve">Sales commissions</w:t>
-            </w:r>
-          </w:p>
-        </w:tc>
-        <w:tc>
-          <w:tcPr>
-            <w:tcW w:type="pct" w:w="2400"/>
-            <w:tcMar>
-              <w:top w:type="dxa" w:w="50"/>
-              <w:left w:type="dxa" w:w="110"/>
-              <w:bottom w:type="dxa" w:w="50"/>
-              <w:right w:type="dxa" w:w="110"/>
-            </w:tcMar>
-          </w:tcPr>
-          <w:p>
-            <w:pPr>
-              <w:spacing w:before="28" w:after="28"/>
-            </w:pPr>
-            <w:r>
-              <w:rPr>
-                <w:sz w:val="15"/>
-                <w:szCs w:val="15"/>
-              </w:rPr>
-              <w:t xml:space="preserve">35,000</w:t>
-            </w:r>
-          </w:p>
-        </w:tc>
-      </w:tr>
-      <w:tr>
-        <w:tc>
-          <w:tcPr>
-            <w:tcW w:type="pct" w:w="2600"/>
-            <w:shd w:fill="FBFAF6" w:val="clear"/>
-            <w:tcMar>
-              <w:top w:type="dxa" w:w="50"/>
-              <w:left w:type="dxa" w:w="110"/>
-              <w:bottom w:type="dxa" w:w="50"/>
-              <w:right w:type="dxa" w:w="110"/>
-            </w:tcMar>
-          </w:tcPr>
-          <w:p>
-            <w:pPr>
-              <w:spacing w:before="28" w:after="28"/>
-            </w:pPr>
-            <w:r>
-              <w:rPr>
-                <w:sz w:val="15"/>
-                <w:szCs w:val="15"/>
-              </w:rPr>
-              <w:t xml:space="preserve">Advertising</w:t>
-            </w:r>
-          </w:p>
-        </w:tc>
-        <w:tc>
-          <w:tcPr>
-            <w:tcW w:type="pct" w:w="2400"/>
-            <w:shd w:fill="FBFAF6" w:val="clear"/>
-            <w:tcMar>
-              <w:top w:type="dxa" w:w="50"/>
-              <w:left w:type="dxa" w:w="110"/>
-              <w:bottom w:type="dxa" w:w="50"/>
-              <w:right w:type="dxa" w:w="110"/>
-            </w:tcMar>
-          </w:tcPr>
-          <w:p>
-            <w:pPr>
-              <w:spacing w:before="28" w:after="28"/>
-            </w:pPr>
-            <w:r>
-              <w:rPr>
-                <w:sz w:val="15"/>
-                <w:szCs w:val="15"/>
-              </w:rPr>
-              <w:t xml:space="preserve">20,000</w:t>
-            </w:r>
-          </w:p>
-        </w:tc>
-      </w:tr>
-      <w:tr>
-        <w:tc>
-          <w:tcPr>
-            <w:tcW w:type="pct" w:w="2600"/>
-            <w:tcMar>
-              <w:top w:type="dxa" w:w="50"/>
-              <w:left w:type="dxa" w:w="110"/>
-              <w:bottom w:type="dxa" w:w="50"/>
-              <w:right w:type="dxa" w:w="110"/>
-            </w:tcMar>
-          </w:tcPr>
-          <w:p>
-            <w:pPr>
-              <w:spacing w:before="28" w:after="28"/>
-            </w:pPr>
-            <w:r>
-              <w:rPr>
-                <w:sz w:val="15"/>
-                <w:szCs w:val="15"/>
-              </w:rPr>
-              <w:t xml:space="preserve">Head-office salaries</w:t>
-            </w:r>
-          </w:p>
-        </w:tc>
-        <w:tc>
-          <w:tcPr>
-            <w:tcW w:type="pct" w:w="2400"/>
-            <w:tcMar>
-              <w:top w:type="dxa" w:w="50"/>
-              <w:left w:type="dxa" w:w="110"/>
-              <w:bottom w:type="dxa" w:w="50"/>
-              <w:right w:type="dxa" w:w="110"/>
-            </w:tcMar>
-          </w:tcPr>
-          <w:p>
-            <w:pPr>
-              <w:spacing w:before="28" w:after="28"/>
-            </w:pPr>
-            <w:r>
-              <w:rPr>
-                <w:sz w:val="15"/>
-                <w:szCs w:val="15"/>
-              </w:rPr>
-              <w:t xml:space="preserve">50,000</w:t>
-            </w:r>
-          </w:p>
-        </w:tc>
-      </w:tr>
-      <w:tr>
-        <w:tc>
-          <w:tcPr>
-            <w:tcW w:type="pct" w:w="2600"/>
-            <w:shd w:fill="FBFAF6" w:val="clear"/>
-            <w:tcMar>
-              <w:top w:type="dxa" w:w="50"/>
-              <w:left w:type="dxa" w:w="110"/>
-              <w:bottom w:type="dxa" w:w="50"/>
-              <w:right w:type="dxa" w:w="110"/>
-            </w:tcMar>
-          </w:tcPr>
-          <w:p>
-            <w:pPr>
-              <w:spacing w:before="28" w:after="28"/>
-            </w:pPr>
-            <w:r>
-              <w:rPr>
-                <w:sz w:val="15"/>
-                <w:szCs w:val="15"/>
-              </w:rPr>
-              <w:t xml:space="preserve">Delivery to customers</w:t>
-            </w:r>
-          </w:p>
-        </w:tc>
-        <w:tc>
-          <w:tcPr>
-            <w:tcW w:type="pct" w:w="2400"/>
-            <w:shd w:fill="FBFAF6" w:val="clear"/>
-            <w:tcMar>
-              <w:top w:type="dxa" w:w="50"/>
-              <w:left w:type="dxa" w:w="110"/>
-              <w:bottom w:type="dxa" w:w="50"/>
-              <w:right w:type="dxa" w:w="110"/>
-            </w:tcMar>
-          </w:tcPr>
-          <w:p>
-            <w:pPr>
-              <w:spacing w:before="28" w:after="28"/>
-            </w:pPr>
-            <w:r>
-              <w:rPr>
-                <w:sz w:val="15"/>
-                <w:szCs w:val="15"/>
-              </w:rPr>
-              <w:t xml:space="preserve">15,000</w:t>
-            </w:r>
-          </w:p>
-        </w:tc>
-      </w:tr>
-      <w:tr>
-        <w:tc>
-          <w:tcPr>
-            <w:tcW w:type="pct" w:w="2600"/>
-            <w:shd w:fill="FFFFFF" w:val="clear"/>
-            <w:tcMar>
-              <w:top w:type="dxa" w:w="50"/>
-              <w:left w:type="dxa" w:w="110"/>
-              <w:bottom w:type="dxa" w:w="50"/>
-              <w:right w:type="dxa" w:w="110"/>
-            </w:tcMar>
-          </w:tcPr>
-          <w:p>
-            <w:pPr>
-              <w:spacing w:before="46" w:after="46"/>
-            </w:pPr>
-            <w:r>
-              <w:rPr>
-                <w:b/>
-                <w:bCs/>
-                <w:color w:val="8186EF"/>
-                <w:sz w:val="14"/>
-                <w:szCs w:val="14"/>
-              </w:rPr>
-              <w:t xml:space="preserve">(44)</w:t>
-            </w:r>
-          </w:p>
-        </w:tc>
-        <w:tc>
-          <w:tcPr>
-            <w:tcW w:type="pct" w:w="2400"/>
-            <w:tcMar>
-              <w:top w:type="dxa" w:w="50"/>
-              <w:left w:type="dxa" w:w="110"/>
-              <w:bottom w:type="dxa" w:w="50"/>
-              <w:right w:type="dxa" w:w="110"/>
-            </w:tcMar>
-          </w:tcPr>
-          <w:p>
-            <w:pPr>
-              <w:spacing w:before="28" w:after="28"/>
-            </w:pPr>
-            <w:r>
-              <w:rPr>
-                <w:sz w:val="15"/>
-                <w:szCs w:val="15"/>
-              </w:rPr>
-              <w:t xml:space="preserve">25,000 / 40,000</w:t>
-            </w:r>
-          </w:p>
-        </w:tc>
-      </w:tr>
-      <w:tr>
-        <w:tc>
-          <w:tcPr>
-            <w:tcW w:type="pct" w:w="2600"/>
-            <w:shd w:fill="FFFFFF" w:val="clear"/>
-            <w:tcMar>
-              <w:top w:type="dxa" w:w="50"/>
-              <w:left w:type="dxa" w:w="110"/>
-              <w:bottom w:type="dxa" w:w="50"/>
-              <w:right w:type="dxa" w:w="110"/>
-            </w:tcMar>
-          </w:tcPr>
-          <w:p>
-            <w:pPr>
-              <w:spacing w:before="46" w:after="46"/>
-            </w:pPr>
-            <w:r>
-              <w:rPr>
-                <w:b/>
-                <w:bCs/>
-                <w:color w:val="8186EF"/>
-                <w:sz w:val="14"/>
-                <w:szCs w:val="14"/>
-              </w:rPr>
-              <w:t xml:space="preserve">(45)</w:t>
-            </w:r>
-          </w:p>
-        </w:tc>
-        <w:tc>
-          <w:tcPr>
-            <w:tcW w:type="pct" w:w="2400"/>
-            <w:shd w:fill="FBFAF6" w:val="clear"/>
-            <w:tcMar>
-              <w:top w:type="dxa" w:w="50"/>
-              <w:left w:type="dxa" w:w="110"/>
-              <w:bottom w:type="dxa" w:w="50"/>
-              <w:right w:type="dxa" w:w="110"/>
-            </w:tcMar>
-          </w:tcPr>
-          <w:p>
-            <w:pPr>
-              <w:spacing w:before="28" w:after="28"/>
-            </w:pPr>
-            <w:r>
-              <w:rPr>
-                <w:sz w:val="15"/>
-                <w:szCs w:val="15"/>
-              </w:rPr>
-              <w:t xml:space="preserve">30,000 / 45,000</w:t>
-            </w:r>
-          </w:p>
-        </w:tc>
-      </w:tr>
-      <w:tr>
-        <w:tc>
-          <w:tcPr>
-            <w:tcW w:type="pct" w:w="2600"/>
-            <w:tcMar>
-              <w:top w:type="dxa" w:w="50"/>
-              <w:left w:type="dxa" w:w="110"/>
-              <w:bottom w:type="dxa" w:w="50"/>
-              <w:right w:type="dxa" w:w="110"/>
-            </w:tcMar>
-          </w:tcPr>
-          <w:p>
-            <w:pPr>
-              <w:spacing w:before="28" w:after="28"/>
-            </w:pPr>
-            <w:r>
-              <w:rPr>
-                <w:sz w:val="15"/>
-                <w:szCs w:val="15"/>
-              </w:rPr>
-              <w:t xml:space="preserve">Sales</w:t>
-            </w:r>
-          </w:p>
-        </w:tc>
-        <w:tc>
-          <w:tcPr>
-            <w:tcW w:type="pct" w:w="2400"/>
-            <w:tcMar>
-              <w:top w:type="dxa" w:w="50"/>
-              <w:left w:type="dxa" w:w="110"/>
-              <w:bottom w:type="dxa" w:w="50"/>
-              <w:right w:type="dxa" w:w="110"/>
-            </w:tcMar>
-          </w:tcPr>
-          <w:p>
-            <w:pPr>
-              <w:spacing w:before="28" w:after="28"/>
-            </w:pPr>
-            <w:r>
-              <w:rPr>
-                <w:sz w:val="15"/>
-                <w:szCs w:val="15"/>
-              </w:rPr>
-              <w:t xml:space="preserve">700,000</w:t>
-            </w:r>
-          </w:p>
-        </w:tc>
-      </w:tr>
-    </w:tbl>
-    <w:p/>
-    <w:tbl>
-      <w:tblPr>
-        <w:tblW w:type="pct" w:w="100%"/>
-        <w:tblLayout w:type="fixed"/>
-        <w:tblBorders>
-          <w:top w:val="single" w:color="FBFAF6" w:sz="4"/>
-          <w:left w:val="single" w:color="FBFAF6" w:sz="4"/>
-          <w:bottom w:val="single" w:color="FBFAF6" w:sz="4"/>
-          <w:right w:val="single" w:color="FBFAF6" w:sz="4"/>
-          <w:insideH w:val="single" w:color="FBFAF6" w:sz="4"/>
-          <w:insideV w:val="single" w:color="FBFAF6" w:sz="4"/>
-        </w:tblBorders>
-      </w:tblPr>
-      <w:tblGrid>
-        <w:gridCol w:w="9600"/>
-      </w:tblGrid>
-      <w:tr>
-        <w:tc>
-          <w:tcPr>
-            <w:tcW w:type="pct" w:w="5000"/>
-            <w:shd w:fill="FBFAF6" w:val="clear"/>
-            <w:tcMar>
-              <w:top w:type="dxa" w:w="40"/>
-              <w:left w:type="dxa" w:w="100"/>
-              <w:bottom w:type="dxa" w:w="40"/>
-              <w:right w:type="dxa" w:w="100"/>
-            </w:tcMar>
-          </w:tcPr>
-          <w:p>
-            <w:pPr>
-              <w:spacing w:before="18" w:after="6"/>
-            </w:pPr>
-            <w:r>
-              <w:rPr>
-                <w:b/>
-                <w:bCs/>
-                <w:color w:val="6B7280"/>
-                <w:sz w:val="14"/>
-                <w:szCs w:val="14"/>
-              </w:rPr>
-              <w:t xml:space="preserve">word list</w:t>
-            </w:r>
-          </w:p>
-          <w:p>
-            <w:pPr>
-              <w:spacing w:before="0" w:after="18"/>
-            </w:pPr>
-            <w:r>
-              <w:rPr>
-                <w:b/>
-                <w:bCs/>
-                <w:color w:val="353A7C"/>
-                <w:sz w:val="16"/>
-                <w:szCs w:val="16"/>
-              </w:rPr>
-              <w:t xml:space="preserve">Sugar and flavors   ·   Factory supervision   ·   Finished goods: beginning / ending   ·   Jars   ·   Factory utilities   ·   Work-in-Process Inventory   ·   WIP: beginning / ending</w:t>
-            </w:r>
-          </w:p>
-        </w:tc>
-      </w:tr>
-    </w:tbl>
-    <w:p/>
-    <w:tbl>
-      <w:tblPr>
-        <w:tblW w:type="pct" w:w="100%"/>
-        <w:tblLayout w:type="fixed"/>
-        <w:tblBorders>
-          <w:top w:val="single" w:color="353A7C" w:sz="6"/>
-          <w:left w:val="single" w:color="353A7C" w:sz="6"/>
-          <w:bottom w:val="single" w:color="353A7C" w:sz="6"/>
-          <w:right w:val="single" w:color="353A7C" w:sz="6"/>
-          <w:insideH w:val="single" w:color="353A7C" w:sz="6"/>
-          <w:insideV w:val="single" w:color="353A7C" w:sz="6"/>
-        </w:tblBorders>
-      </w:tblPr>
-      <w:tblGrid>
-        <w:gridCol w:w="4992"/>
-        <w:gridCol w:w="4608"/>
-      </w:tblGrid>
-      <w:tr>
-        <w:tc>
-          <w:tcPr>
-            <w:tcW w:type="pct" w:w="5000"/>
-            <w:gridSpan w:val="2"/>
-            <w:shd w:fill="353A7C" w:val="clear"/>
-            <w:tcMar>
-              <w:top w:type="dxa" w:w="60"/>
-              <w:left w:type="dxa" w:w="120"/>
-              <w:bottom w:type="dxa" w:w="60"/>
-              <w:right w:type="dxa" w:w="120"/>
-            </w:tcMar>
-          </w:tcPr>
-          <w:p>
-            <w:pPr>
-              <w:spacing w:before="40" w:after="40"/>
-            </w:pPr>
-            <w:r>
-              <w:rPr>
-                <w:b/>
-                <w:bCs/>
-                <w:color w:val="FFFFFF"/>
-                <w:sz w:val="17"/>
-                <w:szCs w:val="17"/>
-              </w:rPr>
-              <w:t xml:space="preserve">Item — Answer</w:t>
-            </w:r>
-          </w:p>
-        </w:tc>
-      </w:tr>
-      <w:tr>
-        <w:tc>
-          <w:tcPr>
-            <w:tcW w:type="pct" w:w="2600"/>
-            <w:shd w:fill="353A7C" w:val="clear"/>
-            <w:tcMar>
-              <w:top w:type="dxa" w:w="50"/>
-              <w:left w:type="dxa" w:w="110"/>
-              <w:bottom w:type="dxa" w:w="50"/>
-              <w:right w:type="dxa" w:w="110"/>
-            </w:tcMar>
-          </w:tcPr>
-          <w:p>
-            <w:pPr>
-              <w:spacing w:before="30" w:after="30"/>
-            </w:pPr>
-            <w:r>
-              <w:rPr>
-                <w:b/>
-                <w:bCs/>
-                <w:color w:val="FFFFFF"/>
-                <w:sz w:val="15"/>
-                <w:szCs w:val="15"/>
-              </w:rPr>
-              <w:t xml:space="preserve">Item</w:t>
-            </w:r>
-          </w:p>
-        </w:tc>
-        <w:tc>
-          <w:tcPr>
-            <w:tcW w:type="pct" w:w="2400"/>
-            <w:shd w:fill="353A7C" w:val="clear"/>
-            <w:tcMar>
-              <w:top w:type="dxa" w:w="50"/>
-              <w:left w:type="dxa" w:w="110"/>
-              <w:bottom w:type="dxa" w:w="50"/>
-              <w:right w:type="dxa" w:w="110"/>
-            </w:tcMar>
-          </w:tcPr>
-          <w:p>
-            <w:pPr>
-              <w:spacing w:before="30" w:after="30"/>
-            </w:pPr>
-            <w:r>
-              <w:rPr>
-                <w:b/>
-                <w:bCs/>
-                <w:color w:val="FFFFFF"/>
-                <w:sz w:val="15"/>
-                <w:szCs w:val="15"/>
-              </w:rPr>
-              <w:t xml:space="preserve">Answer</w:t>
-            </w:r>
-          </w:p>
-        </w:tc>
-      </w:tr>
-      <w:tr>
-        <w:tc>
-          <w:tcPr>
-            <w:tcW w:type="pct" w:w="2600"/>
-            <w:tcMar>
-              <w:top w:type="dxa" w:w="50"/>
-              <w:left w:type="dxa" w:w="110"/>
-              <w:bottom w:type="dxa" w:w="50"/>
-              <w:right w:type="dxa" w:w="110"/>
-            </w:tcMar>
-          </w:tcPr>
-          <w:p>
-            <w:pPr>
-              <w:spacing w:before="28" w:after="28"/>
-            </w:pPr>
-            <w:r>
-              <w:rPr>
-                <w:sz w:val="15"/>
-                <w:szCs w:val="15"/>
-              </w:rPr>
-              <w:t xml:space="preserve">Maintenance of the halva mixer</w:t>
-            </w:r>
-          </w:p>
-        </w:tc>
-        <w:tc>
-          <w:tcPr>
-            <w:tcW w:type="pct" w:w="2400"/>
-            <w:tcMar>
-              <w:top w:type="dxa" w:w="50"/>
-              <w:left w:type="dxa" w:w="110"/>
-              <w:bottom w:type="dxa" w:w="50"/>
-              <w:right w:type="dxa" w:w="110"/>
-            </w:tcMar>
-          </w:tcPr>
-          <w:p>
-            <w:pPr>
-              <w:spacing w:before="28" w:after="28"/>
-            </w:pPr>
-            <w:r>
-              <w:rPr>
-                <w:sz w:val="15"/>
-                <w:szCs w:val="15"/>
-              </w:rPr>
-              <w:t xml:space="preserve">Indirect; product cost</w:t>
-            </w:r>
-          </w:p>
-        </w:tc>
-      </w:tr>
-      <w:tr>
-        <w:tc>
-          <w:tcPr>
-            <w:tcW w:type="pct" w:w="2600"/>
-            <w:shd w:fill="FBFAF6" w:val="clear"/>
-            <w:tcMar>
-              <w:top w:type="dxa" w:w="50"/>
-              <w:left w:type="dxa" w:w="110"/>
-              <w:bottom w:type="dxa" w:w="50"/>
-              <w:right w:type="dxa" w:w="110"/>
-            </w:tcMar>
-          </w:tcPr>
-          <w:p>
-            <w:pPr>
-              <w:spacing w:before="28" w:after="28"/>
-            </w:pPr>
-            <w:r>
-              <w:rPr>
-                <w:sz w:val="15"/>
-                <w:szCs w:val="15"/>
-              </w:rPr>
-              <w:t xml:space="preserve">Wages of halva line operators</w:t>
-            </w:r>
-          </w:p>
-        </w:tc>
-        <w:tc>
-          <w:tcPr>
-            <w:tcW w:type="pct" w:w="2400"/>
-            <w:shd w:fill="FFFFFF" w:val="clear"/>
-            <w:tcMar>
-              <w:top w:type="dxa" w:w="50"/>
-              <w:left w:type="dxa" w:w="110"/>
-              <w:bottom w:type="dxa" w:w="50"/>
-              <w:right w:type="dxa" w:w="110"/>
-            </w:tcMar>
-          </w:tcPr>
-          <w:p>
-            <w:pPr>
-              <w:spacing w:before="46" w:after="46"/>
-            </w:pPr>
-            <w:r>
-              <w:rPr>
-                <w:b/>
-                <w:bCs/>
-                <w:color w:val="8186EF"/>
-                <w:sz w:val="14"/>
-                <w:szCs w:val="14"/>
-              </w:rPr>
-              <w:t xml:space="preserve">(46)</w:t>
-            </w:r>
-          </w:p>
-        </w:tc>
-      </w:tr>
-      <w:tr>
-        <w:tc>
-          <w:tcPr>
-            <w:tcW w:type="pct" w:w="2600"/>
-            <w:tcMar>
-              <w:top w:type="dxa" w:w="50"/>
-              <w:left w:type="dxa" w:w="110"/>
-              <w:bottom w:type="dxa" w:w="50"/>
-              <w:right w:type="dxa" w:w="110"/>
-            </w:tcMar>
-          </w:tcPr>
-          <w:p>
-            <w:pPr>
-              <w:spacing w:before="28" w:after="28"/>
-            </w:pPr>
-            <w:r>
-              <w:rPr>
-                <w:sz w:val="15"/>
-                <w:szCs w:val="15"/>
-              </w:rPr>
-              <w:t xml:space="preserve">Office rent at head office</w:t>
-            </w:r>
-          </w:p>
-        </w:tc>
-        <w:tc>
-          <w:tcPr>
-            <w:tcW w:type="pct" w:w="2400"/>
-            <w:shd w:fill="FFFFFF" w:val="clear"/>
-            <w:tcMar>
-              <w:top w:type="dxa" w:w="50"/>
-              <w:left w:type="dxa" w:w="110"/>
-              <w:bottom w:type="dxa" w:w="50"/>
-              <w:right w:type="dxa" w:w="110"/>
-            </w:tcMar>
-          </w:tcPr>
-          <w:p>
-            <w:pPr>
-              <w:spacing w:before="46" w:after="46"/>
-            </w:pPr>
-            <w:r>
-              <w:rPr>
-                <w:b/>
-                <w:bCs/>
-                <w:color w:val="8186EF"/>
-                <w:sz w:val="14"/>
-                <w:szCs w:val="14"/>
-              </w:rPr>
-              <w:t xml:space="preserve">(47)</w:t>
-            </w:r>
-          </w:p>
-        </w:tc>
-      </w:tr>
-      <w:tr>
-        <w:tc>
-          <w:tcPr>
-            <w:tcW w:type="pct" w:w="2600"/>
-            <w:shd w:fill="FBFAF6" w:val="clear"/>
-            <w:tcMar>
-              <w:top w:type="dxa" w:w="50"/>
-              <w:left w:type="dxa" w:w="110"/>
-              <w:bottom w:type="dxa" w:w="50"/>
-              <w:right w:type="dxa" w:w="110"/>
-            </w:tcMar>
-          </w:tcPr>
-          <w:p>
-            <w:pPr>
-              <w:spacing w:before="28" w:after="28"/>
-            </w:pPr>
-            <w:r>
-              <w:rPr>
-                <w:sz w:val="15"/>
-                <w:szCs w:val="15"/>
-              </w:rPr>
-              <w:t xml:space="preserve">Electricity for the factory</w:t>
-            </w:r>
-          </w:p>
-        </w:tc>
-        <w:tc>
-          <w:tcPr>
-            <w:tcW w:type="pct" w:w="2400"/>
-            <w:shd w:fill="FBFAF6" w:val="clear"/>
-            <w:tcMar>
-              <w:top w:type="dxa" w:w="50"/>
-              <w:left w:type="dxa" w:w="110"/>
-              <w:bottom w:type="dxa" w:w="50"/>
-              <w:right w:type="dxa" w:w="110"/>
-            </w:tcMar>
-          </w:tcPr>
-          <w:p>
-            <w:pPr>
-              <w:spacing w:before="28" w:after="28"/>
-            </w:pPr>
-            <w:r>
-              <w:rPr>
-                <w:sz w:val="15"/>
-                <w:szCs w:val="15"/>
-              </w:rPr>
-              <w:t xml:space="preserve">Indirect; product cost</w:t>
-            </w:r>
-          </w:p>
-        </w:tc>
-      </w:tr>
-    </w:tbl>
-    <w:p/>
-    <w:tbl>
-      <w:tblPr>
-        <w:tblW w:type="pct" w:w="100%"/>
-        <w:tblLayout w:type="fixed"/>
-        <w:tblBorders>
-          <w:top w:val="single" w:color="FBFAF6" w:sz="4"/>
-          <w:left w:val="single" w:color="FBFAF6" w:sz="4"/>
-          <w:bottom w:val="single" w:color="FBFAF6" w:sz="4"/>
-          <w:right w:val="single" w:color="FBFAF6" w:sz="4"/>
-          <w:insideH w:val="single" w:color="FBFAF6" w:sz="4"/>
-          <w:insideV w:val="single" w:color="FBFAF6" w:sz="4"/>
-        </w:tblBorders>
-      </w:tblPr>
-      <w:tblGrid>
-        <w:gridCol w:w="9600"/>
-      </w:tblGrid>
-      <w:tr>
-        <w:tc>
-          <w:tcPr>
-            <w:tcW w:type="pct" w:w="5000"/>
-            <w:shd w:fill="FBFAF6" w:val="clear"/>
-            <w:tcMar>
-              <w:top w:type="dxa" w:w="40"/>
-              <w:left w:type="dxa" w:w="100"/>
-              <w:bottom w:type="dxa" w:w="40"/>
-              <w:right w:type="dxa" w:w="100"/>
-            </w:tcMar>
-          </w:tcPr>
-          <w:p>
-            <w:pPr>
-              <w:spacing w:before="18" w:after="6"/>
-            </w:pPr>
-            <w:r>
-              <w:rPr>
-                <w:b/>
-                <w:bCs/>
-                <w:color w:val="6B7280"/>
-                <w:sz w:val="14"/>
-                <w:szCs w:val="14"/>
-              </w:rPr>
-              <w:t xml:space="preserve">word list</w:t>
-            </w:r>
-          </w:p>
-          <w:p>
-            <w:pPr>
-              <w:spacing w:before="0" w:after="18"/>
-            </w:pPr>
-            <w:r>
-              <w:rPr>
-                <w:b/>
-                <w:bCs/>
-                <w:color w:val="353A7C"/>
-                <w:sz w:val="16"/>
-                <w:szCs w:val="16"/>
-              </w:rPr>
-              <w:t xml:space="preserve">Tahini &amp; Spreads · FY2027   ·   Not a production cost; period cost   ·   Direct; product cost</w:t>
-            </w:r>
-          </w:p>
-        </w:tc>
-      </w:tr>
-    </w:tbl>
-    <w:p/>
-    <w:p>
-      <w:pPr>
-        <w:pageBreakBefore w:val="true"/>
-        <w:spacing w:after="0"/>
-      </w:pPr>
-      <w:r>
-        <w:rPr>
-          <w:sz w:val="2"/>
-        </w:rPr>
-        <w:t xml:space="preserve"> </w:t>
-      </w:r>
-    </w:p>
-    <w:p>
-      <w:pPr>
-        <w:spacing w:before="44" w:after="10"/>
-      </w:pPr>
-      <w:r>
-        <w:rPr>
-          <w:b/>
-          <w:bCs/>
-          <w:color w:val="353A7C"/>
-          <w:sz w:val="18"/>
-          <w:szCs w:val="18"/>
-        </w:rPr>
-        <w:t xml:space="preserve">Cost — Category</w:t>
+        <w:t xml:space="preserve">The English this section uses, and its Arabic</w:t>
       </w:r>
     </w:p>
     <w:p>
@@ -15668,7 +16418,7 @@
           <w:sz w:val="15"/>
           <w:szCs w:val="15"/>
         </w:rPr>
-        <w:t xml:space="preserve">Every item belongs to exactly one group.</w:t>
+        <w:t xml:space="preserve">Each term sits against what it means.</w:t>
       </w:r>
     </w:p>
     <w:p>
@@ -15679,7 +16429,7 @@
       <w:r>
         <w:drawing>
           <wp:inline distT="0" distB="0" distL="0" distR="0">
-            <wp:extent cx="5734050" cy="1614600"/>
+            <wp:extent cx="5734050" cy="2912300"/>
             <wp:effectExtent t="0" r="0" b="0" l="0"/>
             <wp:docPr id="1" name="" descr="" title=""/>
             <wp:cNvGraphicFramePr>
@@ -15704,7 +16454,7 @@
                   <pic:spPr bwMode="auto">
                     <a:xfrm>
                       <a:off x="0" y="0"/>
-                      <a:ext cx="5734050" cy="1614600"/>
+                      <a:ext cx="5734050" cy="2912300"/>
                     </a:xfrm>
                     <a:prstGeom prst="rect">
                       <a:avLst/>
@@ -15772,143 +16522,7 @@
                 <w:sz w:val="16"/>
                 <w:szCs w:val="16"/>
               </w:rPr>
-              <w:t xml:space="preserve">Factory utilities   ·   Jars   ·   cost driver   ·   Head-office salaries</w:t>
-            </w:r>
-          </w:p>
-        </w:tc>
-      </w:tr>
-    </w:tbl>
-    <w:p/>
-    <w:p>
-      <w:pPr>
-        <w:spacing w:before="44" w:after="10"/>
-      </w:pPr>
-      <w:r>
-        <w:rPr>
-          <w:b/>
-          <w:bCs/>
-          <w:color w:val="353A7C"/>
-          <w:sz w:val="18"/>
-          <w:szCs w:val="18"/>
-        </w:rPr>
-        <w:t xml:space="preserve">The English this section uses, and its Arabic</w:t>
-      </w:r>
-    </w:p>
-    <w:p>
-      <w:pPr>
-        <w:spacing w:before="0" w:after="12"/>
-      </w:pPr>
-      <w:r>
-        <w:rPr>
-          <w:color w:val="6B7280"/>
-          <w:sz w:val="15"/>
-          <w:szCs w:val="15"/>
-        </w:rPr>
-        <w:t xml:space="preserve">Each term sits against what it means.</w:t>
-      </w:r>
-    </w:p>
-    <w:p>
-      <w:pPr>
-        <w:spacing w:after="40" w:before="90"/>
-        <w:jc w:val="center"/>
-      </w:pPr>
-      <w:r>
-        <w:drawing>
-          <wp:inline distT="0" distB="0" distL="0" distR="0">
-            <wp:extent cx="5734050" cy="2912300"/>
-            <wp:effectExtent t="0" r="0" b="0" l="0"/>
-            <wp:docPr id="1" name="" descr="" title=""/>
-            <wp:cNvGraphicFramePr>
-              <a:graphicFrameLocks xmlns:a="http://schemas.openxmlformats.org/drawingml/2006/main" noChangeAspect="1"/>
-            </wp:cNvGraphicFramePr>
-            <a:graphic xmlns:a="http://schemas.openxmlformats.org/drawingml/2006/main">
-              <a:graphicData uri="http://schemas.openxmlformats.org/drawingml/2006/picture">
-                <pic:pic xmlns:pic="http://schemas.openxmlformats.org/drawingml/2006/picture">
-                  <pic:nvPicPr>
-                    <pic:cNvPr id="0" name="" descr=""/>
-                    <pic:cNvPicPr>
-                      <a:picLocks noChangeAspect="1" noChangeArrowheads="1"/>
-                    </pic:cNvPicPr>
-                  </pic:nvPicPr>
-                  <pic:blipFill>
-                    <a:blip r:embed="rId109" cstate="none"/>
-                    <a:srcRect/>
-                    <a:stretch>
-                      <a:fillRect/>
-                    </a:stretch>
-                  </pic:blipFill>
-                  <pic:spPr bwMode="auto">
-                    <a:xfrm>
-                      <a:off x="0" y="0"/>
-                      <a:ext cx="5734050" cy="2912300"/>
-                    </a:xfrm>
-                    <a:prstGeom prst="rect">
-                      <a:avLst/>
-                    </a:prstGeom>
-                  </pic:spPr>
-                </pic:pic>
-              </a:graphicData>
-            </a:graphic>
-          </wp:inline>
-        </w:drawing>
-      </w:r>
-    </w:p>
-    <w:tbl>
-      <w:tblPr>
-        <w:tblW w:type="pct" w:w="100%"/>
-        <w:tblLayout w:type="fixed"/>
-        <w:tblBorders>
-          <w:top w:val="single" w:color="FBFAF6" w:sz="4"/>
-          <w:left w:val="single" w:color="FBFAF6" w:sz="4"/>
-          <w:bottom w:val="single" w:color="FBFAF6" w:sz="4"/>
-          <w:right w:val="single" w:color="FBFAF6" w:sz="4"/>
-          <w:insideH w:val="single" w:color="FBFAF6" w:sz="4"/>
-          <w:insideV w:val="single" w:color="FBFAF6" w:sz="4"/>
-        </w:tblBorders>
-      </w:tblPr>
-      <w:tblGrid>
-        <w:gridCol w:w="9600"/>
-      </w:tblGrid>
-      <w:tr>
-        <w:tc>
-          <w:tcPr>
-            <w:tcW w:type="pct" w:w="5000"/>
-            <w:shd w:fill="FBFAF6" w:val="clear"/>
-            <w:tcMar>
-              <w:top w:type="dxa" w:w="40"/>
-              <w:left w:type="dxa" w:w="100"/>
-              <w:bottom w:type="dxa" w:w="40"/>
-              <w:right w:type="dxa" w:w="100"/>
-            </w:tcMar>
-          </w:tcPr>
-          <w:p>
-            <w:pPr>
-              <w:spacing w:before="18" w:after="6"/>
-            </w:pPr>
-            <w:r>
-              <w:rPr>
-                <w:b/>
-                <w:bCs/>
-                <w:color w:val="6B7280"/>
-                <w:sz w:val="14"/>
-                <w:szCs w:val="14"/>
-              </w:rPr>
-              <w:t xml:space="preserve">word list</w:t>
-            </w:r>
-          </w:p>
-          <w:p>
-            <w:pPr>
-              <w:spacing w:before="0" w:after="18"/>
-            </w:pPr>
-            <w:r>
-              <w:rPr>
-                <w:b/>
-                <w:bCs/>
-                <w:color w:val="353A7C"/>
-                <w:sz w:val="16"/>
-                <w:szCs w:val="16"/>
-              </w:rPr>
-              <w:t xml:space="preserve">product cost   ·   raw materials inventory   ·   مخزون الإنتاج التام</w:t>
+              <w:t xml:space="preserve">period cost   ·   raw materials inventory   ·   مخزون الإنتاج التام</w:t>
             </w:r>
           </w:p>
         </w:tc>
@@ -16395,14 +17009,14 @@
                 <w:sz w:val="16"/>
                 <w:szCs w:val="16"/>
               </w:rPr>
-              <w:t xml:space="preserve">27  </w:t>
-            </w:r>
-            <w:r>
-              <w:rPr>
-                <w:sz w:val="16"/>
-                <w:szCs w:val="16"/>
-              </w:rPr>
-              <w:t xml:space="preserve">Selling Expense</w:t>
+              <w:t xml:space="preserve">23  </w:t>
+            </w:r>
+            <w:r>
+              <w:rPr>
+                <w:sz w:val="16"/>
+                <w:szCs w:val="16"/>
+              </w:rPr>
+              <w:t xml:space="preserve">Cash and Payables</w:t>
             </w:r>
           </w:p>
         </w:tc>
@@ -16437,7 +17051,7 @@
                 <w:sz w:val="16"/>
                 <w:szCs w:val="16"/>
               </w:rPr>
-              <w:t xml:space="preserve">accounts</w:t>
+              <w:t xml:space="preserve">through</w:t>
             </w:r>
           </w:p>
         </w:tc>
@@ -16463,14 +17077,14 @@
                 <w:sz w:val="16"/>
                 <w:szCs w:val="16"/>
               </w:rPr>
-              <w:t xml:space="preserve">28  </w:t>
-            </w:r>
-            <w:r>
-              <w:rPr>
-                <w:sz w:val="16"/>
-                <w:szCs w:val="16"/>
-              </w:rPr>
-              <w:t xml:space="preserve">Administrative Expense</w:t>
+              <w:t xml:space="preserve">24  </w:t>
+            </w:r>
+            <w:r>
+              <w:rPr>
+                <w:sz w:val="16"/>
+                <w:szCs w:val="16"/>
+              </w:rPr>
+              <w:t xml:space="preserve">Add: beginning WIP</w:t>
             </w:r>
           </w:p>
         </w:tc>
@@ -16531,14 +17145,14 @@
                 <w:sz w:val="16"/>
                 <w:szCs w:val="16"/>
               </w:rPr>
-              <w:t xml:space="preserve">29  </w:t>
-            </w:r>
-            <w:r>
-              <w:rPr>
-                <w:sz w:val="16"/>
-                <w:szCs w:val="16"/>
-              </w:rPr>
-              <w:t xml:space="preserve">Direct materials used</w:t>
+              <w:t xml:space="preserve">25  </w:t>
+            </w:r>
+            <w:r>
+              <w:rPr>
+                <w:sz w:val="16"/>
+                <w:szCs w:val="16"/>
+              </w:rPr>
+              <w:t xml:space="preserve">Cost of goods sold (before year-end overhead adjustment)</w:t>
             </w:r>
           </w:p>
         </w:tc>
@@ -16599,14 +17213,14 @@
                 <w:sz w:val="16"/>
                 <w:szCs w:val="16"/>
               </w:rPr>
-              <w:t xml:space="preserve">30  </w:t>
-            </w:r>
-            <w:r>
-              <w:rPr>
-                <w:sz w:val="16"/>
-                <w:szCs w:val="16"/>
-              </w:rPr>
-              <w:t xml:space="preserve">Add: beginning WIP</w:t>
+              <w:t xml:space="preserve">26  </w:t>
+            </w:r>
+            <w:r>
+              <w:rPr>
+                <w:sz w:val="16"/>
+                <w:szCs w:val="16"/>
+              </w:rPr>
+              <w:t xml:space="preserve">Gross margin</w:t>
             </w:r>
           </w:p>
         </w:tc>
@@ -16641,7 +17255,7 @@
                 <w:sz w:val="16"/>
                 <w:szCs w:val="16"/>
               </w:rPr>
-              <w:t xml:space="preserve">January</w:t>
+              <w:t xml:space="preserve">questions</w:t>
             </w:r>
           </w:p>
         </w:tc>
@@ -16667,14 +17281,14 @@
                 <w:sz w:val="16"/>
                 <w:szCs w:val="16"/>
               </w:rPr>
-              <w:t xml:space="preserve">31  </w:t>
-            </w:r>
-            <w:r>
-              <w:rPr>
-                <w:sz w:val="16"/>
-                <w:szCs w:val="16"/>
-              </w:rPr>
-              <w:t xml:space="preserve">Cost of goods manufactured</w:t>
+              <w:t xml:space="preserve">27  </w:t>
+            </w:r>
+            <w:r>
+              <w:rPr>
+                <w:sz w:val="16"/>
+                <w:szCs w:val="16"/>
+              </w:rPr>
+              <w:t xml:space="preserve">Divisional operating income</w:t>
             </w:r>
           </w:p>
         </w:tc>
@@ -16709,7 +17323,7 @@
                 <w:sz w:val="16"/>
                 <w:szCs w:val="16"/>
               </w:rPr>
-              <w:t xml:space="preserve">purchases</w:t>
+              <w:t xml:space="preserve">January</w:t>
             </w:r>
           </w:p>
         </w:tc>
@@ -16735,14 +17349,14 @@
                 <w:sz w:val="16"/>
                 <w:szCs w:val="16"/>
               </w:rPr>
-              <w:t xml:space="preserve">32  </w:t>
-            </w:r>
-            <w:r>
-              <w:rPr>
-                <w:sz w:val="16"/>
-                <w:szCs w:val="16"/>
-              </w:rPr>
-              <w:t xml:space="preserve">Gross margin</w:t>
+              <w:t xml:space="preserve">28  </w:t>
+            </w:r>
+            <w:r>
+              <w:rPr>
+                <w:sz w:val="16"/>
+                <w:szCs w:val="16"/>
+              </w:rPr>
+              <w:t xml:space="preserve">credits</w:t>
             </w:r>
           </w:p>
         </w:tc>
@@ -16777,7 +17391,7 @@
                 <w:sz w:val="16"/>
                 <w:szCs w:val="16"/>
               </w:rPr>
-              <w:t xml:space="preserve">depreciation</w:t>
+              <w:t xml:space="preserve">purchases</w:t>
             </w:r>
           </w:p>
         </w:tc>
@@ -16803,14 +17417,14 @@
                 <w:sz w:val="16"/>
                 <w:szCs w:val="16"/>
               </w:rPr>
-              <w:t xml:space="preserve">33  </w:t>
-            </w:r>
-            <w:r>
-              <w:rPr>
-                <w:sz w:val="16"/>
-                <w:szCs w:val="16"/>
-              </w:rPr>
-              <w:t xml:space="preserve">credits</w:t>
+              <w:t xml:space="preserve">29  </w:t>
+            </w:r>
+            <w:r>
+              <w:rPr>
+                <w:sz w:val="16"/>
+                <w:szCs w:val="16"/>
+              </w:rPr>
+              <w:t xml:space="preserve">Finished</w:t>
             </w:r>
           </w:p>
         </w:tc>
@@ -16845,7 +17459,7 @@
                 <w:sz w:val="16"/>
                 <w:szCs w:val="16"/>
               </w:rPr>
-              <w:t xml:space="preserve">applied</w:t>
+              <w:t xml:space="preserve">machine</w:t>
             </w:r>
           </w:p>
         </w:tc>
@@ -16871,14 +17485,14 @@
                 <w:sz w:val="16"/>
                 <w:szCs w:val="16"/>
               </w:rPr>
-              <w:t xml:space="preserve">34  </w:t>
-            </w:r>
-            <w:r>
-              <w:rPr>
-                <w:sz w:val="16"/>
-                <w:szCs w:val="16"/>
-              </w:rPr>
-              <w:t xml:space="preserve">Finished</w:t>
+              <w:t xml:space="preserve">30  </w:t>
+            </w:r>
+            <w:r>
+              <w:rPr>
+                <w:sz w:val="16"/>
+                <w:szCs w:val="16"/>
+              </w:rPr>
+              <w:t xml:space="preserve">Ending</w:t>
             </w:r>
           </w:p>
         </w:tc>
@@ -16913,7 +17527,7 @@
                 <w:sz w:val="16"/>
                 <w:szCs w:val="16"/>
               </w:rPr>
-              <w:t xml:space="preserve">Year-end</w:t>
+              <w:t xml:space="preserve">Separate</w:t>
             </w:r>
           </w:p>
         </w:tc>
@@ -16939,14 +17553,14 @@
                 <w:sz w:val="16"/>
                 <w:szCs w:val="16"/>
               </w:rPr>
-              <w:t xml:space="preserve">35  </w:t>
-            </w:r>
-            <w:r>
-              <w:rPr>
-                <w:sz w:val="16"/>
-                <w:szCs w:val="16"/>
-              </w:rPr>
-              <w:t xml:space="preserve">Ending</w:t>
+              <w:t xml:space="preserve">31  </w:t>
+            </w:r>
+            <w:r>
+              <w:rPr>
+                <w:sz w:val="16"/>
+                <w:szCs w:val="16"/>
+              </w:rPr>
+              <w:t xml:space="preserve">overhead</w:t>
             </w:r>
           </w:p>
         </w:tc>
@@ -16981,7 +17595,7 @@
                 <w:sz w:val="16"/>
                 <w:szCs w:val="16"/>
               </w:rPr>
-              <w:t xml:space="preserve">administrative</w:t>
+              <w:t xml:space="preserve">Record</w:t>
             </w:r>
           </w:p>
         </w:tc>
@@ -17007,14 +17621,14 @@
                 <w:sz w:val="16"/>
                 <w:szCs w:val="16"/>
               </w:rPr>
-              <w:t xml:space="preserve">36  </w:t>
-            </w:r>
-            <w:r>
-              <w:rPr>
-                <w:sz w:val="16"/>
-                <w:szCs w:val="16"/>
-              </w:rPr>
-              <w:t xml:space="preserve">overhead</w:t>
+              <w:t xml:space="preserve">32  </w:t>
+            </w:r>
+            <w:r>
+              <w:rPr>
+                <w:sz w:val="16"/>
+                <w:szCs w:val="16"/>
+              </w:rPr>
+              <w:t xml:space="preserve">request</w:t>
             </w:r>
           </w:p>
         </w:tc>
@@ -17049,7 +17663,7 @@
                 <w:sz w:val="16"/>
                 <w:szCs w:val="16"/>
               </w:rPr>
-              <w:t xml:space="preserve">Separate</w:t>
+              <w:t xml:space="preserve">prepare</w:t>
             </w:r>
           </w:p>
         </w:tc>
@@ -17075,14 +17689,14 @@
                 <w:sz w:val="16"/>
                 <w:szCs w:val="16"/>
               </w:rPr>
-              <w:t xml:space="preserve">37  </w:t>
-            </w:r>
-            <w:r>
-              <w:rPr>
-                <w:sz w:val="16"/>
-                <w:szCs w:val="16"/>
-              </w:rPr>
-              <w:t xml:space="preserve">inventory</w:t>
+              <w:t xml:space="preserve">33  </w:t>
+            </w:r>
+            <w:r>
+              <w:rPr>
+                <w:sz w:val="16"/>
+                <w:szCs w:val="16"/>
+              </w:rPr>
+              <w:t xml:space="preserve">formulas</w:t>
             </w:r>
           </w:p>
         </w:tc>
@@ -17117,7 +17731,7 @@
                 <w:sz w:val="16"/>
                 <w:szCs w:val="16"/>
               </w:rPr>
-              <w:t xml:space="preserve">prepare</w:t>
+              <w:t xml:space="preserve">underapplied</w:t>
             </w:r>
           </w:p>
         </w:tc>
@@ -17143,14 +17757,14 @@
                 <w:sz w:val="16"/>
                 <w:szCs w:val="16"/>
               </w:rPr>
-              <w:t xml:space="preserve">38  </w:t>
-            </w:r>
-            <w:r>
-              <w:rPr>
-                <w:sz w:val="16"/>
-                <w:szCs w:val="16"/>
-              </w:rPr>
-              <w:t xml:space="preserve">manufactured</w:t>
+              <w:t xml:space="preserve">34  </w:t>
+            </w:r>
+            <w:r>
+              <w:rPr>
+                <w:sz w:val="16"/>
+                <w:szCs w:val="16"/>
+              </w:rPr>
+              <w:t xml:space="preserve">Sugar and flavors</w:t>
             </w:r>
           </w:p>
         </w:tc>
@@ -17185,7 +17799,7 @@
                 <w:sz w:val="16"/>
                 <w:szCs w:val="16"/>
               </w:rPr>
-              <w:t xml:space="preserve">manufacturing</w:t>
+              <w:t xml:space="preserve">records</w:t>
             </w:r>
           </w:p>
         </w:tc>
@@ -17211,14 +17825,14 @@
                 <w:sz w:val="16"/>
                 <w:szCs w:val="16"/>
               </w:rPr>
-              <w:t xml:space="preserve">39  </w:t>
-            </w:r>
-            <w:r>
-              <w:rPr>
-                <w:sz w:val="16"/>
-                <w:szCs w:val="16"/>
-              </w:rPr>
-              <w:t xml:space="preserve">schedule</w:t>
+              <w:t xml:space="preserve">35  </w:t>
+            </w:r>
+            <w:r>
+              <w:rPr>
+                <w:sz w:val="16"/>
+                <w:szCs w:val="16"/>
+              </w:rPr>
+              <w:t xml:space="preserve">Jars</w:t>
             </w:r>
           </w:p>
         </w:tc>
@@ -17253,7 +17867,7 @@
                 <w:sz w:val="16"/>
                 <w:szCs w:val="16"/>
               </w:rPr>
-              <w:t xml:space="preserve">Actual</w:t>
+              <w:t xml:space="preserve">journal</w:t>
             </w:r>
           </w:p>
         </w:tc>
@@ -17279,14 +17893,14 @@
                 <w:sz w:val="16"/>
                 <w:szCs w:val="16"/>
               </w:rPr>
-              <w:t xml:space="preserve">40  </w:t>
-            </w:r>
-            <w:r>
-              <w:rPr>
-                <w:sz w:val="16"/>
-                <w:szCs w:val="16"/>
-              </w:rPr>
-              <w:t xml:space="preserve">Sugar and flavors</w:t>
+              <w:t xml:space="preserve">36  </w:t>
+            </w:r>
+            <w:r>
+              <w:rPr>
+                <w:sz w:val="16"/>
+                <w:szCs w:val="16"/>
+              </w:rPr>
+              <w:t xml:space="preserve">Factory supervision</w:t>
             </w:r>
           </w:p>
         </w:tc>
@@ -17321,7 +17935,7 @@
                 <w:sz w:val="16"/>
                 <w:szCs w:val="16"/>
               </w:rPr>
-              <w:t xml:space="preserve">underapplied</w:t>
+              <w:t xml:space="preserve">Raw Materials Inventory</w:t>
             </w:r>
           </w:p>
         </w:tc>
@@ -17347,14 +17961,14 @@
                 <w:sz w:val="16"/>
                 <w:szCs w:val="16"/>
               </w:rPr>
-              <w:t xml:space="preserve">41  </w:t>
-            </w:r>
-            <w:r>
-              <w:rPr>
-                <w:sz w:val="16"/>
-                <w:szCs w:val="16"/>
-              </w:rPr>
-              <w:t xml:space="preserve">Jars</w:t>
+              <w:t xml:space="preserve">37  </w:t>
+            </w:r>
+            <w:r>
+              <w:rPr>
+                <w:sz w:val="16"/>
+                <w:szCs w:val="16"/>
+              </w:rPr>
+              <w:t xml:space="preserve">Factory utilities</w:t>
             </w:r>
           </w:p>
         </w:tc>
@@ -17389,7 +18003,7 @@
                 <w:sz w:val="16"/>
                 <w:szCs w:val="16"/>
               </w:rPr>
-              <w:t xml:space="preserve">Entries</w:t>
+              <w:t xml:space="preserve">Accounts Payable</w:t>
             </w:r>
           </w:p>
         </w:tc>
@@ -17415,14 +18029,14 @@
                 <w:sz w:val="16"/>
                 <w:szCs w:val="16"/>
               </w:rPr>
-              <w:t xml:space="preserve">42  </w:t>
-            </w:r>
-            <w:r>
-              <w:rPr>
-                <w:sz w:val="16"/>
-                <w:szCs w:val="16"/>
-              </w:rPr>
-              <w:t xml:space="preserve">Factory supervision</w:t>
+              <w:t xml:space="preserve">38  </w:t>
+            </w:r>
+            <w:r>
+              <w:rPr>
+                <w:sz w:val="16"/>
+                <w:szCs w:val="16"/>
+              </w:rPr>
+              <w:t xml:space="preserve">WIP: beginning / ending</w:t>
             </w:r>
           </w:p>
         </w:tc>
@@ -17457,7 +18071,7 @@
                 <w:sz w:val="16"/>
                 <w:szCs w:val="16"/>
               </w:rPr>
-              <w:t xml:space="preserve">inventory</w:t>
+              <w:t xml:space="preserve">Work-in-Process Inventory</w:t>
             </w:r>
           </w:p>
         </w:tc>
@@ -17483,14 +18097,14 @@
                 <w:sz w:val="16"/>
                 <w:szCs w:val="16"/>
               </w:rPr>
-              <w:t xml:space="preserve">43  </w:t>
-            </w:r>
-            <w:r>
-              <w:rPr>
-                <w:sz w:val="16"/>
-                <w:szCs w:val="16"/>
-              </w:rPr>
-              <w:t xml:space="preserve">Factory utilities</w:t>
+              <w:t xml:space="preserve">39  </w:t>
+            </w:r>
+            <w:r>
+              <w:rPr>
+                <w:sz w:val="16"/>
+                <w:szCs w:val="16"/>
+              </w:rPr>
+              <w:t xml:space="preserve">Finished goods: beginning / ending</w:t>
             </w:r>
           </w:p>
         </w:tc>
@@ -17525,7 +18139,7 @@
                 <w:sz w:val="16"/>
                 <w:szCs w:val="16"/>
               </w:rPr>
-              <w:t xml:space="preserve">journal</w:t>
+              <w:t xml:space="preserve">Wages Payable</w:t>
             </w:r>
           </w:p>
         </w:tc>
@@ -17551,14 +18165,14 @@
                 <w:sz w:val="16"/>
                 <w:szCs w:val="16"/>
               </w:rPr>
-              <w:t xml:space="preserve">44  </w:t>
-            </w:r>
-            <w:r>
-              <w:rPr>
-                <w:sz w:val="16"/>
-                <w:szCs w:val="16"/>
-              </w:rPr>
-              <w:t xml:space="preserve">WIP: beginning / ending</w:t>
+              <w:t xml:space="preserve">40  </w:t>
+            </w:r>
+            <w:r>
+              <w:rPr>
+                <w:sz w:val="16"/>
+                <w:szCs w:val="16"/>
+              </w:rPr>
+              <w:t xml:space="preserve">Direct; product cost</w:t>
             </w:r>
           </w:p>
         </w:tc>
@@ -17593,7 +18207,7 @@
                 <w:sz w:val="16"/>
                 <w:szCs w:val="16"/>
               </w:rPr>
-              <w:t xml:space="preserve">Raw Materials Inventory</w:t>
+              <w:t xml:space="preserve">Manufacturing Overhead Control</w:t>
             </w:r>
           </w:p>
         </w:tc>
@@ -17619,14 +18233,14 @@
                 <w:sz w:val="16"/>
                 <w:szCs w:val="16"/>
               </w:rPr>
-              <w:t xml:space="preserve">45  </w:t>
-            </w:r>
-            <w:r>
-              <w:rPr>
-                <w:sz w:val="16"/>
-                <w:szCs w:val="16"/>
-              </w:rPr>
-              <w:t xml:space="preserve">Finished goods: beginning / ending</w:t>
+              <w:t xml:space="preserve">41  </w:t>
+            </w:r>
+            <w:r>
+              <w:rPr>
+                <w:sz w:val="16"/>
+                <w:szCs w:val="16"/>
+              </w:rPr>
+              <w:t xml:space="preserve">Not a production cost; period cost</w:t>
             </w:r>
           </w:p>
         </w:tc>
@@ -17661,7 +18275,7 @@
                 <w:sz w:val="16"/>
                 <w:szCs w:val="16"/>
               </w:rPr>
-              <w:t xml:space="preserve">Accounts Payable</w:t>
+              <w:t xml:space="preserve">Accumulated Depreciation</w:t>
             </w:r>
           </w:p>
         </w:tc>
@@ -17687,14 +18301,14 @@
                 <w:sz w:val="16"/>
                 <w:szCs w:val="16"/>
               </w:rPr>
-              <w:t xml:space="preserve">46  </w:t>
-            </w:r>
-            <w:r>
-              <w:rPr>
-                <w:sz w:val="16"/>
-                <w:szCs w:val="16"/>
-              </w:rPr>
-              <w:t xml:space="preserve">Direct; product cost</w:t>
+              <w:t xml:space="preserve">42  </w:t>
+            </w:r>
+            <w:r>
+              <w:rPr>
+                <w:sz w:val="16"/>
+                <w:szCs w:val="16"/>
+              </w:rPr>
+              <w:t xml:space="preserve">Factory utilities</w:t>
             </w:r>
           </w:p>
         </w:tc>
@@ -17729,7 +18343,7 @@
                 <w:sz w:val="16"/>
                 <w:szCs w:val="16"/>
               </w:rPr>
-              <w:t xml:space="preserve">Work-in-Process Inventory</w:t>
+              <w:t xml:space="preserve">Accounts Receivable</w:t>
             </w:r>
           </w:p>
         </w:tc>
@@ -17755,14 +18369,14 @@
                 <w:sz w:val="16"/>
                 <w:szCs w:val="16"/>
               </w:rPr>
-              <w:t xml:space="preserve">47  </w:t>
-            </w:r>
-            <w:r>
-              <w:rPr>
-                <w:sz w:val="16"/>
-                <w:szCs w:val="16"/>
-              </w:rPr>
-              <w:t xml:space="preserve">Not a production cost; period cost</w:t>
+              <w:t xml:space="preserve">43  </w:t>
+            </w:r>
+            <w:r>
+              <w:rPr>
+                <w:sz w:val="16"/>
+                <w:szCs w:val="16"/>
+              </w:rPr>
+              <w:t xml:space="preserve">raw materials inventory</w:t>
             </w:r>
           </w:p>
         </w:tc>
@@ -17797,7 +18411,7 @@
                 <w:sz w:val="16"/>
                 <w:szCs w:val="16"/>
               </w:rPr>
-              <w:t xml:space="preserve">Wages Payable</w:t>
+              <w:t xml:space="preserve">Finished Goods Inventory</w:t>
             </w:r>
           </w:p>
         </w:tc>
@@ -17823,286 +18437,14 @@
                 <w:sz w:val="16"/>
                 <w:szCs w:val="16"/>
               </w:rPr>
-              <w:t xml:space="preserve">48  </w:t>
-            </w:r>
-            <w:r>
-              <w:rPr>
-                <w:sz w:val="16"/>
-                <w:szCs w:val="16"/>
-              </w:rPr>
-              <w:t xml:space="preserve">Jars</w:t>
-            </w:r>
-          </w:p>
-        </w:tc>
-      </w:tr>
-      <w:tr>
-        <w:tc>
-          <w:tcPr>
-            <w:tcW w:type="pct" w:w="2500"/>
-            <w:tcMar>
-              <w:top w:type="dxa" w:w="20"/>
-              <w:left w:type="dxa" w:w="80"/>
-              <w:bottom w:type="dxa" w:w="20"/>
-              <w:right w:type="dxa" w:w="80"/>
-            </w:tcMar>
-          </w:tcPr>
-          <w:p>
-            <w:pPr>
-              <w:spacing w:before="12" w:after="12"/>
-            </w:pPr>
-            <w:r>
-              <w:rPr>
-                <w:b/>
-                <w:bCs/>
-                <w:color w:val="8186EF"/>
-                <w:sz w:val="16"/>
-                <w:szCs w:val="16"/>
-              </w:rPr>
-              <w:t xml:space="preserve">23  </w:t>
-            </w:r>
-            <w:r>
-              <w:rPr>
-                <w:sz w:val="16"/>
-                <w:szCs w:val="16"/>
-              </w:rPr>
-              <w:t xml:space="preserve">Manufacturing Overhead Control</w:t>
-            </w:r>
-          </w:p>
-        </w:tc>
-        <w:tc>
-          <w:tcPr>
-            <w:tcW w:type="pct" w:w="2500"/>
-            <w:tcMar>
-              <w:top w:type="dxa" w:w="20"/>
-              <w:left w:type="dxa" w:w="80"/>
-              <w:bottom w:type="dxa" w:w="20"/>
-              <w:right w:type="dxa" w:w="80"/>
-            </w:tcMar>
-          </w:tcPr>
-          <w:p>
-            <w:pPr>
-              <w:spacing w:before="12" w:after="12"/>
-            </w:pPr>
-            <w:r>
-              <w:rPr>
-                <w:b/>
-                <w:bCs/>
-                <w:color w:val="8186EF"/>
-                <w:sz w:val="16"/>
-                <w:szCs w:val="16"/>
-              </w:rPr>
-              <w:t xml:space="preserve">49  </w:t>
-            </w:r>
-            <w:r>
-              <w:rPr>
-                <w:sz w:val="16"/>
-                <w:szCs w:val="16"/>
-              </w:rPr>
-              <w:t xml:space="preserve">Factory utilities</w:t>
-            </w:r>
-          </w:p>
-        </w:tc>
-      </w:tr>
-      <w:tr>
-        <w:tc>
-          <w:tcPr>
-            <w:tcW w:type="pct" w:w="2500"/>
-            <w:tcMar>
-              <w:top w:type="dxa" w:w="20"/>
-              <w:left w:type="dxa" w:w="80"/>
-              <w:bottom w:type="dxa" w:w="20"/>
-              <w:right w:type="dxa" w:w="80"/>
-            </w:tcMar>
-          </w:tcPr>
-          <w:p>
-            <w:pPr>
-              <w:spacing w:before="12" w:after="12"/>
-            </w:pPr>
-            <w:r>
-              <w:rPr>
-                <w:b/>
-                <w:bCs/>
-                <w:color w:val="8186EF"/>
-                <w:sz w:val="16"/>
-                <w:szCs w:val="16"/>
-              </w:rPr>
-              <w:t xml:space="preserve">24  </w:t>
-            </w:r>
-            <w:r>
-              <w:rPr>
-                <w:sz w:val="16"/>
-                <w:szCs w:val="16"/>
-              </w:rPr>
-              <w:t xml:space="preserve">Accumulated Depreciation</w:t>
-            </w:r>
-          </w:p>
-        </w:tc>
-        <w:tc>
-          <w:tcPr>
-            <w:tcW w:type="pct" w:w="2500"/>
-            <w:tcMar>
-              <w:top w:type="dxa" w:w="20"/>
-              <w:left w:type="dxa" w:w="80"/>
-              <w:bottom w:type="dxa" w:w="20"/>
-              <w:right w:type="dxa" w:w="80"/>
-            </w:tcMar>
-          </w:tcPr>
-          <w:p>
-            <w:pPr>
-              <w:spacing w:before="12" w:after="12"/>
-            </w:pPr>
-            <w:r>
-              <w:rPr>
-                <w:b/>
-                <w:bCs/>
-                <w:color w:val="8186EF"/>
-                <w:sz w:val="16"/>
-                <w:szCs w:val="16"/>
-              </w:rPr>
-              <w:t xml:space="preserve">50  </w:t>
-            </w:r>
-            <w:r>
-              <w:rPr>
-                <w:sz w:val="16"/>
-                <w:szCs w:val="16"/>
-              </w:rPr>
-              <w:t xml:space="preserve">Head-office salaries</w:t>
-            </w:r>
-          </w:p>
-        </w:tc>
-      </w:tr>
-      <w:tr>
-        <w:tc>
-          <w:tcPr>
-            <w:tcW w:type="pct" w:w="2500"/>
-            <w:tcMar>
-              <w:top w:type="dxa" w:w="20"/>
-              <w:left w:type="dxa" w:w="80"/>
-              <w:bottom w:type="dxa" w:w="20"/>
-              <w:right w:type="dxa" w:w="80"/>
-            </w:tcMar>
-          </w:tcPr>
-          <w:p>
-            <w:pPr>
-              <w:spacing w:before="12" w:after="12"/>
-            </w:pPr>
-            <w:r>
-              <w:rPr>
-                <w:b/>
-                <w:bCs/>
-                <w:color w:val="8186EF"/>
-                <w:sz w:val="16"/>
-                <w:szCs w:val="16"/>
-              </w:rPr>
-              <w:t xml:space="preserve">25  </w:t>
-            </w:r>
-            <w:r>
-              <w:rPr>
-                <w:sz w:val="16"/>
-                <w:szCs w:val="16"/>
-              </w:rPr>
-              <w:t xml:space="preserve">Finished Goods Inventory</w:t>
-            </w:r>
-          </w:p>
-        </w:tc>
-        <w:tc>
-          <w:tcPr>
-            <w:tcW w:type="pct" w:w="2500"/>
-            <w:tcMar>
-              <w:top w:type="dxa" w:w="20"/>
-              <w:left w:type="dxa" w:w="80"/>
-              <w:bottom w:type="dxa" w:w="20"/>
-              <w:right w:type="dxa" w:w="80"/>
-            </w:tcMar>
-          </w:tcPr>
-          <w:p>
-            <w:pPr>
-              <w:spacing w:before="12" w:after="12"/>
-            </w:pPr>
-            <w:r>
-              <w:rPr>
-                <w:b/>
-                <w:bCs/>
-                <w:color w:val="8186EF"/>
-                <w:sz w:val="16"/>
-                <w:szCs w:val="16"/>
-              </w:rPr>
-              <w:t xml:space="preserve">51  </w:t>
-            </w:r>
-            <w:r>
-              <w:rPr>
-                <w:sz w:val="16"/>
-                <w:szCs w:val="16"/>
-              </w:rPr>
-              <w:t xml:space="preserve">raw materials inventory</w:t>
-            </w:r>
-          </w:p>
-        </w:tc>
-      </w:tr>
-      <w:tr>
-        <w:tc>
-          <w:tcPr>
-            <w:tcW w:type="pct" w:w="2500"/>
-            <w:tcMar>
-              <w:top w:type="dxa" w:w="20"/>
-              <w:left w:type="dxa" w:w="80"/>
-              <w:bottom w:type="dxa" w:w="20"/>
-              <w:right w:type="dxa" w:w="80"/>
-            </w:tcMar>
-          </w:tcPr>
-          <w:p>
-            <w:pPr>
-              <w:spacing w:before="12" w:after="12"/>
-            </w:pPr>
-            <w:r>
-              <w:rPr>
-                <w:b/>
-                <w:bCs/>
-                <w:color w:val="8186EF"/>
-                <w:sz w:val="16"/>
-                <w:szCs w:val="16"/>
-              </w:rPr>
-              <w:t xml:space="preserve">26  </w:t>
-            </w:r>
-            <w:r>
-              <w:rPr>
-                <w:sz w:val="16"/>
-                <w:szCs w:val="16"/>
-              </w:rPr>
-              <w:t xml:space="preserve">Accounts Receivable</w:t>
-            </w:r>
-          </w:p>
-        </w:tc>
-        <w:tc>
-          <w:tcPr>
-            <w:tcW w:type="pct" w:w="2500"/>
-            <w:tcMar>
-              <w:top w:type="dxa" w:w="20"/>
-              <w:left w:type="dxa" w:w="80"/>
-              <w:bottom w:type="dxa" w:w="20"/>
-              <w:right w:type="dxa" w:w="80"/>
-            </w:tcMar>
-          </w:tcPr>
-          <w:p>
-            <w:pPr>
-              <w:spacing w:before="12" w:after="12"/>
-            </w:pPr>
-            <w:r>
-              <w:rPr>
-                <w:b/>
-                <w:bCs/>
-                <w:color w:val="8186EF"/>
-                <w:sz w:val="16"/>
-                <w:szCs w:val="16"/>
-              </w:rPr>
-              <w:t xml:space="preserve">52  </w:t>
-            </w:r>
-            <w:r>
-              <w:rPr>
-                <w:sz w:val="16"/>
-                <w:szCs w:val="16"/>
-              </w:rPr>
-              <w:t xml:space="preserve">product cost</w:t>
+              <w:t xml:space="preserve">44  </w:t>
+            </w:r>
+            <w:r>
+              <w:rPr>
+                <w:sz w:val="16"/>
+                <w:szCs w:val="16"/>
+              </w:rPr>
+              <w:t xml:space="preserve">period cost</w:t>
             </w:r>
           </w:p>
         </w:tc>
